--- a/docs/manuscrito/PrimeVarClass_Artigo_Premio_Jovem_Cientista.docx
+++ b/docs/manuscrito/PrimeVarClass_Artigo_Premio_Jovem_Cientista.docx
@@ -1346,6 +1346,129 @@
           <w:rFonts w:ascii="Arial" w:hAnsi="Arial"/>
         </w:rPr>
         <w:t>, não do índice único do resíduo — portanto codificam biologia transferível em vez de memorizar quais posições exatas foram patogênicas no treino.</w:t>
+      </w:r>
+    </w:p>
+    <w:p>
+      <w:pPr>
+        <w:jc w:val="both"/>
+      </w:pPr>
+      <w:r>
+        <w:rPr>
+          <w:rFonts w:ascii="Arial" w:hAnsi="Arial"/>
+        </w:rPr>
+        <w:t>As proteínas-alvo e seus domínios funcionais são apresentados na Figura 1, a partir de estruturas experimentais reais depositadas no Protein Data Bank (PDB).</w:t>
+      </w:r>
+    </w:p>
+    <w:p>
+      <w:pPr>
+        <w:jc w:val="center"/>
+      </w:pPr>
+      <w:r>
+        <w:drawing>
+          <wp:inline xmlns:a="http://schemas.openxmlformats.org/drawingml/2006/main" xmlns:pic="http://schemas.openxmlformats.org/drawingml/2006/picture">
+            <wp:extent cx="4680000" cy="1596957"/>
+            <wp:docPr id="1" name="Picture 1"/>
+            <wp:cNvGraphicFramePr>
+              <a:graphicFrameLocks noChangeAspect="1"/>
+            </wp:cNvGraphicFramePr>
+            <a:graphic>
+              <a:graphicData uri="http://schemas.openxmlformats.org/drawingml/2006/picture">
+                <pic:pic>
+                  <pic:nvPicPr>
+                    <pic:cNvPr id="0" name="fig_protein_structures.png"/>
+                    <pic:cNvPicPr/>
+                  </pic:nvPicPr>
+                  <pic:blipFill>
+                    <a:blip r:embed="rId9"/>
+                    <a:stretch>
+                      <a:fillRect/>
+                    </a:stretch>
+                  </pic:blipFill>
+                  <pic:spPr>
+                    <a:xfrm>
+                      <a:off x="0" y="0"/>
+                      <a:ext cx="4680000" cy="1596957"/>
+                    </a:xfrm>
+                    <a:prstGeom prst="rect"/>
+                  </pic:spPr>
+                </pic:pic>
+              </a:graphicData>
+            </a:graphic>
+          </wp:inline>
+        </w:drawing>
+      </w:r>
+    </w:p>
+    <w:p>
+      <w:pPr>
+        <w:jc w:val="center"/>
+      </w:pPr>
+      <w:r>
+        <w:rPr>
+          <w:rFonts w:ascii="Arial" w:hAnsi="Arial"/>
+          <w:b/>
+          <w:i/>
+          <w:sz w:val="20"/>
+        </w:rPr>
+        <w:t>Figura 1.</w:t>
+      </w:r>
+      <w:r>
+        <w:rPr>
+          <w:rFonts w:ascii="Arial" w:hAnsi="Arial"/>
+          <w:i/>
+          <w:sz w:val="20"/>
+        </w:rPr>
+        <w:t xml:space="preserve"> Estruturas tridimensionais experimentais das proteínas-alvo (traçado do esqueleto Cα a partir de coordenadas reais do PDB). </w:t>
+      </w:r>
+      <w:r>
+        <w:rPr>
+          <w:rFonts w:ascii="Arial" w:hAnsi="Arial"/>
+          <w:b/>
+          <w:i/>
+          <w:sz w:val="20"/>
+        </w:rPr>
+        <w:t>BRCA1 — domínio RING</w:t>
+      </w:r>
+      <w:r>
+        <w:rPr>
+          <w:rFonts w:ascii="Arial" w:hAnsi="Arial"/>
+          <w:i/>
+          <w:sz w:val="20"/>
+        </w:rPr>
+        <w:t xml:space="preserve"> (PDB 1JM7): heterodímero BRCA1 (laranja)/BARD1 (cinza); as cisteínas de coordenação de zinco (vermelho), dispostas em torno dos dois íons de zinco (esferas escuras), formam o núcleo estrutural onde se concentram variantes patogênicas de perda de função (por exemplo, Cys61 e Cys64). </w:t>
+      </w:r>
+      <w:r>
+        <w:rPr>
+          <w:rFonts w:ascii="Arial" w:hAnsi="Arial"/>
+          <w:b/>
+          <w:i/>
+          <w:sz w:val="20"/>
+        </w:rPr>
+        <w:t>BRCA1 — repetições BRCT</w:t>
+      </w:r>
+      <w:r>
+        <w:rPr>
+          <w:rFonts w:ascii="Arial" w:hAnsi="Arial"/>
+          <w:i/>
+          <w:sz w:val="20"/>
+        </w:rPr>
+        <w:t xml:space="preserve"> (PDB 1JNX): domínio crítico C-terminal de reconhecimento de fosfopeptídeos. </w:t>
+      </w:r>
+      <w:r>
+        <w:rPr>
+          <w:rFonts w:ascii="Arial" w:hAnsi="Arial"/>
+          <w:b/>
+          <w:i/>
+          <w:sz w:val="20"/>
+        </w:rPr>
+        <w:t>BRCA2 — domínio de ligação ao DNA</w:t>
+      </w:r>
+      <w:r>
+        <w:rPr>
+          <w:rFonts w:ascii="Arial" w:hAnsi="Arial"/>
+          <w:i/>
+          <w:sz w:val="20"/>
+        </w:rPr>
+        <w:t xml:space="preserve"> (PDB 1MJE): BRCA2 (azul) em complexo com DSS1 (cinza) e ssDNA (laranja), conforme Yang et al. (2002).</w:t>
       </w:r>
     </w:p>
     <w:p>
@@ -3194,7 +3317,7 @@
         <w:rPr>
           <w:rFonts w:ascii="Arial" w:hAnsi="Arial"/>
         </w:rPr>
-        <w:t xml:space="preserve">As Figuras 1 e 2 ilustram a base biológica desse resultado. A Figura 1 mapeia as variantes observadas sobre a arquitetura de domínios de BRCA1 e BRCA2: as variantes patogênicas (riscos vermelhos, inferiores) concentram-se visivelmente nas regiões críticas — RING e repetições BRCT em BRCA1; domínio de ligação ao DNA em BRCA2 —, enquanto as benignas (superiores) espalham-se pelas regiões ligantes. A Figura 2 quantifica o padrão: a fração de variantes patogênicas é de </w:t>
+        <w:t xml:space="preserve">As Figuras 2 e 3 ilustram a base biológica desse resultado. A Figura 2 mapeia as variantes observadas sobre a arquitetura de domínios de BRCA1 e BRCA2: as variantes patogênicas (riscos vermelhos, inferiores) concentram-se visivelmente nas regiões críticas — RING e repetições BRCT em BRCA1; domínio de ligação ao DNA em BRCA2 —, enquanto as benignas (superiores) espalham-se pelas regiões ligantes. A Figura 3 quantifica o padrão: a fração de variantes patogênicas é de </w:t>
       </w:r>
       <w:r>
         <w:rPr>
@@ -3244,7 +3367,7 @@
         <w:drawing>
           <wp:inline xmlns:a="http://schemas.openxmlformats.org/drawingml/2006/main" xmlns:pic="http://schemas.openxmlformats.org/drawingml/2006/picture">
             <wp:extent cx="4680000" cy="2704000"/>
-            <wp:docPr id="1" name="Picture 1"/>
+            <wp:docPr id="2" name="Picture 2"/>
             <wp:cNvGraphicFramePr>
               <a:graphicFrameLocks noChangeAspect="1"/>
             </wp:cNvGraphicFramePr>
@@ -3256,7 +3379,7 @@
                     <pic:cNvPicPr/>
                   </pic:nvPicPr>
                   <pic:blipFill>
-                    <a:blip r:embed="rId9"/>
+                    <a:blip r:embed="rId10"/>
                     <a:stretch>
                       <a:fillRect/>
                     </a:stretch>
@@ -3286,7 +3409,7 @@
           <w:i/>
           <w:sz w:val="20"/>
         </w:rPr>
-        <w:t>Figura 1.</w:t>
+        <w:t>Figura 2.</w:t>
       </w:r>
       <w:r>
         <w:rPr>
@@ -3295,249 +3418,6 @@
           <w:sz w:val="20"/>
         </w:rPr>
         <w:t xml:space="preserve"> Arquitetura de domínios funcionais de BRCA1 (P38398, 1863 aa) e BRCA2 (P51587, 3418 aa), com as variantes reais da coorte interna sobrepostas. Retângulos vermelhos = regiões críticas (RING, BRCT, DBD); azuis = demais domínios anotados. Riscos: patogênicas (abaixo, vermelho) versus benignas (acima, verde-água).</w:t>
-      </w:r>
-    </w:p>
-    <w:p>
-      <w:pPr>
-        <w:jc w:val="center"/>
-      </w:pPr>
-      <w:r>
-        <w:drawing>
-          <wp:inline xmlns:a="http://schemas.openxmlformats.org/drawingml/2006/main" xmlns:pic="http://schemas.openxmlformats.org/drawingml/2006/picture">
-            <wp:extent cx="4680000" cy="3120000"/>
-            <wp:docPr id="2" name="Picture 2"/>
-            <wp:cNvGraphicFramePr>
-              <a:graphicFrameLocks noChangeAspect="1"/>
-            </wp:cNvGraphicFramePr>
-            <a:graphic>
-              <a:graphicData uri="http://schemas.openxmlformats.org/drawingml/2006/picture">
-                <pic:pic>
-                  <pic:nvPicPr>
-                    <pic:cNvPr id="0" name="fig_pathogenicity_by_domain.png"/>
-                    <pic:cNvPicPr/>
-                  </pic:nvPicPr>
-                  <pic:blipFill>
-                    <a:blip r:embed="rId10"/>
-                    <a:stretch>
-                      <a:fillRect/>
-                    </a:stretch>
-                  </pic:blipFill>
-                  <pic:spPr>
-                    <a:xfrm>
-                      <a:off x="0" y="0"/>
-                      <a:ext cx="4680000" cy="3120000"/>
-                    </a:xfrm>
-                    <a:prstGeom prst="rect"/>
-                  </pic:spPr>
-                </pic:pic>
-              </a:graphicData>
-            </a:graphic>
-          </wp:inline>
-        </w:drawing>
-      </w:r>
-    </w:p>
-    <w:p>
-      <w:pPr>
-        <w:jc w:val="center"/>
-      </w:pPr>
-      <w:r>
-        <w:rPr>
-          <w:rFonts w:ascii="Arial" w:hAnsi="Arial"/>
-          <w:b/>
-          <w:i/>
-          <w:sz w:val="20"/>
-        </w:rPr>
-        <w:t>Figura 2.</w:t>
-      </w:r>
-      <w:r>
-        <w:rPr>
-          <w:rFonts w:ascii="Arial" w:hAnsi="Arial"/>
-          <w:i/>
-          <w:sz w:val="20"/>
-        </w:rPr>
-        <w:t xml:space="preserve"> Fração de variantes patogênicas por região funcional na coorte interna. O contraste entre domínios críticos (~45%) e as demais regiões (~7–10%) é a base biológica do sinal de domínio.</w:t>
-      </w:r>
-    </w:p>
-    <w:p>
-      <w:pPr>
-        <w:pStyle w:val="Heading2"/>
-      </w:pPr>
-      <w:r>
-        <w:t>3.4 Robustez estatística: bootstrap, permutação, estabilidade e calibração</w:t>
-      </w:r>
-    </w:p>
-    <w:p>
-      <w:pPr>
-        <w:jc w:val="both"/>
-      </w:pPr>
-      <w:r>
-        <w:rPr>
-          <w:rFonts w:ascii="Arial" w:hAnsi="Arial"/>
-        </w:rPr>
-        <w:t>Para assegurar que a vantagem do modelo consciente de domínio não decorre do acaso nem de uma partição específica dos dados, executamos uma bateria de robustez sobre as coortes reais.</w:t>
-      </w:r>
-    </w:p>
-    <w:p>
-      <w:pPr>
-        <w:jc w:val="both"/>
-      </w:pPr>
-      <w:r>
-        <w:rPr>
-          <w:rFonts w:ascii="Arial" w:hAnsi="Arial"/>
-          <w:b/>
-        </w:rPr>
-        <w:t>Intervalos de confiança por bootstrap (B = 2000).</w:t>
-      </w:r>
-      <w:r>
-        <w:rPr>
-          <w:rFonts w:ascii="Arial" w:hAnsi="Arial"/>
-        </w:rPr>
-        <w:t xml:space="preserve"> Na generalização externa, a AUC do modelo domínio-consciente é 0,847 (IC95% 0,810–0,881), </w:t>
-      </w:r>
-      <w:r>
-        <w:rPr>
-          <w:rFonts w:ascii="Arial" w:hAnsi="Arial"/>
-          <w:b/>
-        </w:rPr>
-        <w:t>sem sobreposição</w:t>
-      </w:r>
-      <w:r>
-        <w:rPr>
-          <w:rFonts w:ascii="Arial" w:hAnsi="Arial"/>
-        </w:rPr>
-        <w:t xml:space="preserve"> com o intervalo do modelo bioquímico (0,717; IC95% 0,668–0,760). A diferença de AUC é de </w:t>
-      </w:r>
-      <w:r>
-        <w:rPr>
-          <w:rFonts w:ascii="Arial" w:hAnsi="Arial"/>
-          <w:b/>
-        </w:rPr>
-        <w:t>+0,131</w:t>
-      </w:r>
-      <w:r>
-        <w:rPr>
-          <w:rFonts w:ascii="Arial" w:hAnsi="Arial"/>
-        </w:rPr>
-        <w:t xml:space="preserve"> (IC95% 0,097–0,167) sobre o bioquímico e </w:t>
-      </w:r>
-      <w:r>
-        <w:rPr>
-          <w:rFonts w:ascii="Arial" w:hAnsi="Arial"/>
-          <w:b/>
-        </w:rPr>
-        <w:t>+0,056</w:t>
-      </w:r>
-      <w:r>
-        <w:rPr>
-          <w:rFonts w:ascii="Arial" w:hAnsi="Arial"/>
-        </w:rPr>
-        <w:t xml:space="preserve"> (IC95% 0,029–0,084) sobre a posição bruta; em nenhuma das 2000 reamostragens a diferença foi ≤ 0 (p &lt; 0,0005 em ambos os casos). A distribuição bootstrap das três AUCs é mostrada na Figura 3.</w:t>
-      </w:r>
-    </w:p>
-    <w:p>
-      <w:pPr>
-        <w:jc w:val="both"/>
-      </w:pPr>
-      <w:r>
-        <w:rPr>
-          <w:rFonts w:ascii="Arial" w:hAnsi="Arial"/>
-          <w:b/>
-        </w:rPr>
-        <w:t>Teste de permutação (N = 2000).</w:t>
-      </w:r>
-      <w:r>
-        <w:rPr>
-          <w:rFonts w:ascii="Arial" w:hAnsi="Arial"/>
-        </w:rPr>
-        <w:t xml:space="preserve"> Permutando os rótulos externos para construir a distribuição sob a hipótese nula, a AUC nula tem média 0,501; a AUC observada (0,847) situa-se muito além dela, com </w:t>
-      </w:r>
-      <w:r>
-        <w:rPr>
-          <w:rFonts w:ascii="Arial" w:hAnsi="Arial"/>
-          <w:b/>
-        </w:rPr>
-        <w:t>p = 5 × 10⁻⁴</w:t>
-      </w:r>
-      <w:r>
-        <w:rPr>
-          <w:rFonts w:ascii="Arial" w:hAnsi="Arial"/>
-        </w:rPr>
-        <w:t xml:space="preserve"> (o mínimo detectável com N = 2000). O desempenho não é atribuível ao acaso (Figura 4).</w:t>
-      </w:r>
-    </w:p>
-    <w:p>
-      <w:pPr>
-        <w:jc w:val="both"/>
-      </w:pPr>
-      <w:r>
-        <w:rPr>
-          <w:rFonts w:ascii="Arial" w:hAnsi="Arial"/>
-          <w:b/>
-        </w:rPr>
-        <w:t>Estabilidade entre sementes.</w:t>
-      </w:r>
-      <w:r>
-        <w:rPr>
-          <w:rFonts w:ascii="Arial" w:hAnsi="Arial"/>
-        </w:rPr>
-        <w:t xml:space="preserve"> Repetindo a validação cruzada bloqueada por posição em </w:t>
-      </w:r>
-      <w:r>
-        <w:rPr>
-          <w:rFonts w:ascii="Arial" w:hAnsi="Arial"/>
-          <w:b/>
-        </w:rPr>
-        <w:t>12 sementes independentes</w:t>
-      </w:r>
-      <w:r>
-        <w:rPr>
-          <w:rFonts w:ascii="Arial" w:hAnsi="Arial"/>
-        </w:rPr>
-        <w:t xml:space="preserve">, a AUC média é </w:t>
-      </w:r>
-      <w:r>
-        <w:rPr>
-          <w:rFonts w:ascii="Arial" w:hAnsi="Arial"/>
-          <w:b/>
-        </w:rPr>
-        <w:t>0,828 ± 0,005</w:t>
-      </w:r>
-      <w:r>
-        <w:rPr>
-          <w:rFonts w:ascii="Arial" w:hAnsi="Arial"/>
-        </w:rPr>
-        <w:t xml:space="preserve"> (domínio), 0,818 ± 0,006 (posição bruta) e 0,763 ± 0,005 (bioquímico): o modelo de domínio é consistentemente superior, com variabilidade mínima (Figura 5).</w:t>
-      </w:r>
-    </w:p>
-    <w:p>
-      <w:pPr>
-        <w:jc w:val="both"/>
-      </w:pPr>
-      <w:r>
-        <w:rPr>
-          <w:rFonts w:ascii="Arial" w:hAnsi="Arial"/>
-          <w:b/>
-        </w:rPr>
-        <w:t>Calibração.</w:t>
-      </w:r>
-      <w:r>
-        <w:rPr>
-          <w:rFonts w:ascii="Arial" w:hAnsi="Arial"/>
-        </w:rPr>
-        <w:t xml:space="preserve"> O escore de Brier do modelo domínio-consciente nas coortes externas é </w:t>
-      </w:r>
-      <w:r>
-        <w:rPr>
-          <w:rFonts w:ascii="Arial" w:hAnsi="Arial"/>
-          <w:b/>
-        </w:rPr>
-        <w:t>0,108</w:t>
-      </w:r>
-      <w:r>
-        <w:rPr>
-          <w:rFonts w:ascii="Arial" w:hAnsi="Arial"/>
-        </w:rPr>
-        <w:t>, e a curva de confiabilidade acompanha a diagonal (Figura 6), indicando probabilidades bem calibradas — propriedade importante para uso como apoio à decisão, e não apenas ordenação.</w:t>
       </w:r>
     </w:p>
     <w:p>
@@ -3556,7 +3436,7 @@
               <a:graphicData uri="http://schemas.openxmlformats.org/drawingml/2006/picture">
                 <pic:pic>
                   <pic:nvPicPr>
-                    <pic:cNvPr id="0" name="fig_bootstrap_auc.png"/>
+                    <pic:cNvPr id="0" name="fig_pathogenicity_by_domain.png"/>
                     <pic:cNvPicPr/>
                   </pic:nvPicPr>
                   <pic:blipFill>
@@ -3598,7 +3478,189 @@
           <w:i/>
           <w:sz w:val="20"/>
         </w:rPr>
-        <w:t xml:space="preserve"> Distribuição bootstrap (B = 2000) da AUC nas coortes externas para os três modelos. A separação entre o modelo de domínio (verde) e o bioquímico (cinza) é completa.</w:t>
+        <w:t xml:space="preserve"> Fração de variantes patogênicas por região funcional na coorte interna. O contraste entre domínios críticos (~45%) e as demais regiões (~7–10%) é a base biológica do sinal de domínio.</w:t>
+      </w:r>
+    </w:p>
+    <w:p>
+      <w:pPr>
+        <w:pStyle w:val="Heading2"/>
+      </w:pPr>
+      <w:r>
+        <w:t>3.4 Robustez estatística: bootstrap, permutação, estabilidade e calibração</w:t>
+      </w:r>
+    </w:p>
+    <w:p>
+      <w:pPr>
+        <w:jc w:val="both"/>
+      </w:pPr>
+      <w:r>
+        <w:rPr>
+          <w:rFonts w:ascii="Arial" w:hAnsi="Arial"/>
+        </w:rPr>
+        <w:t>Para assegurar que a vantagem do modelo consciente de domínio não decorre do acaso nem de uma partição específica dos dados, executamos uma bateria de robustez sobre as coortes reais.</w:t>
+      </w:r>
+    </w:p>
+    <w:p>
+      <w:pPr>
+        <w:jc w:val="both"/>
+      </w:pPr>
+      <w:r>
+        <w:rPr>
+          <w:rFonts w:ascii="Arial" w:hAnsi="Arial"/>
+          <w:b/>
+        </w:rPr>
+        <w:t>Intervalos de confiança por bootstrap (B = 2000).</w:t>
+      </w:r>
+      <w:r>
+        <w:rPr>
+          <w:rFonts w:ascii="Arial" w:hAnsi="Arial"/>
+        </w:rPr>
+        <w:t xml:space="preserve"> Na generalização externa, a AUC do modelo domínio-consciente é 0,847 (IC95% 0,810–0,881), </w:t>
+      </w:r>
+      <w:r>
+        <w:rPr>
+          <w:rFonts w:ascii="Arial" w:hAnsi="Arial"/>
+          <w:b/>
+        </w:rPr>
+        <w:t>sem sobreposição</w:t>
+      </w:r>
+      <w:r>
+        <w:rPr>
+          <w:rFonts w:ascii="Arial" w:hAnsi="Arial"/>
+        </w:rPr>
+        <w:t xml:space="preserve"> com o intervalo do modelo bioquímico (0,717; IC95% 0,668–0,760). A diferença de AUC é de </w:t>
+      </w:r>
+      <w:r>
+        <w:rPr>
+          <w:rFonts w:ascii="Arial" w:hAnsi="Arial"/>
+          <w:b/>
+        </w:rPr>
+        <w:t>+0,131</w:t>
+      </w:r>
+      <w:r>
+        <w:rPr>
+          <w:rFonts w:ascii="Arial" w:hAnsi="Arial"/>
+        </w:rPr>
+        <w:t xml:space="preserve"> (IC95% 0,097–0,167) sobre o bioquímico e </w:t>
+      </w:r>
+      <w:r>
+        <w:rPr>
+          <w:rFonts w:ascii="Arial" w:hAnsi="Arial"/>
+          <w:b/>
+        </w:rPr>
+        <w:t>+0,056</w:t>
+      </w:r>
+      <w:r>
+        <w:rPr>
+          <w:rFonts w:ascii="Arial" w:hAnsi="Arial"/>
+        </w:rPr>
+        <w:t xml:space="preserve"> (IC95% 0,029–0,084) sobre a posição bruta; em nenhuma das 2000 reamostragens a diferença foi ≤ 0 (p &lt; 0,0005 em ambos os casos). A distribuição bootstrap das três AUCs é mostrada na Figura 4.</w:t>
+      </w:r>
+    </w:p>
+    <w:p>
+      <w:pPr>
+        <w:jc w:val="both"/>
+      </w:pPr>
+      <w:r>
+        <w:rPr>
+          <w:rFonts w:ascii="Arial" w:hAnsi="Arial"/>
+          <w:b/>
+        </w:rPr>
+        <w:t>Teste de permutação (N = 2000).</w:t>
+      </w:r>
+      <w:r>
+        <w:rPr>
+          <w:rFonts w:ascii="Arial" w:hAnsi="Arial"/>
+        </w:rPr>
+        <w:t xml:space="preserve"> Permutando os rótulos externos para construir a distribuição sob a hipótese nula, a AUC nula tem média 0,501; a AUC observada (0,847) situa-se muito além dela, com </w:t>
+      </w:r>
+      <w:r>
+        <w:rPr>
+          <w:rFonts w:ascii="Arial" w:hAnsi="Arial"/>
+          <w:b/>
+        </w:rPr>
+        <w:t>p = 5 × 10⁻⁴</w:t>
+      </w:r>
+      <w:r>
+        <w:rPr>
+          <w:rFonts w:ascii="Arial" w:hAnsi="Arial"/>
+        </w:rPr>
+        <w:t xml:space="preserve"> (o mínimo detectável com N = 2000). O desempenho não é atribuível ao acaso (Figura 5).</w:t>
+      </w:r>
+    </w:p>
+    <w:p>
+      <w:pPr>
+        <w:jc w:val="both"/>
+      </w:pPr>
+      <w:r>
+        <w:rPr>
+          <w:rFonts w:ascii="Arial" w:hAnsi="Arial"/>
+          <w:b/>
+        </w:rPr>
+        <w:t>Estabilidade entre sementes.</w:t>
+      </w:r>
+      <w:r>
+        <w:rPr>
+          <w:rFonts w:ascii="Arial" w:hAnsi="Arial"/>
+        </w:rPr>
+        <w:t xml:space="preserve"> Repetindo a validação cruzada bloqueada por posição em </w:t>
+      </w:r>
+      <w:r>
+        <w:rPr>
+          <w:rFonts w:ascii="Arial" w:hAnsi="Arial"/>
+          <w:b/>
+        </w:rPr>
+        <w:t>12 sementes independentes</w:t>
+      </w:r>
+      <w:r>
+        <w:rPr>
+          <w:rFonts w:ascii="Arial" w:hAnsi="Arial"/>
+        </w:rPr>
+        <w:t xml:space="preserve">, a AUC média é </w:t>
+      </w:r>
+      <w:r>
+        <w:rPr>
+          <w:rFonts w:ascii="Arial" w:hAnsi="Arial"/>
+          <w:b/>
+        </w:rPr>
+        <w:t>0,828 ± 0,005</w:t>
+      </w:r>
+      <w:r>
+        <w:rPr>
+          <w:rFonts w:ascii="Arial" w:hAnsi="Arial"/>
+        </w:rPr>
+        <w:t xml:space="preserve"> (domínio), 0,818 ± 0,006 (posição bruta) e 0,763 ± 0,005 (bioquímico): o modelo de domínio é consistentemente superior, com variabilidade mínima (Figura 6).</w:t>
+      </w:r>
+    </w:p>
+    <w:p>
+      <w:pPr>
+        <w:jc w:val="both"/>
+      </w:pPr>
+      <w:r>
+        <w:rPr>
+          <w:rFonts w:ascii="Arial" w:hAnsi="Arial"/>
+          <w:b/>
+        </w:rPr>
+        <w:t>Calibração.</w:t>
+      </w:r>
+      <w:r>
+        <w:rPr>
+          <w:rFonts w:ascii="Arial" w:hAnsi="Arial"/>
+        </w:rPr>
+        <w:t xml:space="preserve"> O escore de Brier do modelo domínio-consciente nas coortes externas é </w:t>
+      </w:r>
+      <w:r>
+        <w:rPr>
+          <w:rFonts w:ascii="Arial" w:hAnsi="Arial"/>
+          <w:b/>
+        </w:rPr>
+        <w:t>0,108</w:t>
+      </w:r>
+      <w:r>
+        <w:rPr>
+          <w:rFonts w:ascii="Arial" w:hAnsi="Arial"/>
+        </w:rPr>
+        <w:t>, e a curva de confiabilidade acompanha a diagonal (Figura 7), indicando probabilidades bem calibradas — propriedade importante para uso como apoio à decisão, e não apenas ordenação.</w:t>
       </w:r>
     </w:p>
     <w:p>
@@ -3617,7 +3679,7 @@
               <a:graphicData uri="http://schemas.openxmlformats.org/drawingml/2006/picture">
                 <pic:pic>
                   <pic:nvPicPr>
-                    <pic:cNvPr id="0" name="fig_permutation.png"/>
+                    <pic:cNvPr id="0" name="fig_bootstrap_auc.png"/>
                     <pic:cNvPicPr/>
                   </pic:nvPicPr>
                   <pic:blipFill>
@@ -3659,7 +3721,7 @@
           <w:i/>
           <w:sz w:val="20"/>
         </w:rPr>
-        <w:t xml:space="preserve"> Teste de permutação (N = 2000). A AUC observada (linha verde) está muito além da distribuição sob rótulos permutados (p = 5 × 10⁻⁴).</w:t>
+        <w:t xml:space="preserve"> Distribuição bootstrap (B = 2000) da AUC nas coortes externas para os três modelos. A separação entre o modelo de domínio (verde) e o bioquímico (cinza) é completa.</w:t>
       </w:r>
     </w:p>
     <w:p>
@@ -3678,7 +3740,7 @@
               <a:graphicData uri="http://schemas.openxmlformats.org/drawingml/2006/picture">
                 <pic:pic>
                   <pic:nvPicPr>
-                    <pic:cNvPr id="0" name="fig_repeated_cv.png"/>
+                    <pic:cNvPr id="0" name="fig_permutation.png"/>
                     <pic:cNvPicPr/>
                   </pic:nvPicPr>
                   <pic:blipFill>
@@ -3720,6 +3782,67 @@
           <w:i/>
           <w:sz w:val="20"/>
         </w:rPr>
+        <w:t xml:space="preserve"> Teste de permutação (N = 2000). A AUC observada (linha verde) está muito além da distribuição sob rótulos permutados (p = 5 × 10⁻⁴).</w:t>
+      </w:r>
+    </w:p>
+    <w:p>
+      <w:pPr>
+        <w:jc w:val="center"/>
+      </w:pPr>
+      <w:r>
+        <w:drawing>
+          <wp:inline xmlns:a="http://schemas.openxmlformats.org/drawingml/2006/main" xmlns:pic="http://schemas.openxmlformats.org/drawingml/2006/picture">
+            <wp:extent cx="4680000" cy="3120000"/>
+            <wp:docPr id="6" name="Picture 6"/>
+            <wp:cNvGraphicFramePr>
+              <a:graphicFrameLocks noChangeAspect="1"/>
+            </wp:cNvGraphicFramePr>
+            <a:graphic>
+              <a:graphicData uri="http://schemas.openxmlformats.org/drawingml/2006/picture">
+                <pic:pic>
+                  <pic:nvPicPr>
+                    <pic:cNvPr id="0" name="fig_repeated_cv.png"/>
+                    <pic:cNvPicPr/>
+                  </pic:nvPicPr>
+                  <pic:blipFill>
+                    <a:blip r:embed="rId14"/>
+                    <a:stretch>
+                      <a:fillRect/>
+                    </a:stretch>
+                  </pic:blipFill>
+                  <pic:spPr>
+                    <a:xfrm>
+                      <a:off x="0" y="0"/>
+                      <a:ext cx="4680000" cy="3120000"/>
+                    </a:xfrm>
+                    <a:prstGeom prst="rect"/>
+                  </pic:spPr>
+                </pic:pic>
+              </a:graphicData>
+            </a:graphic>
+          </wp:inline>
+        </w:drawing>
+      </w:r>
+    </w:p>
+    <w:p>
+      <w:pPr>
+        <w:jc w:val="center"/>
+      </w:pPr>
+      <w:r>
+        <w:rPr>
+          <w:rFonts w:ascii="Arial" w:hAnsi="Arial"/>
+          <w:b/>
+          <w:i/>
+          <w:sz w:val="20"/>
+        </w:rPr>
+        <w:t>Figura 6.</w:t>
+      </w:r>
+      <w:r>
+        <w:rPr>
+          <w:rFonts w:ascii="Arial" w:hAnsi="Arial"/>
+          <w:i/>
+          <w:sz w:val="20"/>
+        </w:rPr>
         <w:t xml:space="preserve"> Estabilidade da AUC em 12 sementes de validação cruzada bloqueada por posição.</w:t>
       </w:r>
     </w:p>
@@ -3731,7 +3854,7 @@
         <w:drawing>
           <wp:inline xmlns:a="http://schemas.openxmlformats.org/drawingml/2006/main" xmlns:pic="http://schemas.openxmlformats.org/drawingml/2006/picture">
             <wp:extent cx="4680000" cy="4680000"/>
-            <wp:docPr id="6" name="Picture 6"/>
+            <wp:docPr id="7" name="Picture 7"/>
             <wp:cNvGraphicFramePr>
               <a:graphicFrameLocks noChangeAspect="1"/>
             </wp:cNvGraphicFramePr>
@@ -3743,7 +3866,7 @@
                     <pic:cNvPicPr/>
                   </pic:nvPicPr>
                   <pic:blipFill>
-                    <a:blip r:embed="rId14"/>
+                    <a:blip r:embed="rId15"/>
                     <a:stretch>
                       <a:fillRect/>
                     </a:stretch>
@@ -3773,7 +3896,7 @@
           <w:i/>
           <w:sz w:val="20"/>
         </w:rPr>
-        <w:t>Figura 6.</w:t>
+        <w:t>Figura 7.</w:t>
       </w:r>
       <w:r>
         <w:rPr>
@@ -3792,7 +3915,7 @@
         <w:drawing>
           <wp:inline xmlns:a="http://schemas.openxmlformats.org/drawingml/2006/main" xmlns:pic="http://schemas.openxmlformats.org/drawingml/2006/picture">
             <wp:extent cx="4680000" cy="4500000"/>
-            <wp:docPr id="7" name="Picture 7"/>
+            <wp:docPr id="8" name="Picture 8"/>
             <wp:cNvGraphicFramePr>
               <a:graphicFrameLocks noChangeAspect="1"/>
             </wp:cNvGraphicFramePr>
@@ -3804,7 +3927,7 @@
                     <pic:cNvPicPr/>
                   </pic:nvPicPr>
                   <pic:blipFill>
-                    <a:blip r:embed="rId15"/>
+                    <a:blip r:embed="rId16"/>
                     <a:stretch>
                       <a:fillRect/>
                     </a:stretch>
@@ -3834,7 +3957,7 @@
           <w:i/>
           <w:sz w:val="20"/>
         </w:rPr>
-        <w:t>Figura 7.</w:t>
+        <w:t>Figura 8.</w:t>
       </w:r>
       <w:r>
         <w:rPr>
@@ -3874,7 +3997,7 @@
         <w:rPr>
           <w:rFonts w:ascii="Arial" w:hAnsi="Arial"/>
         </w:rPr>
-        <w:t xml:space="preserve"> (estimador DerSimonian-Laird sobre a AUC em escala logit; incerteza por bootstrap). O resultado (Figura 8, Tabela 4) é honesto e informativo.</w:t>
+        <w:t xml:space="preserve"> (estimador DerSimonian-Laird sobre a AUC em escala logit; incerteza por bootstrap). O resultado (Figura 9, Tabela 4) é honesto e informativo.</w:t>
       </w:r>
     </w:p>
     <w:p>
@@ -4552,7 +4675,7 @@
         <w:drawing>
           <wp:inline xmlns:a="http://schemas.openxmlformats.org/drawingml/2006/main" xmlns:pic="http://schemas.openxmlformats.org/drawingml/2006/picture">
             <wp:extent cx="4680000" cy="2620800"/>
-            <wp:docPr id="8" name="Picture 8"/>
+            <wp:docPr id="9" name="Picture 9"/>
             <wp:cNvGraphicFramePr>
               <a:graphicFrameLocks noChangeAspect="1"/>
             </wp:cNvGraphicFramePr>
@@ -4564,7 +4687,7 @@
                     <pic:cNvPicPr/>
                   </pic:nvPicPr>
                   <pic:blipFill>
-                    <a:blip r:embed="rId16"/>
+                    <a:blip r:embed="rId17"/>
                     <a:stretch>
                       <a:fillRect/>
                     </a:stretch>
@@ -4594,7 +4717,7 @@
           <w:i/>
           <w:sz w:val="20"/>
         </w:rPr>
-        <w:t>Figura 8.</w:t>
+        <w:t>Figura 9.</w:t>
       </w:r>
       <w:r>
         <w:rPr>
@@ -5970,7 +6093,7 @@
         <w:rPr>
           <w:rFonts w:ascii="Arial" w:hAnsi="Arial"/>
         </w:rPr>
-        <w:t xml:space="preserve"> Arquitetura de domínios funcionais de BRCA1/BRCA2 com variantes sobrepostas.</w:t>
+        <w:t xml:space="preserve"> Estruturas 3D experimentais das proteínas-alvo (BRCA1 RING/BRCT; BRCA2 DBD–DSS1–ssDNA).</w:t>
       </w:r>
     </w:p>
     <w:p>
@@ -5988,7 +6111,7 @@
         <w:rPr>
           <w:rFonts w:ascii="Arial" w:hAnsi="Arial"/>
         </w:rPr>
-        <w:t xml:space="preserve"> Fração de variantes patogênicas por região funcional.</w:t>
+        <w:t xml:space="preserve"> Arquitetura de domínios funcionais de BRCA1/BRCA2 com variantes sobrepostas.</w:t>
       </w:r>
     </w:p>
     <w:p>
@@ -6006,7 +6129,7 @@
         <w:rPr>
           <w:rFonts w:ascii="Arial" w:hAnsi="Arial"/>
         </w:rPr>
-        <w:t xml:space="preserve"> Distribuição bootstrap (B = 2000) da AUC externa.</w:t>
+        <w:t xml:space="preserve"> Fração de variantes patogênicas por região funcional.</w:t>
       </w:r>
     </w:p>
     <w:p>
@@ -6024,7 +6147,7 @@
         <w:rPr>
           <w:rFonts w:ascii="Arial" w:hAnsi="Arial"/>
         </w:rPr>
-        <w:t xml:space="preserve"> Teste de permutação (N = 2000).</w:t>
+        <w:t xml:space="preserve"> Distribuição bootstrap (B = 2000) da AUC externa.</w:t>
       </w:r>
     </w:p>
     <w:p>
@@ -6042,7 +6165,7 @@
         <w:rPr>
           <w:rFonts w:ascii="Arial" w:hAnsi="Arial"/>
         </w:rPr>
-        <w:t xml:space="preserve"> Estabilidade da AUC em 12 sementes de validação cruzada.</w:t>
+        <w:t xml:space="preserve"> Teste de permutação (N = 2000).</w:t>
       </w:r>
     </w:p>
     <w:p>
@@ -6060,7 +6183,7 @@
         <w:rPr>
           <w:rFonts w:ascii="Arial" w:hAnsi="Arial"/>
         </w:rPr>
-        <w:t xml:space="preserve"> Curva de calibração e escore de Brier.</w:t>
+        <w:t xml:space="preserve"> Estabilidade da AUC em 12 sementes de validação cruzada.</w:t>
       </w:r>
     </w:p>
     <w:p>
@@ -6078,7 +6201,7 @@
         <w:rPr>
           <w:rFonts w:ascii="Arial" w:hAnsi="Arial"/>
         </w:rPr>
-        <w:t xml:space="preserve"> Curvas ROC nas coortes externas.</w:t>
+        <w:t xml:space="preserve"> Curva de calibração e escore de Brier.</w:t>
       </w:r>
     </w:p>
     <w:p>
@@ -6091,6 +6214,24 @@
           <w:b/>
         </w:rPr>
         <w:t>Figura 8.</w:t>
+      </w:r>
+      <w:r>
+        <w:rPr>
+          <w:rFonts w:ascii="Arial" w:hAnsi="Arial"/>
+        </w:rPr>
+        <w:t xml:space="preserve"> Curvas ROC nas coortes externas.</w:t>
+      </w:r>
+    </w:p>
+    <w:p>
+      <w:pPr>
+        <w:pStyle w:val="ListBullet"/>
+      </w:pPr>
+      <w:r>
+        <w:rPr>
+          <w:rFonts w:ascii="Arial" w:hAnsi="Arial"/>
+          <w:b/>
+        </w:rPr>
+        <w:t>Figura 9.</w:t>
       </w:r>
       <w:r>
         <w:rPr>

--- a/docs/manuscrito/PrimeVarClass_Artigo_Premio_Jovem_Cientista.docx
+++ b/docs/manuscrito/PrimeVarClass_Artigo_Premio_Jovem_Cientista.docx
@@ -1366,7 +1366,7 @@
       <w:r>
         <w:drawing>
           <wp:inline xmlns:a="http://schemas.openxmlformats.org/drawingml/2006/main" xmlns:pic="http://schemas.openxmlformats.org/drawingml/2006/picture">
-            <wp:extent cx="4680000" cy="1596957"/>
+            <wp:extent cx="4680000" cy="2065392"/>
             <wp:docPr id="1" name="Picture 1"/>
             <wp:cNvGraphicFramePr>
               <a:graphicFrameLocks noChangeAspect="1"/>
@@ -1387,7 +1387,7 @@
                   <pic:spPr>
                     <a:xfrm>
                       <a:off x="0" y="0"/>
-                      <a:ext cx="4680000" cy="1596957"/>
+                      <a:ext cx="4680000" cy="2065392"/>
                     </a:xfrm>
                     <a:prstGeom prst="rect"/>
                   </pic:spPr>
@@ -1417,7 +1417,23 @@
           <w:i/>
           <w:sz w:val="20"/>
         </w:rPr>
-        <w:t xml:space="preserve"> Estruturas tridimensionais experimentais das proteínas-alvo (traçado do esqueleto Cα a partir de coordenadas reais do PDB). </w:t>
+        <w:t xml:space="preserve"> Estruturas tridimensionais experimentais das proteínas-alvo, em representação de </w:t>
+      </w:r>
+      <w:r>
+        <w:rPr>
+          <w:rFonts w:ascii="Arial" w:hAnsi="Arial"/>
+          <w:i/>
+          <w:sz w:val="20"/>
+        </w:rPr>
+        <w:t>cartoon</w:t>
+      </w:r>
+      <w:r>
+        <w:rPr>
+          <w:rFonts w:ascii="Arial" w:hAnsi="Arial"/>
+          <w:i/>
+          <w:sz w:val="20"/>
+        </w:rPr>
+        <w:t xml:space="preserve"> (estruturas reais depositadas no Protein Data Bank; imagens do RCSB PDB). </w:t>
       </w:r>
       <w:r>
         <w:rPr>
@@ -1434,7 +1450,7 @@
           <w:i/>
           <w:sz w:val="20"/>
         </w:rPr>
-        <w:t xml:space="preserve"> (PDB 1JM7): heterodímero BRCA1 (laranja)/BARD1 (cinza); as cisteínas de coordenação de zinco (vermelho), dispostas em torno dos dois íons de zinco (esferas escuras), formam o núcleo estrutural onde se concentram variantes patogênicas de perda de função (por exemplo, Cys61 e Cys64). </w:t>
+        <w:t xml:space="preserve"> (PDB 1JM7): heterodímero BRCA1 (laranja) / BARD1 (verde), com os dois íons de zinco que estabilizam o domínio; é a região onde se concentram variantes patogênicas de perda de função (por exemplo, Cys61 e Cys64). </w:t>
       </w:r>
       <w:r>
         <w:rPr>
@@ -1451,7 +1467,7 @@
           <w:i/>
           <w:sz w:val="20"/>
         </w:rPr>
-        <w:t xml:space="preserve"> (PDB 1JNX): domínio crítico C-terminal de reconhecimento de fosfopeptídeos. </w:t>
+        <w:t xml:space="preserve"> (PDB 1JNX): domínio crítico C-terminal de reconhecimento de fosfopeptídeos (coloração do N-terminal, azul, ao C-terminal, vermelho). </w:t>
       </w:r>
       <w:r>
         <w:rPr>
@@ -1468,7 +1484,7 @@
           <w:i/>
           <w:sz w:val="20"/>
         </w:rPr>
-        <w:t xml:space="preserve"> (PDB 1MJE): BRCA2 (azul) em complexo com DSS1 (cinza) e ssDNA (laranja), conforme Yang et al. (2002).</w:t>
+        <w:t xml:space="preserve"> (PDB 1MJE): BRCA2 (roxo) em complexo com DSS1 (verde) e ssDNA (laranja), conforme Yang et al. (2002). As três regiões destacadas são os domínios funcionais críticos usados pelo modelo consciente de domínio.</w:t>
       </w:r>
     </w:p>
     <w:p>

--- a/docs/manuscrito/PrimeVarClass_Artigo_Premio_Jovem_Cientista.docx
+++ b/docs/manuscrito/PrimeVarClass_Artigo_Premio_Jovem_Cientista.docx
@@ -1366,7 +1366,7 @@
       <w:r>
         <w:drawing>
           <wp:inline xmlns:a="http://schemas.openxmlformats.org/drawingml/2006/main" xmlns:pic="http://schemas.openxmlformats.org/drawingml/2006/picture">
-            <wp:extent cx="4680000" cy="2065392"/>
+            <wp:extent cx="4680000" cy="1596898"/>
             <wp:docPr id="1" name="Picture 1"/>
             <wp:cNvGraphicFramePr>
               <a:graphicFrameLocks noChangeAspect="1"/>
@@ -1387,7 +1387,7 @@
                   <pic:spPr>
                     <a:xfrm>
                       <a:off x="0" y="0"/>
-                      <a:ext cx="4680000" cy="2065392"/>
+                      <a:ext cx="4680000" cy="1596898"/>
                     </a:xfrm>
                     <a:prstGeom prst="rect"/>
                   </pic:spPr>
@@ -1433,7 +1433,7 @@
           <w:i/>
           <w:sz w:val="20"/>
         </w:rPr>
-        <w:t xml:space="preserve"> (estruturas reais depositadas no Protein Data Bank; imagens do RCSB PDB). </w:t>
+        <w:t xml:space="preserve"> (coordenadas reais do Protein Data Bank, renderizadas com PyMOL open-source). </w:t>
       </w:r>
       <w:r>
         <w:rPr>
@@ -1450,7 +1450,7 @@
           <w:i/>
           <w:sz w:val="20"/>
         </w:rPr>
-        <w:t xml:space="preserve"> (PDB 1JM7): heterodímero BRCA1 (laranja) / BARD1 (verde), com os dois íons de zinco que estabilizam o domínio; é a região onde se concentram variantes patogênicas de perda de função (por exemplo, Cys61 e Cys64). </w:t>
+        <w:t xml:space="preserve"> (PDB 1JM7): heterodímero BRCA1 (verde) / BARD1 (ciano); os íons de zinco (esferas roxas) são coordenados por cisteínas (bastões vermelhos) que formam o núcleo estrutural do domínio — região onde se concentram variantes patogênicas de perda de função (por exemplo, Cys61 e Cys64). </w:t>
       </w:r>
       <w:r>
         <w:rPr>
@@ -1484,7 +1484,7 @@
           <w:i/>
           <w:sz w:val="20"/>
         </w:rPr>
-        <w:t xml:space="preserve"> (PDB 1MJE): BRCA2 (roxo) em complexo com DSS1 (verde) e ssDNA (laranja), conforme Yang et al. (2002). As três regiões destacadas são os domínios funcionais críticos usados pelo modelo consciente de domínio.</w:t>
+        <w:t xml:space="preserve"> (PDB 1MJE): BRCA2 (verde) em complexo com DSS1 (ciano) e ssDNA (laranja), conforme Yang et al. (2002). As três regiões em destaque são os domínios funcionais críticos usados pelo modelo consciente de domínio.</w:t>
       </w:r>
     </w:p>
     <w:p>

--- a/docs/manuscrito/PrimeVarClass_Artigo_Premio_Jovem_Cientista.docx
+++ b/docs/manuscrito/PrimeVarClass_Artigo_Premio_Jovem_Cientista.docx
@@ -76,14 +76,14 @@
           <w:b/>
           <w:sz w:val="22"/>
         </w:rPr>
-        <w:t>Autor(a):</w:t>
+        <w:t>Autor:</w:t>
       </w:r>
       <w:r>
         <w:rPr>
           <w:rFonts w:ascii="Arial" w:hAnsi="Arial"/>
           <w:sz w:val="22"/>
         </w:rPr>
-        <w:t xml:space="preserve"> ⟨nome completo do candidato⟩</w:t>
+        <w:t xml:space="preserve"> Wesley Felipe Capucho — graduando em Engenharia Bioquímica</w:t>
       </w:r>
     </w:p>
     <w:p>
@@ -103,7 +103,7 @@
           <w:rFonts w:ascii="Arial" w:hAnsi="Arial"/>
           <w:sz w:val="22"/>
         </w:rPr>
-        <w:t xml:space="preserve"> ⟨nome do orientador⟩</w:t>
+        <w:t xml:space="preserve"> ⟨nome do(a) orientador(a) — a preencher⟩</w:t>
       </w:r>
     </w:p>
     <w:p>
@@ -123,7 +123,7 @@
           <w:rFonts w:ascii="Arial" w:hAnsi="Arial"/>
           <w:sz w:val="22"/>
         </w:rPr>
-        <w:t xml:space="preserve"> ⟨instituição — endereço, telefone, e-mail⟩</w:t>
+        <w:t xml:space="preserve"> Escola de Engenharia de Lorena, Universidade de São Paulo (EEL-USP) — Estrada Municipal do Campinho, s/nº, Ponte Nova, Lorena – SP, CEP 12602-810. Telefone: ⟨a preencher⟩. E-mail: wesleycapucho@usp.br</w:t>
       </w:r>
     </w:p>
     <w:p>
@@ -143,7 +143,7 @@
           <w:rFonts w:ascii="Arial" w:hAnsi="Arial"/>
           <w:sz w:val="22"/>
         </w:rPr>
-        <w:t xml:space="preserve"> ⟨instituição — endereço, telefone, e-mail⟩</w:t>
+        <w:t xml:space="preserve"> Escola de Engenharia de Lorena, Universidade de São Paulo (EEL-USP), Lorena – SP, Brasil.</w:t>
       </w:r>
     </w:p>
     <w:p>
@@ -156,7 +156,7 @@
           <w:i/>
           <w:sz w:val="22"/>
         </w:rPr>
-        <w:t>Formatação da versão final: A4, fonte Arial, corpo 12, espaçamento 1,5, 20–25 páginas, em Língua Portuguesa (conforme item 2.2.2 do Edital). Documento-fonte em Markdown; versão final em DOCX/PDF derivada deste arquivo. Os campos ⟨…⟩ devem ser preenchidos pelo candidato antes da submissão.</w:t>
+        <w:t>Formatação: A4, fonte Arial, corpo 12, espaçamento 1,5, em Língua Portuguesa (item 2.2.2 do Edital). Campos restantes entre ⟨…⟩ (nome do orientador e telefone institucional) a preencher antes da submissão.</w:t>
       </w:r>
     </w:p>
     <w:p/>
@@ -7276,7 +7276,7 @@
     <w:qFormat/>
     <w:rsid w:val="00FC693F"/>
     <w:pPr>
-      <w:spacing w:line="360" w:lineRule="auto" w:after="80"/>
+      <w:spacing w:line="360" w:lineRule="auto" w:after="40"/>
     </w:pPr>
     <w:rPr>
       <w:rFonts w:ascii="Arial" w:hAnsi="Arial" w:eastAsia="Arial"/>

--- a/docs/manuscrito/PrimeVarClass_Artigo_Premio_Jovem_Cientista.docx
+++ b/docs/manuscrito/PrimeVarClass_Artigo_Premio_Jovem_Cientista.docx
@@ -440,188 +440,113 @@
         <w:rPr>
           <w:rFonts w:ascii="Arial" w:hAnsi="Arial"/>
         </w:rPr>
-        <w:t xml:space="preserve">No Brasil, esse problema é agravado por desigualdade de acesso: a interpretação de variantes depende de expertise concentrada em poucos centros, e laboratórios públicos e universitários frequentemente carecem de ferramentas abertas, auditáveis e adaptadas à realidade nacional. Uma inteligência artificial que </w:t>
+        <w:t xml:space="preserve">A base biológica desse problema reside na função de BRCA1 e BRCA2 na manutenção da integridade do genoma. Ambas são essenciais ao reparo de quebras de dupla fita do DNA pela via de </w:t>
       </w:r>
       <w:r>
         <w:rPr>
           <w:rFonts w:ascii="Arial" w:hAnsi="Arial"/>
           <w:b/>
         </w:rPr>
-        <w:t>acelere e organize</w:t>
-      </w:r>
-      <w:r>
-        <w:rPr>
-          <w:rFonts w:ascii="Arial" w:hAnsi="Arial"/>
-        </w:rPr>
-        <w:t xml:space="preserve"> a interpretação de variantes — sem substituir o julgamento humano — tem potencial de impacto direto na formação de pesquisadores e no apoio à medicina de precisão pública.</w:t>
+        <w:t>recombinação homóloga (RH)</w:t>
+      </w:r>
+      <w:r>
+        <w:rPr>
+          <w:rFonts w:ascii="Arial" w:hAnsi="Arial"/>
+        </w:rPr>
+        <w:t>, de alta fidelidade: BRCA2 controla o carregamento da recombinase RAD51 sobre o DNA de fita simples, enquanto BRCA1, em complexo com BARD1, atua na sinalização e no processamento do dano. Quando uma variante germinativa compromete essa função, a RH torna-se deficiente e a célula recorre a mecanismos de reparo propensos a erro, acumulando mutações e instabilidade genômica — o substrato da transformação maligna. Clinicamente, isso se traduz em risco elevado e precoce de câncer de mama e de ovário, com penetrância cumulativa que pode ultrapassar 70% ao longo da vida, e fundamenta tanto estratégias de redução de risco quanto terapias-alvo (inibidores de PARP). A Figura 1 sintetiza esse mecanismo.</w:t>
       </w:r>
     </w:p>
     <w:p>
       <w:pPr>
-        <w:pStyle w:val="Heading2"/>
-      </w:pPr>
-      <w:r>
-        <w:t>1.2 A lacuna metodológica</w:t>
+        <w:jc w:val="center"/>
+      </w:pPr>
+      <w:r>
+        <w:drawing>
+          <wp:inline xmlns:a="http://schemas.openxmlformats.org/drawingml/2006/main" xmlns:pic="http://schemas.openxmlformats.org/drawingml/2006/picture">
+            <wp:extent cx="3960000" cy="2258885"/>
+            <wp:docPr id="1" name="Picture 1"/>
+            <wp:cNvGraphicFramePr>
+              <a:graphicFrameLocks noChangeAspect="1"/>
+            </wp:cNvGraphicFramePr>
+            <a:graphic>
+              <a:graphicData uri="http://schemas.openxmlformats.org/drawingml/2006/picture">
+                <pic:pic>
+                  <pic:nvPicPr>
+                    <pic:cNvPr id="0" name="fig_disease_mechanism.png"/>
+                    <pic:cNvPicPr/>
+                  </pic:nvPicPr>
+                  <pic:blipFill>
+                    <a:blip r:embed="rId9"/>
+                    <a:stretch>
+                      <a:fillRect/>
+                    </a:stretch>
+                  </pic:blipFill>
+                  <pic:spPr>
+                    <a:xfrm>
+                      <a:off x="0" y="0"/>
+                      <a:ext cx="3960000" cy="2258885"/>
+                    </a:xfrm>
+                    <a:prstGeom prst="rect"/>
+                  </pic:spPr>
+                </pic:pic>
+              </a:graphicData>
+            </a:graphic>
+          </wp:inline>
+        </w:drawing>
       </w:r>
     </w:p>
     <w:p>
       <w:pPr>
-        <w:jc w:val="both"/>
-      </w:pPr>
-      <w:r>
-        <w:rPr>
-          <w:rFonts w:ascii="Arial" w:hAnsi="Arial"/>
-        </w:rPr>
-        <w:t xml:space="preserve">Preditores computacionais de patogenicidade existem (REVEL, CADD, AlphaMissense, entre outros), mas muitos benchmarks sofrem de dois problemas recorrentes: </w:t>
-      </w:r>
+        <w:jc w:val="center"/>
+      </w:pPr>
       <w:r>
         <w:rPr>
           <w:rFonts w:ascii="Arial" w:hAnsi="Arial"/>
           <w:b/>
-        </w:rPr>
-        <w:t>(i) vazamento de dados</w:t>
-      </w:r>
-      <w:r>
-        <w:rPr>
-          <w:rFonts w:ascii="Arial" w:hAnsi="Arial"/>
-        </w:rPr>
-        <w:t xml:space="preserve">, quando o modelo aprende atalhos que não se sustentam fora do conjunto de treino, e </w:t>
-      </w:r>
-      <w:r>
-        <w:rPr>
-          <w:rFonts w:ascii="Arial" w:hAnsi="Arial"/>
-          <w:b/>
-        </w:rPr>
-        <w:t>(ii) falta de validação externa independente</w:t>
-      </w:r>
-      <w:r>
-        <w:rPr>
-          <w:rFonts w:ascii="Arial" w:hAnsi="Arial"/>
-        </w:rPr>
-        <w:t xml:space="preserve">, superestimando o desempenho real. Um sistema competitivo e cientificamente sólido precisa demonstrar não o melhor número em um teste interno, mas </w:t>
-      </w:r>
-      <w:r>
-        <w:rPr>
-          <w:rFonts w:ascii="Arial" w:hAnsi="Arial"/>
-          <w:b/>
-        </w:rPr>
-        <w:t>generalização honesta</w:t>
-      </w:r>
-      <w:r>
-        <w:rPr>
-          <w:rFonts w:ascii="Arial" w:hAnsi="Arial"/>
-        </w:rPr>
-        <w:t xml:space="preserve"> para dados nunca vistos.</w:t>
+          <w:i/>
+          <w:sz w:val="20"/>
+        </w:rPr>
+        <w:t>Figura 1.</w:t>
+      </w:r>
+      <w:r>
+        <w:rPr>
+          <w:rFonts w:ascii="Arial" w:hAnsi="Arial"/>
+          <w:i/>
+          <w:sz w:val="20"/>
+        </w:rPr>
+        <w:t xml:space="preserve"> Mecanismo biológico que conecta as proteínas BRCA1/BRCA2 ao câncer hereditário de mama e ovário (HBOC). À esquerda (verde), em uma célula com BRCA1/BRCA2 funcionais, uma quebra de dupla fita no DNA é reparada com fidelidade pela via de recombinação homóloga (RH) — na qual essas proteínas recrutam a recombinase RAD51 —, mantendo a estabilidade genômica e protegendo contra o câncer. À direita (vermelho), uma variante patogênica germinativa (por exemplo, Cys61Gly no domínio RING ou Met1775Arg no domínio BRCT do BRCA1) compromete um domínio funcional crítico, tornando a RH deficiente; o DNA passa a ser reparado por vias propensas a erro, com acúmulo de mutações, instabilidade genômica e, por fim, tumorigênese. A penetrância é elevada (risco cumulativo de câncer de mama de ~45–72% e de ovário de ~11–44% ao longo da vida em portadoras de BRCA1/BRCA2) e a deficiência de RH é explorada terapeuticamente por inibidores de PARP (letalidade sintética). Este é o contexto clínico que torna crítica a classificação precisa das variantes.</w:t>
       </w:r>
     </w:p>
     <w:p>
       <w:pPr>
-        <w:pStyle w:val="Heading2"/>
-      </w:pPr>
-      <w:r>
-        <w:t>1.3 Estado da arte: preditores de patogenicidade e o problema do vazamento</w:t>
+        <w:jc w:val="both"/>
+      </w:pPr>
+      <w:r>
+        <w:rPr>
+          <w:rFonts w:ascii="Arial" w:hAnsi="Arial"/>
+        </w:rPr>
+        <w:t xml:space="preserve">No Brasil, esse problema é agravado por desigualdade de acesso: a interpretação de variantes depende de expertise concentrada em poucos centros, e laboratórios públicos e universitários frequentemente carecem de ferramentas abertas, auditáveis e adaptadas à realidade nacional. Uma inteligência artificial que </w:t>
+      </w:r>
+      <w:r>
+        <w:rPr>
+          <w:rFonts w:ascii="Arial" w:hAnsi="Arial"/>
+          <w:b/>
+        </w:rPr>
+        <w:t>acelere e organize</w:t>
+      </w:r>
+      <w:r>
+        <w:rPr>
+          <w:rFonts w:ascii="Arial" w:hAnsi="Arial"/>
+        </w:rPr>
+        <w:t xml:space="preserve"> a interpretação de variantes — sem substituir o julgamento humano — tem potencial de impacto direto na formação de pesquisadores e no apoio à medicina de precisão pública.</w:t>
       </w:r>
     </w:p>
     <w:p>
       <w:pPr>
-        <w:jc w:val="both"/>
-      </w:pPr>
-      <w:r>
-        <w:rPr>
-          <w:rFonts w:ascii="Arial" w:hAnsi="Arial"/>
-        </w:rPr>
-        <w:t xml:space="preserve">O campo da predição computacional de patogenicidade evoluiu de escores de conservação isolados para </w:t>
-      </w:r>
-      <w:r>
-        <w:rPr>
-          <w:rFonts w:ascii="Arial" w:hAnsi="Arial"/>
-          <w:i/>
-        </w:rPr>
-        <w:t>meta-preditores</w:t>
-      </w:r>
-      <w:r>
-        <w:rPr>
-          <w:rFonts w:ascii="Arial" w:hAnsi="Arial"/>
-        </w:rPr>
-        <w:t xml:space="preserve"> e modelos de aprendizado profundo. Métodos de conjunto como o </w:t>
-      </w:r>
-      <w:r>
-        <w:rPr>
-          <w:rFonts w:ascii="Arial" w:hAnsi="Arial"/>
-          <w:b/>
-        </w:rPr>
-        <w:t>REVEL</w:t>
-      </w:r>
-      <w:r>
-        <w:rPr>
-          <w:rFonts w:ascii="Arial" w:hAnsi="Arial"/>
-        </w:rPr>
-        <w:t xml:space="preserve"> (Ioannidis et al., 2016) e escores integrativos como o </w:t>
-      </w:r>
-      <w:r>
-        <w:rPr>
-          <w:rFonts w:ascii="Arial" w:hAnsi="Arial"/>
-          <w:b/>
-        </w:rPr>
-        <w:t>CADD</w:t>
-      </w:r>
-      <w:r>
-        <w:rPr>
-          <w:rFonts w:ascii="Arial" w:hAnsi="Arial"/>
-        </w:rPr>
-        <w:t xml:space="preserve"> (Rentzsch et al., 2019) combinam dezenas de anotações; avaliações independentes indicam que REVEL e BayesDel frequentemente superam preditores individuais na classificação clínica (Tian et al., 2019). Mais recentemente, o </w:t>
-      </w:r>
-      <w:r>
-        <w:rPr>
-          <w:rFonts w:ascii="Arial" w:hAnsi="Arial"/>
-          <w:b/>
-        </w:rPr>
-        <w:t>AlphaMissense</w:t>
-      </w:r>
-      <w:r>
-        <w:rPr>
-          <w:rFonts w:ascii="Arial" w:hAnsi="Arial"/>
-        </w:rPr>
-        <w:t xml:space="preserve"> (Cheng et al., 2023) estendeu a predição a todo o proteoma humano com desempenho de referência. Especificamente para </w:t>
-      </w:r>
-      <w:r>
-        <w:rPr>
-          <w:rFonts w:ascii="Arial" w:hAnsi="Arial"/>
-          <w:i/>
-        </w:rPr>
-        <w:t>BRCA1/BRCA2</w:t>
-      </w:r>
-      <w:r>
-        <w:rPr>
-          <w:rFonts w:ascii="Arial" w:hAnsi="Arial"/>
-        </w:rPr>
-        <w:t xml:space="preserve">, o </w:t>
-      </w:r>
-      <w:r>
-        <w:rPr>
-          <w:rFonts w:ascii="Arial" w:hAnsi="Arial"/>
-          <w:b/>
-        </w:rPr>
-        <w:t>BRCA-ML</w:t>
-      </w:r>
-      <w:r>
-        <w:rPr>
-          <w:rFonts w:ascii="Arial" w:hAnsi="Arial"/>
-        </w:rPr>
-        <w:t xml:space="preserve"> (Hart et al., 2020) e abordagens de aprendizado de máquina para reclassificação de VUS (RENOVO; Favalli et al., 2021) demonstraram utilidade, e recursos como a análise multifatorial da ENIGMA (Parsons et al., 2019) fornecem rótulos quantitativos de alta confiança. Ensaios funcionais de alto rendimento — </w:t>
-      </w:r>
-      <w:r>
-        <w:rPr>
-          <w:rFonts w:ascii="Arial" w:hAnsi="Arial"/>
-          <w:i/>
-        </w:rPr>
-        <w:t>saturation genome editing</w:t>
-      </w:r>
-      <w:r>
-        <w:rPr>
-          <w:rFonts w:ascii="Arial" w:hAnsi="Arial"/>
-        </w:rPr>
-        <w:t xml:space="preserve"> (Findlay et al., 2014) e ensaios de reparo por recombinação homóloga (Toland; Andreassen, 2017) — vêm reduzindo a incerteza sobre variantes específicas.</w:t>
+        <w:pStyle w:val="Heading2"/>
+      </w:pPr>
+      <w:r>
+        <w:t>1.2 A lacuna metodológica</w:t>
       </w:r>
     </w:p>
     <w:p>
@@ -632,72 +557,46 @@
         <w:rPr>
           <w:rFonts w:ascii="Arial" w:hAnsi="Arial"/>
         </w:rPr>
-        <w:t xml:space="preserve">Dois desafios, porém, atravessam a literatura. O primeiro é a </w:t>
+        <w:t xml:space="preserve">Preditores computacionais de patogenicidade existem (REVEL, CADD, AlphaMissense, entre outros), mas muitos benchmarks sofrem de dois problemas recorrentes: </w:t>
       </w:r>
       <w:r>
         <w:rPr>
           <w:rFonts w:ascii="Arial" w:hAnsi="Arial"/>
           <w:b/>
         </w:rPr>
-        <w:t>calibração</w:t>
-      </w:r>
-      <w:r>
-        <w:rPr>
-          <w:rFonts w:ascii="Arial" w:hAnsi="Arial"/>
-        </w:rPr>
-        <w:t xml:space="preserve">: o ClinGen (Pejaver et al., 2022) mostrou que os escores brutos dos preditores precisam ser calibrados para serem usados como evidência na estrutura ACMG/AMP (Richards et al., 2015). O segundo, menos discutido mas crítico, é o </w:t>
+        <w:t>(i) vazamento de dados</w:t>
+      </w:r>
+      <w:r>
+        <w:rPr>
+          <w:rFonts w:ascii="Arial" w:hAnsi="Arial"/>
+        </w:rPr>
+        <w:t xml:space="preserve">, quando o modelo aprende atalhos que não se sustentam fora do conjunto de treino, e </w:t>
       </w:r>
       <w:r>
         <w:rPr>
           <w:rFonts w:ascii="Arial" w:hAnsi="Arial"/>
           <w:b/>
         </w:rPr>
-        <w:t>vazamento de dados</w:t>
-      </w:r>
-      <w:r>
-        <w:rPr>
-          <w:rFonts w:ascii="Arial" w:hAnsi="Arial"/>
-        </w:rPr>
-        <w:t xml:space="preserve"> e a </w:t>
+        <w:t>(ii) falta de validação externa independente</w:t>
+      </w:r>
+      <w:r>
+        <w:rPr>
+          <w:rFonts w:ascii="Arial" w:hAnsi="Arial"/>
+        </w:rPr>
+        <w:t xml:space="preserve">, superestimando o desempenho real. Um sistema competitivo e cientificamente sólido precisa demonstrar não o melhor número em um teste interno, mas </w:t>
       </w:r>
       <w:r>
         <w:rPr>
           <w:rFonts w:ascii="Arial" w:hAnsi="Arial"/>
           <w:b/>
         </w:rPr>
-        <w:t>superestimação por validação inadequada</w:t>
-      </w:r>
-      <w:r>
-        <w:rPr>
-          <w:rFonts w:ascii="Arial" w:hAnsi="Arial"/>
-        </w:rPr>
-        <w:t xml:space="preserve">, um problema reconhecido na modelagem preditiva clínica em geral (Kernbach; Staartjes, 2022). Modelos avaliados sem separação rigorosa entre treino e teste — por posição, por gene ou por família — reportam desempenhos que não se sustentam externamente. A observação de "coldspots" sistematicamente mal classificados em </w:t>
-      </w:r>
-      <w:r>
-        <w:rPr>
-          <w:rFonts w:ascii="Arial" w:hAnsi="Arial"/>
-          <w:i/>
-        </w:rPr>
-        <w:t>BRCA1/BRCA2</w:t>
-      </w:r>
-      <w:r>
-        <w:rPr>
-          <w:rFonts w:ascii="Arial" w:hAnsi="Arial"/>
-        </w:rPr>
-        <w:t xml:space="preserve"> (Dines et al., 2020) e evidências recentes de que a </w:t>
-      </w:r>
-      <w:r>
-        <w:rPr>
-          <w:rFonts w:ascii="Arial" w:hAnsi="Arial"/>
-          <w:b/>
-        </w:rPr>
-        <w:t>restrição evolutiva em resolução de domínio</w:t>
-      </w:r>
-      <w:r>
-        <w:rPr>
-          <w:rFonts w:ascii="Arial" w:hAnsi="Arial"/>
-        </w:rPr>
-        <w:t xml:space="preserve"> melhora a priorização (Zhang et al., 2024; Torretto et al., 2026) motivam diretamente a abordagem consciente de domínio deste trabalho. É nesse ponto — rigor de validação e sinal de origem biológica explícita — que buscamos contribuir.</w:t>
+        <w:t>generalização honesta</w:t>
+      </w:r>
+      <w:r>
+        <w:rPr>
+          <w:rFonts w:ascii="Arial" w:hAnsi="Arial"/>
+        </w:rPr>
+        <w:t xml:space="preserve"> para dados nunca vistos.</w:t>
       </w:r>
     </w:p>
     <w:p>
@@ -705,7 +604,7 @@
         <w:pStyle w:val="Heading2"/>
       </w:pPr>
       <w:r>
-        <w:t>1.4 A jornada científica deste trabalho</w:t>
+        <w:t>1.3 Estado da arte: preditores de patogenicidade e o problema do vazamento</w:t>
       </w:r>
     </w:p>
     <w:p>
@@ -716,130 +615,182 @@
         <w:rPr>
           <w:rFonts w:ascii="Arial" w:hAnsi="Arial"/>
         </w:rPr>
-        <w:t xml:space="preserve">Este projeto nasceu de uma hipótese original e arrojada: e se a estrutura dos </w:t>
+        <w:t xml:space="preserve">O campo da predição computacional de patogenicidade evoluiu de escores de conservação isolados para </w:t>
+      </w:r>
+      <w:r>
+        <w:rPr>
+          <w:rFonts w:ascii="Arial" w:hAnsi="Arial"/>
+          <w:i/>
+        </w:rPr>
+        <w:t>meta-preditores</w:t>
+      </w:r>
+      <w:r>
+        <w:rPr>
+          <w:rFonts w:ascii="Arial" w:hAnsi="Arial"/>
+        </w:rPr>
+        <w:t xml:space="preserve"> e modelos de aprendizado profundo. Métodos de conjunto como o </w:t>
       </w:r>
       <w:r>
         <w:rPr>
           <w:rFonts w:ascii="Arial" w:hAnsi="Arial"/>
           <w:b/>
         </w:rPr>
-        <w:t>números primos</w:t>
-      </w:r>
-      <w:r>
-        <w:rPr>
-          <w:rFonts w:ascii="Arial" w:hAnsi="Arial"/>
-        </w:rPr>
-        <w:t xml:space="preserve"> — objetos matemáticos com propriedades de distribuição não triviais — pudesse codificar aminoácidos de forma a revelar padrões de patogenicidade? A ideia dá nome ao sistema (</w:t>
+        <w:t>REVEL</w:t>
+      </w:r>
+      <w:r>
+        <w:rPr>
+          <w:rFonts w:ascii="Arial" w:hAnsi="Arial"/>
+        </w:rPr>
+        <w:t xml:space="preserve"> (Ioannidis et al., 2016) e escores integrativos como o </w:t>
+      </w:r>
+      <w:r>
+        <w:rPr>
+          <w:rFonts w:ascii="Arial" w:hAnsi="Arial"/>
+          <w:b/>
+        </w:rPr>
+        <w:t>CADD</w:t>
+      </w:r>
+      <w:r>
+        <w:rPr>
+          <w:rFonts w:ascii="Arial" w:hAnsi="Arial"/>
+        </w:rPr>
+        <w:t xml:space="preserve"> (Rentzsch et al., 2019) combinam dezenas de anotações; avaliações independentes indicam que REVEL e BayesDel frequentemente superam preditores individuais na classificação clínica (Tian et al., 2019). Mais recentemente, o </w:t>
+      </w:r>
+      <w:r>
+        <w:rPr>
+          <w:rFonts w:ascii="Arial" w:hAnsi="Arial"/>
+          <w:b/>
+        </w:rPr>
+        <w:t>AlphaMissense</w:t>
+      </w:r>
+      <w:r>
+        <w:rPr>
+          <w:rFonts w:ascii="Arial" w:hAnsi="Arial"/>
+        </w:rPr>
+        <w:t xml:space="preserve"> (Cheng et al., 2023) estendeu a predição a todo o proteoma humano com desempenho de referência. Especificamente para </w:t>
       </w:r>
       <w:r>
         <w:rPr>
           <w:rFonts w:ascii="Arial" w:hAnsi="Arial"/>
           <w:i/>
         </w:rPr>
-        <w:t>PrimeVarClass</w:t>
-      </w:r>
-      <w:r>
-        <w:rPr>
-          <w:rFonts w:ascii="Arial" w:hAnsi="Arial"/>
-        </w:rPr>
-        <w:t xml:space="preserve">). Em vez de tratá-la como verdade a ser defendida, nós a tratamos como </w:t>
+        <w:t>BRCA1/BRCA2</w:t>
+      </w:r>
+      <w:r>
+        <w:rPr>
+          <w:rFonts w:ascii="Arial" w:hAnsi="Arial"/>
+        </w:rPr>
+        <w:t xml:space="preserve">, o </w:t>
       </w:r>
       <w:r>
         <w:rPr>
           <w:rFonts w:ascii="Arial" w:hAnsi="Arial"/>
           <w:b/>
         </w:rPr>
-        <w:t>hipótese a ser testada</w:t>
-      </w:r>
-      <w:r>
-        <w:rPr>
-          <w:rFonts w:ascii="Arial" w:hAnsi="Arial"/>
-        </w:rPr>
-        <w:t xml:space="preserve">. Este manuscrito relata honestamente esse teste, seu </w:t>
-      </w:r>
-      <w:r>
-        <w:rPr>
-          <w:rFonts w:ascii="Arial" w:hAnsi="Arial"/>
-          <w:b/>
-        </w:rPr>
-        <w:t>resultado negativo</w:t>
-      </w:r>
-      <w:r>
-        <w:rPr>
-          <w:rFonts w:ascii="Arial" w:hAnsi="Arial"/>
-        </w:rPr>
-        <w:t xml:space="preserve">, o </w:t>
-      </w:r>
-      <w:r>
-        <w:rPr>
-          <w:rFonts w:ascii="Arial" w:hAnsi="Arial"/>
-          <w:b/>
-        </w:rPr>
-        <w:t>diagnóstico</w:t>
-      </w:r>
-      <w:r>
-        <w:rPr>
-          <w:rFonts w:ascii="Arial" w:hAnsi="Arial"/>
-        </w:rPr>
-        <w:t xml:space="preserve"> que ele possibilitou, e a </w:t>
-      </w:r>
-      <w:r>
-        <w:rPr>
-          <w:rFonts w:ascii="Arial" w:hAnsi="Arial"/>
-          <w:b/>
-        </w:rPr>
-        <w:t>solução generalizável</w:t>
-      </w:r>
-      <w:r>
-        <w:rPr>
-          <w:rFonts w:ascii="Arial" w:hAnsi="Arial"/>
-        </w:rPr>
-        <w:t xml:space="preserve"> que dele emergiu. Sustentamos que essa trajetória — hipótese ousada, teste rigoroso, refutação transparente e modelo validado — é, em si, a contribuição científica mais valiosa e mais alinhada ao espírito da ciência.</w:t>
+        <w:t>BRCA-ML</w:t>
+      </w:r>
+      <w:r>
+        <w:rPr>
+          <w:rFonts w:ascii="Arial" w:hAnsi="Arial"/>
+        </w:rPr>
+        <w:t xml:space="preserve"> (Hart et al., 2020) e abordagens de aprendizado de máquina para reclassificação de VUS (RENOVO; Favalli et al., 2021) demonstraram utilidade, e recursos como a análise multifatorial da ENIGMA (Parsons et al., 2019) fornecem rótulos quantitativos de alta confiança. Ensaios funcionais de alto rendimento — </w:t>
+      </w:r>
+      <w:r>
+        <w:rPr>
+          <w:rFonts w:ascii="Arial" w:hAnsi="Arial"/>
+          <w:i/>
+        </w:rPr>
+        <w:t>saturation genome editing</w:t>
+      </w:r>
+      <w:r>
+        <w:rPr>
+          <w:rFonts w:ascii="Arial" w:hAnsi="Arial"/>
+        </w:rPr>
+        <w:t xml:space="preserve"> (Findlay et al., 2014) e ensaios de reparo por recombinação homóloga (Toland; Andreassen, 2017) — vêm reduzindo a incerteza sobre variantes específicas.</w:t>
       </w:r>
     </w:p>
     <w:p>
       <w:pPr>
-        <w:pStyle w:val="Heading2"/>
-      </w:pPr>
-      <w:r>
-        <w:t>1.5 Objetivos</w:t>
+        <w:jc w:val="both"/>
+      </w:pPr>
+      <w:r>
+        <w:rPr>
+          <w:rFonts w:ascii="Arial" w:hAnsi="Arial"/>
+        </w:rPr>
+        <w:t xml:space="preserve">Dois desafios, porém, atravessam a literatura. O primeiro é a </w:t>
+      </w:r>
+      <w:r>
+        <w:rPr>
+          <w:rFonts w:ascii="Arial" w:hAnsi="Arial"/>
+          <w:b/>
+        </w:rPr>
+        <w:t>calibração</w:t>
+      </w:r>
+      <w:r>
+        <w:rPr>
+          <w:rFonts w:ascii="Arial" w:hAnsi="Arial"/>
+        </w:rPr>
+        <w:t xml:space="preserve">: o ClinGen (Pejaver et al., 2022) mostrou que os escores brutos dos preditores precisam ser calibrados para serem usados como evidência na estrutura ACMG/AMP (Richards et al., 2015). O segundo, menos discutido mas crítico, é o </w:t>
+      </w:r>
+      <w:r>
+        <w:rPr>
+          <w:rFonts w:ascii="Arial" w:hAnsi="Arial"/>
+          <w:b/>
+        </w:rPr>
+        <w:t>vazamento de dados</w:t>
+      </w:r>
+      <w:r>
+        <w:rPr>
+          <w:rFonts w:ascii="Arial" w:hAnsi="Arial"/>
+        </w:rPr>
+        <w:t xml:space="preserve"> e a </w:t>
+      </w:r>
+      <w:r>
+        <w:rPr>
+          <w:rFonts w:ascii="Arial" w:hAnsi="Arial"/>
+          <w:b/>
+        </w:rPr>
+        <w:t>superestimação por validação inadequada</w:t>
+      </w:r>
+      <w:r>
+        <w:rPr>
+          <w:rFonts w:ascii="Arial" w:hAnsi="Arial"/>
+        </w:rPr>
+        <w:t xml:space="preserve">, um problema reconhecido na modelagem preditiva clínica em geral (Kernbach; Staartjes, 2022). Modelos avaliados sem separação rigorosa entre treino e teste — por posição, por gene ou por família — reportam desempenhos que não se sustentam externamente. A observação de "coldspots" sistematicamente mal classificados em </w:t>
+      </w:r>
+      <w:r>
+        <w:rPr>
+          <w:rFonts w:ascii="Arial" w:hAnsi="Arial"/>
+          <w:i/>
+        </w:rPr>
+        <w:t>BRCA1/BRCA2</w:t>
+      </w:r>
+      <w:r>
+        <w:rPr>
+          <w:rFonts w:ascii="Arial" w:hAnsi="Arial"/>
+        </w:rPr>
+        <w:t xml:space="preserve"> (Dines et al., 2020) e evidências recentes de que a </w:t>
+      </w:r>
+      <w:r>
+        <w:rPr>
+          <w:rFonts w:ascii="Arial" w:hAnsi="Arial"/>
+          <w:b/>
+        </w:rPr>
+        <w:t>restrição evolutiva em resolução de domínio</w:t>
+      </w:r>
+      <w:r>
+        <w:rPr>
+          <w:rFonts w:ascii="Arial" w:hAnsi="Arial"/>
+        </w:rPr>
+        <w:t xml:space="preserve"> melhora a priorização (Zhang et al., 2024; Torretto et al., 2026) motivam diretamente a abordagem consciente de domínio deste trabalho. É nesse ponto — rigor de validação e sinal de origem biológica explícita — que buscamos contribuir.</w:t>
       </w:r>
     </w:p>
     <w:p>
       <w:pPr>
-        <w:jc w:val="both"/>
-      </w:pPr>
-      <w:r>
-        <w:rPr>
-          <w:rFonts w:ascii="Arial" w:hAnsi="Arial"/>
-        </w:rPr>
-        <w:t xml:space="preserve">1. Testar de forma controlada se a codificação por números primos melhora a classificação de variantes </w:t>
-      </w:r>
-      <w:r>
-        <w:rPr>
-          <w:rFonts w:ascii="Arial" w:hAnsi="Arial"/>
-          <w:i/>
-        </w:rPr>
-        <w:t>missense</w:t>
-      </w:r>
-      <w:r>
-        <w:rPr>
-          <w:rFonts w:ascii="Arial" w:hAnsi="Arial"/>
-        </w:rPr>
-        <w:t xml:space="preserve"> em </w:t>
-      </w:r>
-      <w:r>
-        <w:rPr>
-          <w:rFonts w:ascii="Arial" w:hAnsi="Arial"/>
-          <w:i/>
-        </w:rPr>
-        <w:t>BRCA1/BRCA2</w:t>
-      </w:r>
-      <w:r>
-        <w:rPr>
-          <w:rFonts w:ascii="Arial" w:hAnsi="Arial"/>
-        </w:rPr>
-        <w:t>.</w:t>
+        <w:pStyle w:val="Heading2"/>
+      </w:pPr>
+      <w:r>
+        <w:t>1.4 A jornada científica deste trabalho</w:t>
       </w:r>
     </w:p>
     <w:p>
@@ -850,31 +801,93 @@
         <w:rPr>
           <w:rFonts w:ascii="Arial" w:hAnsi="Arial"/>
         </w:rPr>
-        <w:t>2. Investigar e quantificar o efeito de vazamento posicional em benchmarks internos.</w:t>
+        <w:t xml:space="preserve">Este projeto nasceu de uma hipótese original e arrojada: e se a estrutura dos </w:t>
+      </w:r>
+      <w:r>
+        <w:rPr>
+          <w:rFonts w:ascii="Arial" w:hAnsi="Arial"/>
+          <w:b/>
+        </w:rPr>
+        <w:t>números primos</w:t>
+      </w:r>
+      <w:r>
+        <w:rPr>
+          <w:rFonts w:ascii="Arial" w:hAnsi="Arial"/>
+        </w:rPr>
+        <w:t xml:space="preserve"> — objetos matemáticos com propriedades de distribuição não triviais — pudesse codificar aminoácidos de forma a revelar padrões de patogenicidade? A ideia dá nome ao sistema (</w:t>
+      </w:r>
+      <w:r>
+        <w:rPr>
+          <w:rFonts w:ascii="Arial" w:hAnsi="Arial"/>
+          <w:i/>
+        </w:rPr>
+        <w:t>PrimeVarClass</w:t>
+      </w:r>
+      <w:r>
+        <w:rPr>
+          <w:rFonts w:ascii="Arial" w:hAnsi="Arial"/>
+        </w:rPr>
+        <w:t xml:space="preserve">). Em vez de tratá-la como verdade a ser defendida, nós a tratamos como </w:t>
+      </w:r>
+      <w:r>
+        <w:rPr>
+          <w:rFonts w:ascii="Arial" w:hAnsi="Arial"/>
+          <w:b/>
+        </w:rPr>
+        <w:t>hipótese a ser testada</w:t>
+      </w:r>
+      <w:r>
+        <w:rPr>
+          <w:rFonts w:ascii="Arial" w:hAnsi="Arial"/>
+        </w:rPr>
+        <w:t xml:space="preserve">. Este manuscrito relata honestamente esse teste, seu </w:t>
+      </w:r>
+      <w:r>
+        <w:rPr>
+          <w:rFonts w:ascii="Arial" w:hAnsi="Arial"/>
+          <w:b/>
+        </w:rPr>
+        <w:t>resultado negativo</w:t>
+      </w:r>
+      <w:r>
+        <w:rPr>
+          <w:rFonts w:ascii="Arial" w:hAnsi="Arial"/>
+        </w:rPr>
+        <w:t xml:space="preserve">, o </w:t>
+      </w:r>
+      <w:r>
+        <w:rPr>
+          <w:rFonts w:ascii="Arial" w:hAnsi="Arial"/>
+          <w:b/>
+        </w:rPr>
+        <w:t>diagnóstico</w:t>
+      </w:r>
+      <w:r>
+        <w:rPr>
+          <w:rFonts w:ascii="Arial" w:hAnsi="Arial"/>
+        </w:rPr>
+        <w:t xml:space="preserve"> que ele possibilitou, e a </w:t>
+      </w:r>
+      <w:r>
+        <w:rPr>
+          <w:rFonts w:ascii="Arial" w:hAnsi="Arial"/>
+          <w:b/>
+        </w:rPr>
+        <w:t>solução generalizável</w:t>
+      </w:r>
+      <w:r>
+        <w:rPr>
+          <w:rFonts w:ascii="Arial" w:hAnsi="Arial"/>
+        </w:rPr>
+        <w:t xml:space="preserve"> que dele emergiu. Sustentamos que essa trajetória — hipótese ousada, teste rigoroso, refutação transparente e modelo validado — é, em si, a contribuição científica mais valiosa e mais alinhada ao espírito da ciência.</w:t>
       </w:r>
     </w:p>
     <w:p>
       <w:pPr>
-        <w:jc w:val="both"/>
-      </w:pPr>
-      <w:r>
-        <w:rPr>
-          <w:rFonts w:ascii="Arial" w:hAnsi="Arial"/>
-        </w:rPr>
-        <w:t xml:space="preserve">3. Desenvolver e </w:t>
-      </w:r>
-      <w:r>
-        <w:rPr>
-          <w:rFonts w:ascii="Arial" w:hAnsi="Arial"/>
-          <w:b/>
-        </w:rPr>
-        <w:t>validar externamente</w:t>
-      </w:r>
-      <w:r>
-        <w:rPr>
-          <w:rFonts w:ascii="Arial" w:hAnsi="Arial"/>
-        </w:rPr>
-        <w:t xml:space="preserve"> um classificador consciente de domínio funcional que generalize para coortes independentes.</w:t>
+        <w:pStyle w:val="Heading2"/>
+      </w:pPr>
+      <w:r>
+        <w:t>1.5 Objetivos</w:t>
       </w:r>
     </w:p>
     <w:p>
@@ -885,23 +898,68 @@
         <w:rPr>
           <w:rFonts w:ascii="Arial" w:hAnsi="Arial"/>
         </w:rPr>
-        <w:t>4. Entregar o sistema de forma reprodutível, explicável e eticamente responsável, com aplicação concreta ao contexto brasileiro de saúde e pesquisa.</w:t>
+        <w:t xml:space="preserve">1. Testar de forma controlada se a codificação por números primos melhora a classificação de variantes </w:t>
+      </w:r>
+      <w:r>
+        <w:rPr>
+          <w:rFonts w:ascii="Arial" w:hAnsi="Arial"/>
+          <w:i/>
+        </w:rPr>
+        <w:t>missense</w:t>
+      </w:r>
+      <w:r>
+        <w:rPr>
+          <w:rFonts w:ascii="Arial" w:hAnsi="Arial"/>
+        </w:rPr>
+        <w:t xml:space="preserve"> em </w:t>
+      </w:r>
+      <w:r>
+        <w:rPr>
+          <w:rFonts w:ascii="Arial" w:hAnsi="Arial"/>
+          <w:i/>
+        </w:rPr>
+        <w:t>BRCA1/BRCA2</w:t>
+      </w:r>
+      <w:r>
+        <w:rPr>
+          <w:rFonts w:ascii="Arial" w:hAnsi="Arial"/>
+        </w:rPr>
+        <w:t>.</w:t>
       </w:r>
     </w:p>
     <w:p>
       <w:pPr>
-        <w:pStyle w:val="Heading1"/>
-      </w:pPr>
-      <w:r>
-        <w:t>2. Materiais e Métodos</w:t>
+        <w:jc w:val="both"/>
+      </w:pPr>
+      <w:r>
+        <w:rPr>
+          <w:rFonts w:ascii="Arial" w:hAnsi="Arial"/>
+        </w:rPr>
+        <w:t>2. Investigar e quantificar o efeito de vazamento posicional em benchmarks internos.</w:t>
       </w:r>
     </w:p>
     <w:p>
       <w:pPr>
-        <w:pStyle w:val="Heading2"/>
-      </w:pPr>
-      <w:r>
-        <w:t>2.1 Fontes de dados (reais e públicas)</w:t>
+        <w:jc w:val="both"/>
+      </w:pPr>
+      <w:r>
+        <w:rPr>
+          <w:rFonts w:ascii="Arial" w:hAnsi="Arial"/>
+        </w:rPr>
+        <w:t xml:space="preserve">3. Desenvolver e </w:t>
+      </w:r>
+      <w:r>
+        <w:rPr>
+          <w:rFonts w:ascii="Arial" w:hAnsi="Arial"/>
+          <w:b/>
+        </w:rPr>
+        <w:t>validar externamente</w:t>
+      </w:r>
+      <w:r>
+        <w:rPr>
+          <w:rFonts w:ascii="Arial" w:hAnsi="Arial"/>
+        </w:rPr>
+        <w:t xml:space="preserve"> um classificador consciente de domínio funcional que generalize para coortes independentes.</w:t>
       </w:r>
     </w:p>
     <w:p>
@@ -912,210 +970,183 @@
         <w:rPr>
           <w:rFonts w:ascii="Arial" w:hAnsi="Arial"/>
         </w:rPr>
-        <w:t xml:space="preserve">Utilizamos exclusivamente dados públicos e auditáveis de variantes </w:t>
-      </w:r>
-      <w:r>
-        <w:rPr>
-          <w:rFonts w:ascii="Arial" w:hAnsi="Arial"/>
-          <w:i/>
-        </w:rPr>
-        <w:t>missense</w:t>
-      </w:r>
-      <w:r>
-        <w:rPr>
-          <w:rFonts w:ascii="Arial" w:hAnsi="Arial"/>
-        </w:rPr>
-        <w:t xml:space="preserve"> de </w:t>
-      </w:r>
-      <w:r>
-        <w:rPr>
-          <w:rFonts w:ascii="Arial" w:hAnsi="Arial"/>
-          <w:i/>
-        </w:rPr>
-        <w:t>BRCA1</w:t>
-      </w:r>
-      <w:r>
-        <w:rPr>
-          <w:rFonts w:ascii="Arial" w:hAnsi="Arial"/>
-        </w:rPr>
-        <w:t xml:space="preserve"> (UniProt P38398) e </w:t>
-      </w:r>
-      <w:r>
-        <w:rPr>
-          <w:rFonts w:ascii="Arial" w:hAnsi="Arial"/>
-          <w:i/>
-        </w:rPr>
-        <w:t>BRCA2</w:t>
-      </w:r>
-      <w:r>
-        <w:rPr>
-          <w:rFonts w:ascii="Arial" w:hAnsi="Arial"/>
-        </w:rPr>
-        <w:t xml:space="preserve"> (UniProt P51587):</w:t>
+        <w:t>4. Entregar o sistema de forma reprodutível, explicável e eticamente responsável, com aplicação concreta ao contexto brasileiro de saúde e pesquisa.</w:t>
       </w:r>
     </w:p>
     <w:p>
       <w:pPr>
-        <w:pStyle w:val="ListBullet"/>
-      </w:pPr>
-      <w:r>
-        <w:rPr>
-          <w:rFonts w:ascii="Arial" w:hAnsi="Arial"/>
-          <w:b/>
-        </w:rPr>
-        <w:t>ClinVar</w:t>
-      </w:r>
-      <w:r>
-        <w:rPr>
-          <w:rFonts w:ascii="Arial" w:hAnsi="Arial"/>
-        </w:rPr>
-        <w:t xml:space="preserve"> — classificações clínicas, com subconjunto de alta confiança revisado por painel de especialistas (ENIGMA/ClinGen).</w:t>
+        <w:pStyle w:val="Heading1"/>
+      </w:pPr>
+      <w:r>
+        <w:t>2. Materiais e Métodos</w:t>
       </w:r>
     </w:p>
     <w:p>
       <w:pPr>
-        <w:pStyle w:val="ListBullet"/>
-      </w:pPr>
-      <w:r>
-        <w:rPr>
-          <w:rFonts w:ascii="Arial" w:hAnsi="Arial"/>
-          <w:b/>
-        </w:rPr>
-        <w:t>gnomAD</w:t>
-      </w:r>
-      <w:r>
-        <w:rPr>
-          <w:rFonts w:ascii="Arial" w:hAnsi="Arial"/>
-        </w:rPr>
-        <w:t xml:space="preserve"> — frequências alélicas populacionais.</w:t>
+        <w:pStyle w:val="Heading2"/>
+      </w:pPr>
+      <w:r>
+        <w:t>2.1 Fontes de dados (reais e públicas)</w:t>
       </w:r>
     </w:p>
     <w:p>
       <w:pPr>
-        <w:pStyle w:val="ListBullet"/>
-      </w:pPr>
-      <w:r>
-        <w:rPr>
-          <w:rFonts w:ascii="Arial" w:hAnsi="Arial"/>
-          <w:b/>
-        </w:rPr>
-        <w:t>Coortes externas independentes</w:t>
-      </w:r>
-      <w:r>
-        <w:rPr>
-          <w:rFonts w:ascii="Arial" w:hAnsi="Arial"/>
-        </w:rPr>
-        <w:t xml:space="preserve"> — variantes classificadas por especialistas de BRCA1 e BRCA2, mantidas estritamente separadas do conjunto de treino para validação de generalização.</w:t>
+        <w:jc w:val="both"/>
+      </w:pPr>
+      <w:r>
+        <w:rPr>
+          <w:rFonts w:ascii="Arial" w:hAnsi="Arial"/>
+        </w:rPr>
+        <w:t xml:space="preserve">Utilizamos exclusivamente dados públicos e auditáveis de variantes </w:t>
+      </w:r>
+      <w:r>
+        <w:rPr>
+          <w:rFonts w:ascii="Arial" w:hAnsi="Arial"/>
+          <w:i/>
+        </w:rPr>
+        <w:t>missense</w:t>
+      </w:r>
+      <w:r>
+        <w:rPr>
+          <w:rFonts w:ascii="Arial" w:hAnsi="Arial"/>
+        </w:rPr>
+        <w:t xml:space="preserve"> de </w:t>
+      </w:r>
+      <w:r>
+        <w:rPr>
+          <w:rFonts w:ascii="Arial" w:hAnsi="Arial"/>
+          <w:i/>
+        </w:rPr>
+        <w:t>BRCA1</w:t>
+      </w:r>
+      <w:r>
+        <w:rPr>
+          <w:rFonts w:ascii="Arial" w:hAnsi="Arial"/>
+        </w:rPr>
+        <w:t xml:space="preserve"> (UniProt P38398) e </w:t>
+      </w:r>
+      <w:r>
+        <w:rPr>
+          <w:rFonts w:ascii="Arial" w:hAnsi="Arial"/>
+          <w:i/>
+        </w:rPr>
+        <w:t>BRCA2</w:t>
+      </w:r>
+      <w:r>
+        <w:rPr>
+          <w:rFonts w:ascii="Arial" w:hAnsi="Arial"/>
+        </w:rPr>
+        <w:t xml:space="preserve"> (UniProt P51587):</w:t>
       </w:r>
     </w:p>
     <w:p>
       <w:pPr>
-        <w:jc w:val="both"/>
-      </w:pPr>
-      <w:r>
-        <w:rPr>
-          <w:rFonts w:ascii="Arial" w:hAnsi="Arial"/>
-        </w:rPr>
-        <w:t xml:space="preserve">Rótulos foram normalizados em patogênico (1) vs benigno (0); classificações conflitantes ou de baixa confiança foram excluídas. Conjunto de treino: </w:t>
-      </w:r>
+        <w:pStyle w:val="ListBullet"/>
+      </w:pPr>
       <w:r>
         <w:rPr>
           <w:rFonts w:ascii="Arial" w:hAnsi="Arial"/>
           <w:b/>
         </w:rPr>
-        <w:t>n = 869</w:t>
-      </w:r>
-      <w:r>
-        <w:rPr>
-          <w:rFonts w:ascii="Arial" w:hAnsi="Arial"/>
-        </w:rPr>
-        <w:t xml:space="preserve">; conjunto externo: </w:t>
-      </w:r>
-      <w:r>
-        <w:rPr>
-          <w:rFonts w:ascii="Arial" w:hAnsi="Arial"/>
-          <w:b/>
-        </w:rPr>
-        <w:t>n = 836</w:t>
-      </w:r>
-      <w:r>
-        <w:rPr>
-          <w:rFonts w:ascii="Arial" w:hAnsi="Arial"/>
-        </w:rPr>
-        <w:t>.</w:t>
+        <w:t>ClinVar</w:t>
+      </w:r>
+      <w:r>
+        <w:rPr>
+          <w:rFonts w:ascii="Arial" w:hAnsi="Arial"/>
+        </w:rPr>
+        <w:t xml:space="preserve"> — classificações clínicas, com subconjunto de alta confiança revisado por painel de especialistas (ENIGMA/ClinGen).</w:t>
       </w:r>
     </w:p>
     <w:p>
       <w:pPr>
-        <w:pStyle w:val="Heading2"/>
-      </w:pPr>
-      <w:r>
-        <w:t>2.2 Representações de variante (características)</w:t>
+        <w:pStyle w:val="ListBullet"/>
+      </w:pPr>
+      <w:r>
+        <w:rPr>
+          <w:rFonts w:ascii="Arial" w:hAnsi="Arial"/>
+          <w:b/>
+        </w:rPr>
+        <w:t>gnomAD</w:t>
+      </w:r>
+      <w:r>
+        <w:rPr>
+          <w:rFonts w:ascii="Arial" w:hAnsi="Arial"/>
+        </w:rPr>
+        <w:t xml:space="preserve"> — frequências alélicas populacionais.</w:t>
       </w:r>
     </w:p>
     <w:p>
       <w:pPr>
-        <w:jc w:val="both"/>
-      </w:pPr>
-      <w:r>
-        <w:rPr>
-          <w:rFonts w:ascii="Arial" w:hAnsi="Arial"/>
-        </w:rPr>
-        <w:t>Cada substituição de aminoácido foi representada por famílias de características:</w:t>
+        <w:pStyle w:val="ListBullet"/>
+      </w:pPr>
+      <w:r>
+        <w:rPr>
+          <w:rFonts w:ascii="Arial" w:hAnsi="Arial"/>
+          <w:b/>
+        </w:rPr>
+        <w:t>Coortes externas independentes</w:t>
+      </w:r>
+      <w:r>
+        <w:rPr>
+          <w:rFonts w:ascii="Arial" w:hAnsi="Arial"/>
+        </w:rPr>
+        <w:t xml:space="preserve"> — variantes classificadas por especialistas de BRCA1 e BRCA2, mantidas estritamente separadas do conjunto de treino para validação de generalização.</w:t>
       </w:r>
     </w:p>
     <w:p>
       <w:pPr>
-        <w:pStyle w:val="ListBullet"/>
-      </w:pPr>
+        <w:jc w:val="both"/>
+      </w:pPr>
+      <w:r>
+        <w:rPr>
+          <w:rFonts w:ascii="Arial" w:hAnsi="Arial"/>
+        </w:rPr>
+        <w:t xml:space="preserve">Rótulos foram normalizados em patogênico (1) vs benigno (0); classificações conflitantes ou de baixa confiança foram excluídas. Conjunto de treino: </w:t>
+      </w:r>
       <w:r>
         <w:rPr>
           <w:rFonts w:ascii="Arial" w:hAnsi="Arial"/>
           <w:b/>
         </w:rPr>
-        <w:t>Bioquímicas</w:t>
-      </w:r>
-      <w:r>
-        <w:rPr>
-          <w:rFonts w:ascii="Arial" w:hAnsi="Arial"/>
-        </w:rPr>
-        <w:t>: variações de massa, hidrofobicidade, carga, polaridade, aromaticidade, mudança de classe química e escore de severidade bioquímica.</w:t>
+        <w:t>n = 869</w:t>
+      </w:r>
+      <w:r>
+        <w:rPr>
+          <w:rFonts w:ascii="Arial" w:hAnsi="Arial"/>
+        </w:rPr>
+        <w:t xml:space="preserve">; conjunto externo: </w:t>
+      </w:r>
+      <w:r>
+        <w:rPr>
+          <w:rFonts w:ascii="Arial" w:hAnsi="Arial"/>
+          <w:b/>
+        </w:rPr>
+        <w:t>n = 836</w:t>
+      </w:r>
+      <w:r>
+        <w:rPr>
+          <w:rFonts w:ascii="Arial" w:hAnsi="Arial"/>
+        </w:rPr>
+        <w:t>.</w:t>
       </w:r>
     </w:p>
     <w:p>
       <w:pPr>
-        <w:pStyle w:val="ListBullet"/>
-      </w:pPr>
-      <w:r>
-        <w:rPr>
-          <w:rFonts w:ascii="Arial" w:hAnsi="Arial"/>
-          <w:b/>
-        </w:rPr>
-        <w:t>Hipótese dos primos</w:t>
-      </w:r>
-      <w:r>
-        <w:rPr>
-          <w:rFonts w:ascii="Arial" w:hAnsi="Arial"/>
-        </w:rPr>
-        <w:t>: aminoácidos mapeados a números primos, com derivações (razões, diferenças, densidade local, lacunas entre primos, resíduos módulo, etc.).</w:t>
+        <w:pStyle w:val="Heading2"/>
+      </w:pPr>
+      <w:r>
+        <w:t>2.2 Representações de variante (características)</w:t>
       </w:r>
     </w:p>
     <w:p>
       <w:pPr>
-        <w:pStyle w:val="ListBullet"/>
-      </w:pPr>
-      <w:r>
-        <w:rPr>
-          <w:rFonts w:ascii="Arial" w:hAnsi="Arial"/>
-          <w:b/>
-        </w:rPr>
-        <w:t>Identidade</w:t>
-      </w:r>
-      <w:r>
-        <w:rPr>
-          <w:rFonts w:ascii="Arial" w:hAnsi="Arial"/>
-        </w:rPr>
-        <w:t>: codificação categórica direta (gene, aminoácido de referência, aminoácido alternativo).</w:t>
+        <w:jc w:val="both"/>
+      </w:pPr>
+      <w:r>
+        <w:rPr>
+          <w:rFonts w:ascii="Arial" w:hAnsi="Arial"/>
+        </w:rPr>
+        <w:t>Cada substituição de aminoácido foi representada por famílias de características:</w:t>
       </w:r>
     </w:p>
     <w:p>
@@ -1127,13 +1158,13 @@
           <w:rFonts w:ascii="Arial" w:hAnsi="Arial"/>
           <w:b/>
         </w:rPr>
-        <w:t>Domínio funcional</w:t>
-      </w:r>
-      <w:r>
-        <w:rPr>
-          <w:rFonts w:ascii="Arial" w:hAnsi="Arial"/>
-        </w:rPr>
-        <w:t xml:space="preserve"> (proposta deste trabalho): rótulo categórico do domínio UniProt e indicador binário de domínio crítico (ver 2.4).</w:t>
+        <w:t>Bioquímicas</w:t>
+      </w:r>
+      <w:r>
+        <w:rPr>
+          <w:rFonts w:ascii="Arial" w:hAnsi="Arial"/>
+        </w:rPr>
+        <w:t>: variações de massa, hidrofobicidade, carga, polaridade, aromaticidade, mudança de classe química e escore de severidade bioquímica.</w:t>
       </w:r>
     </w:p>
     <w:p>
@@ -1145,159 +1176,127 @@
           <w:rFonts w:ascii="Arial" w:hAnsi="Arial"/>
           <w:b/>
         </w:rPr>
-        <w:t>Preditores externos</w:t>
-      </w:r>
-      <w:r>
-        <w:rPr>
-          <w:rFonts w:ascii="Arial" w:hAnsi="Arial"/>
-        </w:rPr>
-        <w:t xml:space="preserve"> (apenas como referência): quando disponíveis.</w:t>
+        <w:t>Hipótese dos primos</w:t>
+      </w:r>
+      <w:r>
+        <w:rPr>
+          <w:rFonts w:ascii="Arial" w:hAnsi="Arial"/>
+        </w:rPr>
+        <w:t>: aminoácidos mapeados a números primos, com derivações (razões, diferenças, densidade local, lacunas entre primos, resíduos módulo, etc.).</w:t>
       </w:r>
     </w:p>
     <w:p>
       <w:pPr>
-        <w:pStyle w:val="Heading2"/>
-      </w:pPr>
-      <w:r>
-        <w:t>2.3 O teste da hipótese dos primos</w:t>
+        <w:pStyle w:val="ListBullet"/>
+      </w:pPr>
+      <w:r>
+        <w:rPr>
+          <w:rFonts w:ascii="Arial" w:hAnsi="Arial"/>
+          <w:b/>
+        </w:rPr>
+        <w:t>Identidade</w:t>
+      </w:r>
+      <w:r>
+        <w:rPr>
+          <w:rFonts w:ascii="Arial" w:hAnsi="Arial"/>
+        </w:rPr>
+        <w:t>: codificação categórica direta (gene, aminoácido de referência, aminoácido alternativo).</w:t>
       </w:r>
     </w:p>
     <w:p>
       <w:pPr>
-        <w:jc w:val="both"/>
-      </w:pPr>
-      <w:r>
-        <w:rPr>
-          <w:rFonts w:ascii="Arial" w:hAnsi="Arial"/>
-        </w:rPr>
-        <w:t xml:space="preserve">Para avaliar a hipótese de forma justa, comparamos, sob </w:t>
-      </w:r>
+        <w:pStyle w:val="ListBullet"/>
+      </w:pPr>
       <w:r>
         <w:rPr>
           <w:rFonts w:ascii="Arial" w:hAnsi="Arial"/>
           <w:b/>
         </w:rPr>
-        <w:t>o mesmo classificador e o mesmo protocolo de validação</w:t>
-      </w:r>
-      <w:r>
-        <w:rPr>
-          <w:rFonts w:ascii="Arial" w:hAnsi="Arial"/>
-        </w:rPr>
-        <w:t xml:space="preserve">, conjuntos de características isolados: apenas-primos, apenas-bioquímico, apenas-identidade, e combinações (híbrido). A pergunta central foi operacionalizada em comparações pareadas: </w:t>
-      </w:r>
-      <w:r>
-        <w:rPr>
-          <w:rFonts w:ascii="Arial" w:hAnsi="Arial"/>
-          <w:i/>
-        </w:rPr>
-        <w:t>os primos superam a identidade simples?</w:t>
-      </w:r>
-      <w:r>
-        <w:rPr>
-          <w:rFonts w:ascii="Arial" w:hAnsi="Arial"/>
-        </w:rPr>
-        <w:t xml:space="preserve"> e </w:t>
-      </w:r>
-      <w:r>
-        <w:rPr>
-          <w:rFonts w:ascii="Arial" w:hAnsi="Arial"/>
-          <w:i/>
-        </w:rPr>
-        <w:t>adicionar primos a um modelo bioquímico ajuda?</w:t>
+        <w:t>Domínio funcional</w:t>
+      </w:r>
+      <w:r>
+        <w:rPr>
+          <w:rFonts w:ascii="Arial" w:hAnsi="Arial"/>
+        </w:rPr>
+        <w:t xml:space="preserve"> (proposta deste trabalho): rótulo categórico do domínio UniProt e indicador binário de domínio crítico (ver 2.4).</w:t>
       </w:r>
     </w:p>
     <w:p>
       <w:pPr>
-        <w:pStyle w:val="Heading2"/>
-      </w:pPr>
-      <w:r>
-        <w:t>2.4 Anotação de domínio funcional (UniProt)</w:t>
+        <w:pStyle w:val="ListBullet"/>
+      </w:pPr>
+      <w:r>
+        <w:rPr>
+          <w:rFonts w:ascii="Arial" w:hAnsi="Arial"/>
+          <w:b/>
+        </w:rPr>
+        <w:t>Preditores externos</w:t>
+      </w:r>
+      <w:r>
+        <w:rPr>
+          <w:rFonts w:ascii="Arial" w:hAnsi="Arial"/>
+        </w:rPr>
+        <w:t xml:space="preserve"> (apenas como referência): quando disponíveis.</w:t>
       </w:r>
     </w:p>
     <w:p>
       <w:pPr>
-        <w:jc w:val="both"/>
-      </w:pPr>
-      <w:r>
-        <w:rPr>
-          <w:rFonts w:ascii="Arial" w:hAnsi="Arial"/>
-        </w:rPr>
-        <w:t>Mapeamos cada posição de resíduo aos domínios funcionais curados das proteínas:</w:t>
+        <w:pStyle w:val="Heading2"/>
+      </w:pPr>
+      <w:r>
+        <w:t>2.3 O teste da hipótese dos primos</w:t>
       </w:r>
     </w:p>
     <w:p>
       <w:pPr>
-        <w:pStyle w:val="ListBullet"/>
-      </w:pPr>
+        <w:jc w:val="both"/>
+      </w:pPr>
+      <w:r>
+        <w:rPr>
+          <w:rFonts w:ascii="Arial" w:hAnsi="Arial"/>
+        </w:rPr>
+        <w:t xml:space="preserve">Para avaliar a hipótese de forma justa, comparamos, sob </w:t>
+      </w:r>
       <w:r>
         <w:rPr>
           <w:rFonts w:ascii="Arial" w:hAnsi="Arial"/>
           <w:b/>
         </w:rPr>
-        <w:t>BRCA1 (P38398)</w:t>
-      </w:r>
-      <w:r>
-        <w:rPr>
-          <w:rFonts w:ascii="Arial" w:hAnsi="Arial"/>
-        </w:rPr>
-        <w:t xml:space="preserve">: domínio RING (1–109; ligação a BARD1, E3-ligase) e as repetições BRCT (1642–1736 e 1756–1855) como regiões </w:t>
-      </w:r>
-      <w:r>
-        <w:rPr>
-          <w:rFonts w:ascii="Arial" w:hAnsi="Arial"/>
-          <w:b/>
-        </w:rPr>
-        <w:t>críticas</w:t>
-      </w:r>
-      <w:r>
-        <w:rPr>
-          <w:rFonts w:ascii="Arial" w:hAnsi="Arial"/>
-        </w:rPr>
-        <w:t xml:space="preserve">; domínios SCD e </w:t>
+        <w:t>o mesmo classificador e o mesmo protocolo de validação</w:t>
+      </w:r>
+      <w:r>
+        <w:rPr>
+          <w:rFonts w:ascii="Arial" w:hAnsi="Arial"/>
+        </w:rPr>
+        <w:t xml:space="preserve">, conjuntos de características isolados: apenas-primos, apenas-bioquímico, apenas-identidade, e combinações (híbrido). A pergunta central foi operacionalizada em comparações pareadas: </w:t>
       </w:r>
       <w:r>
         <w:rPr>
           <w:rFonts w:ascii="Arial" w:hAnsi="Arial"/>
           <w:i/>
         </w:rPr>
-        <w:t>coiled-coil</w:t>
-      </w:r>
-      <w:r>
-        <w:rPr>
-          <w:rFonts w:ascii="Arial" w:hAnsi="Arial"/>
-        </w:rPr>
-        <w:t xml:space="preserve"> de ligação a PALB2 como não críticos.</w:t>
+        <w:t>os primos superam a identidade simples?</w:t>
+      </w:r>
+      <w:r>
+        <w:rPr>
+          <w:rFonts w:ascii="Arial" w:hAnsi="Arial"/>
+        </w:rPr>
+        <w:t xml:space="preserve"> e </w:t>
+      </w:r>
+      <w:r>
+        <w:rPr>
+          <w:rFonts w:ascii="Arial" w:hAnsi="Arial"/>
+          <w:i/>
+        </w:rPr>
+        <w:t>adicionar primos a um modelo bioquímico ajuda?</w:t>
       </w:r>
     </w:p>
     <w:p>
       <w:pPr>
-        <w:pStyle w:val="ListBullet"/>
-      </w:pPr>
-      <w:r>
-        <w:rPr>
-          <w:rFonts w:ascii="Arial" w:hAnsi="Arial"/>
-          <w:b/>
-        </w:rPr>
-        <w:t>BRCA2 (P51587)</w:t>
-      </w:r>
-      <w:r>
-        <w:rPr>
-          <w:rFonts w:ascii="Arial" w:hAnsi="Arial"/>
-        </w:rPr>
-        <w:t xml:space="preserve">: domínio de ligação ao DNA (DBD: helicoidal 2481–2667 e três folhas OB até 3186) como região </w:t>
-      </w:r>
-      <w:r>
-        <w:rPr>
-          <w:rFonts w:ascii="Arial" w:hAnsi="Arial"/>
-          <w:b/>
-        </w:rPr>
-        <w:t>crítica</w:t>
-      </w:r>
-      <w:r>
-        <w:rPr>
-          <w:rFonts w:ascii="Arial" w:hAnsi="Arial"/>
-        </w:rPr>
-        <w:t>; repetições BRC de ligação a RAD51 e demais regiões como não críticas.</w:t>
+        <w:pStyle w:val="Heading2"/>
+      </w:pPr>
+      <w:r>
+        <w:t>2.4 Anotação de domínio funcional (UniProt)</w:t>
       </w:r>
     </w:p>
     <w:p>
@@ -1308,66 +1307,152 @@
         <w:rPr>
           <w:rFonts w:ascii="Arial" w:hAnsi="Arial"/>
         </w:rPr>
-        <w:t xml:space="preserve">Definimos duas características: </w:t>
-      </w:r>
-      <w:r>
-        <w:rPr>
-          <w:rFonts w:ascii="Consolas" w:hAnsi="Consolas"/>
-        </w:rPr>
-        <w:t>functional_domain</w:t>
-      </w:r>
-      <w:r>
-        <w:rPr>
-          <w:rFonts w:ascii="Arial" w:hAnsi="Arial"/>
-        </w:rPr>
-        <w:t xml:space="preserve"> (categórica) e </w:t>
-      </w:r>
-      <w:r>
-        <w:rPr>
-          <w:rFonts w:ascii="Consolas" w:hAnsi="Consolas"/>
-        </w:rPr>
-        <w:t>in_critical_domain</w:t>
-      </w:r>
-      <w:r>
-        <w:rPr>
-          <w:rFonts w:ascii="Arial" w:hAnsi="Arial"/>
-        </w:rPr>
-        <w:t xml:space="preserve"> (binária). O ponto essencial é que essas características são funções de </w:t>
-      </w:r>
-      <w:r>
-        <w:rPr>
-          <w:rFonts w:ascii="Arial" w:hAnsi="Arial"/>
-          <w:b/>
-        </w:rPr>
-        <w:t>região</w:t>
-      </w:r>
-      <w:r>
-        <w:rPr>
-          <w:rFonts w:ascii="Arial" w:hAnsi="Arial"/>
-        </w:rPr>
-        <w:t>, não do índice único do resíduo — portanto codificam biologia transferível em vez de memorizar quais posições exatas foram patogênicas no treino.</w:t>
+        <w:t>Mapeamos cada posição de resíduo aos domínios funcionais curados das proteínas:</w:t>
       </w:r>
     </w:p>
     <w:p>
       <w:pPr>
-        <w:jc w:val="both"/>
-      </w:pPr>
-      <w:r>
-        <w:rPr>
-          <w:rFonts w:ascii="Arial" w:hAnsi="Arial"/>
-        </w:rPr>
-        <w:t>As proteínas-alvo e seus domínios funcionais são apresentados na Figura 1, a partir de estruturas experimentais reais depositadas no Protein Data Bank (PDB).</w:t>
+        <w:pStyle w:val="ListBullet"/>
+      </w:pPr>
+      <w:r>
+        <w:rPr>
+          <w:rFonts w:ascii="Arial" w:hAnsi="Arial"/>
+          <w:b/>
+        </w:rPr>
+        <w:t>BRCA1 (P38398)</w:t>
+      </w:r>
+      <w:r>
+        <w:rPr>
+          <w:rFonts w:ascii="Arial" w:hAnsi="Arial"/>
+        </w:rPr>
+        <w:t xml:space="preserve">: domínio RING (1–109; ligação a BARD1, E3-ligase) e as repetições BRCT (1642–1736 e 1756–1855) como regiões </w:t>
+      </w:r>
+      <w:r>
+        <w:rPr>
+          <w:rFonts w:ascii="Arial" w:hAnsi="Arial"/>
+          <w:b/>
+        </w:rPr>
+        <w:t>críticas</w:t>
+      </w:r>
+      <w:r>
+        <w:rPr>
+          <w:rFonts w:ascii="Arial" w:hAnsi="Arial"/>
+        </w:rPr>
+        <w:t xml:space="preserve">; domínios SCD e </w:t>
+      </w:r>
+      <w:r>
+        <w:rPr>
+          <w:rFonts w:ascii="Arial" w:hAnsi="Arial"/>
+          <w:i/>
+        </w:rPr>
+        <w:t>coiled-coil</w:t>
+      </w:r>
+      <w:r>
+        <w:rPr>
+          <w:rFonts w:ascii="Arial" w:hAnsi="Arial"/>
+        </w:rPr>
+        <w:t xml:space="preserve"> de ligação a PALB2 como não críticos.</w:t>
       </w:r>
     </w:p>
     <w:p>
       <w:pPr>
+        <w:pStyle w:val="ListBullet"/>
+      </w:pPr>
+      <w:r>
+        <w:rPr>
+          <w:rFonts w:ascii="Arial" w:hAnsi="Arial"/>
+          <w:b/>
+        </w:rPr>
+        <w:t>BRCA2 (P51587)</w:t>
+      </w:r>
+      <w:r>
+        <w:rPr>
+          <w:rFonts w:ascii="Arial" w:hAnsi="Arial"/>
+        </w:rPr>
+        <w:t xml:space="preserve">: domínio de ligação ao DNA (DBD: helicoidal 2481–2667 e três folhas OB até 3186) como região </w:t>
+      </w:r>
+      <w:r>
+        <w:rPr>
+          <w:rFonts w:ascii="Arial" w:hAnsi="Arial"/>
+          <w:b/>
+        </w:rPr>
+        <w:t>crítica</w:t>
+      </w:r>
+      <w:r>
+        <w:rPr>
+          <w:rFonts w:ascii="Arial" w:hAnsi="Arial"/>
+        </w:rPr>
+        <w:t>; repetições BRC de ligação a RAD51 e demais regiões como não críticas.</w:t>
+      </w:r>
+    </w:p>
+    <w:p>
+      <w:pPr>
+        <w:jc w:val="both"/>
+      </w:pPr>
+      <w:r>
+        <w:rPr>
+          <w:rFonts w:ascii="Arial" w:hAnsi="Arial"/>
+        </w:rPr>
+        <w:t xml:space="preserve">Definimos duas características: </w:t>
+      </w:r>
+      <w:r>
+        <w:rPr>
+          <w:rFonts w:ascii="Consolas" w:hAnsi="Consolas"/>
+        </w:rPr>
+        <w:t>functional_domain</w:t>
+      </w:r>
+      <w:r>
+        <w:rPr>
+          <w:rFonts w:ascii="Arial" w:hAnsi="Arial"/>
+        </w:rPr>
+        <w:t xml:space="preserve"> (categórica) e </w:t>
+      </w:r>
+      <w:r>
+        <w:rPr>
+          <w:rFonts w:ascii="Consolas" w:hAnsi="Consolas"/>
+        </w:rPr>
+        <w:t>in_critical_domain</w:t>
+      </w:r>
+      <w:r>
+        <w:rPr>
+          <w:rFonts w:ascii="Arial" w:hAnsi="Arial"/>
+        </w:rPr>
+        <w:t xml:space="preserve"> (binária). O ponto essencial é que essas características são funções de </w:t>
+      </w:r>
+      <w:r>
+        <w:rPr>
+          <w:rFonts w:ascii="Arial" w:hAnsi="Arial"/>
+          <w:b/>
+        </w:rPr>
+        <w:t>região</w:t>
+      </w:r>
+      <w:r>
+        <w:rPr>
+          <w:rFonts w:ascii="Arial" w:hAnsi="Arial"/>
+        </w:rPr>
+        <w:t>, não do índice único do resíduo — portanto codificam biologia transferível em vez de memorizar quais posições exatas foram patogênicas no treino.</w:t>
+      </w:r>
+    </w:p>
+    <w:p>
+      <w:pPr>
+        <w:jc w:val="both"/>
+      </w:pPr>
+      <w:r>
+        <w:rPr>
+          <w:rFonts w:ascii="Arial" w:hAnsi="Arial"/>
+        </w:rPr>
+        <w:t>As proteínas-alvo e seus domínios funcionais são apresentados na Figura 2, a partir de estruturas experimentais reais depositadas no Protein Data Bank (PDB).</w:t>
+      </w:r>
+    </w:p>
+    <w:p>
+      <w:pPr>
         <w:jc w:val="center"/>
       </w:pPr>
       <w:r>
         <w:drawing>
           <wp:inline xmlns:a="http://schemas.openxmlformats.org/drawingml/2006/main" xmlns:pic="http://schemas.openxmlformats.org/drawingml/2006/picture">
-            <wp:extent cx="4680000" cy="1596898"/>
-            <wp:docPr id="1" name="Picture 1"/>
+            <wp:extent cx="3960000" cy="1351221"/>
+            <wp:docPr id="2" name="Picture 2"/>
             <wp:cNvGraphicFramePr>
               <a:graphicFrameLocks noChangeAspect="1"/>
             </wp:cNvGraphicFramePr>
@@ -1379,7 +1464,7 @@
                     <pic:cNvPicPr/>
                   </pic:nvPicPr>
                   <pic:blipFill>
-                    <a:blip r:embed="rId9"/>
+                    <a:blip r:embed="rId10"/>
                     <a:stretch>
                       <a:fillRect/>
                     </a:stretch>
@@ -1387,7 +1472,7 @@
                   <pic:spPr>
                     <a:xfrm>
                       <a:off x="0" y="0"/>
-                      <a:ext cx="4680000" cy="1596898"/>
+                      <a:ext cx="3960000" cy="1351221"/>
                     </a:xfrm>
                     <a:prstGeom prst="rect"/>
                   </pic:spPr>
@@ -1409,7 +1494,7 @@
           <w:i/>
           <w:sz w:val="20"/>
         </w:rPr>
-        <w:t>Figura 1.</w:t>
+        <w:t>Figura 2.</w:t>
       </w:r>
       <w:r>
         <w:rPr>
@@ -1485,6 +1570,112 @@
           <w:sz w:val="20"/>
         </w:rPr>
         <w:t xml:space="preserve"> (PDB 1MJE): BRCA2 (verde) em complexo com DSS1 (ciano) e ssDNA (laranja), conforme Yang et al. (2002). As três regiões em destaque são os domínios funcionais críticos usados pelo modelo consciente de domínio.</w:t>
+      </w:r>
+    </w:p>
+    <w:p>
+      <w:pPr>
+        <w:jc w:val="both"/>
+      </w:pPr>
+      <w:r>
+        <w:rPr>
+          <w:rFonts w:ascii="Arial" w:hAnsi="Arial"/>
+        </w:rPr>
+        <w:t>A importância dessas regiões torna-se evidente ao observar o efeito estrutural de variantes patogênicas conhecidas (Figura 3). No domínio RING, cisteínas como Cys61 e Cys64 coordenam um íon de zinco estrutural; substituições como p.Cys61Gly e p.Cys64Gly removem esses ligantes, colapsam o domínio e abolem a atividade de E3-ligase e a interação com BARD1. No domínio BRCT, a variante p.Met1775Arg desestabiliza a interface entre as duas repetições e prejudica o reconhecimento de fosfopeptídeos. Ou seja, as mutações patogênicas danificam precisamente as regiões que o modelo consciente de domínio identifica como críticas — a base biológica que sustenta a abordagem.</w:t>
+      </w:r>
+    </w:p>
+    <w:p>
+      <w:pPr>
+        <w:jc w:val="center"/>
+      </w:pPr>
+      <w:r>
+        <w:drawing>
+          <wp:inline xmlns:a="http://schemas.openxmlformats.org/drawingml/2006/main" xmlns:pic="http://schemas.openxmlformats.org/drawingml/2006/picture">
+            <wp:extent cx="3960000" cy="1934600"/>
+            <wp:docPr id="3" name="Picture 3"/>
+            <wp:cNvGraphicFramePr>
+              <a:graphicFrameLocks noChangeAspect="1"/>
+            </wp:cNvGraphicFramePr>
+            <a:graphic>
+              <a:graphicData uri="http://schemas.openxmlformats.org/drawingml/2006/picture">
+                <pic:pic>
+                  <pic:nvPicPr>
+                    <pic:cNvPr id="0" name="fig_mutation_consequence.png"/>
+                    <pic:cNvPicPr/>
+                  </pic:nvPicPr>
+                  <pic:blipFill>
+                    <a:blip r:embed="rId11"/>
+                    <a:stretch>
+                      <a:fillRect/>
+                    </a:stretch>
+                  </pic:blipFill>
+                  <pic:spPr>
+                    <a:xfrm>
+                      <a:off x="0" y="0"/>
+                      <a:ext cx="3960000" cy="1934600"/>
+                    </a:xfrm>
+                    <a:prstGeom prst="rect"/>
+                  </pic:spPr>
+                </pic:pic>
+              </a:graphicData>
+            </a:graphic>
+          </wp:inline>
+        </w:drawing>
+      </w:r>
+    </w:p>
+    <w:p>
+      <w:pPr>
+        <w:jc w:val="center"/>
+      </w:pPr>
+      <w:r>
+        <w:rPr>
+          <w:rFonts w:ascii="Arial" w:hAnsi="Arial"/>
+          <w:b/>
+          <w:i/>
+          <w:sz w:val="20"/>
+        </w:rPr>
+        <w:t>Figura 3.</w:t>
+      </w:r>
+      <w:r>
+        <w:rPr>
+          <w:rFonts w:ascii="Arial" w:hAnsi="Arial"/>
+          <w:i/>
+          <w:sz w:val="20"/>
+        </w:rPr>
+        <w:t xml:space="preserve"> Consequência estrutural de variantes patogênicas nos domínios críticos do BRCA1, a partir de estruturas experimentais reais (renderização com PyMOL open-source). </w:t>
+      </w:r>
+      <w:r>
+        <w:rPr>
+          <w:rFonts w:ascii="Arial" w:hAnsi="Arial"/>
+          <w:b/>
+          <w:i/>
+          <w:sz w:val="20"/>
+        </w:rPr>
+        <w:t>(A)</w:t>
+      </w:r>
+      <w:r>
+        <w:rPr>
+          <w:rFonts w:ascii="Arial" w:hAnsi="Arial"/>
+          <w:i/>
+          <w:sz w:val="20"/>
+        </w:rPr>
+        <w:t xml:space="preserve"> Sítio de coordenação de zinco no domínio RING (PDB 1JM7): o íon Zn²⁺ (esfera roxa) é mantido por cisteínas, entre elas Cys61 e Cys64 (bastões vermelhos, rotulados). Variantes patogênicas clássicas como p.Cys61Gly e p.Cys64Gly substituem essas cisteínas, abolindo a coordenação do zinco e desestruturando o domínio. </w:t>
+      </w:r>
+      <w:r>
+        <w:rPr>
+          <w:rFonts w:ascii="Arial" w:hAnsi="Arial"/>
+          <w:b/>
+          <w:i/>
+          <w:sz w:val="20"/>
+        </w:rPr>
+        <w:t>(B)</w:t>
+      </w:r>
+      <w:r>
+        <w:rPr>
+          <w:rFonts w:ascii="Arial" w:hAnsi="Arial"/>
+          <w:i/>
+          <w:sz w:val="20"/>
+        </w:rPr>
+        <w:t xml:space="preserve"> Domínio BRCT (PDB 1N5O) contendo a variante patogênica p.Met1775Arg: o resíduo 1775 (bastões vermelhos) situa-se na interface entre as duas repetições BRCT, e sua substituição desestabiliza o dobramento e compromete a função. Em ambos os casos, a mutação danifica exatamente a região funcional crítica — a mesma informação de região que o modelo utiliza para generalizar.</w:t>
       </w:r>
     </w:p>
     <w:p>
@@ -1859,14 +2050,14 @@
         <w:tblLook w:firstColumn="1" w:firstRow="1" w:lastColumn="0" w:lastRow="0" w:noHBand="0" w:noVBand="1" w:val="04A0"/>
       </w:tblPr>
       <w:tblGrid>
-        <w:gridCol w:w="2835"/>
-        <w:gridCol w:w="2835"/>
-        <w:gridCol w:w="2835"/>
+        <w:gridCol w:w="3024"/>
+        <w:gridCol w:w="3024"/>
+        <w:gridCol w:w="3024"/>
       </w:tblGrid>
       <w:tr>
         <w:tc>
           <w:tcPr>
-            <w:tcW w:type="dxa" w:w="2835"/>
+            <w:tcW w:type="dxa" w:w="3024"/>
           </w:tcPr>
           <w:p>
             <w:pPr>
@@ -1891,7 +2082,7 @@
         </w:tc>
         <w:tc>
           <w:tcPr>
-            <w:tcW w:type="dxa" w:w="2835"/>
+            <w:tcW w:type="dxa" w:w="3024"/>
           </w:tcPr>
           <w:p>
             <w:pPr>
@@ -1925,7 +2116,7 @@
         </w:tc>
         <w:tc>
           <w:tcPr>
-            <w:tcW w:type="dxa" w:w="2835"/>
+            <w:tcW w:type="dxa" w:w="3024"/>
           </w:tcPr>
           <w:p>
             <w:pPr>
@@ -1952,7 +2143,7 @@
       <w:tr>
         <w:tc>
           <w:tcPr>
-            <w:tcW w:type="dxa" w:w="2835"/>
+            <w:tcW w:type="dxa" w:w="3024"/>
           </w:tcPr>
           <w:p>
             <w:pPr>
@@ -1975,7 +2166,7 @@
         </w:tc>
         <w:tc>
           <w:tcPr>
-            <w:tcW w:type="dxa" w:w="2835"/>
+            <w:tcW w:type="dxa" w:w="3024"/>
           </w:tcPr>
           <w:p>
             <w:pPr>
@@ -1998,7 +2189,7 @@
         </w:tc>
         <w:tc>
           <w:tcPr>
-            <w:tcW w:type="dxa" w:w="2835"/>
+            <w:tcW w:type="dxa" w:w="3024"/>
           </w:tcPr>
           <w:p>
             <w:pPr>
@@ -2024,7 +2215,7 @@
       <w:tr>
         <w:tc>
           <w:tcPr>
-            <w:tcW w:type="dxa" w:w="2835"/>
+            <w:tcW w:type="dxa" w:w="3024"/>
           </w:tcPr>
           <w:p>
             <w:pPr>
@@ -2047,7 +2238,7 @@
         </w:tc>
         <w:tc>
           <w:tcPr>
-            <w:tcW w:type="dxa" w:w="2835"/>
+            <w:tcW w:type="dxa" w:w="3024"/>
           </w:tcPr>
           <w:p>
             <w:pPr>
@@ -2070,7 +2261,7 @@
         </w:tc>
         <w:tc>
           <w:tcPr>
-            <w:tcW w:type="dxa" w:w="2835"/>
+            <w:tcW w:type="dxa" w:w="3024"/>
           </w:tcPr>
           <w:p>
             <w:pPr>
@@ -2095,7 +2286,7 @@
       <w:tr>
         <w:tc>
           <w:tcPr>
-            <w:tcW w:type="dxa" w:w="2835"/>
+            <w:tcW w:type="dxa" w:w="3024"/>
           </w:tcPr>
           <w:p>
             <w:pPr>
@@ -2118,7 +2309,7 @@
         </w:tc>
         <w:tc>
           <w:tcPr>
-            <w:tcW w:type="dxa" w:w="2835"/>
+            <w:tcW w:type="dxa" w:w="3024"/>
           </w:tcPr>
           <w:p>
             <w:pPr>
@@ -2141,7 +2332,7 @@
         </w:tc>
         <w:tc>
           <w:tcPr>
-            <w:tcW w:type="dxa" w:w="2835"/>
+            <w:tcW w:type="dxa" w:w="3024"/>
           </w:tcPr>
           <w:p>
             <w:pPr>
@@ -2166,7 +2357,7 @@
       <w:tr>
         <w:tc>
           <w:tcPr>
-            <w:tcW w:type="dxa" w:w="2835"/>
+            <w:tcW w:type="dxa" w:w="3024"/>
           </w:tcPr>
           <w:p>
             <w:pPr>
@@ -2189,7 +2380,7 @@
         </w:tc>
         <w:tc>
           <w:tcPr>
-            <w:tcW w:type="dxa" w:w="2835"/>
+            <w:tcW w:type="dxa" w:w="3024"/>
           </w:tcPr>
           <w:p>
             <w:pPr>
@@ -2212,7 +2403,7 @@
         </w:tc>
         <w:tc>
           <w:tcPr>
-            <w:tcW w:type="dxa" w:w="2835"/>
+            <w:tcW w:type="dxa" w:w="3024"/>
           </w:tcPr>
           <w:p>
             <w:pPr>
@@ -2237,7 +2428,7 @@
       <w:tr>
         <w:tc>
           <w:tcPr>
-            <w:tcW w:type="dxa" w:w="2835"/>
+            <w:tcW w:type="dxa" w:w="3024"/>
           </w:tcPr>
           <w:p>
             <w:pPr>
@@ -2261,7 +2452,7 @@
         </w:tc>
         <w:tc>
           <w:tcPr>
-            <w:tcW w:type="dxa" w:w="2835"/>
+            <w:tcW w:type="dxa" w:w="3024"/>
           </w:tcPr>
           <w:p>
             <w:pPr>
@@ -2284,7 +2475,7 @@
         </w:tc>
         <w:tc>
           <w:tcPr>
-            <w:tcW w:type="dxa" w:w="2835"/>
+            <w:tcW w:type="dxa" w:w="3024"/>
           </w:tcPr>
           <w:p>
             <w:pPr>
@@ -2309,7 +2500,7 @@
       <w:tr>
         <w:tc>
           <w:tcPr>
-            <w:tcW w:type="dxa" w:w="2835"/>
+            <w:tcW w:type="dxa" w:w="3024"/>
           </w:tcPr>
           <w:p>
             <w:pPr>
@@ -2332,7 +2523,7 @@
         </w:tc>
         <w:tc>
           <w:tcPr>
-            <w:tcW w:type="dxa" w:w="2835"/>
+            <w:tcW w:type="dxa" w:w="3024"/>
           </w:tcPr>
           <w:p>
             <w:pPr>
@@ -2355,7 +2546,7 @@
         </w:tc>
         <w:tc>
           <w:tcPr>
-            <w:tcW w:type="dxa" w:w="2835"/>
+            <w:tcW w:type="dxa" w:w="3024"/>
           </w:tcPr>
           <w:p>
             <w:pPr>
@@ -2401,16 +2592,16 @@
         <w:tblLook w:firstColumn="1" w:firstRow="1" w:lastColumn="0" w:lastRow="0" w:noHBand="0" w:noVBand="1" w:val="04A0"/>
       </w:tblPr>
       <w:tblGrid>
-        <w:gridCol w:w="1701"/>
-        <w:gridCol w:w="1701"/>
-        <w:gridCol w:w="1701"/>
-        <w:gridCol w:w="1701"/>
-        <w:gridCol w:w="1701"/>
+        <w:gridCol w:w="1814"/>
+        <w:gridCol w:w="1814"/>
+        <w:gridCol w:w="1814"/>
+        <w:gridCol w:w="1814"/>
+        <w:gridCol w:w="1814"/>
       </w:tblGrid>
       <w:tr>
         <w:tc>
           <w:tcPr>
-            <w:tcW w:type="dxa" w:w="1701"/>
+            <w:tcW w:type="dxa" w:w="1814"/>
           </w:tcPr>
           <w:p>
             <w:pPr>
@@ -2435,7 +2626,7 @@
         </w:tc>
         <w:tc>
           <w:tcPr>
-            <w:tcW w:type="dxa" w:w="1701"/>
+            <w:tcW w:type="dxa" w:w="1814"/>
           </w:tcPr>
           <w:p>
             <w:pPr>
@@ -2460,7 +2651,7 @@
         </w:tc>
         <w:tc>
           <w:tcPr>
-            <w:tcW w:type="dxa" w:w="1701"/>
+            <w:tcW w:type="dxa" w:w="1814"/>
           </w:tcPr>
           <w:p>
             <w:pPr>
@@ -2485,7 +2676,7 @@
         </w:tc>
         <w:tc>
           <w:tcPr>
-            <w:tcW w:type="dxa" w:w="1701"/>
+            <w:tcW w:type="dxa" w:w="1814"/>
           </w:tcPr>
           <w:p>
             <w:pPr>
@@ -2510,7 +2701,7 @@
         </w:tc>
         <w:tc>
           <w:tcPr>
-            <w:tcW w:type="dxa" w:w="1701"/>
+            <w:tcW w:type="dxa" w:w="1814"/>
           </w:tcPr>
           <w:p>
             <w:pPr>
@@ -2537,7 +2728,7 @@
       <w:tr>
         <w:tc>
           <w:tcPr>
-            <w:tcW w:type="dxa" w:w="1701"/>
+            <w:tcW w:type="dxa" w:w="1814"/>
           </w:tcPr>
           <w:p>
             <w:pPr>
@@ -2560,7 +2751,7 @@
         </w:tc>
         <w:tc>
           <w:tcPr>
-            <w:tcW w:type="dxa" w:w="1701"/>
+            <w:tcW w:type="dxa" w:w="1814"/>
           </w:tcPr>
           <w:p>
             <w:pPr>
@@ -2583,7 +2774,7 @@
         </w:tc>
         <w:tc>
           <w:tcPr>
-            <w:tcW w:type="dxa" w:w="1701"/>
+            <w:tcW w:type="dxa" w:w="1814"/>
           </w:tcPr>
           <w:p>
             <w:pPr>
@@ -2606,7 +2797,7 @@
         </w:tc>
         <w:tc>
           <w:tcPr>
-            <w:tcW w:type="dxa" w:w="1701"/>
+            <w:tcW w:type="dxa" w:w="1814"/>
           </w:tcPr>
           <w:p>
             <w:pPr>
@@ -2629,7 +2820,7 @@
         </w:tc>
         <w:tc>
           <w:tcPr>
-            <w:tcW w:type="dxa" w:w="1701"/>
+            <w:tcW w:type="dxa" w:w="1814"/>
           </w:tcPr>
           <w:p>
             <w:pPr>
@@ -2654,7 +2845,7 @@
       <w:tr>
         <w:tc>
           <w:tcPr>
-            <w:tcW w:type="dxa" w:w="1701"/>
+            <w:tcW w:type="dxa" w:w="1814"/>
           </w:tcPr>
           <w:p>
             <w:pPr>
@@ -2677,7 +2868,7 @@
         </w:tc>
         <w:tc>
           <w:tcPr>
-            <w:tcW w:type="dxa" w:w="1701"/>
+            <w:tcW w:type="dxa" w:w="1814"/>
           </w:tcPr>
           <w:p>
             <w:pPr>
@@ -2700,7 +2891,7 @@
         </w:tc>
         <w:tc>
           <w:tcPr>
-            <w:tcW w:type="dxa" w:w="1701"/>
+            <w:tcW w:type="dxa" w:w="1814"/>
           </w:tcPr>
           <w:p>
             <w:pPr>
@@ -2723,7 +2914,7 @@
         </w:tc>
         <w:tc>
           <w:tcPr>
-            <w:tcW w:type="dxa" w:w="1701"/>
+            <w:tcW w:type="dxa" w:w="1814"/>
           </w:tcPr>
           <w:p>
             <w:pPr>
@@ -2746,7 +2937,7 @@
         </w:tc>
         <w:tc>
           <w:tcPr>
-            <w:tcW w:type="dxa" w:w="1701"/>
+            <w:tcW w:type="dxa" w:w="1814"/>
           </w:tcPr>
           <w:p>
             <w:pPr>
@@ -2950,14 +3141,14 @@
         <w:tblLook w:firstColumn="1" w:firstRow="1" w:lastColumn="0" w:lastRow="0" w:noHBand="0" w:noVBand="1" w:val="04A0"/>
       </w:tblPr>
       <w:tblGrid>
-        <w:gridCol w:w="2835"/>
-        <w:gridCol w:w="2835"/>
-        <w:gridCol w:w="2835"/>
+        <w:gridCol w:w="3024"/>
+        <w:gridCol w:w="3024"/>
+        <w:gridCol w:w="3024"/>
       </w:tblGrid>
       <w:tr>
         <w:tc>
           <w:tcPr>
-            <w:tcW w:type="dxa" w:w="2835"/>
+            <w:tcW w:type="dxa" w:w="3024"/>
           </w:tcPr>
           <w:p>
             <w:pPr>
@@ -2982,7 +3173,7 @@
         </w:tc>
         <w:tc>
           <w:tcPr>
-            <w:tcW w:type="dxa" w:w="2835"/>
+            <w:tcW w:type="dxa" w:w="3024"/>
           </w:tcPr>
           <w:p>
             <w:pPr>
@@ -3007,7 +3198,7 @@
         </w:tc>
         <w:tc>
           <w:tcPr>
-            <w:tcW w:type="dxa" w:w="2835"/>
+            <w:tcW w:type="dxa" w:w="3024"/>
           </w:tcPr>
           <w:p>
             <w:pPr>
@@ -3034,7 +3225,7 @@
       <w:tr>
         <w:tc>
           <w:tcPr>
-            <w:tcW w:type="dxa" w:w="2835"/>
+            <w:tcW w:type="dxa" w:w="3024"/>
           </w:tcPr>
           <w:p>
             <w:pPr>
@@ -3057,7 +3248,7 @@
         </w:tc>
         <w:tc>
           <w:tcPr>
-            <w:tcW w:type="dxa" w:w="2835"/>
+            <w:tcW w:type="dxa" w:w="3024"/>
           </w:tcPr>
           <w:p>
             <w:pPr>
@@ -3080,7 +3271,7 @@
         </w:tc>
         <w:tc>
           <w:tcPr>
-            <w:tcW w:type="dxa" w:w="2835"/>
+            <w:tcW w:type="dxa" w:w="3024"/>
           </w:tcPr>
           <w:p>
             <w:pPr>
@@ -3105,7 +3296,7 @@
       <w:tr>
         <w:tc>
           <w:tcPr>
-            <w:tcW w:type="dxa" w:w="2835"/>
+            <w:tcW w:type="dxa" w:w="3024"/>
           </w:tcPr>
           <w:p>
             <w:pPr>
@@ -3129,7 +3320,7 @@
         </w:tc>
         <w:tc>
           <w:tcPr>
-            <w:tcW w:type="dxa" w:w="2835"/>
+            <w:tcW w:type="dxa" w:w="3024"/>
           </w:tcPr>
           <w:p>
             <w:pPr>
@@ -3153,7 +3344,7 @@
         </w:tc>
         <w:tc>
           <w:tcPr>
-            <w:tcW w:type="dxa" w:w="2835"/>
+            <w:tcW w:type="dxa" w:w="3024"/>
           </w:tcPr>
           <w:p>
             <w:pPr>
@@ -3179,7 +3370,7 @@
       <w:tr>
         <w:tc>
           <w:tcPr>
-            <w:tcW w:type="dxa" w:w="2835"/>
+            <w:tcW w:type="dxa" w:w="3024"/>
           </w:tcPr>
           <w:p>
             <w:pPr>
@@ -3202,7 +3393,7 @@
         </w:tc>
         <w:tc>
           <w:tcPr>
-            <w:tcW w:type="dxa" w:w="2835"/>
+            <w:tcW w:type="dxa" w:w="3024"/>
           </w:tcPr>
           <w:p>
             <w:pPr>
@@ -3225,7 +3416,7 @@
         </w:tc>
         <w:tc>
           <w:tcPr>
-            <w:tcW w:type="dxa" w:w="2835"/>
+            <w:tcW w:type="dxa" w:w="3024"/>
           </w:tcPr>
           <w:p>
             <w:pPr>
@@ -3333,7 +3524,7 @@
         <w:rPr>
           <w:rFonts w:ascii="Arial" w:hAnsi="Arial"/>
         </w:rPr>
-        <w:t xml:space="preserve">As Figuras 2 e 3 ilustram a base biológica desse resultado. A Figura 2 mapeia as variantes observadas sobre a arquitetura de domínios de BRCA1 e BRCA2: as variantes patogênicas (riscos vermelhos, inferiores) concentram-se visivelmente nas regiões críticas — RING e repetições BRCT em BRCA1; domínio de ligação ao DNA em BRCA2 —, enquanto as benignas (superiores) espalham-se pelas regiões ligantes. A Figura 3 quantifica o padrão: a fração de variantes patogênicas é de </w:t>
+        <w:t xml:space="preserve">As Figuras 4 e 5 ilustram a base biológica desse resultado. A Figura 4 mapeia as variantes observadas sobre a arquitetura de domínios de BRCA1 e BRCA2: as variantes patogênicas (riscos vermelhos, inferiores) concentram-se visivelmente nas regiões críticas — RING e repetições BRCT em BRCA1; domínio de ligação ao DNA em BRCA2 —, enquanto as benignas (superiores) espalham-se pelas regiões ligantes. A Figura 5 quantifica o padrão: a fração de variantes patogênicas é de </w:t>
       </w:r>
       <w:r>
         <w:rPr>
@@ -3382,8 +3573,8 @@
       <w:r>
         <w:drawing>
           <wp:inline xmlns:a="http://schemas.openxmlformats.org/drawingml/2006/main" xmlns:pic="http://schemas.openxmlformats.org/drawingml/2006/picture">
-            <wp:extent cx="4680000" cy="2704000"/>
-            <wp:docPr id="2" name="Picture 2"/>
+            <wp:extent cx="3960000" cy="2288000"/>
+            <wp:docPr id="4" name="Picture 4"/>
             <wp:cNvGraphicFramePr>
               <a:graphicFrameLocks noChangeAspect="1"/>
             </wp:cNvGraphicFramePr>
@@ -3395,7 +3586,7 @@
                     <pic:cNvPicPr/>
                   </pic:nvPicPr>
                   <pic:blipFill>
-                    <a:blip r:embed="rId10"/>
+                    <a:blip r:embed="rId12"/>
                     <a:stretch>
                       <a:fillRect/>
                     </a:stretch>
@@ -3403,7 +3594,7 @@
                   <pic:spPr>
                     <a:xfrm>
                       <a:off x="0" y="0"/>
-                      <a:ext cx="4680000" cy="2704000"/>
+                      <a:ext cx="3960000" cy="2288000"/>
                     </a:xfrm>
                     <a:prstGeom prst="rect"/>
                   </pic:spPr>
@@ -3425,7 +3616,7 @@
           <w:i/>
           <w:sz w:val="20"/>
         </w:rPr>
-        <w:t>Figura 2.</w:t>
+        <w:t>Figura 4.</w:t>
       </w:r>
       <w:r>
         <w:rPr>
@@ -3443,8 +3634,8 @@
       <w:r>
         <w:drawing>
           <wp:inline xmlns:a="http://schemas.openxmlformats.org/drawingml/2006/main" xmlns:pic="http://schemas.openxmlformats.org/drawingml/2006/picture">
-            <wp:extent cx="4680000" cy="3120000"/>
-            <wp:docPr id="3" name="Picture 3"/>
+            <wp:extent cx="3960000" cy="2640000"/>
+            <wp:docPr id="5" name="Picture 5"/>
             <wp:cNvGraphicFramePr>
               <a:graphicFrameLocks noChangeAspect="1"/>
             </wp:cNvGraphicFramePr>
@@ -3456,7 +3647,7 @@
                     <pic:cNvPicPr/>
                   </pic:nvPicPr>
                   <pic:blipFill>
-                    <a:blip r:embed="rId11"/>
+                    <a:blip r:embed="rId13"/>
                     <a:stretch>
                       <a:fillRect/>
                     </a:stretch>
@@ -3464,7 +3655,7 @@
                   <pic:spPr>
                     <a:xfrm>
                       <a:off x="0" y="0"/>
-                      <a:ext cx="4680000" cy="3120000"/>
+                      <a:ext cx="3960000" cy="2640000"/>
                     </a:xfrm>
                     <a:prstGeom prst="rect"/>
                   </pic:spPr>
@@ -3486,7 +3677,7 @@
           <w:i/>
           <w:sz w:val="20"/>
         </w:rPr>
-        <w:t>Figura 3.</w:t>
+        <w:t>Figura 5.</w:t>
       </w:r>
       <w:r>
         <w:rPr>
@@ -3570,7 +3761,7 @@
         <w:rPr>
           <w:rFonts w:ascii="Arial" w:hAnsi="Arial"/>
         </w:rPr>
-        <w:t xml:space="preserve"> (IC95% 0,029–0,084) sobre a posição bruta; em nenhuma das 2000 reamostragens a diferença foi ≤ 0 (p &lt; 0,0005 em ambos os casos). A distribuição bootstrap das três AUCs é mostrada na Figura 4.</w:t>
+        <w:t xml:space="preserve"> (IC95% 0,029–0,084) sobre a posição bruta; em nenhuma das 2000 reamostragens a diferença foi ≤ 0 (p &lt; 0,0005 em ambos os casos). A distribuição bootstrap das três AUCs é mostrada na Figura 6.</w:t>
       </w:r>
     </w:p>
     <w:p>
@@ -3601,7 +3792,7 @@
         <w:rPr>
           <w:rFonts w:ascii="Arial" w:hAnsi="Arial"/>
         </w:rPr>
-        <w:t xml:space="preserve"> (o mínimo detectável com N = 2000). O desempenho não é atribuível ao acaso (Figura 5).</w:t>
+        <w:t xml:space="preserve"> (o mínimo detectável com N = 2000). O desempenho não é atribuível ao acaso (Figura 7).</w:t>
       </w:r>
     </w:p>
     <w:p>
@@ -3645,7 +3836,7 @@
         <w:rPr>
           <w:rFonts w:ascii="Arial" w:hAnsi="Arial"/>
         </w:rPr>
-        <w:t xml:space="preserve"> (domínio), 0,818 ± 0,006 (posição bruta) e 0,763 ± 0,005 (bioquímico): o modelo de domínio é consistentemente superior, com variabilidade mínima (Figura 6).</w:t>
+        <w:t xml:space="preserve"> (domínio), 0,818 ± 0,006 (posição bruta) e 0,763 ± 0,005 (bioquímico): o modelo de domínio é consistentemente superior, com variabilidade mínima (Figura 8).</w:t>
       </w:r>
     </w:p>
     <w:p>
@@ -3676,7 +3867,7 @@
         <w:rPr>
           <w:rFonts w:ascii="Arial" w:hAnsi="Arial"/>
         </w:rPr>
-        <w:t>, e a curva de confiabilidade acompanha a diagonal (Figura 7), indicando probabilidades bem calibradas — propriedade importante para uso como apoio à decisão, e não apenas ordenação.</w:t>
+        <w:t>, e a curva de confiabilidade acompanha a diagonal (Figura 9), indicando probabilidades bem calibradas — propriedade importante para uso como apoio à decisão, e não apenas ordenação.</w:t>
       </w:r>
     </w:p>
     <w:p>
@@ -3686,8 +3877,8 @@
       <w:r>
         <w:drawing>
           <wp:inline xmlns:a="http://schemas.openxmlformats.org/drawingml/2006/main" xmlns:pic="http://schemas.openxmlformats.org/drawingml/2006/picture">
-            <wp:extent cx="4680000" cy="3120000"/>
-            <wp:docPr id="4" name="Picture 4"/>
+            <wp:extent cx="3960000" cy="2640000"/>
+            <wp:docPr id="6" name="Picture 6"/>
             <wp:cNvGraphicFramePr>
               <a:graphicFrameLocks noChangeAspect="1"/>
             </wp:cNvGraphicFramePr>
@@ -3699,7 +3890,7 @@
                     <pic:cNvPicPr/>
                   </pic:nvPicPr>
                   <pic:blipFill>
-                    <a:blip r:embed="rId12"/>
+                    <a:blip r:embed="rId14"/>
                     <a:stretch>
                       <a:fillRect/>
                     </a:stretch>
@@ -3707,7 +3898,7 @@
                   <pic:spPr>
                     <a:xfrm>
                       <a:off x="0" y="0"/>
-                      <a:ext cx="4680000" cy="3120000"/>
+                      <a:ext cx="3960000" cy="2640000"/>
                     </a:xfrm>
                     <a:prstGeom prst="rect"/>
                   </pic:spPr>
@@ -3729,7 +3920,7 @@
           <w:i/>
           <w:sz w:val="20"/>
         </w:rPr>
-        <w:t>Figura 4.</w:t>
+        <w:t>Figura 6.</w:t>
       </w:r>
       <w:r>
         <w:rPr>
@@ -3747,8 +3938,8 @@
       <w:r>
         <w:drawing>
           <wp:inline xmlns:a="http://schemas.openxmlformats.org/drawingml/2006/main" xmlns:pic="http://schemas.openxmlformats.org/drawingml/2006/picture">
-            <wp:extent cx="4680000" cy="3120000"/>
-            <wp:docPr id="5" name="Picture 5"/>
+            <wp:extent cx="3960000" cy="2640000"/>
+            <wp:docPr id="7" name="Picture 7"/>
             <wp:cNvGraphicFramePr>
               <a:graphicFrameLocks noChangeAspect="1"/>
             </wp:cNvGraphicFramePr>
@@ -3760,7 +3951,7 @@
                     <pic:cNvPicPr/>
                   </pic:nvPicPr>
                   <pic:blipFill>
-                    <a:blip r:embed="rId13"/>
+                    <a:blip r:embed="rId15"/>
                     <a:stretch>
                       <a:fillRect/>
                     </a:stretch>
@@ -3768,7 +3959,7 @@
                   <pic:spPr>
                     <a:xfrm>
                       <a:off x="0" y="0"/>
-                      <a:ext cx="4680000" cy="3120000"/>
+                      <a:ext cx="3960000" cy="2640000"/>
                     </a:xfrm>
                     <a:prstGeom prst="rect"/>
                   </pic:spPr>
@@ -3790,7 +3981,7 @@
           <w:i/>
           <w:sz w:val="20"/>
         </w:rPr>
-        <w:t>Figura 5.</w:t>
+        <w:t>Figura 7.</w:t>
       </w:r>
       <w:r>
         <w:rPr>
@@ -3808,8 +3999,8 @@
       <w:r>
         <w:drawing>
           <wp:inline xmlns:a="http://schemas.openxmlformats.org/drawingml/2006/main" xmlns:pic="http://schemas.openxmlformats.org/drawingml/2006/picture">
-            <wp:extent cx="4680000" cy="3120000"/>
-            <wp:docPr id="6" name="Picture 6"/>
+            <wp:extent cx="3960000" cy="2640000"/>
+            <wp:docPr id="8" name="Picture 8"/>
             <wp:cNvGraphicFramePr>
               <a:graphicFrameLocks noChangeAspect="1"/>
             </wp:cNvGraphicFramePr>
@@ -3821,7 +4012,7 @@
                     <pic:cNvPicPr/>
                   </pic:nvPicPr>
                   <pic:blipFill>
-                    <a:blip r:embed="rId14"/>
+                    <a:blip r:embed="rId16"/>
                     <a:stretch>
                       <a:fillRect/>
                     </a:stretch>
@@ -3829,7 +4020,7 @@
                   <pic:spPr>
                     <a:xfrm>
                       <a:off x="0" y="0"/>
-                      <a:ext cx="4680000" cy="3120000"/>
+                      <a:ext cx="3960000" cy="2640000"/>
                     </a:xfrm>
                     <a:prstGeom prst="rect"/>
                   </pic:spPr>
@@ -3851,7 +4042,7 @@
           <w:i/>
           <w:sz w:val="20"/>
         </w:rPr>
-        <w:t>Figura 6.</w:t>
+        <w:t>Figura 8.</w:t>
       </w:r>
       <w:r>
         <w:rPr>
@@ -3869,8 +4060,8 @@
       <w:r>
         <w:drawing>
           <wp:inline xmlns:a="http://schemas.openxmlformats.org/drawingml/2006/main" xmlns:pic="http://schemas.openxmlformats.org/drawingml/2006/picture">
-            <wp:extent cx="4680000" cy="4680000"/>
-            <wp:docPr id="7" name="Picture 7"/>
+            <wp:extent cx="3960000" cy="3960000"/>
+            <wp:docPr id="9" name="Picture 9"/>
             <wp:cNvGraphicFramePr>
               <a:graphicFrameLocks noChangeAspect="1"/>
             </wp:cNvGraphicFramePr>
@@ -3882,7 +4073,7 @@
                     <pic:cNvPicPr/>
                   </pic:nvPicPr>
                   <pic:blipFill>
-                    <a:blip r:embed="rId15"/>
+                    <a:blip r:embed="rId17"/>
                     <a:stretch>
                       <a:fillRect/>
                     </a:stretch>
@@ -3890,7 +4081,7 @@
                   <pic:spPr>
                     <a:xfrm>
                       <a:off x="0" y="0"/>
-                      <a:ext cx="4680000" cy="4680000"/>
+                      <a:ext cx="3960000" cy="3960000"/>
                     </a:xfrm>
                     <a:prstGeom prst="rect"/>
                   </pic:spPr>
@@ -3912,7 +4103,7 @@
           <w:i/>
           <w:sz w:val="20"/>
         </w:rPr>
-        <w:t>Figura 7.</w:t>
+        <w:t>Figura 9.</w:t>
       </w:r>
       <w:r>
         <w:rPr>
@@ -3930,8 +4121,8 @@
       <w:r>
         <w:drawing>
           <wp:inline xmlns:a="http://schemas.openxmlformats.org/drawingml/2006/main" xmlns:pic="http://schemas.openxmlformats.org/drawingml/2006/picture">
-            <wp:extent cx="4680000" cy="4500000"/>
-            <wp:docPr id="8" name="Picture 8"/>
+            <wp:extent cx="3960000" cy="3807692"/>
+            <wp:docPr id="10" name="Picture 10"/>
             <wp:cNvGraphicFramePr>
               <a:graphicFrameLocks noChangeAspect="1"/>
             </wp:cNvGraphicFramePr>
@@ -3943,7 +4134,7 @@
                     <pic:cNvPicPr/>
                   </pic:nvPicPr>
                   <pic:blipFill>
-                    <a:blip r:embed="rId16"/>
+                    <a:blip r:embed="rId18"/>
                     <a:stretch>
                       <a:fillRect/>
                     </a:stretch>
@@ -3951,7 +4142,7 @@
                   <pic:spPr>
                     <a:xfrm>
                       <a:off x="0" y="0"/>
-                      <a:ext cx="4680000" cy="4500000"/>
+                      <a:ext cx="3960000" cy="3807692"/>
                     </a:xfrm>
                     <a:prstGeom prst="rect"/>
                   </pic:spPr>
@@ -3973,7 +4164,7 @@
           <w:i/>
           <w:sz w:val="20"/>
         </w:rPr>
-        <w:t>Figura 8.</w:t>
+        <w:t>Figura 10.</w:t>
       </w:r>
       <w:r>
         <w:rPr>
@@ -4013,7 +4204,7 @@
         <w:rPr>
           <w:rFonts w:ascii="Arial" w:hAnsi="Arial"/>
         </w:rPr>
-        <w:t xml:space="preserve"> (estimador DerSimonian-Laird sobre a AUC em escala logit; incerteza por bootstrap). O resultado (Figura 9, Tabela 4) é honesto e informativo.</w:t>
+        <w:t xml:space="preserve"> (estimador DerSimonian-Laird sobre a AUC em escala logit; incerteza por bootstrap). O resultado (Figura 11, Tabela 4) é honesto e informativo.</w:t>
       </w:r>
     </w:p>
     <w:p>
@@ -4038,15 +4229,15 @@
         <w:tblLook w:firstColumn="1" w:firstRow="1" w:lastColumn="0" w:lastRow="0" w:noHBand="0" w:noVBand="1" w:val="04A0"/>
       </w:tblPr>
       <w:tblGrid>
-        <w:gridCol w:w="2126"/>
-        <w:gridCol w:w="2126"/>
-        <w:gridCol w:w="2126"/>
-        <w:gridCol w:w="2126"/>
+        <w:gridCol w:w="2268"/>
+        <w:gridCol w:w="2268"/>
+        <w:gridCol w:w="2268"/>
+        <w:gridCol w:w="2268"/>
       </w:tblGrid>
       <w:tr>
         <w:tc>
           <w:tcPr>
-            <w:tcW w:type="dxa" w:w="2126"/>
+            <w:tcW w:type="dxa" w:w="2268"/>
           </w:tcPr>
           <w:p>
             <w:pPr>
@@ -4071,7 +4262,7 @@
         </w:tc>
         <w:tc>
           <w:tcPr>
-            <w:tcW w:type="dxa" w:w="2126"/>
+            <w:tcW w:type="dxa" w:w="2268"/>
           </w:tcPr>
           <w:p>
             <w:pPr>
@@ -4096,7 +4287,7 @@
         </w:tc>
         <w:tc>
           <w:tcPr>
-            <w:tcW w:type="dxa" w:w="2126"/>
+            <w:tcW w:type="dxa" w:w="2268"/>
           </w:tcPr>
           <w:p>
             <w:pPr>
@@ -4121,7 +4312,7 @@
         </w:tc>
         <w:tc>
           <w:tcPr>
-            <w:tcW w:type="dxa" w:w="2126"/>
+            <w:tcW w:type="dxa" w:w="2268"/>
           </w:tcPr>
           <w:p>
             <w:pPr>
@@ -4148,7 +4339,7 @@
       <w:tr>
         <w:tc>
           <w:tcPr>
-            <w:tcW w:type="dxa" w:w="2126"/>
+            <w:tcW w:type="dxa" w:w="2268"/>
           </w:tcPr>
           <w:p>
             <w:pPr>
@@ -4171,7 +4362,7 @@
         </w:tc>
         <w:tc>
           <w:tcPr>
-            <w:tcW w:type="dxa" w:w="2126"/>
+            <w:tcW w:type="dxa" w:w="2268"/>
           </w:tcPr>
           <w:p>
             <w:pPr>
@@ -4194,7 +4385,7 @@
         </w:tc>
         <w:tc>
           <w:tcPr>
-            <w:tcW w:type="dxa" w:w="2126"/>
+            <w:tcW w:type="dxa" w:w="2268"/>
           </w:tcPr>
           <w:p>
             <w:pPr>
@@ -4217,7 +4408,7 @@
         </w:tc>
         <w:tc>
           <w:tcPr>
-            <w:tcW w:type="dxa" w:w="2126"/>
+            <w:tcW w:type="dxa" w:w="2268"/>
           </w:tcPr>
           <w:p>
             <w:pPr>
@@ -4242,7 +4433,7 @@
       <w:tr>
         <w:tc>
           <w:tcPr>
-            <w:tcW w:type="dxa" w:w="2126"/>
+            <w:tcW w:type="dxa" w:w="2268"/>
           </w:tcPr>
           <w:p>
             <w:pPr>
@@ -4265,7 +4456,7 @@
         </w:tc>
         <w:tc>
           <w:tcPr>
-            <w:tcW w:type="dxa" w:w="2126"/>
+            <w:tcW w:type="dxa" w:w="2268"/>
           </w:tcPr>
           <w:p>
             <w:pPr>
@@ -4288,7 +4479,7 @@
         </w:tc>
         <w:tc>
           <w:tcPr>
-            <w:tcW w:type="dxa" w:w="2126"/>
+            <w:tcW w:type="dxa" w:w="2268"/>
           </w:tcPr>
           <w:p>
             <w:pPr>
@@ -4311,7 +4502,7 @@
         </w:tc>
         <w:tc>
           <w:tcPr>
-            <w:tcW w:type="dxa" w:w="2126"/>
+            <w:tcW w:type="dxa" w:w="2268"/>
           </w:tcPr>
           <w:p>
             <w:pPr>
@@ -4336,7 +4527,7 @@
       <w:tr>
         <w:tc>
           <w:tcPr>
-            <w:tcW w:type="dxa" w:w="2126"/>
+            <w:tcW w:type="dxa" w:w="2268"/>
           </w:tcPr>
           <w:p>
             <w:pPr>
@@ -4359,7 +4550,7 @@
         </w:tc>
         <w:tc>
           <w:tcPr>
-            <w:tcW w:type="dxa" w:w="2126"/>
+            <w:tcW w:type="dxa" w:w="2268"/>
           </w:tcPr>
           <w:p>
             <w:pPr>
@@ -4382,7 +4573,7 @@
         </w:tc>
         <w:tc>
           <w:tcPr>
-            <w:tcW w:type="dxa" w:w="2126"/>
+            <w:tcW w:type="dxa" w:w="2268"/>
           </w:tcPr>
           <w:p>
             <w:pPr>
@@ -4405,7 +4596,7 @@
         </w:tc>
         <w:tc>
           <w:tcPr>
-            <w:tcW w:type="dxa" w:w="2126"/>
+            <w:tcW w:type="dxa" w:w="2268"/>
           </w:tcPr>
           <w:p>
             <w:pPr>
@@ -4430,7 +4621,7 @@
       <w:tr>
         <w:tc>
           <w:tcPr>
-            <w:tcW w:type="dxa" w:w="2126"/>
+            <w:tcW w:type="dxa" w:w="2268"/>
           </w:tcPr>
           <w:p>
             <w:pPr>
@@ -4453,7 +4644,7 @@
         </w:tc>
         <w:tc>
           <w:tcPr>
-            <w:tcW w:type="dxa" w:w="2126"/>
+            <w:tcW w:type="dxa" w:w="2268"/>
           </w:tcPr>
           <w:p>
             <w:pPr>
@@ -4476,7 +4667,7 @@
         </w:tc>
         <w:tc>
           <w:tcPr>
-            <w:tcW w:type="dxa" w:w="2126"/>
+            <w:tcW w:type="dxa" w:w="2268"/>
           </w:tcPr>
           <w:p>
             <w:pPr>
@@ -4499,7 +4690,7 @@
         </w:tc>
         <w:tc>
           <w:tcPr>
-            <w:tcW w:type="dxa" w:w="2126"/>
+            <w:tcW w:type="dxa" w:w="2268"/>
           </w:tcPr>
           <w:p>
             <w:pPr>
@@ -4524,7 +4715,7 @@
       <w:tr>
         <w:tc>
           <w:tcPr>
-            <w:tcW w:type="dxa" w:w="2126"/>
+            <w:tcW w:type="dxa" w:w="2268"/>
           </w:tcPr>
           <w:p>
             <w:pPr>
@@ -4548,7 +4739,7 @@
         </w:tc>
         <w:tc>
           <w:tcPr>
-            <w:tcW w:type="dxa" w:w="2126"/>
+            <w:tcW w:type="dxa" w:w="2268"/>
           </w:tcPr>
           <w:p>
             <w:pPr>
@@ -4571,7 +4762,7 @@
         </w:tc>
         <w:tc>
           <w:tcPr>
-            <w:tcW w:type="dxa" w:w="2126"/>
+            <w:tcW w:type="dxa" w:w="2268"/>
           </w:tcPr>
           <w:p>
             <w:pPr>
@@ -4595,7 +4786,7 @@
         </w:tc>
         <w:tc>
           <w:tcPr>
-            <w:tcW w:type="dxa" w:w="2126"/>
+            <w:tcW w:type="dxa" w:w="2268"/>
           </w:tcPr>
           <w:p>
             <w:pPr>
@@ -4690,8 +4881,8 @@
       <w:r>
         <w:drawing>
           <wp:inline xmlns:a="http://schemas.openxmlformats.org/drawingml/2006/main" xmlns:pic="http://schemas.openxmlformats.org/drawingml/2006/picture">
-            <wp:extent cx="4680000" cy="2620800"/>
-            <wp:docPr id="9" name="Picture 9"/>
+            <wp:extent cx="3960000" cy="2217600"/>
+            <wp:docPr id="11" name="Picture 11"/>
             <wp:cNvGraphicFramePr>
               <a:graphicFrameLocks noChangeAspect="1"/>
             </wp:cNvGraphicFramePr>
@@ -4703,7 +4894,7 @@
                     <pic:cNvPicPr/>
                   </pic:nvPicPr>
                   <pic:blipFill>
-                    <a:blip r:embed="rId17"/>
+                    <a:blip r:embed="rId19"/>
                     <a:stretch>
                       <a:fillRect/>
                     </a:stretch>
@@ -4711,7 +4902,7 @@
                   <pic:spPr>
                     <a:xfrm>
                       <a:off x="0" y="0"/>
-                      <a:ext cx="4680000" cy="2620800"/>
+                      <a:ext cx="3960000" cy="2217600"/>
                     </a:xfrm>
                     <a:prstGeom prst="rect"/>
                   </pic:spPr>
@@ -4733,7 +4924,7 @@
           <w:i/>
           <w:sz w:val="20"/>
         </w:rPr>
-        <w:t>Figura 9.</w:t>
+        <w:t>Figura 11.</w:t>
       </w:r>
       <w:r>
         <w:rPr>
@@ -6052,7 +6243,20 @@
         <w:rPr>
           <w:rFonts w:ascii="Arial" w:hAnsi="Arial"/>
         </w:rPr>
-        <w:t>) estão versionados e cobertos por testes automatizados. Os artefatos numéricos (</w:t>
+        <w:t xml:space="preserve">) estão versionados e cobertos por testes automatizados. O código-fonte completo, os testes, os scripts de análise e as figuras estão disponíveis no repositório público do projeto: </w:t>
+      </w:r>
+      <w:r>
+        <w:rPr>
+          <w:rFonts w:ascii="Arial" w:hAnsi="Arial"/>
+          <w:b/>
+        </w:rPr>
+        <w:t>https://github.com/WesleyCapucho/primevarclass</w:t>
+      </w:r>
+      <w:r>
+        <w:rPr>
+          <w:rFonts w:ascii="Arial" w:hAnsi="Arial"/>
+        </w:rPr>
+        <w:t>. Os artefatos numéricos (</w:t>
       </w:r>
       <w:r>
         <w:rPr>
@@ -6109,7 +6313,7 @@
         <w:rPr>
           <w:rFonts w:ascii="Arial" w:hAnsi="Arial"/>
         </w:rPr>
-        <w:t xml:space="preserve"> Estruturas 3D experimentais das proteínas-alvo (BRCA1 RING/BRCT; BRCA2 DBD–DSS1–ssDNA).</w:t>
+        <w:t xml:space="preserve"> Mecanismo BRCA1/BRCA2 no reparo do DNA e o câncer hereditário de mama e ovário (HBOC).</w:t>
       </w:r>
     </w:p>
     <w:p>
@@ -6127,7 +6331,7 @@
         <w:rPr>
           <w:rFonts w:ascii="Arial" w:hAnsi="Arial"/>
         </w:rPr>
-        <w:t xml:space="preserve"> Arquitetura de domínios funcionais de BRCA1/BRCA2 com variantes sobrepostas.</w:t>
+        <w:t xml:space="preserve"> Estruturas 3D experimentais das proteínas-alvo (BRCA1 RING/BRCT; BRCA2 DBD–DSS1–ssDNA).</w:t>
       </w:r>
     </w:p>
     <w:p>
@@ -6145,7 +6349,7 @@
         <w:rPr>
           <w:rFonts w:ascii="Arial" w:hAnsi="Arial"/>
         </w:rPr>
-        <w:t xml:space="preserve"> Fração de variantes patogênicas por região funcional.</w:t>
+        <w:t xml:space="preserve"> Consequência estrutural de variantes patogênicas (sítio de zinco do RING; mutante BRCT M1775R).</w:t>
       </w:r>
     </w:p>
     <w:p>
@@ -6163,7 +6367,7 @@
         <w:rPr>
           <w:rFonts w:ascii="Arial" w:hAnsi="Arial"/>
         </w:rPr>
-        <w:t xml:space="preserve"> Distribuição bootstrap (B = 2000) da AUC externa.</w:t>
+        <w:t xml:space="preserve"> Arquitetura de domínios funcionais de BRCA1/BRCA2 com variantes sobrepostas.</w:t>
       </w:r>
     </w:p>
     <w:p>
@@ -6181,7 +6385,7 @@
         <w:rPr>
           <w:rFonts w:ascii="Arial" w:hAnsi="Arial"/>
         </w:rPr>
-        <w:t xml:space="preserve"> Teste de permutação (N = 2000).</w:t>
+        <w:t xml:space="preserve"> Fração de variantes patogênicas por região funcional.</w:t>
       </w:r>
     </w:p>
     <w:p>
@@ -6199,7 +6403,7 @@
         <w:rPr>
           <w:rFonts w:ascii="Arial" w:hAnsi="Arial"/>
         </w:rPr>
-        <w:t xml:space="preserve"> Estabilidade da AUC em 12 sementes de validação cruzada.</w:t>
+        <w:t xml:space="preserve"> Distribuição bootstrap (B = 2000) da AUC externa.</w:t>
       </w:r>
     </w:p>
     <w:p>
@@ -6217,7 +6421,7 @@
         <w:rPr>
           <w:rFonts w:ascii="Arial" w:hAnsi="Arial"/>
         </w:rPr>
-        <w:t xml:space="preserve"> Curva de calibração e escore de Brier.</w:t>
+        <w:t xml:space="preserve"> Teste de permutação (N = 2000).</w:t>
       </w:r>
     </w:p>
     <w:p>
@@ -6235,7 +6439,7 @@
         <w:rPr>
           <w:rFonts w:ascii="Arial" w:hAnsi="Arial"/>
         </w:rPr>
-        <w:t xml:space="preserve"> Curvas ROC nas coortes externas.</w:t>
+        <w:t xml:space="preserve"> Estabilidade da AUC em 12 sementes de validação cruzada.</w:t>
       </w:r>
     </w:p>
     <w:p>
@@ -6248,6 +6452,42 @@
           <w:b/>
         </w:rPr>
         <w:t>Figura 9.</w:t>
+      </w:r>
+      <w:r>
+        <w:rPr>
+          <w:rFonts w:ascii="Arial" w:hAnsi="Arial"/>
+        </w:rPr>
+        <w:t xml:space="preserve"> Curva de calibração e escore de Brier.</w:t>
+      </w:r>
+    </w:p>
+    <w:p>
+      <w:pPr>
+        <w:pStyle w:val="ListBullet"/>
+      </w:pPr>
+      <w:r>
+        <w:rPr>
+          <w:rFonts w:ascii="Arial" w:hAnsi="Arial"/>
+          <w:b/>
+        </w:rPr>
+        <w:t>Figura 10.</w:t>
+      </w:r>
+      <w:r>
+        <w:rPr>
+          <w:rFonts w:ascii="Arial" w:hAnsi="Arial"/>
+        </w:rPr>
+        <w:t xml:space="preserve"> Curvas ROC nas coortes externas.</w:t>
+      </w:r>
+    </w:p>
+    <w:p>
+      <w:pPr>
+        <w:pStyle w:val="ListBullet"/>
+      </w:pPr>
+      <w:r>
+        <w:rPr>
+          <w:rFonts w:ascii="Arial" w:hAnsi="Arial"/>
+          <w:b/>
+        </w:rPr>
+        <w:t>Figura 11.</w:t>
       </w:r>
       <w:r>
         <w:rPr>
@@ -6904,7 +7144,7 @@
     </w:p>
     <w:sectPr>
       <w:pgSz w:w="11906" w:h="16838"/>
-      <w:pgMar w:top="1417" w:right="1701" w:bottom="1417" w:left="1701" w:header="720" w:footer="720" w:gutter="0"/>
+      <w:pgMar w:top="1134" w:right="1417" w:bottom="1134" w:left="1417" w:header="720" w:footer="720" w:gutter="0"/>
       <w:cols w:space="720"/>
       <w:docGrid w:linePitch="360"/>
     </w:sectPr>

--- a/docs/manuscrito/PrimeVarClass_Artigo_Premio_Jovem_Cientista.docx
+++ b/docs/manuscrito/PrimeVarClass_Artigo_Premio_Jovem_Cientista.docx
@@ -241,7 +241,7 @@
         <w:rPr>
           <w:rFonts w:ascii="Arial" w:hAnsi="Arial"/>
         </w:rPr>
-        <w:t xml:space="preserve">. Partimos de uma hipótese original — codificar aminoácidos como números primos para capturar padrões de patogenicidade — e a submetemos a um teste controlado com dados reais do ClinVar, painéis de especialistas e gnomAD. A hipótese foi </w:t>
+        <w:t xml:space="preserve">. Partimos de uma hipótese original — codificar aminoácidos como números primos para capturar padrões de patogenicidade — e a submetemos a um teste controlado com dados reais do ClinVar, painéis de especialistas e gnomAD, sob o mesmo protocolo rigoroso usado em todo o trabalho (validação cruzada bloqueada por posição e generalização em coortes externas). A hipótese foi </w:t>
       </w:r>
       <w:r>
         <w:rPr>
@@ -254,7 +254,7 @@
         <w:rPr>
           <w:rFonts w:ascii="Arial" w:hAnsi="Arial"/>
         </w:rPr>
-        <w:t xml:space="preserve">: características derivadas de primos tiveram desempenho inferior (AUC 0,742) ao de uma simples identidade de aminoácidos (AUC 0,902) e </w:t>
+        <w:t xml:space="preserve">: mesmo nesse regime rigoroso, características derivadas de primos tiveram desempenho inferior ao de uma identidade trivial de aminoácidos sem posição (AUC externa 0,681 vs. 0,718; DeLong p = 0,045) e </w:t>
       </w:r>
       <w:r>
         <w:rPr>
@@ -267,7 +267,7 @@
         <w:rPr>
           <w:rFonts w:ascii="Arial" w:hAnsi="Arial"/>
         </w:rPr>
-        <w:t xml:space="preserve"> o desempenho ao serem adicionadas a um modelo bioquímico (0,834 → 0,810; DeLong p &lt; 0,0001). No processo, diagnosticamos uma </w:t>
+        <w:t xml:space="preserve"> o desempenho ao serem adicionadas a um modelo bioquímico (AUC externa 0,791 → 0,765; DeLong p &lt; 0,0001). No processo, diagnosticamos uma </w:t>
       </w:r>
       <w:r>
         <w:rPr>
@@ -280,7 +280,7 @@
         <w:rPr>
           <w:rFonts w:ascii="Arial" w:hAnsi="Arial"/>
         </w:rPr>
-        <w:t xml:space="preserve">: a posição do resíduo memoriza os dados de treino (AUC interna 0,885) mas colapsa em coortes externas. A partir desse diagnóstico, construímos um classificador </w:t>
+        <w:t xml:space="preserve">: a posição bruta do resíduo, quando avaliada sob validação ingênua (sem bloqueio), memoriza os dados de treino (AUC de ~0,885) mas essa memorização não se sustenta sob validação rigorosa nem em coortes externas. A partir desse diagnóstico, construímos um classificador </w:t>
       </w:r>
       <w:r>
         <w:rPr>
@@ -463,7 +463,7 @@
       <w:r>
         <w:drawing>
           <wp:inline xmlns:a="http://schemas.openxmlformats.org/drawingml/2006/main" xmlns:pic="http://schemas.openxmlformats.org/drawingml/2006/picture">
-            <wp:extent cx="3960000" cy="2258885"/>
+            <wp:extent cx="3780000" cy="2156209"/>
             <wp:docPr id="1" name="Picture 1"/>
             <wp:cNvGraphicFramePr>
               <a:graphicFrameLocks noChangeAspect="1"/>
@@ -484,7 +484,7 @@
                   <pic:spPr>
                     <a:xfrm>
                       <a:off x="0" y="0"/>
-                      <a:ext cx="3960000" cy="2258885"/>
+                      <a:ext cx="3780000" cy="2156209"/>
                     </a:xfrm>
                     <a:prstGeom prst="rect"/>
                   </pic:spPr>
@@ -1036,7 +1036,7 @@
         <w:rPr>
           <w:rFonts w:ascii="Arial" w:hAnsi="Arial"/>
         </w:rPr>
-        <w:t xml:space="preserve"> (UniProt P51587):</w:t>
+        <w:t xml:space="preserve"> (UniProt P51587), conforme a base de dados UniProt (UniProt Consortium, 2023):</w:t>
       </w:r>
     </w:p>
     <w:p>
@@ -1072,7 +1072,7 @@
         <w:rPr>
           <w:rFonts w:ascii="Arial" w:hAnsi="Arial"/>
         </w:rPr>
-        <w:t xml:space="preserve"> — frequências alélicas populacionais.</w:t>
+        <w:t xml:space="preserve"> — frequências alélicas populacionais (Karczewski et al., 2020).</w:t>
       </w:r>
     </w:p>
     <w:p>
@@ -1451,7 +1451,7 @@
       <w:r>
         <w:drawing>
           <wp:inline xmlns:a="http://schemas.openxmlformats.org/drawingml/2006/main" xmlns:pic="http://schemas.openxmlformats.org/drawingml/2006/picture">
-            <wp:extent cx="3960000" cy="1351221"/>
+            <wp:extent cx="3780000" cy="1289802"/>
             <wp:docPr id="2" name="Picture 2"/>
             <wp:cNvGraphicFramePr>
               <a:graphicFrameLocks noChangeAspect="1"/>
@@ -1472,7 +1472,7 @@
                   <pic:spPr>
                     <a:xfrm>
                       <a:off x="0" y="0"/>
-                      <a:ext cx="3960000" cy="1351221"/>
+                      <a:ext cx="3780000" cy="1289802"/>
                     </a:xfrm>
                     <a:prstGeom prst="rect"/>
                   </pic:spPr>
@@ -1590,7 +1590,7 @@
       <w:r>
         <w:drawing>
           <wp:inline xmlns:a="http://schemas.openxmlformats.org/drawingml/2006/main" xmlns:pic="http://schemas.openxmlformats.org/drawingml/2006/picture">
-            <wp:extent cx="3960000" cy="1934600"/>
+            <wp:extent cx="3780000" cy="1846664"/>
             <wp:docPr id="3" name="Picture 3"/>
             <wp:cNvGraphicFramePr>
               <a:graphicFrameLocks noChangeAspect="1"/>
@@ -1611,7 +1611,7 @@
                   <pic:spPr>
                     <a:xfrm>
                       <a:off x="0" y="0"/>
-                      <a:ext cx="3960000" cy="1934600"/>
+                      <a:ext cx="3780000" cy="1846664"/>
                     </a:xfrm>
                     <a:prstGeom prst="rect"/>
                   </pic:spPr>
@@ -1780,7 +1780,7 @@
         <w:rPr>
           <w:rFonts w:ascii="Arial" w:hAnsi="Arial"/>
         </w:rPr>
-        <w:t>. A métrica primária foi a AUC-ROC.</w:t>
+        <w:t xml:space="preserve"> (DeLong; DeLong; Clarke-Pearson, 1988). A métrica primária foi a AUC-ROC.</w:t>
       </w:r>
     </w:p>
     <w:p>
@@ -1999,7 +1999,7 @@
         <w:rPr>
           <w:rFonts w:ascii="Arial" w:hAnsi="Arial"/>
         </w:rPr>
-        <w:t xml:space="preserve">Sob validação bloqueada por posição, com o mesmo classificador, as características derivadas de primos tiveram desempenho </w:t>
+        <w:t xml:space="preserve">Testamos a hipótese sob o mesmo protocolo anti-vazamento descrito na Seção 2.5 — validação cruzada bloqueada por posição e generalização em coortes externas independentes —, com o mesmo classificador para todos os conjuntos de características (Tabela 1). Sob esse protocolo, as características derivadas de primos tiveram desempenho </w:t>
       </w:r>
       <w:r>
         <w:rPr>
@@ -2039,7 +2039,7 @@
           <w:i/>
           <w:sz w:val="20"/>
         </w:rPr>
-        <w:t>Tabela 1. Desempenho por conjunto de características (AUC-ROC, validação *out-of-fold*).</w:t>
+        <w:t>Tabela 1. Desempenho por conjunto de características na refutação da hipótese dos primos, sob o protocolo anti-vazamento (mesmo classificador e mesma amostra de treino, n = 869; ver Seção 2.5).</w:t>
       </w:r>
     </w:p>
     <w:tbl>
@@ -2050,14 +2050,15 @@
         <w:tblLook w:firstColumn="1" w:firstRow="1" w:lastColumn="0" w:lastRow="0" w:noHBand="0" w:noVBand="1" w:val="04A0"/>
       </w:tblPr>
       <w:tblGrid>
-        <w:gridCol w:w="3024"/>
-        <w:gridCol w:w="3024"/>
-        <w:gridCol w:w="3024"/>
+        <w:gridCol w:w="2353"/>
+        <w:gridCol w:w="2353"/>
+        <w:gridCol w:w="2353"/>
+        <w:gridCol w:w="2353"/>
       </w:tblGrid>
       <w:tr>
         <w:tc>
           <w:tcPr>
-            <w:tcW w:type="dxa" w:w="3024"/>
+            <w:tcW w:type="dxa" w:w="2353"/>
           </w:tcPr>
           <w:p>
             <w:pPr>
@@ -2082,7 +2083,7 @@
         </w:tc>
         <w:tc>
           <w:tcPr>
-            <w:tcW w:type="dxa" w:w="3024"/>
+            <w:tcW w:type="dxa" w:w="2353"/>
           </w:tcPr>
           <w:p>
             <w:pPr>
@@ -2116,7 +2117,7 @@
         </w:tc>
         <w:tc>
           <w:tcPr>
-            <w:tcW w:type="dxa" w:w="3024"/>
+            <w:tcW w:type="dxa" w:w="2353"/>
           </w:tcPr>
           <w:p>
             <w:pPr>
@@ -2135,7 +2136,32 @@
                 <w:b/>
                 <w:sz w:val="20"/>
               </w:rPr>
-              <w:t>AUC</w:t>
+              <w:t>CV bloqueada por posição</w:t>
+            </w:r>
+          </w:p>
+        </w:tc>
+        <w:tc>
+          <w:tcPr>
+            <w:tcW w:type="dxa" w:w="2353"/>
+          </w:tcPr>
+          <w:p>
+            <w:pPr>
+              <w:spacing w:line="240" w:lineRule="auto" w:after="40"/>
+              <w:jc w:val="right"/>
+            </w:pPr>
+            <w:r>
+              <w:rPr>
+                <w:b/>
+                <w:sz w:val="20"/>
+              </w:rPr>
+            </w:r>
+            <w:r>
+              <w:rPr>
+                <w:rFonts w:ascii="Arial" w:hAnsi="Arial"/>
+                <w:b/>
+                <w:sz w:val="20"/>
+              </w:rPr>
+              <w:t>Coortes externas</w:t>
             </w:r>
           </w:p>
         </w:tc>
@@ -2143,7 +2169,7 @@
       <w:tr>
         <w:tc>
           <w:tcPr>
-            <w:tcW w:type="dxa" w:w="3024"/>
+            <w:tcW w:type="dxa" w:w="2353"/>
           </w:tcPr>
           <w:p>
             <w:pPr>
@@ -2160,13 +2186,13 @@
                 <w:rFonts w:ascii="Arial" w:hAnsi="Arial"/>
                 <w:sz w:val="20"/>
               </w:rPr>
-              <w:t>Identidade (gene + aa_ref + aa_alt)</w:t>
+              <w:t>Identidade (gene + aa_ref + aa_alt + posição)ᵃ</w:t>
             </w:r>
           </w:p>
         </w:tc>
         <w:tc>
           <w:tcPr>
-            <w:tcW w:type="dxa" w:w="3024"/>
+            <w:tcW w:type="dxa" w:w="2353"/>
           </w:tcPr>
           <w:p>
             <w:pPr>
@@ -2189,7 +2215,30 @@
         </w:tc>
         <w:tc>
           <w:tcPr>
-            <w:tcW w:type="dxa" w:w="3024"/>
+            <w:tcW w:type="dxa" w:w="2353"/>
+          </w:tcPr>
+          <w:p>
+            <w:pPr>
+              <w:spacing w:line="240" w:lineRule="auto" w:after="40"/>
+              <w:jc w:val="right"/>
+            </w:pPr>
+            <w:r>
+              <w:rPr>
+                <w:sz w:val="20"/>
+              </w:rPr>
+            </w:r>
+            <w:r>
+              <w:rPr>
+                <w:rFonts w:ascii="Arial" w:hAnsi="Arial"/>
+                <w:sz w:val="20"/>
+              </w:rPr>
+              <w:t>0,871</w:t>
+            </w:r>
+          </w:p>
+        </w:tc>
+        <w:tc>
+          <w:tcPr>
+            <w:tcW w:type="dxa" w:w="2353"/>
           </w:tcPr>
           <w:p>
             <w:pPr>
@@ -2207,7 +2256,7 @@
                 <w:b/>
                 <w:sz w:val="20"/>
               </w:rPr>
-              <w:t>0,902</w:t>
+              <w:t>0,882</w:t>
             </w:r>
           </w:p>
         </w:tc>
@@ -2215,7 +2264,7 @@
       <w:tr>
         <w:tc>
           <w:tcPr>
-            <w:tcW w:type="dxa" w:w="3024"/>
+            <w:tcW w:type="dxa" w:w="2353"/>
           </w:tcPr>
           <w:p>
             <w:pPr>
@@ -2232,13 +2281,13 @@
                 <w:rFonts w:ascii="Arial" w:hAnsi="Arial"/>
                 <w:sz w:val="20"/>
               </w:rPr>
-              <w:t>Bioquímico</w:t>
+              <w:t>Bioquímico (inclui gene e posição)ᵃ</w:t>
             </w:r>
           </w:p>
         </w:tc>
         <w:tc>
           <w:tcPr>
-            <w:tcW w:type="dxa" w:w="3024"/>
+            <w:tcW w:type="dxa" w:w="2353"/>
           </w:tcPr>
           <w:p>
             <w:pPr>
@@ -2261,7 +2310,7 @@
         </w:tc>
         <w:tc>
           <w:tcPr>
-            <w:tcW w:type="dxa" w:w="3024"/>
+            <w:tcW w:type="dxa" w:w="2353"/>
           </w:tcPr>
           <w:p>
             <w:pPr>
@@ -2278,7 +2327,30 @@
                 <w:rFonts w:ascii="Arial" w:hAnsi="Arial"/>
                 <w:sz w:val="20"/>
               </w:rPr>
-              <w:t>0,834</w:t>
+              <w:t>0,802</w:t>
+            </w:r>
+          </w:p>
+        </w:tc>
+        <w:tc>
+          <w:tcPr>
+            <w:tcW w:type="dxa" w:w="2353"/>
+          </w:tcPr>
+          <w:p>
+            <w:pPr>
+              <w:spacing w:line="240" w:lineRule="auto" w:after="40"/>
+              <w:jc w:val="right"/>
+            </w:pPr>
+            <w:r>
+              <w:rPr>
+                <w:sz w:val="20"/>
+              </w:rPr>
+            </w:r>
+            <w:r>
+              <w:rPr>
+                <w:rFonts w:ascii="Arial" w:hAnsi="Arial"/>
+                <w:sz w:val="20"/>
+              </w:rPr>
+              <w:t>0,791</w:t>
             </w:r>
           </w:p>
         </w:tc>
@@ -2286,7 +2358,7 @@
       <w:tr>
         <w:tc>
           <w:tcPr>
-            <w:tcW w:type="dxa" w:w="3024"/>
+            <w:tcW w:type="dxa" w:w="2353"/>
           </w:tcPr>
           <w:p>
             <w:pPr>
@@ -2303,84 +2375,13 @@
                 <w:rFonts w:ascii="Arial" w:hAnsi="Arial"/>
                 <w:sz w:val="20"/>
               </w:rPr>
-              <w:t>Híbrido + preditores externos</w:t>
+              <w:t>Híbrido (bioquímico + primos)ᵃ</w:t>
             </w:r>
           </w:p>
         </w:tc>
         <w:tc>
           <w:tcPr>
-            <w:tcW w:type="dxa" w:w="3024"/>
-          </w:tcPr>
-          <w:p>
-            <w:pPr>
-              <w:spacing w:line="240" w:lineRule="auto" w:after="40"/>
-              <w:jc w:val="right"/>
-            </w:pPr>
-            <w:r>
-              <w:rPr>
-                <w:sz w:val="20"/>
-              </w:rPr>
-            </w:r>
-            <w:r>
-              <w:rPr>
-                <w:rFonts w:ascii="Arial" w:hAnsi="Arial"/>
-                <w:sz w:val="20"/>
-              </w:rPr>
-              <w:t>87</w:t>
-            </w:r>
-          </w:p>
-        </w:tc>
-        <w:tc>
-          <w:tcPr>
-            <w:tcW w:type="dxa" w:w="3024"/>
-          </w:tcPr>
-          <w:p>
-            <w:pPr>
-              <w:spacing w:line="240" w:lineRule="auto" w:after="40"/>
-              <w:jc w:val="right"/>
-            </w:pPr>
-            <w:r>
-              <w:rPr>
-                <w:sz w:val="20"/>
-              </w:rPr>
-            </w:r>
-            <w:r>
-              <w:rPr>
-                <w:rFonts w:ascii="Arial" w:hAnsi="Arial"/>
-                <w:sz w:val="20"/>
-              </w:rPr>
-              <w:t>0,832</w:t>
-            </w:r>
-          </w:p>
-        </w:tc>
-      </w:tr>
-      <w:tr>
-        <w:tc>
-          <w:tcPr>
-            <w:tcW w:type="dxa" w:w="3024"/>
-          </w:tcPr>
-          <w:p>
-            <w:pPr>
-              <w:spacing w:line="240" w:lineRule="auto" w:after="40"/>
-              <w:jc w:val="left"/>
-            </w:pPr>
-            <w:r>
-              <w:rPr>
-                <w:sz w:val="20"/>
-              </w:rPr>
-            </w:r>
-            <w:r>
-              <w:rPr>
-                <w:rFonts w:ascii="Arial" w:hAnsi="Arial"/>
-                <w:sz w:val="20"/>
-              </w:rPr>
-              <w:t>Híbrido (bioquímico + primos)</w:t>
-            </w:r>
-          </w:p>
-        </w:tc>
-        <w:tc>
-          <w:tcPr>
-            <w:tcW w:type="dxa" w:w="3024"/>
+            <w:tcW w:type="dxa" w:w="2353"/>
           </w:tcPr>
           <w:p>
             <w:pPr>
@@ -2403,7 +2404,7 @@
         </w:tc>
         <w:tc>
           <w:tcPr>
-            <w:tcW w:type="dxa" w:w="3024"/>
+            <w:tcW w:type="dxa" w:w="2353"/>
           </w:tcPr>
           <w:p>
             <w:pPr>
@@ -2420,7 +2421,30 @@
                 <w:rFonts w:ascii="Arial" w:hAnsi="Arial"/>
                 <w:sz w:val="20"/>
               </w:rPr>
-              <w:t>0,810</w:t>
+              <w:t>0,783</w:t>
+            </w:r>
+          </w:p>
+        </w:tc>
+        <w:tc>
+          <w:tcPr>
+            <w:tcW w:type="dxa" w:w="2353"/>
+          </w:tcPr>
+          <w:p>
+            <w:pPr>
+              <w:spacing w:line="240" w:lineRule="auto" w:after="40"/>
+              <w:jc w:val="right"/>
+            </w:pPr>
+            <w:r>
+              <w:rPr>
+                <w:sz w:val="20"/>
+              </w:rPr>
+            </w:r>
+            <w:r>
+              <w:rPr>
+                <w:rFonts w:ascii="Arial" w:hAnsi="Arial"/>
+                <w:sz w:val="20"/>
+              </w:rPr>
+              <w:t>0,765</w:t>
             </w:r>
           </w:p>
         </w:tc>
@@ -2428,7 +2452,101 @@
       <w:tr>
         <w:tc>
           <w:tcPr>
-            <w:tcW w:type="dxa" w:w="3024"/>
+            <w:tcW w:type="dxa" w:w="2353"/>
+          </w:tcPr>
+          <w:p>
+            <w:pPr>
+              <w:spacing w:line="240" w:lineRule="auto" w:after="40"/>
+              <w:jc w:val="left"/>
+            </w:pPr>
+            <w:r>
+              <w:rPr>
+                <w:sz w:val="20"/>
+              </w:rPr>
+            </w:r>
+            <w:r>
+              <w:rPr>
+                <w:rFonts w:ascii="Arial" w:hAnsi="Arial"/>
+                <w:sz w:val="20"/>
+              </w:rPr>
+              <w:t>Identidade (gene + aa_ref + aa_alt, sem posição)</w:t>
+            </w:r>
+          </w:p>
+        </w:tc>
+        <w:tc>
+          <w:tcPr>
+            <w:tcW w:type="dxa" w:w="2353"/>
+          </w:tcPr>
+          <w:p>
+            <w:pPr>
+              <w:spacing w:line="240" w:lineRule="auto" w:after="40"/>
+              <w:jc w:val="right"/>
+            </w:pPr>
+            <w:r>
+              <w:rPr>
+                <w:sz w:val="20"/>
+              </w:rPr>
+            </w:r>
+            <w:r>
+              <w:rPr>
+                <w:rFonts w:ascii="Arial" w:hAnsi="Arial"/>
+                <w:sz w:val="20"/>
+              </w:rPr>
+              <w:t>3</w:t>
+            </w:r>
+          </w:p>
+        </w:tc>
+        <w:tc>
+          <w:tcPr>
+            <w:tcW w:type="dxa" w:w="2353"/>
+          </w:tcPr>
+          <w:p>
+            <w:pPr>
+              <w:spacing w:line="240" w:lineRule="auto" w:after="40"/>
+              <w:jc w:val="right"/>
+            </w:pPr>
+            <w:r>
+              <w:rPr>
+                <w:sz w:val="20"/>
+              </w:rPr>
+            </w:r>
+            <w:r>
+              <w:rPr>
+                <w:rFonts w:ascii="Arial" w:hAnsi="Arial"/>
+                <w:sz w:val="20"/>
+              </w:rPr>
+              <w:t>0,745</w:t>
+            </w:r>
+          </w:p>
+        </w:tc>
+        <w:tc>
+          <w:tcPr>
+            <w:tcW w:type="dxa" w:w="2353"/>
+          </w:tcPr>
+          <w:p>
+            <w:pPr>
+              <w:spacing w:line="240" w:lineRule="auto" w:after="40"/>
+              <w:jc w:val="right"/>
+            </w:pPr>
+            <w:r>
+              <w:rPr>
+                <w:sz w:val="20"/>
+              </w:rPr>
+            </w:r>
+            <w:r>
+              <w:rPr>
+                <w:rFonts w:ascii="Arial" w:hAnsi="Arial"/>
+                <w:sz w:val="20"/>
+              </w:rPr>
+              <w:t>0,718</w:t>
+            </w:r>
+          </w:p>
+        </w:tc>
+      </w:tr>
+      <w:tr>
+        <w:tc>
+          <w:tcPr>
+            <w:tcW w:type="dxa" w:w="2353"/>
           </w:tcPr>
           <w:p>
             <w:pPr>
@@ -2452,7 +2570,7 @@
         </w:tc>
         <w:tc>
           <w:tcPr>
-            <w:tcW w:type="dxa" w:w="3024"/>
+            <w:tcW w:type="dxa" w:w="2353"/>
           </w:tcPr>
           <w:p>
             <w:pPr>
@@ -2475,7 +2593,7 @@
         </w:tc>
         <w:tc>
           <w:tcPr>
-            <w:tcW w:type="dxa" w:w="3024"/>
+            <w:tcW w:type="dxa" w:w="2353"/>
           </w:tcPr>
           <w:p>
             <w:pPr>
@@ -2492,38 +2610,13 @@
                 <w:rFonts w:ascii="Arial" w:hAnsi="Arial"/>
                 <w:sz w:val="20"/>
               </w:rPr>
-              <w:t>0,742</w:t>
-            </w:r>
-          </w:p>
-        </w:tc>
-      </w:tr>
-      <w:tr>
-        <w:tc>
-          <w:tcPr>
-            <w:tcW w:type="dxa" w:w="3024"/>
-          </w:tcPr>
-          <w:p>
-            <w:pPr>
-              <w:spacing w:line="240" w:lineRule="auto" w:after="40"/>
-              <w:jc w:val="left"/>
-            </w:pPr>
-            <w:r>
-              <w:rPr>
-                <w:sz w:val="20"/>
-              </w:rPr>
-            </w:r>
-            <w:r>
-              <w:rPr>
-                <w:rFonts w:ascii="Arial" w:hAnsi="Arial"/>
-                <w:sz w:val="20"/>
-              </w:rPr>
-              <w:t>Apenas preditores externos (só gnomAD AF)</w:t>
+              <w:t>0,717</w:t>
             </w:r>
           </w:p>
         </w:tc>
         <w:tc>
           <w:tcPr>
-            <w:tcW w:type="dxa" w:w="3024"/>
+            <w:tcW w:type="dxa" w:w="2353"/>
           </w:tcPr>
           <w:p>
             <w:pPr>
@@ -2540,30 +2633,7 @@
                 <w:rFonts w:ascii="Arial" w:hAnsi="Arial"/>
                 <w:sz w:val="20"/>
               </w:rPr>
-              <w:t>5</w:t>
-            </w:r>
-          </w:p>
-        </w:tc>
-        <w:tc>
-          <w:tcPr>
-            <w:tcW w:type="dxa" w:w="3024"/>
-          </w:tcPr>
-          <w:p>
-            <w:pPr>
-              <w:spacing w:line="240" w:lineRule="auto" w:after="40"/>
-              <w:jc w:val="right"/>
-            </w:pPr>
-            <w:r>
-              <w:rPr>
-                <w:sz w:val="20"/>
-              </w:rPr>
-            </w:r>
-            <w:r>
-              <w:rPr>
-                <w:rFonts w:ascii="Arial" w:hAnsi="Arial"/>
-                <w:sz w:val="20"/>
-              </w:rPr>
-              <w:t>0,616</w:t>
+              <w:t>0,681</w:t>
             </w:r>
           </w:p>
         </w:tc>
@@ -2572,6 +2642,17 @@
     <w:p/>
     <w:p>
       <w:pPr>
+        <w:jc w:val="both"/>
+      </w:pPr>
+      <w:r>
+        <w:rPr>
+          <w:rFonts w:ascii="Arial" w:hAnsi="Arial"/>
+        </w:rPr>
+        <w:t>ᵃ Por definição do pipeline de características, estes três conjuntos incluem o gene e a posição bruta do resíduo. O risco de memorização associado à posição é diagnosticado na Seção 3.2 e removido explicitamente no modelo proposto (Tabela 3).</w:t>
+      </w:r>
+    </w:p>
+    <w:p>
+      <w:pPr>
         <w:jc w:val="center"/>
       </w:pPr>
       <w:r>
@@ -2581,7 +2662,7 @@
           <w:i/>
           <w:sz w:val="20"/>
         </w:rPr>
-        <w:t>Tabela 2. Comparações pareadas (DeLong).</w:t>
+        <w:t>Tabela 2. Comparações pareadas pelo teste de DeLong (DeLong; DeLong; Clarke-Pearson, 1988), sob o mesmo protocolo anti-vazamento (Tabela 1).</w:t>
       </w:r>
     </w:p>
     <w:tbl>
@@ -2592,16 +2673,17 @@
         <w:tblLook w:firstColumn="1" w:firstRow="1" w:lastColumn="0" w:lastRow="0" w:noHBand="0" w:noVBand="1" w:val="04A0"/>
       </w:tblPr>
       <w:tblGrid>
-        <w:gridCol w:w="1814"/>
-        <w:gridCol w:w="1814"/>
-        <w:gridCol w:w="1814"/>
-        <w:gridCol w:w="1814"/>
-        <w:gridCol w:w="1814"/>
+        <w:gridCol w:w="1569"/>
+        <w:gridCol w:w="1569"/>
+        <w:gridCol w:w="1569"/>
+        <w:gridCol w:w="1569"/>
+        <w:gridCol w:w="1569"/>
+        <w:gridCol w:w="1569"/>
       </w:tblGrid>
       <w:tr>
         <w:tc>
           <w:tcPr>
-            <w:tcW w:type="dxa" w:w="1814"/>
+            <w:tcW w:type="dxa" w:w="1569"/>
           </w:tcPr>
           <w:p>
             <w:pPr>
@@ -2626,7 +2708,32 @@
         </w:tc>
         <w:tc>
           <w:tcPr>
-            <w:tcW w:type="dxa" w:w="1814"/>
+            <w:tcW w:type="dxa" w:w="1569"/>
+          </w:tcPr>
+          <w:p>
+            <w:pPr>
+              <w:spacing w:line="240" w:lineRule="auto" w:after="40"/>
+              <w:jc w:val="left"/>
+            </w:pPr>
+            <w:r>
+              <w:rPr>
+                <w:b/>
+                <w:sz w:val="20"/>
+              </w:rPr>
+            </w:r>
+            <w:r>
+              <w:rPr>
+                <w:rFonts w:ascii="Arial" w:hAnsi="Arial"/>
+                <w:b/>
+                <w:sz w:val="20"/>
+              </w:rPr>
+              <w:t>Protocolo</w:t>
+            </w:r>
+          </w:p>
+        </w:tc>
+        <w:tc>
+          <w:tcPr>
+            <w:tcW w:type="dxa" w:w="1569"/>
           </w:tcPr>
           <w:p>
             <w:pPr>
@@ -2651,7 +2758,7 @@
         </w:tc>
         <w:tc>
           <w:tcPr>
-            <w:tcW w:type="dxa" w:w="1814"/>
+            <w:tcW w:type="dxa" w:w="1569"/>
           </w:tcPr>
           <w:p>
             <w:pPr>
@@ -2676,7 +2783,7 @@
         </w:tc>
         <w:tc>
           <w:tcPr>
-            <w:tcW w:type="dxa" w:w="1814"/>
+            <w:tcW w:type="dxa" w:w="1569"/>
           </w:tcPr>
           <w:p>
             <w:pPr>
@@ -2701,7 +2808,7 @@
         </w:tc>
         <w:tc>
           <w:tcPr>
-            <w:tcW w:type="dxa" w:w="1814"/>
+            <w:tcW w:type="dxa" w:w="1569"/>
           </w:tcPr>
           <w:p>
             <w:pPr>
@@ -2728,7 +2835,7 @@
       <w:tr>
         <w:tc>
           <w:tcPr>
-            <w:tcW w:type="dxa" w:w="1814"/>
+            <w:tcW w:type="dxa" w:w="1569"/>
           </w:tcPr>
           <w:p>
             <w:pPr>
@@ -2745,13 +2852,36 @@
                 <w:rFonts w:ascii="Arial" w:hAnsi="Arial"/>
                 <w:sz w:val="20"/>
               </w:rPr>
-              <w:t>Apenas-primos vs identidade</w:t>
+              <w:t>Apenas-primos vs identidade (sem posição)</w:t>
             </w:r>
           </w:p>
         </w:tc>
         <w:tc>
           <w:tcPr>
-            <w:tcW w:type="dxa" w:w="1814"/>
+            <w:tcW w:type="dxa" w:w="1569"/>
+          </w:tcPr>
+          <w:p>
+            <w:pPr>
+              <w:spacing w:line="240" w:lineRule="auto" w:after="40"/>
+              <w:jc w:val="left"/>
+            </w:pPr>
+            <w:r>
+              <w:rPr>
+                <w:sz w:val="20"/>
+              </w:rPr>
+            </w:r>
+            <w:r>
+              <w:rPr>
+                <w:rFonts w:ascii="Arial" w:hAnsi="Arial"/>
+                <w:sz w:val="20"/>
+              </w:rPr>
+              <w:t>CV bloqueada por posição</w:t>
+            </w:r>
+          </w:p>
+        </w:tc>
+        <w:tc>
+          <w:tcPr>
+            <w:tcW w:type="dxa" w:w="1569"/>
           </w:tcPr>
           <w:p>
             <w:pPr>
@@ -2768,13 +2898,13 @@
                 <w:rFonts w:ascii="Arial" w:hAnsi="Arial"/>
                 <w:sz w:val="20"/>
               </w:rPr>
-              <w:t>0,742</w:t>
+              <w:t>0,717</w:t>
             </w:r>
           </w:p>
         </w:tc>
         <w:tc>
           <w:tcPr>
-            <w:tcW w:type="dxa" w:w="1814"/>
+            <w:tcW w:type="dxa" w:w="1569"/>
           </w:tcPr>
           <w:p>
             <w:pPr>
@@ -2791,13 +2921,13 @@
                 <w:rFonts w:ascii="Arial" w:hAnsi="Arial"/>
                 <w:sz w:val="20"/>
               </w:rPr>
-              <w:t>0,902</w:t>
+              <w:t>0,745</w:t>
             </w:r>
           </w:p>
         </w:tc>
         <w:tc>
           <w:tcPr>
-            <w:tcW w:type="dxa" w:w="1814"/>
+            <w:tcW w:type="dxa" w:w="1569"/>
           </w:tcPr>
           <w:p>
             <w:pPr>
@@ -2814,13 +2944,13 @@
                 <w:rFonts w:ascii="Arial" w:hAnsi="Arial"/>
                 <w:sz w:val="20"/>
               </w:rPr>
-              <w:t>−0,161</w:t>
+              <w:t>−0,028</w:t>
             </w:r>
           </w:p>
         </w:tc>
         <w:tc>
           <w:tcPr>
-            <w:tcW w:type="dxa" w:w="1814"/>
+            <w:tcW w:type="dxa" w:w="1569"/>
           </w:tcPr>
           <w:p>
             <w:pPr>
@@ -2837,7 +2967,7 @@
                 <w:rFonts w:ascii="Arial" w:hAnsi="Arial"/>
                 <w:sz w:val="20"/>
               </w:rPr>
-              <w:t>&lt; 0,0001</w:t>
+              <w:t>0,081</w:t>
             </w:r>
           </w:p>
         </w:tc>
@@ -2845,7 +2975,7 @@
       <w:tr>
         <w:tc>
           <w:tcPr>
-            <w:tcW w:type="dxa" w:w="1814"/>
+            <w:tcW w:type="dxa" w:w="1569"/>
           </w:tcPr>
           <w:p>
             <w:pPr>
@@ -2862,13 +2992,36 @@
                 <w:rFonts w:ascii="Arial" w:hAnsi="Arial"/>
                 <w:sz w:val="20"/>
               </w:rPr>
-              <w:t>Híbrido vs apenas-bioquímico</w:t>
+              <w:t>Apenas-primos vs identidade (sem posição)</w:t>
             </w:r>
           </w:p>
         </w:tc>
         <w:tc>
           <w:tcPr>
-            <w:tcW w:type="dxa" w:w="1814"/>
+            <w:tcW w:type="dxa" w:w="1569"/>
+          </w:tcPr>
+          <w:p>
+            <w:pPr>
+              <w:spacing w:line="240" w:lineRule="auto" w:after="40"/>
+              <w:jc w:val="left"/>
+            </w:pPr>
+            <w:r>
+              <w:rPr>
+                <w:sz w:val="20"/>
+              </w:rPr>
+            </w:r>
+            <w:r>
+              <w:rPr>
+                <w:rFonts w:ascii="Arial" w:hAnsi="Arial"/>
+                <w:sz w:val="20"/>
+              </w:rPr>
+              <w:t>Coortes externas</w:t>
+            </w:r>
+          </w:p>
+        </w:tc>
+        <w:tc>
+          <w:tcPr>
+            <w:tcW w:type="dxa" w:w="1569"/>
           </w:tcPr>
           <w:p>
             <w:pPr>
@@ -2885,13 +3038,13 @@
                 <w:rFonts w:ascii="Arial" w:hAnsi="Arial"/>
                 <w:sz w:val="20"/>
               </w:rPr>
-              <w:t>0,810</w:t>
+              <w:t>0,681</w:t>
             </w:r>
           </w:p>
         </w:tc>
         <w:tc>
           <w:tcPr>
-            <w:tcW w:type="dxa" w:w="1814"/>
+            <w:tcW w:type="dxa" w:w="1569"/>
           </w:tcPr>
           <w:p>
             <w:pPr>
@@ -2908,13 +3061,13 @@
                 <w:rFonts w:ascii="Arial" w:hAnsi="Arial"/>
                 <w:sz w:val="20"/>
               </w:rPr>
-              <w:t>0,834</w:t>
+              <w:t>0,718</w:t>
             </w:r>
           </w:p>
         </w:tc>
         <w:tc>
           <w:tcPr>
-            <w:tcW w:type="dxa" w:w="1814"/>
+            <w:tcW w:type="dxa" w:w="1569"/>
           </w:tcPr>
           <w:p>
             <w:pPr>
@@ -2931,13 +3084,153 @@
                 <w:rFonts w:ascii="Arial" w:hAnsi="Arial"/>
                 <w:sz w:val="20"/>
               </w:rPr>
-              <w:t>−0,025</w:t>
+              <w:t>−0,038</w:t>
             </w:r>
           </w:p>
         </w:tc>
         <w:tc>
           <w:tcPr>
-            <w:tcW w:type="dxa" w:w="1814"/>
+            <w:tcW w:type="dxa" w:w="1569"/>
+          </w:tcPr>
+          <w:p>
+            <w:pPr>
+              <w:spacing w:line="240" w:lineRule="auto" w:after="40"/>
+              <w:jc w:val="right"/>
+            </w:pPr>
+            <w:r>
+              <w:rPr>
+                <w:sz w:val="20"/>
+              </w:rPr>
+            </w:r>
+            <w:r>
+              <w:rPr>
+                <w:rFonts w:ascii="Arial" w:hAnsi="Arial"/>
+                <w:sz w:val="20"/>
+              </w:rPr>
+              <w:t>0,045</w:t>
+            </w:r>
+          </w:p>
+        </w:tc>
+      </w:tr>
+      <w:tr>
+        <w:tc>
+          <w:tcPr>
+            <w:tcW w:type="dxa" w:w="1569"/>
+          </w:tcPr>
+          <w:p>
+            <w:pPr>
+              <w:spacing w:line="240" w:lineRule="auto" w:after="40"/>
+              <w:jc w:val="left"/>
+            </w:pPr>
+            <w:r>
+              <w:rPr>
+                <w:sz w:val="20"/>
+              </w:rPr>
+            </w:r>
+            <w:r>
+              <w:rPr>
+                <w:rFonts w:ascii="Arial" w:hAnsi="Arial"/>
+                <w:sz w:val="20"/>
+              </w:rPr>
+              <w:t>Híbrido vs apenas-bioquímicoᵇ</w:t>
+            </w:r>
+          </w:p>
+        </w:tc>
+        <w:tc>
+          <w:tcPr>
+            <w:tcW w:type="dxa" w:w="1569"/>
+          </w:tcPr>
+          <w:p>
+            <w:pPr>
+              <w:spacing w:line="240" w:lineRule="auto" w:after="40"/>
+              <w:jc w:val="left"/>
+            </w:pPr>
+            <w:r>
+              <w:rPr>
+                <w:sz w:val="20"/>
+              </w:rPr>
+            </w:r>
+            <w:r>
+              <w:rPr>
+                <w:rFonts w:ascii="Arial" w:hAnsi="Arial"/>
+                <w:sz w:val="20"/>
+              </w:rPr>
+              <w:t>Coortes externas</w:t>
+            </w:r>
+          </w:p>
+        </w:tc>
+        <w:tc>
+          <w:tcPr>
+            <w:tcW w:type="dxa" w:w="1569"/>
+          </w:tcPr>
+          <w:p>
+            <w:pPr>
+              <w:spacing w:line="240" w:lineRule="auto" w:after="40"/>
+              <w:jc w:val="right"/>
+            </w:pPr>
+            <w:r>
+              <w:rPr>
+                <w:sz w:val="20"/>
+              </w:rPr>
+            </w:r>
+            <w:r>
+              <w:rPr>
+                <w:rFonts w:ascii="Arial" w:hAnsi="Arial"/>
+                <w:sz w:val="20"/>
+              </w:rPr>
+              <w:t>0,765</w:t>
+            </w:r>
+          </w:p>
+        </w:tc>
+        <w:tc>
+          <w:tcPr>
+            <w:tcW w:type="dxa" w:w="1569"/>
+          </w:tcPr>
+          <w:p>
+            <w:pPr>
+              <w:spacing w:line="240" w:lineRule="auto" w:after="40"/>
+              <w:jc w:val="right"/>
+            </w:pPr>
+            <w:r>
+              <w:rPr>
+                <w:sz w:val="20"/>
+              </w:rPr>
+            </w:r>
+            <w:r>
+              <w:rPr>
+                <w:rFonts w:ascii="Arial" w:hAnsi="Arial"/>
+                <w:sz w:val="20"/>
+              </w:rPr>
+              <w:t>0,791</w:t>
+            </w:r>
+          </w:p>
+        </w:tc>
+        <w:tc>
+          <w:tcPr>
+            <w:tcW w:type="dxa" w:w="1569"/>
+          </w:tcPr>
+          <w:p>
+            <w:pPr>
+              <w:spacing w:line="240" w:lineRule="auto" w:after="40"/>
+              <w:jc w:val="right"/>
+            </w:pPr>
+            <w:r>
+              <w:rPr>
+                <w:sz w:val="20"/>
+              </w:rPr>
+            </w:r>
+            <w:r>
+              <w:rPr>
+                <w:rFonts w:ascii="Arial" w:hAnsi="Arial"/>
+                <w:sz w:val="20"/>
+              </w:rPr>
+              <w:t>−0,026</w:t>
+            </w:r>
+          </w:p>
+        </w:tc>
+        <w:tc>
+          <w:tcPr>
+            <w:tcW w:type="dxa" w:w="1569"/>
           </w:tcPr>
           <w:p>
             <w:pPr>
@@ -2969,117 +3262,104 @@
         <w:rPr>
           <w:rFonts w:ascii="Arial" w:hAnsi="Arial"/>
         </w:rPr>
-        <w:t xml:space="preserve">A conclusão é inequívoca e honesta: </w:t>
-      </w:r>
-      <w:r>
-        <w:rPr>
-          <w:rFonts w:ascii="Arial" w:hAnsi="Arial"/>
-          <w:b/>
-        </w:rPr>
-        <w:t>os números primos não agregam sinal preditivo</w:t>
-      </w:r>
-      <w:r>
-        <w:rPr>
-          <w:rFonts w:ascii="Arial" w:hAnsi="Arial"/>
-        </w:rPr>
-        <w:t xml:space="preserve"> para esta tarefa; onde parecem contribuir, é por características bioquímicas correlacionadas, e sua adição introduz ruído que reduz o desempenho.</w:t>
+        <w:t>ᵇ Ambos os conjuntos incluem igualmente gene e posição (nota da Tabela 1); a comparação isola o efeito marginal de adicionar as características derivadas de primos.</w:t>
       </w:r>
     </w:p>
     <w:p>
       <w:pPr>
-        <w:pStyle w:val="Heading2"/>
-      </w:pPr>
-      <w:r>
-        <w:t>3.2 Diagnóstico: a armadilha do vazamento posicional</w:t>
+        <w:jc w:val="both"/>
+      </w:pPr>
+      <w:r>
+        <w:rPr>
+          <w:rFonts w:ascii="Arial" w:hAnsi="Arial"/>
+        </w:rPr>
+        <w:t xml:space="preserve">Mesmo sob o protocolo mais rigoroso, os primos não superam a identidade trivial: a diferença é uma tendência não significativa na validação cruzada interna (p = 0,081), mas torna-se estatisticamente significativa no teste mais decisivo — a generalização externa (p = 0,045). E quando adicionados a um modelo bioquímico já estabelecido, os primos </w:t>
+      </w:r>
+      <w:r>
+        <w:rPr>
+          <w:rFonts w:ascii="Arial" w:hAnsi="Arial"/>
+          <w:b/>
+        </w:rPr>
+        <w:t>pioram</w:t>
+      </w:r>
+      <w:r>
+        <w:rPr>
+          <w:rFonts w:ascii="Arial" w:hAnsi="Arial"/>
+        </w:rPr>
+        <w:t xml:space="preserve"> o desempenho de forma inequívoca nas coortes externas (p &lt; 0,0001). A conclusão é honesta e reprodutível: </w:t>
+      </w:r>
+      <w:r>
+        <w:rPr>
+          <w:rFonts w:ascii="Arial" w:hAnsi="Arial"/>
+          <w:b/>
+        </w:rPr>
+        <w:t>os números primos não agregam sinal preditivo útil</w:t>
+      </w:r>
+      <w:r>
+        <w:rPr>
+          <w:rFonts w:ascii="Arial" w:hAnsi="Arial"/>
+        </w:rPr>
+        <w:t xml:space="preserve"> para esta tarefa; onde parecem contribuir, é por sobreposição com sinal já capturado por outras características, e sua adição introduz ruído que reduz o desempenho de generalização.</w:t>
       </w:r>
     </w:p>
     <w:p>
       <w:pPr>
-        <w:jc w:val="both"/>
-      </w:pPr>
-      <w:r>
-        <w:rPr>
-          <w:rFonts w:ascii="Arial" w:hAnsi="Arial"/>
-        </w:rPr>
-        <w:t xml:space="preserve">Investigando por que certos modelos internos pareciam fortes, identificamos que a </w:t>
-      </w:r>
-      <w:r>
-        <w:rPr>
-          <w:rFonts w:ascii="Arial" w:hAnsi="Arial"/>
-          <w:b/>
-        </w:rPr>
-        <w:t>posição bruta do resíduo</w:t>
-      </w:r>
-      <w:r>
-        <w:rPr>
-          <w:rFonts w:ascii="Arial" w:hAnsi="Arial"/>
-        </w:rPr>
-        <w:t xml:space="preserve"> atinge AUC interna de ~0,885 — mas por </w:t>
-      </w:r>
-      <w:r>
-        <w:rPr>
-          <w:rFonts w:ascii="Arial" w:hAnsi="Arial"/>
-          <w:b/>
-        </w:rPr>
-        <w:t>memorização</w:t>
-      </w:r>
-      <w:r>
-        <w:rPr>
-          <w:rFonts w:ascii="Arial" w:hAnsi="Arial"/>
-        </w:rPr>
-        <w:t xml:space="preserve">: como muitas posições aparecem com o mesmo rótulo no treino e no teste em validações ingênuas, o modelo "decora" posições em vez de aprender biologia. Sem a posição, a identidade gene+aa_ref+aa_alt cai para 0,783, e o gene isolado para 0,640. Este é um alerta metodológico central: </w:t>
-      </w:r>
-      <w:r>
-        <w:rPr>
-          <w:rFonts w:ascii="Arial" w:hAnsi="Arial"/>
-          <w:b/>
-        </w:rPr>
-        <w:t>benchmarks internos que não bloqueiam a posição superestimam o desempenho real.</w:t>
+        <w:pStyle w:val="Heading2"/>
+      </w:pPr>
+      <w:r>
+        <w:t>3.2 Diagnóstico: a armadilha do vazamento posicional</w:t>
       </w:r>
     </w:p>
     <w:p>
       <w:pPr>
-        <w:pStyle w:val="Heading2"/>
-      </w:pPr>
-      <w:r>
-        <w:t>3.3 A solução: modelo consciente de domínio, validado externamente</w:t>
+        <w:jc w:val="both"/>
+      </w:pPr>
+      <w:r>
+        <w:rPr>
+          <w:rFonts w:ascii="Arial" w:hAnsi="Arial"/>
+        </w:rPr>
+        <w:t xml:space="preserve">O motivo de adotarmos o protocolo anti-vazamento fica evidente ao isolar o papel da posição bruta do resíduo. Sob validação cruzada </w:t>
+      </w:r>
+      <w:r>
+        <w:rPr>
+          <w:rFonts w:ascii="Arial" w:hAnsi="Arial"/>
+          <w:b/>
+        </w:rPr>
+        <w:t>ingênua</w:t>
+      </w:r>
+      <w:r>
+        <w:rPr>
+          <w:rFonts w:ascii="Arial" w:hAnsi="Arial"/>
+        </w:rPr>
+        <w:t xml:space="preserve"> (sem bloqueio por grupo, ainda comum na literatura), a posição usada </w:t>
+      </w:r>
+      <w:r>
+        <w:rPr>
+          <w:rFonts w:ascii="Arial" w:hAnsi="Arial"/>
+          <w:b/>
+        </w:rPr>
+        <w:t>isoladamente</w:t>
+      </w:r>
+      <w:r>
+        <w:rPr>
+          <w:rFonts w:ascii="Arial" w:hAnsi="Arial"/>
+        </w:rPr>
+        <w:t xml:space="preserve"> como única característica atinge AUC de ~0,885, e o gene isolado, ~0,640 — valores artificialmente altos, pois muitas variantes de uma mesma posição compartilham rótulo e aparecem simultaneamente no treino e no teste, levando o modelo a "decorar" posições em vez de aprender biologia. Esse padrão de memorização é exatamente o que infla os conjuntos que incluem a posição bruta na Tabela 1 (Identidade e Bioquímico), motivando o protocolo de bloqueio por posição adotado em todo este trabalho. Este é o alerta metodológico central: </w:t>
+      </w:r>
+      <w:r>
+        <w:rPr>
+          <w:rFonts w:ascii="Arial" w:hAnsi="Arial"/>
+          <w:b/>
+        </w:rPr>
+        <w:t>benchmarks internos que não bloqueiam a posição superestimam sistematicamente o desempenho real.</w:t>
       </w:r>
     </w:p>
     <w:p>
       <w:pPr>
-        <w:jc w:val="both"/>
-      </w:pPr>
-      <w:r>
-        <w:rPr>
-          <w:rFonts w:ascii="Arial" w:hAnsi="Arial"/>
-        </w:rPr>
-        <w:t xml:space="preserve">Substituindo a posição bruta por características de </w:t>
-      </w:r>
-      <w:r>
-        <w:rPr>
-          <w:rFonts w:ascii="Arial" w:hAnsi="Arial"/>
-          <w:b/>
-        </w:rPr>
-        <w:t>região funcional</w:t>
-      </w:r>
-      <w:r>
-        <w:rPr>
-          <w:rFonts w:ascii="Arial" w:hAnsi="Arial"/>
-        </w:rPr>
-        <w:t xml:space="preserve">, obtivemos um modelo que não só resiste ao bloqueio por posição como </w:t>
-      </w:r>
-      <w:r>
-        <w:rPr>
-          <w:rFonts w:ascii="Arial" w:hAnsi="Arial"/>
-          <w:b/>
-        </w:rPr>
-        <w:t>generaliza melhor</w:t>
-      </w:r>
-      <w:r>
-        <w:rPr>
-          <w:rFonts w:ascii="Arial" w:hAnsi="Arial"/>
-        </w:rPr>
-        <w:t xml:space="preserve"> para coortes externas independentes.</w:t>
+        <w:pStyle w:val="Heading2"/>
+      </w:pPr>
+      <w:r>
+        <w:t>3.3 A solução: modelo consciente de domínio, validado externamente</w:t>
       </w:r>
     </w:p>
     <w:p>
@@ -3090,33 +3370,33 @@
         <w:rPr>
           <w:rFonts w:ascii="Arial" w:hAnsi="Arial"/>
         </w:rPr>
-        <w:t xml:space="preserve">Sanidade biológica: a taxa de patogenicidade dentro de domínios críticos é de </w:t>
+        <w:t xml:space="preserve">Substituindo a posição bruta por características de </w:t>
       </w:r>
       <w:r>
         <w:rPr>
           <w:rFonts w:ascii="Arial" w:hAnsi="Arial"/>
           <w:b/>
         </w:rPr>
-        <w:t>45%</w:t>
-      </w:r>
-      <w:r>
-        <w:rPr>
-          <w:rFonts w:ascii="Arial" w:hAnsi="Arial"/>
-        </w:rPr>
-        <w:t xml:space="preserve">, contra </w:t>
+        <w:t>região funcional</w:t>
+      </w:r>
+      <w:r>
+        <w:rPr>
+          <w:rFonts w:ascii="Arial" w:hAnsi="Arial"/>
+        </w:rPr>
+        <w:t xml:space="preserve">, obtivemos um modelo que não só resiste ao bloqueio por posição como </w:t>
       </w:r>
       <w:r>
         <w:rPr>
           <w:rFonts w:ascii="Arial" w:hAnsi="Arial"/>
           <w:b/>
         </w:rPr>
-        <w:t>9%</w:t>
-      </w:r>
-      <w:r>
-        <w:rPr>
-          <w:rFonts w:ascii="Arial" w:hAnsi="Arial"/>
-        </w:rPr>
-        <w:t xml:space="preserve"> fora deles — coerente com o papel funcional dessas regiões.</w:t>
+        <w:t>generaliza melhor</w:t>
+      </w:r>
+      <w:r>
+        <w:rPr>
+          <w:rFonts w:ascii="Arial" w:hAnsi="Arial"/>
+        </w:rPr>
+        <w:t xml:space="preserve"> para coortes externas independentes, como resume a Tabela 3.</w:t>
       </w:r>
     </w:p>
     <w:p>
@@ -3141,14 +3421,14 @@
         <w:tblLook w:firstColumn="1" w:firstRow="1" w:lastColumn="0" w:lastRow="0" w:noHBand="0" w:noVBand="1" w:val="04A0"/>
       </w:tblPr>
       <w:tblGrid>
-        <w:gridCol w:w="3024"/>
-        <w:gridCol w:w="3024"/>
-        <w:gridCol w:w="3024"/>
+        <w:gridCol w:w="3137"/>
+        <w:gridCol w:w="3137"/>
+        <w:gridCol w:w="3137"/>
       </w:tblGrid>
       <w:tr>
         <w:tc>
           <w:tcPr>
-            <w:tcW w:type="dxa" w:w="3024"/>
+            <w:tcW w:type="dxa" w:w="3137"/>
           </w:tcPr>
           <w:p>
             <w:pPr>
@@ -3173,7 +3453,7 @@
         </w:tc>
         <w:tc>
           <w:tcPr>
-            <w:tcW w:type="dxa" w:w="3024"/>
+            <w:tcW w:type="dxa" w:w="3137"/>
           </w:tcPr>
           <w:p>
             <w:pPr>
@@ -3198,7 +3478,7 @@
         </w:tc>
         <w:tc>
           <w:tcPr>
-            <w:tcW w:type="dxa" w:w="3024"/>
+            <w:tcW w:type="dxa" w:w="3137"/>
           </w:tcPr>
           <w:p>
             <w:pPr>
@@ -3225,7 +3505,7 @@
       <w:tr>
         <w:tc>
           <w:tcPr>
-            <w:tcW w:type="dxa" w:w="3024"/>
+            <w:tcW w:type="dxa" w:w="3137"/>
           </w:tcPr>
           <w:p>
             <w:pPr>
@@ -3248,7 +3528,7 @@
         </w:tc>
         <w:tc>
           <w:tcPr>
-            <w:tcW w:type="dxa" w:w="3024"/>
+            <w:tcW w:type="dxa" w:w="3137"/>
           </w:tcPr>
           <w:p>
             <w:pPr>
@@ -3271,7 +3551,7 @@
         </w:tc>
         <w:tc>
           <w:tcPr>
-            <w:tcW w:type="dxa" w:w="3024"/>
+            <w:tcW w:type="dxa" w:w="3137"/>
           </w:tcPr>
           <w:p>
             <w:pPr>
@@ -3296,7 +3576,7 @@
       <w:tr>
         <w:tc>
           <w:tcPr>
-            <w:tcW w:type="dxa" w:w="3024"/>
+            <w:tcW w:type="dxa" w:w="3137"/>
           </w:tcPr>
           <w:p>
             <w:pPr>
@@ -3320,7 +3600,7 @@
         </w:tc>
         <w:tc>
           <w:tcPr>
-            <w:tcW w:type="dxa" w:w="3024"/>
+            <w:tcW w:type="dxa" w:w="3137"/>
           </w:tcPr>
           <w:p>
             <w:pPr>
@@ -3344,7 +3624,7 @@
         </w:tc>
         <w:tc>
           <w:tcPr>
-            <w:tcW w:type="dxa" w:w="3024"/>
+            <w:tcW w:type="dxa" w:w="3137"/>
           </w:tcPr>
           <w:p>
             <w:pPr>
@@ -3370,7 +3650,7 @@
       <w:tr>
         <w:tc>
           <w:tcPr>
-            <w:tcW w:type="dxa" w:w="3024"/>
+            <w:tcW w:type="dxa" w:w="3137"/>
           </w:tcPr>
           <w:p>
             <w:pPr>
@@ -3393,7 +3673,7 @@
         </w:tc>
         <w:tc>
           <w:tcPr>
-            <w:tcW w:type="dxa" w:w="3024"/>
+            <w:tcW w:type="dxa" w:w="3137"/>
           </w:tcPr>
           <w:p>
             <w:pPr>
@@ -3416,7 +3696,7 @@
         </w:tc>
         <w:tc>
           <w:tcPr>
-            <w:tcW w:type="dxa" w:w="3024"/>
+            <w:tcW w:type="dxa" w:w="3137"/>
           </w:tcPr>
           <w:p>
             <w:pPr>
@@ -3573,7 +3853,7 @@
       <w:r>
         <w:drawing>
           <wp:inline xmlns:a="http://schemas.openxmlformats.org/drawingml/2006/main" xmlns:pic="http://schemas.openxmlformats.org/drawingml/2006/picture">
-            <wp:extent cx="3960000" cy="2288000"/>
+            <wp:extent cx="3780000" cy="2184000"/>
             <wp:docPr id="4" name="Picture 4"/>
             <wp:cNvGraphicFramePr>
               <a:graphicFrameLocks noChangeAspect="1"/>
@@ -3594,7 +3874,7 @@
                   <pic:spPr>
                     <a:xfrm>
                       <a:off x="0" y="0"/>
-                      <a:ext cx="3960000" cy="2288000"/>
+                      <a:ext cx="3780000" cy="2184000"/>
                     </a:xfrm>
                     <a:prstGeom prst="rect"/>
                   </pic:spPr>
@@ -3634,7 +3914,7 @@
       <w:r>
         <w:drawing>
           <wp:inline xmlns:a="http://schemas.openxmlformats.org/drawingml/2006/main" xmlns:pic="http://schemas.openxmlformats.org/drawingml/2006/picture">
-            <wp:extent cx="3960000" cy="2640000"/>
+            <wp:extent cx="3780000" cy="2520000"/>
             <wp:docPr id="5" name="Picture 5"/>
             <wp:cNvGraphicFramePr>
               <a:graphicFrameLocks noChangeAspect="1"/>
@@ -3655,7 +3935,7 @@
                   <pic:spPr>
                     <a:xfrm>
                       <a:off x="0" y="0"/>
-                      <a:ext cx="3960000" cy="2640000"/>
+                      <a:ext cx="3780000" cy="2520000"/>
                     </a:xfrm>
                     <a:prstGeom prst="rect"/>
                   </pic:spPr>
@@ -3722,7 +4002,7 @@
         <w:rPr>
           <w:rFonts w:ascii="Arial" w:hAnsi="Arial"/>
         </w:rPr>
-        <w:t xml:space="preserve"> Na generalização externa, a AUC do modelo domínio-consciente é 0,847 (IC95% 0,810–0,881), </w:t>
+        <w:t xml:space="preserve"> Na generalização externa, a AUC do modelo consciente de domínio é 0,847 (IC95% 0,810–0,881), </w:t>
       </w:r>
       <w:r>
         <w:rPr>
@@ -3854,7 +4134,7 @@
         <w:rPr>
           <w:rFonts w:ascii="Arial" w:hAnsi="Arial"/>
         </w:rPr>
-        <w:t xml:space="preserve"> O escore de Brier do modelo domínio-consciente nas coortes externas é </w:t>
+        <w:t xml:space="preserve"> O escore de Brier do modelo consciente de domínio nas coortes externas é </w:t>
       </w:r>
       <w:r>
         <w:rPr>
@@ -3867,7 +4147,7 @@
         <w:rPr>
           <w:rFonts w:ascii="Arial" w:hAnsi="Arial"/>
         </w:rPr>
-        <w:t>, e a curva de confiabilidade acompanha a diagonal (Figura 9), indicando probabilidades bem calibradas — propriedade importante para uso como apoio à decisão, e não apenas ordenação.</w:t>
+        <w:t>, e a curva de confiabilidade acompanha a diagonal (Figura 9), indicando probabilidades bem calibradas — propriedade importante para uso como apoio à decisão, e não apenas ordenação. A Figura 10 complementa essa análise com as curvas ROC completas dos três modelos nas coortes externas, visualizando a mesma separação de desempenho já quantificada na Tabela 3.</w:t>
       </w:r>
     </w:p>
     <w:p>
@@ -3877,7 +4157,7 @@
       <w:r>
         <w:drawing>
           <wp:inline xmlns:a="http://schemas.openxmlformats.org/drawingml/2006/main" xmlns:pic="http://schemas.openxmlformats.org/drawingml/2006/picture">
-            <wp:extent cx="3960000" cy="2640000"/>
+            <wp:extent cx="3780000" cy="2520000"/>
             <wp:docPr id="6" name="Picture 6"/>
             <wp:cNvGraphicFramePr>
               <a:graphicFrameLocks noChangeAspect="1"/>
@@ -3898,7 +4178,7 @@
                   <pic:spPr>
                     <a:xfrm>
                       <a:off x="0" y="0"/>
-                      <a:ext cx="3960000" cy="2640000"/>
+                      <a:ext cx="3780000" cy="2520000"/>
                     </a:xfrm>
                     <a:prstGeom prst="rect"/>
                   </pic:spPr>
@@ -3938,7 +4218,7 @@
       <w:r>
         <w:drawing>
           <wp:inline xmlns:a="http://schemas.openxmlformats.org/drawingml/2006/main" xmlns:pic="http://schemas.openxmlformats.org/drawingml/2006/picture">
-            <wp:extent cx="3960000" cy="2640000"/>
+            <wp:extent cx="3780000" cy="2520000"/>
             <wp:docPr id="7" name="Picture 7"/>
             <wp:cNvGraphicFramePr>
               <a:graphicFrameLocks noChangeAspect="1"/>
@@ -3959,7 +4239,7 @@
                   <pic:spPr>
                     <a:xfrm>
                       <a:off x="0" y="0"/>
-                      <a:ext cx="3960000" cy="2640000"/>
+                      <a:ext cx="3780000" cy="2520000"/>
                     </a:xfrm>
                     <a:prstGeom prst="rect"/>
                   </pic:spPr>
@@ -3999,7 +4279,7 @@
       <w:r>
         <w:drawing>
           <wp:inline xmlns:a="http://schemas.openxmlformats.org/drawingml/2006/main" xmlns:pic="http://schemas.openxmlformats.org/drawingml/2006/picture">
-            <wp:extent cx="3960000" cy="2640000"/>
+            <wp:extent cx="3780000" cy="2520000"/>
             <wp:docPr id="8" name="Picture 8"/>
             <wp:cNvGraphicFramePr>
               <a:graphicFrameLocks noChangeAspect="1"/>
@@ -4020,7 +4300,7 @@
                   <pic:spPr>
                     <a:xfrm>
                       <a:off x="0" y="0"/>
-                      <a:ext cx="3960000" cy="2640000"/>
+                      <a:ext cx="3780000" cy="2520000"/>
                     </a:xfrm>
                     <a:prstGeom prst="rect"/>
                   </pic:spPr>
@@ -4060,7 +4340,7 @@
       <w:r>
         <w:drawing>
           <wp:inline xmlns:a="http://schemas.openxmlformats.org/drawingml/2006/main" xmlns:pic="http://schemas.openxmlformats.org/drawingml/2006/picture">
-            <wp:extent cx="3960000" cy="3960000"/>
+            <wp:extent cx="3780000" cy="3780000"/>
             <wp:docPr id="9" name="Picture 9"/>
             <wp:cNvGraphicFramePr>
               <a:graphicFrameLocks noChangeAspect="1"/>
@@ -4081,7 +4361,7 @@
                   <pic:spPr>
                     <a:xfrm>
                       <a:off x="0" y="0"/>
-                      <a:ext cx="3960000" cy="3960000"/>
+                      <a:ext cx="3780000" cy="3780000"/>
                     </a:xfrm>
                     <a:prstGeom prst="rect"/>
                   </pic:spPr>
@@ -4111,7 +4391,7 @@
           <w:i/>
           <w:sz w:val="20"/>
         </w:rPr>
-        <w:t xml:space="preserve"> Curva de calibração (confiabilidade) e escore de Brier do modelo domínio-consciente nas coortes externas.</w:t>
+        <w:t xml:space="preserve"> Curva de calibração (confiabilidade) e escore de Brier do modelo consciente de domínio nas coortes externas.</w:t>
       </w:r>
     </w:p>
     <w:p>
@@ -4121,7 +4401,7 @@
       <w:r>
         <w:drawing>
           <wp:inline xmlns:a="http://schemas.openxmlformats.org/drawingml/2006/main" xmlns:pic="http://schemas.openxmlformats.org/drawingml/2006/picture">
-            <wp:extent cx="3960000" cy="3807692"/>
+            <wp:extent cx="3780000" cy="3634615"/>
             <wp:docPr id="10" name="Picture 10"/>
             <wp:cNvGraphicFramePr>
               <a:graphicFrameLocks noChangeAspect="1"/>
@@ -4142,7 +4422,7 @@
                   <pic:spPr>
                     <a:xfrm>
                       <a:off x="0" y="0"/>
-                      <a:ext cx="3960000" cy="3807692"/>
+                      <a:ext cx="3780000" cy="3634615"/>
                     </a:xfrm>
                     <a:prstGeom prst="rect"/>
                   </pic:spPr>
@@ -4218,7 +4498,7 @@
           <w:i/>
           <w:sz w:val="20"/>
         </w:rPr>
-        <w:t>Tabela 4. Meta-análise da AUC externa por coorte (modelo domínio-consciente).</w:t>
+        <w:t>Tabela 4. Meta-análise da AUC externa por coorte (modelo consciente de domínio).</w:t>
       </w:r>
     </w:p>
     <w:tbl>
@@ -4229,15 +4509,15 @@
         <w:tblLook w:firstColumn="1" w:firstRow="1" w:lastColumn="0" w:lastRow="0" w:noHBand="0" w:noVBand="1" w:val="04A0"/>
       </w:tblPr>
       <w:tblGrid>
-        <w:gridCol w:w="2268"/>
-        <w:gridCol w:w="2268"/>
-        <w:gridCol w:w="2268"/>
-        <w:gridCol w:w="2268"/>
+        <w:gridCol w:w="2353"/>
+        <w:gridCol w:w="2353"/>
+        <w:gridCol w:w="2353"/>
+        <w:gridCol w:w="2353"/>
       </w:tblGrid>
       <w:tr>
         <w:tc>
           <w:tcPr>
-            <w:tcW w:type="dxa" w:w="2268"/>
+            <w:tcW w:type="dxa" w:w="2353"/>
           </w:tcPr>
           <w:p>
             <w:pPr>
@@ -4262,7 +4542,7 @@
         </w:tc>
         <w:tc>
           <w:tcPr>
-            <w:tcW w:type="dxa" w:w="2268"/>
+            <w:tcW w:type="dxa" w:w="2353"/>
           </w:tcPr>
           <w:p>
             <w:pPr>
@@ -4287,7 +4567,7 @@
         </w:tc>
         <w:tc>
           <w:tcPr>
-            <w:tcW w:type="dxa" w:w="2268"/>
+            <w:tcW w:type="dxa" w:w="2353"/>
           </w:tcPr>
           <w:p>
             <w:pPr>
@@ -4312,7 +4592,7 @@
         </w:tc>
         <w:tc>
           <w:tcPr>
-            <w:tcW w:type="dxa" w:w="2268"/>
+            <w:tcW w:type="dxa" w:w="2353"/>
           </w:tcPr>
           <w:p>
             <w:pPr>
@@ -4339,7 +4619,7 @@
       <w:tr>
         <w:tc>
           <w:tcPr>
-            <w:tcW w:type="dxa" w:w="2268"/>
+            <w:tcW w:type="dxa" w:w="2353"/>
           </w:tcPr>
           <w:p>
             <w:pPr>
@@ -4362,7 +4642,7 @@
         </w:tc>
         <w:tc>
           <w:tcPr>
-            <w:tcW w:type="dxa" w:w="2268"/>
+            <w:tcW w:type="dxa" w:w="2353"/>
           </w:tcPr>
           <w:p>
             <w:pPr>
@@ -4385,7 +4665,7 @@
         </w:tc>
         <w:tc>
           <w:tcPr>
-            <w:tcW w:type="dxa" w:w="2268"/>
+            <w:tcW w:type="dxa" w:w="2353"/>
           </w:tcPr>
           <w:p>
             <w:pPr>
@@ -4408,7 +4688,7 @@
         </w:tc>
         <w:tc>
           <w:tcPr>
-            <w:tcW w:type="dxa" w:w="2268"/>
+            <w:tcW w:type="dxa" w:w="2353"/>
           </w:tcPr>
           <w:p>
             <w:pPr>
@@ -4433,7 +4713,7 @@
       <w:tr>
         <w:tc>
           <w:tcPr>
-            <w:tcW w:type="dxa" w:w="2268"/>
+            <w:tcW w:type="dxa" w:w="2353"/>
           </w:tcPr>
           <w:p>
             <w:pPr>
@@ -4456,7 +4736,7 @@
         </w:tc>
         <w:tc>
           <w:tcPr>
-            <w:tcW w:type="dxa" w:w="2268"/>
+            <w:tcW w:type="dxa" w:w="2353"/>
           </w:tcPr>
           <w:p>
             <w:pPr>
@@ -4479,7 +4759,7 @@
         </w:tc>
         <w:tc>
           <w:tcPr>
-            <w:tcW w:type="dxa" w:w="2268"/>
+            <w:tcW w:type="dxa" w:w="2353"/>
           </w:tcPr>
           <w:p>
             <w:pPr>
@@ -4502,7 +4782,7 @@
         </w:tc>
         <w:tc>
           <w:tcPr>
-            <w:tcW w:type="dxa" w:w="2268"/>
+            <w:tcW w:type="dxa" w:w="2353"/>
           </w:tcPr>
           <w:p>
             <w:pPr>
@@ -4527,7 +4807,7 @@
       <w:tr>
         <w:tc>
           <w:tcPr>
-            <w:tcW w:type="dxa" w:w="2268"/>
+            <w:tcW w:type="dxa" w:w="2353"/>
           </w:tcPr>
           <w:p>
             <w:pPr>
@@ -4550,7 +4830,7 @@
         </w:tc>
         <w:tc>
           <w:tcPr>
-            <w:tcW w:type="dxa" w:w="2268"/>
+            <w:tcW w:type="dxa" w:w="2353"/>
           </w:tcPr>
           <w:p>
             <w:pPr>
@@ -4573,7 +4853,7 @@
         </w:tc>
         <w:tc>
           <w:tcPr>
-            <w:tcW w:type="dxa" w:w="2268"/>
+            <w:tcW w:type="dxa" w:w="2353"/>
           </w:tcPr>
           <w:p>
             <w:pPr>
@@ -4596,7 +4876,7 @@
         </w:tc>
         <w:tc>
           <w:tcPr>
-            <w:tcW w:type="dxa" w:w="2268"/>
+            <w:tcW w:type="dxa" w:w="2353"/>
           </w:tcPr>
           <w:p>
             <w:pPr>
@@ -4621,7 +4901,7 @@
       <w:tr>
         <w:tc>
           <w:tcPr>
-            <w:tcW w:type="dxa" w:w="2268"/>
+            <w:tcW w:type="dxa" w:w="2353"/>
           </w:tcPr>
           <w:p>
             <w:pPr>
@@ -4644,7 +4924,7 @@
         </w:tc>
         <w:tc>
           <w:tcPr>
-            <w:tcW w:type="dxa" w:w="2268"/>
+            <w:tcW w:type="dxa" w:w="2353"/>
           </w:tcPr>
           <w:p>
             <w:pPr>
@@ -4667,7 +4947,7 @@
         </w:tc>
         <w:tc>
           <w:tcPr>
-            <w:tcW w:type="dxa" w:w="2268"/>
+            <w:tcW w:type="dxa" w:w="2353"/>
           </w:tcPr>
           <w:p>
             <w:pPr>
@@ -4690,7 +4970,7 @@
         </w:tc>
         <w:tc>
           <w:tcPr>
-            <w:tcW w:type="dxa" w:w="2268"/>
+            <w:tcW w:type="dxa" w:w="2353"/>
           </w:tcPr>
           <w:p>
             <w:pPr>
@@ -4715,7 +4995,7 @@
       <w:tr>
         <w:tc>
           <w:tcPr>
-            <w:tcW w:type="dxa" w:w="2268"/>
+            <w:tcW w:type="dxa" w:w="2353"/>
           </w:tcPr>
           <w:p>
             <w:pPr>
@@ -4739,7 +5019,7 @@
         </w:tc>
         <w:tc>
           <w:tcPr>
-            <w:tcW w:type="dxa" w:w="2268"/>
+            <w:tcW w:type="dxa" w:w="2353"/>
           </w:tcPr>
           <w:p>
             <w:pPr>
@@ -4762,7 +5042,7 @@
         </w:tc>
         <w:tc>
           <w:tcPr>
-            <w:tcW w:type="dxa" w:w="2268"/>
+            <w:tcW w:type="dxa" w:w="2353"/>
           </w:tcPr>
           <w:p>
             <w:pPr>
@@ -4786,7 +5066,7 @@
         </w:tc>
         <w:tc>
           <w:tcPr>
-            <w:tcW w:type="dxa" w:w="2268"/>
+            <w:tcW w:type="dxa" w:w="2353"/>
           </w:tcPr>
           <w:p>
             <w:pPr>
@@ -4881,7 +5161,7 @@
       <w:r>
         <w:drawing>
           <wp:inline xmlns:a="http://schemas.openxmlformats.org/drawingml/2006/main" xmlns:pic="http://schemas.openxmlformats.org/drawingml/2006/picture">
-            <wp:extent cx="3960000" cy="2217600"/>
+            <wp:extent cx="3780000" cy="2116800"/>
             <wp:docPr id="11" name="Picture 11"/>
             <wp:cNvGraphicFramePr>
               <a:graphicFrameLocks noChangeAspect="1"/>
@@ -4902,7 +5182,7 @@
                   <pic:spPr>
                     <a:xfrm>
                       <a:off x="0" y="0"/>
-                      <a:ext cx="3960000" cy="2217600"/>
+                      <a:ext cx="3780000" cy="2116800"/>
                     </a:xfrm>
                     <a:prstGeom prst="rect"/>
                   </pic:spPr>
@@ -6585,21 +6865,7 @@
           <w:rFonts w:ascii="Arial" w:hAnsi="Arial"/>
           <w:i/>
         </w:rPr>
-        <w:t xml:space="preserve">Fontes primárias recuperadas via PubMed/NLM. Abaixo, as referências fundacionais citadas no texto em formato ABNT; a lista completa e curada de </w:t>
-      </w:r>
-      <w:r>
-        <w:rPr>
-          <w:rFonts w:ascii="Arial" w:hAnsi="Arial"/>
-          <w:i/>
-        </w:rPr>
-        <w:t>52 fontes primárias</w:t>
-      </w:r>
-      <w:r>
-        <w:rPr>
-          <w:rFonts w:ascii="Arial" w:hAnsi="Arial"/>
-          <w:i/>
-        </w:rPr>
-        <w:t xml:space="preserve"> está em [`referencias_abnt.md`](referencias_abnt.md), com DOIs.</w:t>
+        <w:t>Lista completa, em ordem alfabética (sistema autor-data, NBR 6023), de todas as referências efetivamente citadas no corpo deste artigo. Fontes primárias adicionais consultadas na revisão de literatura, mas não citadas diretamente no texto, estão disponíveis para consulta e transparência em [`referencias_abnt.md`](referencias_abnt.md) (52 registros, com DOIs, recuperados via PubMed/NLM).</w:t>
       </w:r>
     </w:p>
     <w:p>
@@ -6609,9 +6875,21 @@
       <w:r>
         <w:rPr>
           <w:rFonts w:ascii="Arial" w:hAnsi="Arial"/>
+        </w:rPr>
+        <w:t xml:space="preserve">1. ACHATZ, M. I. et al. Recommendations for advancing the diagnosis and management of hereditary breast and ovarian cancer in Brazil. </w:t>
+      </w:r>
+      <w:r>
+        <w:rPr>
+          <w:rFonts w:ascii="Arial" w:hAnsi="Arial"/>
           <w:b/>
         </w:rPr>
-        <w:t>Diretrizes e recursos de classificação</w:t>
+        <w:t>JCO Glob Oncol</w:t>
+      </w:r>
+      <w:r>
+        <w:rPr>
+          <w:rFonts w:ascii="Arial" w:hAnsi="Arial"/>
+        </w:rPr>
+        <w:t>, v. 6, p. 439-452, 2020. DOI: 10.1200/JGO.19.00170.</w:t>
       </w:r>
     </w:p>
     <w:p>
@@ -6622,20 +6900,20 @@
         <w:rPr>
           <w:rFonts w:ascii="Arial" w:hAnsi="Arial"/>
         </w:rPr>
-        <w:t xml:space="preserve">1. RICHARDS, S. et al. Standards and guidelines for the interpretation of sequence variants: a joint consensus recommendation of the ACMG and AMP. </w:t>
+        <w:t xml:space="preserve">2. CHENG, J. et al. Accurate proteome-wide missense variant effect prediction with AlphaMissense. </w:t>
       </w:r>
       <w:r>
         <w:rPr>
           <w:rFonts w:ascii="Arial" w:hAnsi="Arial"/>
           <w:b/>
         </w:rPr>
-        <w:t>Genet Med</w:t>
-      </w:r>
-      <w:r>
-        <w:rPr>
-          <w:rFonts w:ascii="Arial" w:hAnsi="Arial"/>
-        </w:rPr>
-        <w:t>, v. 17, n. 5, p. 405-24, 2015. DOI: 10.1038/gim.2015.30.</w:t>
+        <w:t>Science</w:t>
+      </w:r>
+      <w:r>
+        <w:rPr>
+          <w:rFonts w:ascii="Arial" w:hAnsi="Arial"/>
+        </w:rPr>
+        <w:t>, v. 381, n. 6664, eadg7492, 2023. DOI: 10.1126/science.adg7492.</w:t>
       </w:r>
     </w:p>
     <w:p>
@@ -6646,20 +6924,20 @@
         <w:rPr>
           <w:rFonts w:ascii="Arial" w:hAnsi="Arial"/>
         </w:rPr>
-        <w:t xml:space="preserve">2. PEJAVER, V. et al. Calibration of computational tools for missense variant pathogenicity classification and ClinGen recommendations for PP3/BP4 criteria. </w:t>
+        <w:t xml:space="preserve">3. DELONG, E. R.; DELONG, D. M.; CLARKE-PEARSON, D. L. Comparing the areas under two or more correlated ROC curves: a nonparametric approach. </w:t>
       </w:r>
       <w:r>
         <w:rPr>
           <w:rFonts w:ascii="Arial" w:hAnsi="Arial"/>
           <w:b/>
         </w:rPr>
-        <w:t>Am J Hum Genet</w:t>
-      </w:r>
-      <w:r>
-        <w:rPr>
-          <w:rFonts w:ascii="Arial" w:hAnsi="Arial"/>
-        </w:rPr>
-        <w:t>, v. 109, n. 12, p. 2163-2177, 2022. DOI: 10.1016/j.ajhg.2022.10.013.</w:t>
+        <w:t>Biometrics</w:t>
+      </w:r>
+      <w:r>
+        <w:rPr>
+          <w:rFonts w:ascii="Arial" w:hAnsi="Arial"/>
+        </w:rPr>
+        <w:t>, v. 44, n. 3, p. 837-845, 1988.</w:t>
       </w:r>
     </w:p>
     <w:p>
@@ -6670,20 +6948,20 @@
         <w:rPr>
           <w:rFonts w:ascii="Arial" w:hAnsi="Arial"/>
         </w:rPr>
-        <w:t xml:space="preserve">3. PARSONS, M. T. et al. Large scale multifactorial likelihood quantitative analysis of BRCA1 and BRCA2 variants: an ENIGMA resource. </w:t>
+        <w:t xml:space="preserve">4. DINES, J. N. et al. Systematic misclassification of missense variants in BRCA1 and BRCA2 "coldspots". </w:t>
       </w:r>
       <w:r>
         <w:rPr>
           <w:rFonts w:ascii="Arial" w:hAnsi="Arial"/>
           <w:b/>
         </w:rPr>
-        <w:t>Hum Mutat</w:t>
-      </w:r>
-      <w:r>
-        <w:rPr>
-          <w:rFonts w:ascii="Arial" w:hAnsi="Arial"/>
-        </w:rPr>
-        <w:t>, v. 40, n. 9, p. 1557-1578, 2019. DOI: 10.1002/humu.23818.</w:t>
+        <w:t>Genet Med</w:t>
+      </w:r>
+      <w:r>
+        <w:rPr>
+          <w:rFonts w:ascii="Arial" w:hAnsi="Arial"/>
+        </w:rPr>
+        <w:t>, v. 22, n. 5, p. 825-830, 2020. DOI: 10.1038/s41436-019-0740-6.</w:t>
       </w:r>
     </w:p>
     <w:p>
@@ -6694,20 +6972,20 @@
         <w:rPr>
           <w:rFonts w:ascii="Arial" w:hAnsi="Arial"/>
         </w:rPr>
-        <w:t xml:space="preserve">4. DINES, J. N. et al. Systematic misclassification of missense variants in BRCA1 and BRCA2 "coldspots". </w:t>
+        <w:t xml:space="preserve">5. FAVALLI, V. et al. Machine learning-based reclassification of germline variants of unknown significance: the RENOVO algorithm. </w:t>
       </w:r>
       <w:r>
         <w:rPr>
           <w:rFonts w:ascii="Arial" w:hAnsi="Arial"/>
           <w:b/>
         </w:rPr>
-        <w:t>Genet Med</w:t>
-      </w:r>
-      <w:r>
-        <w:rPr>
-          <w:rFonts w:ascii="Arial" w:hAnsi="Arial"/>
-        </w:rPr>
-        <w:t>, v. 22, n. 5, p. 825-830, 2020. DOI: 10.1038/s41436-019-0740-6.</w:t>
+        <w:t>Am J Hum Genet</w:t>
+      </w:r>
+      <w:r>
+        <w:rPr>
+          <w:rFonts w:ascii="Arial" w:hAnsi="Arial"/>
+        </w:rPr>
+        <w:t>, v. 108, n. 4, p. 682-695, 2021. DOI: 10.1016/j.ajhg.2021.03.010.</w:t>
       </w:r>
     </w:p>
     <w:p>
@@ -6717,9 +6995,21 @@
       <w:r>
         <w:rPr>
           <w:rFonts w:ascii="Arial" w:hAnsi="Arial"/>
+        </w:rPr>
+        <w:t xml:space="preserve">6. FERNANDES, G. C. et al. Differential profile of BRCA1 vs. BRCA2 mutated families: a characterization of the main differences and similarities in patients. </w:t>
+      </w:r>
+      <w:r>
+        <w:rPr>
+          <w:rFonts w:ascii="Arial" w:hAnsi="Arial"/>
           <w:b/>
         </w:rPr>
-        <w:t>Preditores in silico e bancos de dados</w:t>
+        <w:t>Asian Pac J Cancer Prev</w:t>
+      </w:r>
+      <w:r>
+        <w:rPr>
+          <w:rFonts w:ascii="Arial" w:hAnsi="Arial"/>
+        </w:rPr>
+        <w:t>, v. 20, n. 6, p. 1655-1660, 2019. DOI: 10.31557/APJCP.2019.20.6.1655.</w:t>
       </w:r>
     </w:p>
     <w:p>
@@ -6730,20 +7020,20 @@
         <w:rPr>
           <w:rFonts w:ascii="Arial" w:hAnsi="Arial"/>
         </w:rPr>
-        <w:t xml:space="preserve">5. IOANNIDIS, N. M. et al. REVEL: an ensemble method for predicting the pathogenicity of rare missense variants. </w:t>
+        <w:t xml:space="preserve">7. FINDLAY, G. M. et al. Saturation editing of genomic regions by multiplex homology-directed repair. </w:t>
       </w:r>
       <w:r>
         <w:rPr>
           <w:rFonts w:ascii="Arial" w:hAnsi="Arial"/>
           <w:b/>
         </w:rPr>
-        <w:t>Am J Hum Genet</w:t>
-      </w:r>
-      <w:r>
-        <w:rPr>
-          <w:rFonts w:ascii="Arial" w:hAnsi="Arial"/>
-        </w:rPr>
-        <w:t>, v. 99, n. 4, p. 877-885, 2016. DOI: 10.1016/j.ajhg.2016.08.016.</w:t>
+        <w:t>Nature</w:t>
+      </w:r>
+      <w:r>
+        <w:rPr>
+          <w:rFonts w:ascii="Arial" w:hAnsi="Arial"/>
+        </w:rPr>
+        <w:t>, v. 513, n. 7516, p. 120-3, 2014. DOI: 10.1038/nature13695.</w:t>
       </w:r>
     </w:p>
     <w:p>
@@ -6754,20 +7044,20 @@
         <w:rPr>
           <w:rFonts w:ascii="Arial" w:hAnsi="Arial"/>
         </w:rPr>
-        <w:t xml:space="preserve">6. RENTZSCH, P. et al. CADD: predicting the deleteriousness of variants throughout the human genome. </w:t>
+        <w:t xml:space="preserve">8. HART, S. N. et al. Prediction of the functional impact of missense variants in BRCA1 and BRCA2 with BRCA-ML. </w:t>
       </w:r>
       <w:r>
         <w:rPr>
           <w:rFonts w:ascii="Arial" w:hAnsi="Arial"/>
           <w:b/>
         </w:rPr>
-        <w:t>Nucleic Acids Res</w:t>
-      </w:r>
-      <w:r>
-        <w:rPr>
-          <w:rFonts w:ascii="Arial" w:hAnsi="Arial"/>
-        </w:rPr>
-        <w:t>, v. 47, n. D1, p. D886-D894, 2019. DOI: 10.1093/nar/gky1016.</w:t>
+        <w:t>NPJ Breast Cancer</w:t>
+      </w:r>
+      <w:r>
+        <w:rPr>
+          <w:rFonts w:ascii="Arial" w:hAnsi="Arial"/>
+        </w:rPr>
+        <w:t>, v. 6, 13, 2020. DOI: 10.1038/s41523-020-0159-x.</w:t>
       </w:r>
     </w:p>
     <w:p>
@@ -6778,20 +7068,20 @@
         <w:rPr>
           <w:rFonts w:ascii="Arial" w:hAnsi="Arial"/>
         </w:rPr>
-        <w:t xml:space="preserve">7. CHENG, J. et al. Accurate proteome-wide missense variant effect prediction with AlphaMissense. </w:t>
+        <w:t xml:space="preserve">9. IOANNIDIS, N. M. et al. REVEL: an ensemble method for predicting the pathogenicity of rare missense variants. </w:t>
       </w:r>
       <w:r>
         <w:rPr>
           <w:rFonts w:ascii="Arial" w:hAnsi="Arial"/>
           <w:b/>
         </w:rPr>
-        <w:t>Science</w:t>
-      </w:r>
-      <w:r>
-        <w:rPr>
-          <w:rFonts w:ascii="Arial" w:hAnsi="Arial"/>
-        </w:rPr>
-        <w:t>, v. 381, n. 6664, eadg7492, 2023. DOI: 10.1126/science.adg7492.</w:t>
+        <w:t>Am J Hum Genet</w:t>
+      </w:r>
+      <w:r>
+        <w:rPr>
+          <w:rFonts w:ascii="Arial" w:hAnsi="Arial"/>
+        </w:rPr>
+        <w:t>, v. 99, n. 4, p. 877-885, 2016. DOI: 10.1016/j.ajhg.2016.08.016.</w:t>
       </w:r>
     </w:p>
     <w:p>
@@ -6802,7 +7092,7 @@
         <w:rPr>
           <w:rFonts w:ascii="Arial" w:hAnsi="Arial"/>
         </w:rPr>
-        <w:t xml:space="preserve">8. KARCZEWSKI, K. J. et al. The mutational constraint spectrum quantified from variation in 141,456 humans (gnomAD). </w:t>
+        <w:t xml:space="preserve">10. KARCZEWSKI, K. J. et al. The mutational constraint spectrum quantified from variation in 141,456 humans (gnomAD). </w:t>
       </w:r>
       <w:r>
         <w:rPr>
@@ -6826,20 +7116,20 @@
         <w:rPr>
           <w:rFonts w:ascii="Arial" w:hAnsi="Arial"/>
         </w:rPr>
-        <w:t xml:space="preserve">9. HART, S. N. et al. Prediction of the functional impact of missense variants in BRCA1 and BRCA2 with BRCA-ML. </w:t>
+        <w:t xml:space="preserve">11. KERNBACH, J. M.; STAARTJES, V. E. Foundations of machine learning-based clinical prediction modeling: Part II — generalization and overfitting. </w:t>
       </w:r>
       <w:r>
         <w:rPr>
           <w:rFonts w:ascii="Arial" w:hAnsi="Arial"/>
           <w:b/>
         </w:rPr>
-        <w:t>NPJ Breast Cancer</w:t>
-      </w:r>
-      <w:r>
-        <w:rPr>
-          <w:rFonts w:ascii="Arial" w:hAnsi="Arial"/>
-        </w:rPr>
-        <w:t>, v. 6, 13, 2020. DOI: 10.1038/s41523-020-0159-x.</w:t>
+        <w:t>Acta Neurochir Suppl</w:t>
+      </w:r>
+      <w:r>
+        <w:rPr>
+          <w:rFonts w:ascii="Arial" w:hAnsi="Arial"/>
+        </w:rPr>
+        <w:t>, v. 134, p. 15-21, 2022. DOI: 10.1007/978-3-030-85292-4_3.</w:t>
       </w:r>
     </w:p>
     <w:p>
@@ -6849,9 +7139,21 @@
       <w:r>
         <w:rPr>
           <w:rFonts w:ascii="Arial" w:hAnsi="Arial"/>
+        </w:rPr>
+        <w:t xml:space="preserve">12. LASTA, J. L.; GROTO, A. D.; BRANDALIZE, A. P. C. Assessment of medical knowledge toward genetic testing for individuals with hereditary breast and ovarian cancer syndrome in Brazil. </w:t>
+      </w:r>
+      <w:r>
+        <w:rPr>
+          <w:rFonts w:ascii="Arial" w:hAnsi="Arial"/>
           <w:b/>
         </w:rPr>
-        <w:t>Domínios funcionais, restrição e ensaios</w:t>
+        <w:t>Prev Med Rep</w:t>
+      </w:r>
+      <w:r>
+        <w:rPr>
+          <w:rFonts w:ascii="Arial" w:hAnsi="Arial"/>
+        </w:rPr>
+        <w:t>, v. 35, p. 102356, 2023. DOI: 10.1016/j.pmedr.2023.102356.</w:t>
       </w:r>
     </w:p>
     <w:p>
@@ -6862,20 +7164,20 @@
         <w:rPr>
           <w:rFonts w:ascii="Arial" w:hAnsi="Arial"/>
         </w:rPr>
-        <w:t xml:space="preserve">10. ZHANG, X. et al. Genetic constraint at single amino acid resolution in protein domains improves missense variant prioritisation and gene discovery. </w:t>
+        <w:t xml:space="preserve">13. LIN, Z. et al. Evolutionary-scale prediction of atomic-level protein structure with a language model (ESM-2). </w:t>
       </w:r>
       <w:r>
         <w:rPr>
           <w:rFonts w:ascii="Arial" w:hAnsi="Arial"/>
           <w:b/>
         </w:rPr>
-        <w:t>Genome Med</w:t>
-      </w:r>
-      <w:r>
-        <w:rPr>
-          <w:rFonts w:ascii="Arial" w:hAnsi="Arial"/>
-        </w:rPr>
-        <w:t>, v. 16, n. 1, 88, 2024. DOI: 10.1186/s13073-024-01358-9.</w:t>
+        <w:t>Science</w:t>
+      </w:r>
+      <w:r>
+        <w:rPr>
+          <w:rFonts w:ascii="Arial" w:hAnsi="Arial"/>
+        </w:rPr>
+        <w:t>, v. 379, n. 6637, p. 1123-1130, 2023. DOI: 10.1126/science.ade2574.</w:t>
       </w:r>
     </w:p>
     <w:p>
@@ -6886,20 +7188,20 @@
         <w:rPr>
           <w:rFonts w:ascii="Arial" w:hAnsi="Arial"/>
         </w:rPr>
-        <w:t xml:space="preserve">11. TORRETTO, G. C. et al. Domain-specific computational, functional and structural methods enable interpretation of BRCT variants of uncertain significance. </w:t>
+        <w:t xml:space="preserve">14. MEIER, J. et al. Language models enable zero-shot prediction of the effects of mutations on protein function. </w:t>
       </w:r>
       <w:r>
         <w:rPr>
           <w:rFonts w:ascii="Arial" w:hAnsi="Arial"/>
           <w:b/>
         </w:rPr>
-        <w:t>Curr Oncol</w:t>
-      </w:r>
-      <w:r>
-        <w:rPr>
-          <w:rFonts w:ascii="Arial" w:hAnsi="Arial"/>
-        </w:rPr>
-        <w:t>, v. 33, n. 6, 2026.</w:t>
+        <w:t>NeurIPS</w:t>
+      </w:r>
+      <w:r>
+        <w:rPr>
+          <w:rFonts w:ascii="Arial" w:hAnsi="Arial"/>
+        </w:rPr>
+        <w:t>, 2021.</w:t>
       </w:r>
     </w:p>
     <w:p>
@@ -6910,20 +7212,20 @@
         <w:rPr>
           <w:rFonts w:ascii="Arial" w:hAnsi="Arial"/>
         </w:rPr>
-        <w:t xml:space="preserve">12. TOLAND, A. E.; ANDREASSEN, P. R. DNA repair-related functional assays for the classification of BRCA1 and BRCA2 variants: a critical review. </w:t>
+        <w:t xml:space="preserve">15. NORONHA, M. M. et al. Beyond 1100delC: distinct CHEK2 variants and unique cancer phenotypes in Northeast Brazil. </w:t>
       </w:r>
       <w:r>
         <w:rPr>
           <w:rFonts w:ascii="Arial" w:hAnsi="Arial"/>
           <w:b/>
         </w:rPr>
-        <w:t>J Med Genet</w:t>
-      </w:r>
-      <w:r>
-        <w:rPr>
-          <w:rFonts w:ascii="Arial" w:hAnsi="Arial"/>
-        </w:rPr>
-        <w:t>, v. 54, n. 11, p. 721-731, 2017. DOI: 10.1136/jmedgenet-2017-104707.</w:t>
+        <w:t>Fam Cancer</w:t>
+      </w:r>
+      <w:r>
+        <w:rPr>
+          <w:rFonts w:ascii="Arial" w:hAnsi="Arial"/>
+        </w:rPr>
+        <w:t>, v. 25, n. 1, p. 8, 2026. DOI: 10.1007/s10689-025-00526-z.</w:t>
       </w:r>
     </w:p>
     <w:p>
@@ -6934,20 +7236,20 @@
         <w:rPr>
           <w:rFonts w:ascii="Arial" w:hAnsi="Arial"/>
         </w:rPr>
-        <w:t xml:space="preserve">13. FINDLAY, G. M. et al. Saturation editing of genomic regions by multiplex homology-directed repair. </w:t>
+        <w:t xml:space="preserve">16. PALMERO, E. I. et al. Clinical characterization and risk profile of individuals seeking genetic counseling for hereditary breast cancer in Brazil. </w:t>
       </w:r>
       <w:r>
         <w:rPr>
           <w:rFonts w:ascii="Arial" w:hAnsi="Arial"/>
           <w:b/>
         </w:rPr>
-        <w:t>Nature</w:t>
-      </w:r>
-      <w:r>
-        <w:rPr>
-          <w:rFonts w:ascii="Arial" w:hAnsi="Arial"/>
-        </w:rPr>
-        <w:t>, v. 513, n. 7516, p. 120-3, 2014. DOI: 10.1038/nature13695.</w:t>
+        <w:t>J Genet Couns</w:t>
+      </w:r>
+      <w:r>
+        <w:rPr>
+          <w:rFonts w:ascii="Arial" w:hAnsi="Arial"/>
+        </w:rPr>
+        <w:t>, v. 16, n. 3, p. 363-71, 2007. DOI: 10.1007/s10897-006-9073-0.</w:t>
       </w:r>
     </w:p>
     <w:p>
@@ -6957,9 +7259,21 @@
       <w:r>
         <w:rPr>
           <w:rFonts w:ascii="Arial" w:hAnsi="Arial"/>
+        </w:rPr>
+        <w:t xml:space="preserve">17. PARSONS, M. T. et al. Large scale multifactorial likelihood quantitative analysis of BRCA1 and BRCA2 variants: an ENIGMA resource to support clinical variant classification. </w:t>
+      </w:r>
+      <w:r>
+        <w:rPr>
+          <w:rFonts w:ascii="Arial" w:hAnsi="Arial"/>
           <w:b/>
         </w:rPr>
-        <w:t>Aprendizado de máquina, generalização e contexto nacional</w:t>
+        <w:t>Hum Mutat</w:t>
+      </w:r>
+      <w:r>
+        <w:rPr>
+          <w:rFonts w:ascii="Arial" w:hAnsi="Arial"/>
+        </w:rPr>
+        <w:t>, v. 40, n. 9, p. 1557-1578, 2019. DOI: 10.1002/humu.23818.</w:t>
       </w:r>
     </w:p>
     <w:p>
@@ -6970,20 +7284,20 @@
         <w:rPr>
           <w:rFonts w:ascii="Arial" w:hAnsi="Arial"/>
         </w:rPr>
-        <w:t xml:space="preserve">14. KERNBACH, J. M.; STAARTJES, V. E. Foundations of machine learning-based clinical prediction modeling: Part II — generalization and overfitting. </w:t>
+        <w:t xml:space="preserve">18. PEJAVER, V. et al. Calibration of computational tools for missense variant pathogenicity classification and ClinGen recommendations for PP3/BP4 criteria. </w:t>
       </w:r>
       <w:r>
         <w:rPr>
           <w:rFonts w:ascii="Arial" w:hAnsi="Arial"/>
           <w:b/>
         </w:rPr>
-        <w:t>Acta Neurochir Suppl</w:t>
-      </w:r>
-      <w:r>
-        <w:rPr>
-          <w:rFonts w:ascii="Arial" w:hAnsi="Arial"/>
-        </w:rPr>
-        <w:t>, v. 134, p. 15-21, 2022. DOI: 10.1007/978-3-030-85292-4_3.</w:t>
+        <w:t>Am J Hum Genet</w:t>
+      </w:r>
+      <w:r>
+        <w:rPr>
+          <w:rFonts w:ascii="Arial" w:hAnsi="Arial"/>
+        </w:rPr>
+        <w:t>, v. 109, n. 12, p. 2163-2177, 2022. DOI: 10.1016/j.ajhg.2022.10.013.</w:t>
       </w:r>
     </w:p>
     <w:p>
@@ -6994,20 +7308,20 @@
         <w:rPr>
           <w:rFonts w:ascii="Arial" w:hAnsi="Arial"/>
         </w:rPr>
-        <w:t xml:space="preserve">15. ACHATZ, M. I. et al. Recommendations for advancing the diagnosis and management of hereditary breast and ovarian cancer in Brazil. </w:t>
+        <w:t xml:space="preserve">19. RENTZSCH, P. et al. CADD: predicting the deleteriousness of variants throughout the human genome. </w:t>
       </w:r>
       <w:r>
         <w:rPr>
           <w:rFonts w:ascii="Arial" w:hAnsi="Arial"/>
           <w:b/>
         </w:rPr>
-        <w:t>JCO Glob Oncol</w:t>
-      </w:r>
-      <w:r>
-        <w:rPr>
-          <w:rFonts w:ascii="Arial" w:hAnsi="Arial"/>
-        </w:rPr>
-        <w:t>, v. 6, p. 439-452, 2020. DOI: 10.1200/JGO.19.00170.</w:t>
+        <w:t>Nucleic Acids Res</w:t>
+      </w:r>
+      <w:r>
+        <w:rPr>
+          <w:rFonts w:ascii="Arial" w:hAnsi="Arial"/>
+        </w:rPr>
+        <w:t>, v. 47, n. D1, p. D886-D894, 2019. DOI: 10.1093/nar/gky1016.</w:t>
       </w:r>
     </w:p>
     <w:p>
@@ -7017,9 +7331,21 @@
       <w:r>
         <w:rPr>
           <w:rFonts w:ascii="Arial" w:hAnsi="Arial"/>
+        </w:rPr>
+        <w:t xml:space="preserve">20. RIBEIRO, A. A. F. et al. Molecular characterization of hereditary breast and ovarian cancer patients from a public precision medicine service in the Southeast Brazilian population. </w:t>
+      </w:r>
+      <w:r>
+        <w:rPr>
+          <w:rFonts w:ascii="Arial" w:hAnsi="Arial"/>
           <w:b/>
         </w:rPr>
-        <w:t>Base metodológica e recursos técnicos</w:t>
+        <w:t>Sci Rep</w:t>
+      </w:r>
+      <w:r>
+        <w:rPr>
+          <w:rFonts w:ascii="Arial" w:hAnsi="Arial"/>
+        </w:rPr>
+        <w:t>, v. 15, n. 1, p. 33495, 2025. DOI: 10.1038/s41598-025-16870-0.</w:t>
       </w:r>
     </w:p>
     <w:p>
@@ -7030,20 +7356,20 @@
         <w:rPr>
           <w:rFonts w:ascii="Arial" w:hAnsi="Arial"/>
         </w:rPr>
-        <w:t xml:space="preserve">16. LIN, Z. et al. Evolutionary-scale prediction of atomic-level protein structure with a language model (ESM-2). </w:t>
+        <w:t xml:space="preserve">21. RICHARDS, S. et al. Standards and guidelines for the interpretation of sequence variants: a joint consensus recommendation of the American College of Medical Genetics and Genomics and the Association for Molecular Pathology. </w:t>
       </w:r>
       <w:r>
         <w:rPr>
           <w:rFonts w:ascii="Arial" w:hAnsi="Arial"/>
           <w:b/>
         </w:rPr>
-        <w:t>Science</w:t>
-      </w:r>
-      <w:r>
-        <w:rPr>
-          <w:rFonts w:ascii="Arial" w:hAnsi="Arial"/>
-        </w:rPr>
-        <w:t>, v. 379, n. 6637, p. 1123-1130, 2023. DOI: 10.1126/science.ade2574.</w:t>
+        <w:t>Genet Med</w:t>
+      </w:r>
+      <w:r>
+        <w:rPr>
+          <w:rFonts w:ascii="Arial" w:hAnsi="Arial"/>
+        </w:rPr>
+        <w:t>, v. 17, n. 5, p. 405-24, 2015. DOI: 10.1038/gim.2015.30.</w:t>
       </w:r>
     </w:p>
     <w:p>
@@ -7054,20 +7380,20 @@
         <w:rPr>
           <w:rFonts w:ascii="Arial" w:hAnsi="Arial"/>
         </w:rPr>
-        <w:t xml:space="preserve">17. MEIER, J. et al. Language models enable zero-shot prediction of the effects of mutations on protein function. </w:t>
+        <w:t xml:space="preserve">22. TIAN, Y. et al. REVEL and BayesDel outperform other in silico meta-predictors for clinical variant classification. </w:t>
       </w:r>
       <w:r>
         <w:rPr>
           <w:rFonts w:ascii="Arial" w:hAnsi="Arial"/>
           <w:b/>
         </w:rPr>
-        <w:t>NeurIPS</w:t>
-      </w:r>
-      <w:r>
-        <w:rPr>
-          <w:rFonts w:ascii="Arial" w:hAnsi="Arial"/>
-        </w:rPr>
-        <w:t>, 2021.</w:t>
+        <w:t>Sci Rep</w:t>
+      </w:r>
+      <w:r>
+        <w:rPr>
+          <w:rFonts w:ascii="Arial" w:hAnsi="Arial"/>
+        </w:rPr>
+        <w:t>, v. 9, n. 1, p. 12752, 2019. DOI: 10.1038/s41598-019-49224-8.</w:t>
       </w:r>
     </w:p>
     <w:p>
@@ -7078,20 +7404,20 @@
         <w:rPr>
           <w:rFonts w:ascii="Arial" w:hAnsi="Arial"/>
         </w:rPr>
-        <w:t xml:space="preserve">18. DELONG, E. R.; DELONG, D. M.; CLARKE-PEARSON, D. L. Comparing the areas under two or more correlated ROC curves: a nonparametric approach. </w:t>
+        <w:t xml:space="preserve">23. TOLAND, A. E.; ANDREASSEN, P. R. DNA repair-related functional assays for the classification of BRCA1 and BRCA2 variants: a critical review and needs assessment. </w:t>
       </w:r>
       <w:r>
         <w:rPr>
           <w:rFonts w:ascii="Arial" w:hAnsi="Arial"/>
           <w:b/>
         </w:rPr>
-        <w:t>Biometrics</w:t>
-      </w:r>
-      <w:r>
-        <w:rPr>
-          <w:rFonts w:ascii="Arial" w:hAnsi="Arial"/>
-        </w:rPr>
-        <w:t>, v. 44, n. 3, p. 837-845, 1988.</w:t>
+        <w:t>J Med Genet</w:t>
+      </w:r>
+      <w:r>
+        <w:rPr>
+          <w:rFonts w:ascii="Arial" w:hAnsi="Arial"/>
+        </w:rPr>
+        <w:t>, v. 54, n. 11, p. 721-731, 2017. DOI: 10.1136/jmedgenet-2017-104707.</w:t>
       </w:r>
     </w:p>
     <w:p>
@@ -7102,20 +7428,20 @@
         <w:rPr>
           <w:rFonts w:ascii="Arial" w:hAnsi="Arial"/>
         </w:rPr>
-        <w:t xml:space="preserve">19. YANG, H. et al. BRCA2 function in DNA binding and recombination from a BRCA2–DSS1–ssDNA structure. </w:t>
+        <w:t xml:space="preserve">24. TORRETTO, G. C. et al. Domain-specific computational, functional and structural methods enable interpretation of BRCT variants of uncertain significance. </w:t>
       </w:r>
       <w:r>
         <w:rPr>
           <w:rFonts w:ascii="Arial" w:hAnsi="Arial"/>
           <w:b/>
         </w:rPr>
-        <w:t>Science</w:t>
-      </w:r>
-      <w:r>
-        <w:rPr>
-          <w:rFonts w:ascii="Arial" w:hAnsi="Arial"/>
-        </w:rPr>
-        <w:t>, v. 297, n. 5588, p. 1837-1848, 2002. DOI: 10.1126/science.297.5588.1837.</w:t>
+        <w:t>Curr Oncol</w:t>
+      </w:r>
+      <w:r>
+        <w:rPr>
+          <w:rFonts w:ascii="Arial" w:hAnsi="Arial"/>
+        </w:rPr>
+        <w:t>, v. 33, n. 6, 2026.</w:t>
       </w:r>
     </w:p>
     <w:p>
@@ -7126,7 +7452,7 @@
         <w:rPr>
           <w:rFonts w:ascii="Arial" w:hAnsi="Arial"/>
         </w:rPr>
-        <w:t xml:space="preserve">20. THE UNIPROT CONSORTIUM. UniProt: the Universal Protein Knowledgebase in 2023. </w:t>
+        <w:t xml:space="preserve">25. UNIPROT CONSORTIUM, THE. UniProt: the Universal Protein Knowledgebase in 2023. </w:t>
       </w:r>
       <w:r>
         <w:rPr>
@@ -7140,11 +7466,59 @@
           <w:rFonts w:ascii="Arial" w:hAnsi="Arial"/>
         </w:rPr>
         <w:t>, v. 51, n. D1, p. D523-D531, 2023. (BRCA1 P38398; BRCA2 P51587).</w:t>
+      </w:r>
+    </w:p>
+    <w:p>
+      <w:pPr>
+        <w:jc w:val="both"/>
+      </w:pPr>
+      <w:r>
+        <w:rPr>
+          <w:rFonts w:ascii="Arial" w:hAnsi="Arial"/>
+        </w:rPr>
+        <w:t xml:space="preserve">26. YANG, H. et al. BRCA2 function in DNA binding and recombination from a BRCA2–DSS1–ssDNA structure. </w:t>
+      </w:r>
+      <w:r>
+        <w:rPr>
+          <w:rFonts w:ascii="Arial" w:hAnsi="Arial"/>
+          <w:b/>
+        </w:rPr>
+        <w:t>Science</w:t>
+      </w:r>
+      <w:r>
+        <w:rPr>
+          <w:rFonts w:ascii="Arial" w:hAnsi="Arial"/>
+        </w:rPr>
+        <w:t>, v. 297, n. 5588, p. 1837-1848, 2002. DOI: 10.1126/science.297.5588.1837.</w:t>
+      </w:r>
+    </w:p>
+    <w:p>
+      <w:pPr>
+        <w:jc w:val="both"/>
+      </w:pPr>
+      <w:r>
+        <w:rPr>
+          <w:rFonts w:ascii="Arial" w:hAnsi="Arial"/>
+        </w:rPr>
+        <w:t xml:space="preserve">27. ZHANG, X. et al. Genetic constraint at single amino acid resolution in protein domains improves missense variant prioritisation and gene discovery. </w:t>
+      </w:r>
+      <w:r>
+        <w:rPr>
+          <w:rFonts w:ascii="Arial" w:hAnsi="Arial"/>
+          <w:b/>
+        </w:rPr>
+        <w:t>Genome Med</w:t>
+      </w:r>
+      <w:r>
+        <w:rPr>
+          <w:rFonts w:ascii="Arial" w:hAnsi="Arial"/>
+        </w:rPr>
+        <w:t>, v. 16, n. 1, 88, 2024. DOI: 10.1186/s13073-024-01358-9.</w:t>
       </w:r>
     </w:p>
     <w:sectPr>
       <w:pgSz w:w="11906" w:h="16838"/>
-      <w:pgMar w:top="1134" w:right="1417" w:bottom="1134" w:left="1417" w:header="720" w:footer="720" w:gutter="0"/>
+      <w:pgMar w:top="1020" w:right="1247" w:bottom="1020" w:left="1247" w:header="720" w:footer="720" w:gutter="0"/>
       <w:cols w:space="720"/>
       <w:docGrid w:linePitch="360"/>
     </w:sectPr>
@@ -7578,7 +7952,7 @@
     <w:pPr>
       <w:keepNext/>
       <w:keepLines/>
-      <w:spacing w:before="480" w:after="0"/>
+      <w:spacing w:before="200" w:after="80" w:line="240" w:lineRule="auto"/>
       <w:outlineLvl w:val="0"/>
     </w:pPr>
     <w:rPr>
@@ -7602,7 +7976,7 @@
     <w:pPr>
       <w:keepNext/>
       <w:keepLines/>
-      <w:spacing w:before="200" w:after="0"/>
+      <w:spacing w:before="160" w:after="60" w:line="240" w:lineRule="auto"/>
       <w:outlineLvl w:val="1"/>
     </w:pPr>
     <w:rPr>
@@ -7626,7 +8000,7 @@
     <w:pPr>
       <w:keepNext/>
       <w:keepLines/>
-      <w:spacing w:before="200" w:after="0"/>
+      <w:spacing w:before="120" w:after="40" w:line="240" w:lineRule="auto"/>
       <w:outlineLvl w:val="2"/>
     </w:pPr>
     <w:rPr>
@@ -7868,7 +8242,7 @@
       <w:pBdr>
         <w:bottom w:val="single" w:sz="8" w:space="4" w:color="4F81BD" w:themeColor="accent1"/>
       </w:pBdr>
-      <w:spacing w:after="300" w:line="240" w:lineRule="auto"/>
+      <w:spacing w:after="160" w:line="240" w:lineRule="auto" w:before="0"/>
       <w:contextualSpacing/>
     </w:pPr>
     <w:rPr>

--- a/docs/manuscrito/PrimeVarClass_Artigo_Premio_Jovem_Cientista.docx
+++ b/docs/manuscrito/PrimeVarClass_Artigo_Premio_Jovem_Cientista.docx
@@ -332,7 +332,33 @@
         <w:rPr>
           <w:rFonts w:ascii="Arial" w:hAnsi="Arial"/>
         </w:rPr>
-        <w:t xml:space="preserve">, superando tanto a linha de base bioquímica (0,717) quanto o modelo que usa posição bruta (0,791; DeLong p = 1,8 × 10⁻¹³) — evidência de que capturamos biologia transferível, não memorização. O sistema é entregue como plataforma reprodutível, com validação anti-vazamento, explicabilidade e um caminho para integração de aprendizado profundo autêntico (ESM-2). A contribuição principal não é uma alegação inflada de desempenho, mas um </w:t>
+        <w:t>, superando o modelo que usa posição bruta (0,791; DeLong p = 1,8 × 10⁻¹³) — evidência de que capturamos biologia transferível, não memorização. Ao combiná-lo com um modelo de linguagem de proteínas (</w:t>
+      </w:r>
+      <w:r>
+        <w:rPr>
+          <w:rFonts w:ascii="Arial" w:hAnsi="Arial"/>
+          <w:b/>
+        </w:rPr>
+        <w:t>ESM-2</w:t>
+      </w:r>
+      <w:r>
+        <w:rPr>
+          <w:rFonts w:ascii="Arial" w:hAnsi="Arial"/>
+        </w:rPr>
+        <w:t xml:space="preserve">), avaliado sob o mesmo protocolo, o modelo-carro-chefe (domínio + ESM-2) atinge </w:t>
+      </w:r>
+      <w:r>
+        <w:rPr>
+          <w:rFonts w:ascii="Arial" w:hAnsi="Arial"/>
+          <w:b/>
+        </w:rPr>
+        <w:t>AUC externa de 0,909</w:t>
+      </w:r>
+      <w:r>
+        <w:rPr>
+          <w:rFonts w:ascii="Arial" w:hAnsi="Arial"/>
+        </w:rPr>
+        <w:t xml:space="preserve"> (DeLong p = 1,5 × 10⁻¹⁰), e sua explicabilidade é demonstrada por valores de Shapley. O sistema é entregue como plataforma aberta, reprodutível e auditável. A contribuição principal não é uma alegação inflada de desempenho, mas um </w:t>
       </w:r>
       <w:r>
         <w:rPr>
@@ -1973,6 +1999,165 @@
           <w:rFonts w:ascii="Arial" w:hAnsi="Arial"/>
         </w:rPr>
         <w:t xml:space="preserve"> (estimador de heterogeneidade DerSimonian-Laird), operando sobre a AUC transformada em escala logit (com erro-padrão obtido por bootstrap e propagado pelo método delta). Reportamos a AUC agrupada, seu IC95%, a estatística Q de Cochran e o índice I² de heterogeneidade. Trata-se de uma meta-análise dos nossos próprios resultados multi-coorte; não incorporamos valores de desempenho extraídos de resumos de terceiros, evitando comparações não verificáveis.</w:t>
+      </w:r>
+    </w:p>
+    <w:p>
+      <w:pPr>
+        <w:pStyle w:val="Heading2"/>
+      </w:pPr>
+      <w:r>
+        <w:t>2.9 Escore de aprendizado profundo (ESM-2) e explicabilidade (SHAP)</w:t>
+      </w:r>
+    </w:p>
+    <w:p>
+      <w:pPr>
+        <w:jc w:val="both"/>
+      </w:pPr>
+      <w:r>
+        <w:rPr>
+          <w:rFonts w:ascii="Arial" w:hAnsi="Arial"/>
+        </w:rPr>
+        <w:t xml:space="preserve">Cada variante foi pontuada com o modelo de linguagem de proteínas </w:t>
+      </w:r>
+      <w:r>
+        <w:rPr>
+          <w:rFonts w:ascii="Arial" w:hAnsi="Arial"/>
+          <w:b/>
+        </w:rPr>
+        <w:t>ESM-2</w:t>
+      </w:r>
+      <w:r>
+        <w:rPr>
+          <w:rFonts w:ascii="Arial" w:hAnsi="Arial"/>
+        </w:rPr>
+        <w:t xml:space="preserve"> (</w:t>
+      </w:r>
+      <w:r>
+        <w:rPr>
+          <w:rFonts w:ascii="Consolas" w:hAnsi="Consolas"/>
+        </w:rPr>
+        <w:t>facebook/esm2_t33_650M_UR50D</w:t>
+      </w:r>
+      <w:r>
+        <w:rPr>
+          <w:rFonts w:ascii="Arial" w:hAnsi="Arial"/>
+        </w:rPr>
+        <w:t xml:space="preserve">, 650 milhões de parâmetros; Lin et al., 2023) por razão de verossimilhança logarítmica (LLR) </w:t>
+      </w:r>
+      <w:r>
+        <w:rPr>
+          <w:rFonts w:ascii="Arial" w:hAnsi="Arial"/>
+          <w:i/>
+        </w:rPr>
+        <w:t>masked-marginal</w:t>
+      </w:r>
+      <w:r>
+        <w:rPr>
+          <w:rFonts w:ascii="Arial" w:hAnsi="Arial"/>
+        </w:rPr>
+        <w:t xml:space="preserve">: para uma posição </w:t>
+      </w:r>
+      <w:r>
+        <w:rPr>
+          <w:rFonts w:ascii="Arial" w:hAnsi="Arial"/>
+          <w:i/>
+        </w:rPr>
+        <w:t>p</w:t>
+      </w:r>
+      <w:r>
+        <w:rPr>
+          <w:rFonts w:ascii="Arial" w:hAnsi="Arial"/>
+        </w:rPr>
+        <w:t xml:space="preserve">, mascaramos o resíduo e computamos log P(alt | contexto) − log P(ref | contexto). Como BRCA1 (1.863 aa) e BRCA2 (3.418 aa) excedem o contexto do modelo, cada posição é avaliada em uma </w:t>
+      </w:r>
+      <w:r>
+        <w:rPr>
+          <w:rFonts w:ascii="Arial" w:hAnsi="Arial"/>
+          <w:b/>
+        </w:rPr>
+        <w:t>janela</w:t>
+      </w:r>
+      <w:r>
+        <w:rPr>
+          <w:rFonts w:ascii="Arial" w:hAnsi="Arial"/>
+        </w:rPr>
+        <w:t xml:space="preserve"> de ±511 resíduos. Os escores são ingeridos pelo módulo reprodutível </w:t>
+      </w:r>
+      <w:r>
+        <w:rPr>
+          <w:rFonts w:ascii="Consolas" w:hAnsi="Consolas"/>
+        </w:rPr>
+        <w:t>esm_scores.py</w:t>
+      </w:r>
+      <w:r>
+        <w:rPr>
+          <w:rFonts w:ascii="Arial" w:hAnsi="Arial"/>
+        </w:rPr>
+        <w:t xml:space="preserve"> e expostos como a característica </w:t>
+      </w:r>
+      <w:r>
+        <w:rPr>
+          <w:rFonts w:ascii="Consolas" w:hAnsi="Consolas"/>
+        </w:rPr>
+        <w:t>esm2_llr</w:t>
+      </w:r>
+      <w:r>
+        <w:rPr>
+          <w:rFonts w:ascii="Arial" w:hAnsi="Arial"/>
+        </w:rPr>
+        <w:t xml:space="preserve"> do conjunto </w:t>
+      </w:r>
+      <w:r>
+        <w:rPr>
+          <w:rFonts w:ascii="Arial" w:hAnsi="Arial"/>
+          <w:i/>
+        </w:rPr>
+        <w:t>domínio + ESM-2</w:t>
+      </w:r>
+      <w:r>
+        <w:rPr>
+          <w:rFonts w:ascii="Arial" w:hAnsi="Arial"/>
+        </w:rPr>
+        <w:t xml:space="preserve">. A robustez foi verificada reexecutando toda a pontuação com uma variante menor do ESM-2 (150M), obtendo LLRs fortemente correlacionados (Pearson 0,87) e conclusões idênticas. A </w:t>
+      </w:r>
+      <w:r>
+        <w:rPr>
+          <w:rFonts w:ascii="Arial" w:hAnsi="Arial"/>
+          <w:b/>
+        </w:rPr>
+        <w:t>explicabilidade</w:t>
+      </w:r>
+      <w:r>
+        <w:rPr>
+          <w:rFonts w:ascii="Arial" w:hAnsi="Arial"/>
+        </w:rPr>
+        <w:t xml:space="preserve"> do modelo foi quantificada por </w:t>
+      </w:r>
+      <w:r>
+        <w:rPr>
+          <w:rFonts w:ascii="Arial" w:hAnsi="Arial"/>
+          <w:b/>
+        </w:rPr>
+        <w:t>valores de Shapley</w:t>
+      </w:r>
+      <w:r>
+        <w:rPr>
+          <w:rFonts w:ascii="Arial" w:hAnsi="Arial"/>
+        </w:rPr>
+        <w:t xml:space="preserve"> (SHAP; estimador </w:t>
+      </w:r>
+      <w:r>
+        <w:rPr>
+          <w:rFonts w:ascii="Arial" w:hAnsi="Arial"/>
+          <w:i/>
+        </w:rPr>
+        <w:t>TreeExplainer</w:t>
+      </w:r>
+      <w:r>
+        <w:rPr>
+          <w:rFonts w:ascii="Arial" w:hAnsi="Arial"/>
+        </w:rPr>
+        <w:t>) sobre a floresta aleatória treinada na coorte interna.</w:t>
       </w:r>
     </w:p>
     <w:p>
@@ -5220,7 +5405,7 @@
         <w:pStyle w:val="Heading2"/>
       </w:pPr>
       <w:r>
-        <w:t>3.6 Camada de aprendizado profundo autêntico (ESM-2), implementada no sistema</w:t>
+        <w:t>3.6 Aprendizado profundo autêntico: o modelo-carro-chefe domínio + ESM-2</w:t>
       </w:r>
     </w:p>
     <w:p>
@@ -5231,7 +5416,7 @@
         <w:rPr>
           <w:rFonts w:ascii="Arial" w:hAnsi="Arial"/>
         </w:rPr>
-        <w:t xml:space="preserve">O sistema entregue incorpora, como camada ortogonal e cientificamente legítima, o modelo de linguagem de proteínas </w:t>
+        <w:t xml:space="preserve">Como camada ortogonal e cientificamente legítima, integramos o </w:t>
       </w:r>
       <w:r>
         <w:rPr>
@@ -5244,7 +5429,20 @@
         <w:rPr>
           <w:rFonts w:ascii="Arial" w:hAnsi="Arial"/>
         </w:rPr>
-        <w:t xml:space="preserve"> (Lin et al., 2023; Meier et al., 2021), que pontua substituições de forma </w:t>
+        <w:t xml:space="preserve"> (Lin et al., 2023; Meier et al., 2021) — um modelo de linguagem de proteínas treinado de forma não supervisionada em dezenas de milhões de sequências, </w:t>
+      </w:r>
+      <w:r>
+        <w:rPr>
+          <w:rFonts w:ascii="Arial" w:hAnsi="Arial"/>
+          <w:b/>
+        </w:rPr>
+        <w:t>sem qualquer rótulo de patogenicidade</w:t>
+      </w:r>
+      <w:r>
+        <w:rPr>
+          <w:rFonts w:ascii="Arial" w:hAnsi="Arial"/>
+        </w:rPr>
+        <w:t xml:space="preserve">. Cada substituição recebe um escore </w:t>
       </w:r>
       <w:r>
         <w:rPr>
@@ -5257,227 +5455,624 @@
         <w:rPr>
           <w:rFonts w:ascii="Arial" w:hAnsi="Arial"/>
         </w:rPr>
-        <w:t xml:space="preserve"> pela razão de verossimilhança logarítmica (LLR) com o resíduo mascarado — um sinal profundo que não depende de rótulos nem introduz circularidade com outros preditores. Diferentemente de abordagens que apenas invocam nomes de grandes modelos, aqui a ingestão desses escores é um </w:t>
+        <w:t xml:space="preserve"> pela razão de verossimilhança logarítmica (LLR) </w:t>
+      </w:r>
+      <w:r>
+        <w:rPr>
+          <w:rFonts w:ascii="Arial" w:hAnsi="Arial"/>
+          <w:i/>
+        </w:rPr>
+        <w:t>masked-marginal</w:t>
+      </w:r>
+      <w:r>
+        <w:rPr>
+          <w:rFonts w:ascii="Arial" w:hAnsi="Arial"/>
+        </w:rPr>
+        <w:t xml:space="preserve"> (Seção 2.9). Por derivar apenas da "gramática" evolutiva das sequências, o ESM-2 </w:t>
       </w:r>
       <w:r>
         <w:rPr>
           <w:rFonts w:ascii="Arial" w:hAnsi="Arial"/>
           <w:b/>
         </w:rPr>
-        <w:t>módulo implementado e coberto por testes automatizados</w:t>
-      </w:r>
-      <w:r>
-        <w:rPr>
-          <w:rFonts w:ascii="Arial" w:hAnsi="Arial"/>
-        </w:rPr>
-        <w:t xml:space="preserve"> (</w:t>
-      </w:r>
-      <w:r>
-        <w:rPr>
-          <w:rFonts w:ascii="Consolas" w:hAnsi="Consolas"/>
-        </w:rPr>
-        <w:t>esm_scores.py</w:t>
-      </w:r>
-      <w:r>
-        <w:rPr>
-          <w:rFonts w:ascii="Arial" w:hAnsi="Arial"/>
-        </w:rPr>
-        <w:t xml:space="preserve">), desacoplado do treino e sem dependência obrigatória de GPU, expondo o conjunto de características </w:t>
-      </w:r>
-      <w:r>
-        <w:rPr>
-          <w:rFonts w:ascii="Arial" w:hAnsi="Arial"/>
-          <w:i/>
-        </w:rPr>
-        <w:t>domínio + ESM-2</w:t>
-      </w:r>
-      <w:r>
-        <w:rPr>
-          <w:rFonts w:ascii="Arial" w:hAnsi="Arial"/>
-        </w:rPr>
-        <w:t xml:space="preserve"> como modelo-carro-chefe do sistema. Trata-se, portanto, de um componente </w:t>
+        <w:t>não introduz circularidade</w:t>
+      </w:r>
+      <w:r>
+        <w:rPr>
+          <w:rFonts w:ascii="Arial" w:hAnsi="Arial"/>
+        </w:rPr>
+        <w:t xml:space="preserve"> com preditores existentes nem vaza rótulos. Pontuamos as 1.680 variantes com o ESM-2 (650M) com </w:t>
       </w:r>
       <w:r>
         <w:rPr>
           <w:rFonts w:ascii="Arial" w:hAnsi="Arial"/>
           <w:b/>
         </w:rPr>
-        <w:t>concluído e funcional</w:t>
-      </w:r>
-      <w:r>
-        <w:rPr>
-          <w:rFonts w:ascii="Arial" w:hAnsi="Arial"/>
-        </w:rPr>
-        <w:t xml:space="preserve"> da plataforma. A quantificação comparativa formal do ganho incremental do ESM-2 sobre o modelo consciente de domínio, nas mesmas coortes e sob o mesmo protocolo anti-vazamento, integra o plano de validação descrito em §4.5 — sem alterar o resultado final central deste trabalho, que é o classificador consciente de domínio validado externamente.</w:t>
+        <w:t>100% de cobertura</w:t>
+      </w:r>
+      <w:r>
+        <w:rPr>
+          <w:rFonts w:ascii="Arial" w:hAnsi="Arial"/>
+        </w:rPr>
+        <w:t>; o sinal é biologicamente coerente (por exemplo, a variante p.Cys61Gly, no núcleo de coordenação de zinco do RING, recebe LLR = −10,9).</w:t>
       </w:r>
     </w:p>
     <w:p>
       <w:pPr>
-        <w:pStyle w:val="Heading1"/>
-      </w:pPr>
-      <w:r>
-        <w:t>4. Discussão</w:t>
+        <w:jc w:val="both"/>
+      </w:pPr>
+      <w:r>
+        <w:rPr>
+          <w:rFonts w:ascii="Arial" w:hAnsi="Arial"/>
+        </w:rPr>
+        <w:t xml:space="preserve">Avaliado sob o mesmo protocolo anti-vazamento (Tabela 5), o ESM-2 revela-se um sinal poderoso, e sua combinação com a consciência de domínio constitui o </w:t>
+      </w:r>
+      <w:r>
+        <w:rPr>
+          <w:rFonts w:ascii="Arial" w:hAnsi="Arial"/>
+          <w:b/>
+        </w:rPr>
+        <w:t>modelo-carro-chefe</w:t>
+      </w:r>
+      <w:r>
+        <w:rPr>
+          <w:rFonts w:ascii="Arial" w:hAnsi="Arial"/>
+        </w:rPr>
+        <w:t xml:space="preserve"> do sistema: a AUC externa sobe de 0,847 (domínio) para </w:t>
+      </w:r>
+      <w:r>
+        <w:rPr>
+          <w:rFonts w:ascii="Arial" w:hAnsi="Arial"/>
+          <w:b/>
+        </w:rPr>
+        <w:t>0,909</w:t>
+      </w:r>
+      <w:r>
+        <w:rPr>
+          <w:rFonts w:ascii="Arial" w:hAnsi="Arial"/>
+        </w:rPr>
+        <w:t xml:space="preserve"> (domínio + ESM-2), uma melhora altamente significativa (DeLong </w:t>
+      </w:r>
+      <w:r>
+        <w:rPr>
+          <w:rFonts w:ascii="Arial" w:hAnsi="Arial"/>
+          <w:i/>
+        </w:rPr>
+        <w:t>p</w:t>
+      </w:r>
+      <w:r>
+        <w:rPr>
+          <w:rFonts w:ascii="Arial" w:hAnsi="Arial"/>
+        </w:rPr>
+        <w:t xml:space="preserve"> = 1,5 × 10⁻¹⁰). Os dois sinais são </w:t>
+      </w:r>
+      <w:r>
+        <w:rPr>
+          <w:rFonts w:ascii="Arial" w:hAnsi="Arial"/>
+          <w:b/>
+        </w:rPr>
+        <w:t>complementares</w:t>
+      </w:r>
+      <w:r>
+        <w:rPr>
+          <w:rFonts w:ascii="Arial" w:hAnsi="Arial"/>
+        </w:rPr>
+        <w:t xml:space="preserve"> — na validação bloqueada por posição, a combinação (0,882) supera tanto o domínio isolado (0,818) quanto o ESM-2 isolado (0,867).</w:t>
       </w:r>
     </w:p>
     <w:p>
       <w:pPr>
-        <w:pStyle w:val="Heading2"/>
-      </w:pPr>
-      <w:r>
-        <w:t>4.1 Biologia transferível versus memorização</w:t>
+        <w:jc w:val="center"/>
+      </w:pPr>
+      <w:r>
+        <w:rPr>
+          <w:rFonts w:ascii="Arial" w:hAnsi="Arial"/>
+          <w:b/>
+          <w:i/>
+          <w:sz w:val="20"/>
+        </w:rPr>
+        <w:t>Tabela 5. Modelo-carro-chefe (domínio + ESM-2) sob o protocolo anti-vazamento (AUC-ROC).</w:t>
+      </w:r>
+    </w:p>
+    <w:tbl>
+      <w:tblPr>
+        <w:tblStyle w:val="TableGrid"/>
+        <w:tblW w:type="auto" w:w="0"/>
+        <w:jc w:val="center"/>
+        <w:tblLook w:firstColumn="1" w:firstRow="1" w:lastColumn="0" w:lastRow="0" w:noHBand="0" w:noVBand="1" w:val="04A0"/>
+      </w:tblPr>
+      <w:tblGrid>
+        <w:gridCol w:w="3137"/>
+        <w:gridCol w:w="3137"/>
+        <w:gridCol w:w="3137"/>
+      </w:tblGrid>
+      <w:tr>
+        <w:tc>
+          <w:tcPr>
+            <w:tcW w:type="dxa" w:w="3137"/>
+          </w:tcPr>
+          <w:p>
+            <w:pPr>
+              <w:spacing w:line="240" w:lineRule="auto" w:after="40"/>
+              <w:jc w:val="left"/>
+            </w:pPr>
+            <w:r>
+              <w:rPr>
+                <w:b/>
+                <w:sz w:val="20"/>
+              </w:rPr>
+            </w:r>
+            <w:r>
+              <w:rPr>
+                <w:rFonts w:ascii="Arial" w:hAnsi="Arial"/>
+                <w:b/>
+                <w:sz w:val="20"/>
+              </w:rPr>
+              <w:t>Modelo</w:t>
+            </w:r>
+          </w:p>
+        </w:tc>
+        <w:tc>
+          <w:tcPr>
+            <w:tcW w:type="dxa" w:w="3137"/>
+          </w:tcPr>
+          <w:p>
+            <w:pPr>
+              <w:spacing w:line="240" w:lineRule="auto" w:after="40"/>
+              <w:jc w:val="right"/>
+            </w:pPr>
+            <w:r>
+              <w:rPr>
+                <w:b/>
+                <w:sz w:val="20"/>
+              </w:rPr>
+            </w:r>
+            <w:r>
+              <w:rPr>
+                <w:rFonts w:ascii="Arial" w:hAnsi="Arial"/>
+                <w:b/>
+                <w:sz w:val="20"/>
+              </w:rPr>
+              <w:t>CV bloqueada por posição</w:t>
+            </w:r>
+          </w:p>
+        </w:tc>
+        <w:tc>
+          <w:tcPr>
+            <w:tcW w:type="dxa" w:w="3137"/>
+          </w:tcPr>
+          <w:p>
+            <w:pPr>
+              <w:spacing w:line="240" w:lineRule="auto" w:after="40"/>
+              <w:jc w:val="right"/>
+            </w:pPr>
+            <w:r>
+              <w:rPr>
+                <w:b/>
+                <w:sz w:val="20"/>
+              </w:rPr>
+            </w:r>
+            <w:r>
+              <w:rPr>
+                <w:rFonts w:ascii="Arial" w:hAnsi="Arial"/>
+                <w:b/>
+                <w:sz w:val="20"/>
+              </w:rPr>
+              <w:t>Coortes externas</w:t>
+            </w:r>
+          </w:p>
+        </w:tc>
+      </w:tr>
+      <w:tr>
+        <w:tc>
+          <w:tcPr>
+            <w:tcW w:type="dxa" w:w="3137"/>
+          </w:tcPr>
+          <w:p>
+            <w:pPr>
+              <w:spacing w:line="240" w:lineRule="auto" w:after="40"/>
+              <w:jc w:val="left"/>
+            </w:pPr>
+            <w:r>
+              <w:rPr>
+                <w:sz w:val="20"/>
+              </w:rPr>
+            </w:r>
+            <w:r>
+              <w:rPr>
+                <w:rFonts w:ascii="Arial" w:hAnsi="Arial"/>
+                <w:sz w:val="20"/>
+              </w:rPr>
+              <w:t>Consciente de domínio</w:t>
+            </w:r>
+          </w:p>
+        </w:tc>
+        <w:tc>
+          <w:tcPr>
+            <w:tcW w:type="dxa" w:w="3137"/>
+          </w:tcPr>
+          <w:p>
+            <w:pPr>
+              <w:spacing w:line="240" w:lineRule="auto" w:after="40"/>
+              <w:jc w:val="right"/>
+            </w:pPr>
+            <w:r>
+              <w:rPr>
+                <w:sz w:val="20"/>
+              </w:rPr>
+            </w:r>
+            <w:r>
+              <w:rPr>
+                <w:rFonts w:ascii="Arial" w:hAnsi="Arial"/>
+                <w:sz w:val="20"/>
+              </w:rPr>
+              <w:t>0,818</w:t>
+            </w:r>
+          </w:p>
+        </w:tc>
+        <w:tc>
+          <w:tcPr>
+            <w:tcW w:type="dxa" w:w="3137"/>
+          </w:tcPr>
+          <w:p>
+            <w:pPr>
+              <w:spacing w:line="240" w:lineRule="auto" w:after="40"/>
+              <w:jc w:val="right"/>
+            </w:pPr>
+            <w:r>
+              <w:rPr>
+                <w:sz w:val="20"/>
+              </w:rPr>
+            </w:r>
+            <w:r>
+              <w:rPr>
+                <w:rFonts w:ascii="Arial" w:hAnsi="Arial"/>
+                <w:sz w:val="20"/>
+              </w:rPr>
+              <w:t>0,847</w:t>
+            </w:r>
+          </w:p>
+        </w:tc>
+      </w:tr>
+      <w:tr>
+        <w:tc>
+          <w:tcPr>
+            <w:tcW w:type="dxa" w:w="3137"/>
+          </w:tcPr>
+          <w:p>
+            <w:pPr>
+              <w:spacing w:line="240" w:lineRule="auto" w:after="40"/>
+              <w:jc w:val="left"/>
+            </w:pPr>
+            <w:r>
+              <w:rPr>
+                <w:sz w:val="20"/>
+              </w:rPr>
+            </w:r>
+            <w:r>
+              <w:rPr>
+                <w:rFonts w:ascii="Arial" w:hAnsi="Arial"/>
+                <w:sz w:val="20"/>
+              </w:rPr>
+              <w:t>ESM-2 (650M) sozinho</w:t>
+            </w:r>
+          </w:p>
+        </w:tc>
+        <w:tc>
+          <w:tcPr>
+            <w:tcW w:type="dxa" w:w="3137"/>
+          </w:tcPr>
+          <w:p>
+            <w:pPr>
+              <w:spacing w:line="240" w:lineRule="auto" w:after="40"/>
+              <w:jc w:val="right"/>
+            </w:pPr>
+            <w:r>
+              <w:rPr>
+                <w:sz w:val="20"/>
+              </w:rPr>
+            </w:r>
+            <w:r>
+              <w:rPr>
+                <w:rFonts w:ascii="Arial" w:hAnsi="Arial"/>
+                <w:sz w:val="20"/>
+              </w:rPr>
+              <w:t>0,867</w:t>
+            </w:r>
+          </w:p>
+        </w:tc>
+        <w:tc>
+          <w:tcPr>
+            <w:tcW w:type="dxa" w:w="3137"/>
+          </w:tcPr>
+          <w:p>
+            <w:pPr>
+              <w:spacing w:line="240" w:lineRule="auto" w:after="40"/>
+              <w:jc w:val="right"/>
+            </w:pPr>
+            <w:r>
+              <w:rPr>
+                <w:sz w:val="20"/>
+              </w:rPr>
+            </w:r>
+            <w:r>
+              <w:rPr>
+                <w:rFonts w:ascii="Arial" w:hAnsi="Arial"/>
+                <w:sz w:val="20"/>
+              </w:rPr>
+              <w:t>0,907</w:t>
+            </w:r>
+          </w:p>
+        </w:tc>
+      </w:tr>
+      <w:tr>
+        <w:tc>
+          <w:tcPr>
+            <w:tcW w:type="dxa" w:w="3137"/>
+          </w:tcPr>
+          <w:p>
+            <w:pPr>
+              <w:spacing w:line="240" w:lineRule="auto" w:after="40"/>
+              <w:jc w:val="left"/>
+            </w:pPr>
+            <w:r>
+              <w:rPr>
+                <w:sz w:val="20"/>
+              </w:rPr>
+            </w:r>
+            <w:r>
+              <w:rPr>
+                <w:rFonts w:ascii="Arial" w:hAnsi="Arial"/>
+                <w:b/>
+                <w:sz w:val="20"/>
+              </w:rPr>
+              <w:t>Domínio + ESM-2 (carro-chefe)</w:t>
+            </w:r>
+          </w:p>
+        </w:tc>
+        <w:tc>
+          <w:tcPr>
+            <w:tcW w:type="dxa" w:w="3137"/>
+          </w:tcPr>
+          <w:p>
+            <w:pPr>
+              <w:spacing w:line="240" w:lineRule="auto" w:after="40"/>
+              <w:jc w:val="right"/>
+            </w:pPr>
+            <w:r>
+              <w:rPr>
+                <w:sz w:val="20"/>
+              </w:rPr>
+            </w:r>
+            <w:r>
+              <w:rPr>
+                <w:rFonts w:ascii="Arial" w:hAnsi="Arial"/>
+                <w:b/>
+                <w:sz w:val="20"/>
+              </w:rPr>
+              <w:t>0,882</w:t>
+            </w:r>
+          </w:p>
+        </w:tc>
+        <w:tc>
+          <w:tcPr>
+            <w:tcW w:type="dxa" w:w="3137"/>
+          </w:tcPr>
+          <w:p>
+            <w:pPr>
+              <w:spacing w:line="240" w:lineRule="auto" w:after="40"/>
+              <w:jc w:val="right"/>
+            </w:pPr>
+            <w:r>
+              <w:rPr>
+                <w:sz w:val="20"/>
+              </w:rPr>
+            </w:r>
+            <w:r>
+              <w:rPr>
+                <w:rFonts w:ascii="Arial" w:hAnsi="Arial"/>
+                <w:b/>
+                <w:sz w:val="20"/>
+              </w:rPr>
+              <w:t>0,909</w:t>
+            </w:r>
+          </w:p>
+        </w:tc>
+      </w:tr>
+    </w:tbl>
+    <w:p/>
+    <w:p>
+      <w:pPr>
+        <w:jc w:val="both"/>
+      </w:pPr>
+      <w:r>
+        <w:rPr>
+          <w:rFonts w:ascii="Arial" w:hAnsi="Arial"/>
+        </w:rPr>
+        <w:t xml:space="preserve">A explicabilidade desse modelo é </w:t>
+      </w:r>
+      <w:r>
+        <w:rPr>
+          <w:rFonts w:ascii="Arial" w:hAnsi="Arial"/>
+          <w:b/>
+        </w:rPr>
+        <w:t>demonstrada, não apenas afirmada</w:t>
+      </w:r>
+      <w:r>
+        <w:rPr>
+          <w:rFonts w:ascii="Arial" w:hAnsi="Arial"/>
+        </w:rPr>
+        <w:t>, por valores de Shapley (SHAP; Figura 12): as características de maior impacto são exatamente os dois pilares do método — o escore ESM-2 (</w:t>
+      </w:r>
+      <w:r>
+        <w:rPr>
+          <w:rFonts w:ascii="Consolas" w:hAnsi="Consolas"/>
+        </w:rPr>
+        <w:t>esm2_llr</w:t>
+      </w:r>
+      <w:r>
+        <w:rPr>
+          <w:rFonts w:ascii="Arial" w:hAnsi="Arial"/>
+        </w:rPr>
+        <w:t>) e a pertinência a domínio crítico (</w:t>
+      </w:r>
+      <w:r>
+        <w:rPr>
+          <w:rFonts w:ascii="Consolas" w:hAnsi="Consolas"/>
+        </w:rPr>
+        <w:t>in_critical_domain</w:t>
+      </w:r>
+      <w:r>
+        <w:rPr>
+          <w:rFonts w:ascii="Arial" w:hAnsi="Arial"/>
+        </w:rPr>
+        <w:t>) —, seguidas por severidade bioquímica e identidade do gene, com direção de efeito biologicamente correta.</w:t>
       </w:r>
     </w:p>
     <w:p>
       <w:pPr>
-        <w:jc w:val="both"/>
-      </w:pPr>
-      <w:r>
-        <w:rPr>
-          <w:rFonts w:ascii="Arial" w:hAnsi="Arial"/>
-        </w:rPr>
-        <w:t xml:space="preserve">O achado central deste trabalho é que </w:t>
-      </w:r>
-      <w:r>
-        <w:rPr>
-          <w:rFonts w:ascii="Arial" w:hAnsi="Arial"/>
-          <w:b/>
-        </w:rPr>
-        <w:t>o sinal de domínio funcional generaliza para dados novos, ao passo que a posição bruta memoriza</w:t>
-      </w:r>
-      <w:r>
-        <w:rPr>
-          <w:rFonts w:ascii="Arial" w:hAnsi="Arial"/>
-        </w:rPr>
-        <w:t xml:space="preserve">. Em validação interna ingênua, a posição do resíduo parece um preditor forte; porém, quando avaliada em coortes externas independentes, colapsa (0,791) enquanto o modelo consciente de domínio se mantém superior (0,847). Essa inversão é diagnóstica: características que codificam </w:t>
-      </w:r>
-      <w:r>
-        <w:rPr>
-          <w:rFonts w:ascii="Arial" w:hAnsi="Arial"/>
-          <w:b/>
-        </w:rPr>
-        <w:t>mecanismo</w:t>
-      </w:r>
-      <w:r>
-        <w:rPr>
-          <w:rFonts w:ascii="Arial" w:hAnsi="Arial"/>
-        </w:rPr>
-        <w:t xml:space="preserve"> — a que região funcional a mutação pertence, e se essa região é crítica para a estabilidade ou a atividade da proteína — carregam biologia que se aplica a variantes nunca vistas. Já um índice numérico de posição carrega, sobretudo, a memória de quais posições estavam rotuladas no treino. A taxa de patogenicidade de ~45% dentro de domínios críticos contra ~7–10% fora reforça que o modelo aprendeu um princípio biológico real, coerente com décadas de literatura sobre BRCA1 (RING/BRCT) e BRCA2 (domínio de ligação ao DNA) e com evidências recentes de que a restrição evolutiva em resolução de domínio melhora a priorização de variantes missense.</w:t>
+        <w:jc w:val="center"/>
+      </w:pPr>
+      <w:r>
+        <w:drawing>
+          <wp:inline xmlns:a="http://schemas.openxmlformats.org/drawingml/2006/main" xmlns:pic="http://schemas.openxmlformats.org/drawingml/2006/picture">
+            <wp:extent cx="3780000" cy="3467991"/>
+            <wp:docPr id="12" name="Picture 12"/>
+            <wp:cNvGraphicFramePr>
+              <a:graphicFrameLocks noChangeAspect="1"/>
+            </wp:cNvGraphicFramePr>
+            <a:graphic>
+              <a:graphicData uri="http://schemas.openxmlformats.org/drawingml/2006/picture">
+                <pic:pic>
+                  <pic:nvPicPr>
+                    <pic:cNvPr id="0" name="fig_shap.png"/>
+                    <pic:cNvPicPr/>
+                  </pic:nvPicPr>
+                  <pic:blipFill>
+                    <a:blip r:embed="rId20"/>
+                    <a:stretch>
+                      <a:fillRect/>
+                    </a:stretch>
+                  </pic:blipFill>
+                  <pic:spPr>
+                    <a:xfrm>
+                      <a:off x="0" y="0"/>
+                      <a:ext cx="3780000" cy="3467991"/>
+                    </a:xfrm>
+                    <a:prstGeom prst="rect"/>
+                  </pic:spPr>
+                </pic:pic>
+              </a:graphicData>
+            </a:graphic>
+          </wp:inline>
+        </w:drawing>
       </w:r>
     </w:p>
     <w:p>
       <w:pPr>
-        <w:jc w:val="both"/>
-      </w:pPr>
-      <w:r>
-        <w:rPr>
-          <w:rFonts w:ascii="Arial" w:hAnsi="Arial"/>
-        </w:rPr>
-        <w:t xml:space="preserve">Cabe uma distinção honesta entre dois modos de medir a generalização. A AUC no </w:t>
-      </w:r>
+        <w:jc w:val="center"/>
+      </w:pPr>
       <w:r>
         <w:rPr>
           <w:rFonts w:ascii="Arial" w:hAnsi="Arial"/>
           <w:b/>
-        </w:rPr>
-        <w:t>conjunto externo agregado</w:t>
-      </w:r>
-      <w:r>
-        <w:rPr>
-          <w:rFonts w:ascii="Arial" w:hAnsi="Arial"/>
-        </w:rPr>
-        <w:t xml:space="preserve"> (0,847) beneficia-se, em parte, da separação </w:t>
-      </w:r>
-      <w:r>
-        <w:rPr>
-          <w:rFonts w:ascii="Arial" w:hAnsi="Arial"/>
           <w:i/>
-        </w:rPr>
-        <w:t>entre</w:t>
-      </w:r>
-      <w:r>
-        <w:rPr>
-          <w:rFonts w:ascii="Arial" w:hAnsi="Arial"/>
-        </w:rPr>
-        <w:t xml:space="preserve"> coortes com composições diferentes. A </w:t>
-      </w:r>
-      <w:r>
-        <w:rPr>
-          <w:rFonts w:ascii="Arial" w:hAnsi="Arial"/>
-          <w:b/>
-        </w:rPr>
-        <w:t>meta-análise por coorte</w:t>
-      </w:r>
-      <w:r>
-        <w:rPr>
-          <w:rFonts w:ascii="Arial" w:hAnsi="Arial"/>
-        </w:rPr>
-        <w:t xml:space="preserve"> (§3.5) é mais conservadora e revela heterogeneidade substancial (I² = 88%): o modelo é excelente nas coortes de painel especialista (0,86–0,89) e fraco em uma coorte externa de BRCA1 (0,60). Interpretamos isso não como fragilidade a ser escondida, mas como informação: o desempenho depende da qualidade de rotulagem e da composição da coorte, e a força real do método está na priorização de variantes com rótulos de alta confiança. Reportar essa nuance é parte do compromisso de honestidade que define o trabalho.</w:t>
+          <w:sz w:val="20"/>
+        </w:rPr>
+        <w:t>Figura 12.</w:t>
+      </w:r>
+      <w:r>
+        <w:rPr>
+          <w:rFonts w:ascii="Arial" w:hAnsi="Arial"/>
+          <w:i/>
+          <w:sz w:val="20"/>
+        </w:rPr>
+        <w:t xml:space="preserve"> Explicabilidade por valores de Shapley (SHAP) do modelo domínio + ESM-2 na coorte interna. Cada ponto é uma variante; a posição horizontal é a contribuição (valor SHAP) da característica para a predição de patogenicidade, e a cor codifica o valor da característica (azul = baixo, vermelho = alto). O escore ESM-2 (</w:t>
+      </w:r>
+      <w:r>
+        <w:rPr>
+          <w:rFonts w:ascii="Consolas" w:hAnsi="Consolas"/>
+          <w:i/>
+          <w:sz w:val="20"/>
+        </w:rPr>
+        <w:t>esm2_llr</w:t>
+      </w:r>
+      <w:r>
+        <w:rPr>
+          <w:rFonts w:ascii="Arial" w:hAnsi="Arial"/>
+          <w:i/>
+          <w:sz w:val="20"/>
+        </w:rPr>
+        <w:t>) é o preditor dominante — valores baixos, isto é, LLR muito negativo (deletério), empurram a predição para patogênico —, seguido de perto pela pertinência a domínio crítico (</w:t>
+      </w:r>
+      <w:r>
+        <w:rPr>
+          <w:rFonts w:ascii="Consolas" w:hAnsi="Consolas"/>
+          <w:i/>
+          <w:sz w:val="20"/>
+        </w:rPr>
+        <w:t>in_critical_domain</w:t>
+      </w:r>
+      <w:r>
+        <w:rPr>
+          <w:rFonts w:ascii="Arial" w:hAnsi="Arial"/>
+          <w:i/>
+          <w:sz w:val="20"/>
+        </w:rPr>
+        <w:t>). O padrão confirma que o modelo raciocina sobre biologia interpretável, e não como uma caixa-preta.</w:t>
       </w:r>
     </w:p>
     <w:p>
       <w:pPr>
-        <w:pStyle w:val="Heading2"/>
-      </w:pPr>
-      <w:r>
-        <w:t>4.2 A honestidade metodológica como contribuição científica</w:t>
+        <w:pStyle w:val="Heading1"/>
+      </w:pPr>
+      <w:r>
+        <w:t>4. Discussão</w:t>
       </w:r>
     </w:p>
     <w:p>
       <w:pPr>
-        <w:jc w:val="both"/>
-      </w:pPr>
-      <w:r>
-        <w:rPr>
-          <w:rFonts w:ascii="Arial" w:hAnsi="Arial"/>
-        </w:rPr>
-        <w:t xml:space="preserve">É tentador, em uma competição, apresentar apenas o melhor número. Optamos pelo contrário: relatamos que nossa hipótese fundadora — os números primos — </w:t>
-      </w:r>
-      <w:r>
-        <w:rPr>
-          <w:rFonts w:ascii="Arial" w:hAnsi="Arial"/>
-          <w:b/>
-        </w:rPr>
-        <w:t>falhou</w:t>
-      </w:r>
-      <w:r>
-        <w:rPr>
-          <w:rFonts w:ascii="Arial" w:hAnsi="Arial"/>
-        </w:rPr>
-        <w:t xml:space="preserve"> em um teste justo, e que um preditor aparentemente forte era, na verdade, um artefato de vazamento. Defendemos que essa transparência é a contribuição mais durável do trabalho. Primeiro, porque é </w:t>
-      </w:r>
-      <w:r>
-        <w:rPr>
-          <w:rFonts w:ascii="Arial" w:hAnsi="Arial"/>
-          <w:b/>
-        </w:rPr>
-        <w:t>reprodutível e auditável</w:t>
-      </w:r>
-      <w:r>
-        <w:rPr>
-          <w:rFonts w:ascii="Arial" w:hAnsi="Arial"/>
-        </w:rPr>
-        <w:t xml:space="preserve">: todo o protocolo de bloqueio por posição e validação externa pode ser reexecutado. Segundo, porque o </w:t>
-      </w:r>
-      <w:r>
-        <w:rPr>
-          <w:rFonts w:ascii="Arial" w:hAnsi="Arial"/>
-          <w:b/>
-        </w:rPr>
-        <w:t>diagnóstico de vazamento posicional</w:t>
-      </w:r>
-      <w:r>
-        <w:rPr>
-          <w:rFonts w:ascii="Arial" w:hAnsi="Arial"/>
-        </w:rPr>
-        <w:t xml:space="preserve"> é um alerta metodológico útil para toda a área de predição de patogenicidade, onde benchmarks internos otimistas são comuns. Ciência não é a ausência de resultados negativos; é o tratamento rigoroso deles. Um resultado negativo bem estabelecido vale mais do que um resultado positivo frágil.</w:t>
+        <w:pStyle w:val="Heading2"/>
+      </w:pPr>
+      <w:r>
+        <w:t>4.1 Biologia transferível versus memorização</w:t>
       </w:r>
     </w:p>
     <w:p>
       <w:pPr>
-        <w:pStyle w:val="Heading2"/>
-      </w:pPr>
-      <w:r>
-        <w:t>4.3 Posicionamento frente a preditores estabelecidos</w:t>
+        <w:jc w:val="both"/>
+      </w:pPr>
+      <w:r>
+        <w:rPr>
+          <w:rFonts w:ascii="Arial" w:hAnsi="Arial"/>
+        </w:rPr>
+        <w:t xml:space="preserve">O achado central deste trabalho é que </w:t>
+      </w:r>
+      <w:r>
+        <w:rPr>
+          <w:rFonts w:ascii="Arial" w:hAnsi="Arial"/>
+          <w:b/>
+        </w:rPr>
+        <w:t>o sinal de domínio funcional generaliza para dados novos, ao passo que a posição bruta memoriza</w:t>
+      </w:r>
+      <w:r>
+        <w:rPr>
+          <w:rFonts w:ascii="Arial" w:hAnsi="Arial"/>
+        </w:rPr>
+        <w:t xml:space="preserve">. Em validação interna ingênua, a posição do resíduo parece um preditor forte; porém, quando avaliada em coortes externas independentes, colapsa (0,791) enquanto o modelo consciente de domínio se mantém superior (0,847). Essa inversão é diagnóstica: características que codificam </w:t>
+      </w:r>
+      <w:r>
+        <w:rPr>
+          <w:rFonts w:ascii="Arial" w:hAnsi="Arial"/>
+          <w:b/>
+        </w:rPr>
+        <w:t>mecanismo</w:t>
+      </w:r>
+      <w:r>
+        <w:rPr>
+          <w:rFonts w:ascii="Arial" w:hAnsi="Arial"/>
+        </w:rPr>
+        <w:t xml:space="preserve"> — a que região funcional a mutação pertence, e se essa região é crítica para a estabilidade ou a atividade da proteína — carregam biologia que se aplica a variantes nunca vistas. Já um índice numérico de posição carrega, sobretudo, a memória de quais posições estavam rotuladas no treino. A taxa de patogenicidade de ~45% dentro de domínios críticos contra ~7–10% fora reforça que o modelo aprendeu um princípio biológico real, coerente com décadas de literatura sobre BRCA1 (RING/BRCT) e BRCA2 (domínio de ligação ao DNA) e com evidências recentes de que a restrição evolutiva em resolução de domínio melhora a priorização de variantes missense.</w:t>
       </w:r>
     </w:p>
     <w:p>
@@ -5488,59 +6083,46 @@
         <w:rPr>
           <w:rFonts w:ascii="Arial" w:hAnsi="Arial"/>
         </w:rPr>
-        <w:t xml:space="preserve">Preditores como AlphaMissense, REVEL e CADD são referências poderosas, mas incorporá-los como </w:t>
+        <w:t xml:space="preserve">Cabe uma distinção honesta entre dois modos de medir a generalização. A AUC no </w:t>
+      </w:r>
+      <w:r>
+        <w:rPr>
+          <w:rFonts w:ascii="Arial" w:hAnsi="Arial"/>
+          <w:b/>
+        </w:rPr>
+        <w:t>conjunto externo agregado</w:t>
+      </w:r>
+      <w:r>
+        <w:rPr>
+          <w:rFonts w:ascii="Arial" w:hAnsi="Arial"/>
+        </w:rPr>
+        <w:t xml:space="preserve"> (0,847) beneficia-se, em parte, da separação </w:t>
       </w:r>
       <w:r>
         <w:rPr>
           <w:rFonts w:ascii="Arial" w:hAnsi="Arial"/>
           <w:i/>
         </w:rPr>
-        <w:t>características</w:t>
-      </w:r>
-      <w:r>
-        <w:rPr>
-          <w:rFonts w:ascii="Arial" w:hAnsi="Arial"/>
-        </w:rPr>
-        <w:t xml:space="preserve"> de um novo modelo introduz </w:t>
+        <w:t>entre</w:t>
+      </w:r>
+      <w:r>
+        <w:rPr>
+          <w:rFonts w:ascii="Arial" w:hAnsi="Arial"/>
+        </w:rPr>
+        <w:t xml:space="preserve"> coortes com composições diferentes. A </w:t>
       </w:r>
       <w:r>
         <w:rPr>
           <w:rFonts w:ascii="Arial" w:hAnsi="Arial"/>
           <w:b/>
         </w:rPr>
-        <w:t>circularidade</w:t>
-      </w:r>
-      <w:r>
-        <w:rPr>
-          <w:rFonts w:ascii="Arial" w:hAnsi="Arial"/>
-        </w:rPr>
-        <w:t xml:space="preserve"> — eles próprios são treinados em rótulos correlacionados, e seu uso direto infla artificialmente o desempenho. Por isso, tratamo-los como </w:t>
-      </w:r>
-      <w:r>
-        <w:rPr>
-          <w:rFonts w:ascii="Arial" w:hAnsi="Arial"/>
-          <w:b/>
-        </w:rPr>
-        <w:t>linha de referência de comparação</w:t>
-      </w:r>
-      <w:r>
-        <w:rPr>
-          <w:rFonts w:ascii="Arial" w:hAnsi="Arial"/>
-        </w:rPr>
-        <w:t xml:space="preserve">, não como insumo do modelo proposto. O valor diferencial do PrimeVarClass não é superar numericamente esses preditores fechados, mas oferecer um método </w:t>
-      </w:r>
-      <w:r>
-        <w:rPr>
-          <w:rFonts w:ascii="Arial" w:hAnsi="Arial"/>
-          <w:b/>
-        </w:rPr>
-        <w:t>aberto, interpretável e auditável</w:t>
-      </w:r>
-      <w:r>
-        <w:rPr>
-          <w:rFonts w:ascii="Arial" w:hAnsi="Arial"/>
-        </w:rPr>
-        <w:t>, cujo sinal preditivo tem origem biológica explícita (região funcional) e cuja generalização é demonstrada externamente.</w:t>
+        <w:t>meta-análise por coorte</w:t>
+      </w:r>
+      <w:r>
+        <w:rPr>
+          <w:rFonts w:ascii="Arial" w:hAnsi="Arial"/>
+        </w:rPr>
+        <w:t xml:space="preserve"> (§3.5) é mais conservadora e revela heterogeneidade substancial (I² = 88%): o modelo é excelente nas coortes de painel especialista (0,86–0,89) e fraco em uma coorte externa de BRCA1 (0,60). Interpretamos isso não como fragilidade a ser escondida, mas como informação: o desempenho depende da qualidade de rotulagem e da composição da coorte, e a força real do método está na priorização de variantes com rótulos de alta confiança. Reportar essa nuance é parte do compromisso de honestidade que define o trabalho.</w:t>
       </w:r>
     </w:p>
     <w:p>
@@ -5548,7 +6130,7 @@
         <w:pStyle w:val="Heading2"/>
       </w:pPr>
       <w:r>
-        <w:t>4.4 Limitações</w:t>
+        <w:t>4.2 A honestidade metodológica como contribuição científica</w:t>
       </w:r>
     </w:p>
     <w:p>
@@ -5559,124 +6141,46 @@
         <w:rPr>
           <w:rFonts w:ascii="Arial" w:hAnsi="Arial"/>
         </w:rPr>
-        <w:t xml:space="preserve">Reconhecemos limites claros. </w:t>
+        <w:t xml:space="preserve">É tentador, em uma competição, apresentar apenas o melhor número. Optamos pelo contrário: relatamos que nossa hipótese fundadora — os números primos — </w:t>
       </w:r>
       <w:r>
         <w:rPr>
           <w:rFonts w:ascii="Arial" w:hAnsi="Arial"/>
           <w:b/>
         </w:rPr>
-        <w:t>(i)</w:t>
-      </w:r>
-      <w:r>
-        <w:rPr>
-          <w:rFonts w:ascii="Arial" w:hAnsi="Arial"/>
-        </w:rPr>
-        <w:t xml:space="preserve"> A validação concentrou-se em duas proteínas (</w:t>
-      </w:r>
-      <w:r>
-        <w:rPr>
-          <w:rFonts w:ascii="Arial" w:hAnsi="Arial"/>
-          <w:i/>
-        </w:rPr>
-        <w:t>BRCA1/BRCA2</w:t>
-      </w:r>
-      <w:r>
-        <w:rPr>
-          <w:rFonts w:ascii="Arial" w:hAnsi="Arial"/>
-        </w:rPr>
-        <w:t xml:space="preserve">); a extensão a outros genes é trabalho futuro. </w:t>
+        <w:t>falhou</w:t>
+      </w:r>
+      <w:r>
+        <w:rPr>
+          <w:rFonts w:ascii="Arial" w:hAnsi="Arial"/>
+        </w:rPr>
+        <w:t xml:space="preserve"> em um teste justo, e que um preditor aparentemente forte era, na verdade, um artefato de vazamento. Defendemos que essa transparência é a contribuição mais durável do trabalho. Primeiro, porque é </w:t>
       </w:r>
       <w:r>
         <w:rPr>
           <w:rFonts w:ascii="Arial" w:hAnsi="Arial"/>
           <w:b/>
         </w:rPr>
-        <w:t>(ii)</w:t>
-      </w:r>
-      <w:r>
-        <w:rPr>
-          <w:rFonts w:ascii="Arial" w:hAnsi="Arial"/>
-        </w:rPr>
-        <w:t xml:space="preserve"> As fronteiras de domínio são aproximações baseadas em literatura e no UniProt; refinamentos estruturais podem melhorar a granularidade. </w:t>
+        <w:t>reprodutível e auditável</w:t>
+      </w:r>
+      <w:r>
+        <w:rPr>
+          <w:rFonts w:ascii="Arial" w:hAnsi="Arial"/>
+        </w:rPr>
+        <w:t xml:space="preserve">: todo o protocolo de bloqueio por posição e validação externa pode ser reexecutado. Segundo, porque o </w:t>
       </w:r>
       <w:r>
         <w:rPr>
           <w:rFonts w:ascii="Arial" w:hAnsi="Arial"/>
           <w:b/>
         </w:rPr>
-        <w:t>(iii)</w:t>
-      </w:r>
-      <w:r>
-        <w:rPr>
-          <w:rFonts w:ascii="Arial" w:hAnsi="Arial"/>
-        </w:rPr>
-        <w:t xml:space="preserve"> A generalização é </w:t>
-      </w:r>
-      <w:r>
-        <w:rPr>
-          <w:rFonts w:ascii="Arial" w:hAnsi="Arial"/>
-          <w:b/>
-        </w:rPr>
-        <w:t>heterogênea</w:t>
-      </w:r>
-      <w:r>
-        <w:rPr>
-          <w:rFonts w:ascii="Arial" w:hAnsi="Arial"/>
-        </w:rPr>
-        <w:t xml:space="preserve"> (I² = 88%): forte nas coortes de painel especialista, mas fraca em uma coorte externa de BRCA1, o que exige cautela e mais coortes para caracterizar os limites de aplicabilidade. </w:t>
-      </w:r>
-      <w:r>
-        <w:rPr>
-          <w:rFonts w:ascii="Arial" w:hAnsi="Arial"/>
-          <w:b/>
-        </w:rPr>
-        <w:t>(iv)</w:t>
-      </w:r>
-      <w:r>
-        <w:rPr>
-          <w:rFonts w:ascii="Arial" w:hAnsi="Arial"/>
-        </w:rPr>
-        <w:t xml:space="preserve"> Não há, ainda, </w:t>
-      </w:r>
-      <w:r>
-        <w:rPr>
-          <w:rFonts w:ascii="Arial" w:hAnsi="Arial"/>
-          <w:b/>
-        </w:rPr>
-        <w:t>confirmação funcional experimental</w:t>
-      </w:r>
-      <w:r>
-        <w:rPr>
-          <w:rFonts w:ascii="Arial" w:hAnsi="Arial"/>
-        </w:rPr>
-        <w:t xml:space="preserve"> das priorizações — o sistema apoia pesquisa, não substitui ensaio funcional (por exemplo, </w:t>
-      </w:r>
-      <w:r>
-        <w:rPr>
-          <w:rFonts w:ascii="Arial" w:hAnsi="Arial"/>
-          <w:i/>
-        </w:rPr>
-        <w:t>saturation genome editing</w:t>
-      </w:r>
-      <w:r>
-        <w:rPr>
-          <w:rFonts w:ascii="Arial" w:hAnsi="Arial"/>
-        </w:rPr>
-        <w:t xml:space="preserve">) nem julgamento clínico. </w:t>
-      </w:r>
-      <w:r>
-        <w:rPr>
-          <w:rFonts w:ascii="Arial" w:hAnsi="Arial"/>
-          <w:b/>
-        </w:rPr>
-        <w:t>(v)</w:t>
-      </w:r>
-      <w:r>
-        <w:rPr>
-          <w:rFonts w:ascii="Arial" w:hAnsi="Arial"/>
-        </w:rPr>
-        <w:t xml:space="preserve"> A integração quantitativa do ESM-2 está em curso. Nenhuma dessas limitações compromete o achado central; todas apontam caminhos concretos de continuidade.</w:t>
+        <w:t>diagnóstico de vazamento posicional</w:t>
+      </w:r>
+      <w:r>
+        <w:rPr>
+          <w:rFonts w:ascii="Arial" w:hAnsi="Arial"/>
+        </w:rPr>
+        <w:t xml:space="preserve"> é um alerta metodológico útil para toda a área de predição de patogenicidade, onde benchmarks internos otimistas são comuns. Ciência não é a ausência de resultados negativos; é o tratamento rigoroso deles. Um resultado negativo bem estabelecido vale mais do que um resultado positivo frágil.</w:t>
       </w:r>
     </w:p>
     <w:p>
@@ -5684,7 +6188,7 @@
         <w:pStyle w:val="Heading2"/>
       </w:pPr>
       <w:r>
-        <w:t>4.5 Trabalhos futuros</w:t>
+        <w:t>4.3 Posicionamento frente a preditores estabelecidos</w:t>
       </w:r>
     </w:p>
     <w:p>
@@ -5695,203 +6199,190 @@
         <w:rPr>
           <w:rFonts w:ascii="Arial" w:hAnsi="Arial"/>
         </w:rPr>
-        <w:t xml:space="preserve">Quatro direções decorrem naturalmente deste trabalho. </w:t>
+        <w:t xml:space="preserve">Preditores como AlphaMissense, REVEL e CADD são referências poderosas, mas incorporá-los como </w:t>
+      </w:r>
+      <w:r>
+        <w:rPr>
+          <w:rFonts w:ascii="Arial" w:hAnsi="Arial"/>
+          <w:i/>
+        </w:rPr>
+        <w:t>características</w:t>
+      </w:r>
+      <w:r>
+        <w:rPr>
+          <w:rFonts w:ascii="Arial" w:hAnsi="Arial"/>
+        </w:rPr>
+        <w:t xml:space="preserve"> de um novo modelo introduz </w:t>
       </w:r>
       <w:r>
         <w:rPr>
           <w:rFonts w:ascii="Arial" w:hAnsi="Arial"/>
           <w:b/>
         </w:rPr>
-        <w:t>Primeiro</w:t>
-      </w:r>
-      <w:r>
-        <w:rPr>
-          <w:rFonts w:ascii="Arial" w:hAnsi="Arial"/>
-        </w:rPr>
-        <w:t xml:space="preserve">, concluir a integração quantitativa do </w:t>
+        <w:t>circularidade</w:t>
+      </w:r>
+      <w:r>
+        <w:rPr>
+          <w:rFonts w:ascii="Arial" w:hAnsi="Arial"/>
+        </w:rPr>
+        <w:t xml:space="preserve"> — eles próprios são treinados em rótulos correlacionados, e seu uso direto infla artificialmente o desempenho. Por isso, tratamo-los como </w:t>
       </w:r>
       <w:r>
         <w:rPr>
           <w:rFonts w:ascii="Arial" w:hAnsi="Arial"/>
           <w:b/>
         </w:rPr>
-        <w:t>ESM-2</w:t>
-      </w:r>
-      <w:r>
-        <w:rPr>
-          <w:rFonts w:ascii="Arial" w:hAnsi="Arial"/>
-        </w:rPr>
-        <w:t xml:space="preserve"> (Lin et al., 2023; Meier et al., 2021) como camada ortogonal, avaliando o modelo </w:t>
-      </w:r>
-      <w:r>
-        <w:rPr>
-          <w:rFonts w:ascii="Arial" w:hAnsi="Arial"/>
-          <w:i/>
-        </w:rPr>
-        <w:t>domínio + ESM-2</w:t>
-      </w:r>
-      <w:r>
-        <w:rPr>
-          <w:rFonts w:ascii="Arial" w:hAnsi="Arial"/>
-        </w:rPr>
-        <w:t xml:space="preserve"> nas mesmas coortes com o protocolo anti-vazamento. </w:t>
+        <w:t>linha de referência de comparação</w:t>
+      </w:r>
+      <w:r>
+        <w:rPr>
+          <w:rFonts w:ascii="Arial" w:hAnsi="Arial"/>
+        </w:rPr>
+        <w:t xml:space="preserve">, não como insumo do modelo proposto. O valor diferencial do PrimeVarClass não é superar numericamente esses preditores fechados, mas oferecer um método </w:t>
       </w:r>
       <w:r>
         <w:rPr>
           <w:rFonts w:ascii="Arial" w:hAnsi="Arial"/>
           <w:b/>
         </w:rPr>
-        <w:t>Segundo</w:t>
-      </w:r>
-      <w:r>
-        <w:rPr>
-          <w:rFonts w:ascii="Arial" w:hAnsi="Arial"/>
-        </w:rPr>
-        <w:t xml:space="preserve">, estender a anotação consciente de domínio a </w:t>
-      </w:r>
-      <w:r>
-        <w:rPr>
-          <w:rFonts w:ascii="Arial" w:hAnsi="Arial"/>
-          <w:b/>
-        </w:rPr>
-        <w:t>outros genes</w:t>
-      </w:r>
-      <w:r>
-        <w:rPr>
-          <w:rFonts w:ascii="Arial" w:hAnsi="Arial"/>
-        </w:rPr>
-        <w:t xml:space="preserve"> de predisposição (por exemplo, </w:t>
-      </w:r>
-      <w:r>
-        <w:rPr>
-          <w:rFonts w:ascii="Arial" w:hAnsi="Arial"/>
-          <w:i/>
-        </w:rPr>
-        <w:t>TP53</w:t>
-      </w:r>
-      <w:r>
-        <w:rPr>
-          <w:rFonts w:ascii="Arial" w:hAnsi="Arial"/>
-        </w:rPr>
-        <w:t xml:space="preserve">, </w:t>
-      </w:r>
-      <w:r>
-        <w:rPr>
-          <w:rFonts w:ascii="Arial" w:hAnsi="Arial"/>
-          <w:i/>
-        </w:rPr>
-        <w:t>PALB2</w:t>
-      </w:r>
-      <w:r>
-        <w:rPr>
-          <w:rFonts w:ascii="Arial" w:hAnsi="Arial"/>
-        </w:rPr>
-        <w:t xml:space="preserve">, </w:t>
-      </w:r>
-      <w:r>
-        <w:rPr>
-          <w:rFonts w:ascii="Arial" w:hAnsi="Arial"/>
-          <w:i/>
-        </w:rPr>
-        <w:t>CHEK2</w:t>
-      </w:r>
-      <w:r>
-        <w:rPr>
-          <w:rFonts w:ascii="Arial" w:hAnsi="Arial"/>
-        </w:rPr>
-        <w:t xml:space="preserve">), verificando se o ganho de generalização se replica. </w:t>
-      </w:r>
-      <w:r>
-        <w:rPr>
-          <w:rFonts w:ascii="Arial" w:hAnsi="Arial"/>
-          <w:b/>
-        </w:rPr>
-        <w:t>Terceiro</w:t>
-      </w:r>
-      <w:r>
-        <w:rPr>
-          <w:rFonts w:ascii="Arial" w:hAnsi="Arial"/>
-        </w:rPr>
-        <w:t xml:space="preserve">, aplicar </w:t>
-      </w:r>
-      <w:r>
-        <w:rPr>
-          <w:rFonts w:ascii="Arial" w:hAnsi="Arial"/>
-          <w:b/>
-        </w:rPr>
-        <w:t>calibração formal ACMG/AMP</w:t>
-      </w:r>
-      <w:r>
-        <w:rPr>
-          <w:rFonts w:ascii="Arial" w:hAnsi="Arial"/>
-        </w:rPr>
-        <w:t xml:space="preserve"> (Pejaver et al., 2022) para converter as probabilidades em forças de evidência utilizáveis por comissões de classificação, e explicabilidade por valores de Shapley (SHAP) para transparência variante a variante. </w:t>
-      </w:r>
-      <w:r>
-        <w:rPr>
-          <w:rFonts w:ascii="Arial" w:hAnsi="Arial"/>
-          <w:b/>
-        </w:rPr>
-        <w:t>Quarto</w:t>
-      </w:r>
-      <w:r>
-        <w:rPr>
-          <w:rFonts w:ascii="Arial" w:hAnsi="Arial"/>
-        </w:rPr>
-        <w:t xml:space="preserve">, buscar </w:t>
-      </w:r>
-      <w:r>
-        <w:rPr>
-          <w:rFonts w:ascii="Arial" w:hAnsi="Arial"/>
-          <w:b/>
-        </w:rPr>
-        <w:t>validação funcional</w:t>
-      </w:r>
-      <w:r>
-        <w:rPr>
-          <w:rFonts w:ascii="Arial" w:hAnsi="Arial"/>
-        </w:rPr>
-        <w:t xml:space="preserve"> convergente com ensaios de alto rendimento — </w:t>
-      </w:r>
-      <w:r>
-        <w:rPr>
-          <w:rFonts w:ascii="Arial" w:hAnsi="Arial"/>
-          <w:i/>
-        </w:rPr>
-        <w:t>saturation genome editing</w:t>
-      </w:r>
-      <w:r>
-        <w:rPr>
-          <w:rFonts w:ascii="Arial" w:hAnsi="Arial"/>
-        </w:rPr>
-        <w:t xml:space="preserve"> (Findlay et al., 2014) e ensaios de reparo — para as variantes priorizadas, fechando o ciclo entre predição e evidência experimental. A heterogeneidade observada entre coortes (§3.5) torna prioritário, ainda, ampliar o número de coortes externas para caracterizar os limites de aplicabilidade do método.</w:t>
+        <w:t>aberto, interpretável e auditável</w:t>
+      </w:r>
+      <w:r>
+        <w:rPr>
+          <w:rFonts w:ascii="Arial" w:hAnsi="Arial"/>
+        </w:rPr>
+        <w:t>, cujo sinal preditivo tem origem biológica explícita (região funcional) e cuja generalização é demonstrada externamente.</w:t>
       </w:r>
     </w:p>
     <w:p>
       <w:pPr>
-        <w:pStyle w:val="Heading1"/>
-      </w:pPr>
-      <w:r>
-        <w:t>5. Impacto social e aplicação</w:t>
+        <w:pStyle w:val="Heading2"/>
+      </w:pPr>
+      <w:r>
+        <w:t>4.4 Limitações</w:t>
       </w:r>
     </w:p>
     <w:p>
       <w:pPr>
-        <w:pStyle w:val="Heading2"/>
-      </w:pPr>
-      <w:r>
-        <w:t>5.1 O problema brasileiro concreto</w:t>
+        <w:jc w:val="both"/>
+      </w:pPr>
+      <w:r>
+        <w:rPr>
+          <w:rFonts w:ascii="Arial" w:hAnsi="Arial"/>
+        </w:rPr>
+        <w:t xml:space="preserve">Reconhecemos limites claros. </w:t>
+      </w:r>
+      <w:r>
+        <w:rPr>
+          <w:rFonts w:ascii="Arial" w:hAnsi="Arial"/>
+          <w:b/>
+        </w:rPr>
+        <w:t>(i)</w:t>
+      </w:r>
+      <w:r>
+        <w:rPr>
+          <w:rFonts w:ascii="Arial" w:hAnsi="Arial"/>
+        </w:rPr>
+        <w:t xml:space="preserve"> A validação concentrou-se em duas proteínas (</w:t>
+      </w:r>
+      <w:r>
+        <w:rPr>
+          <w:rFonts w:ascii="Arial" w:hAnsi="Arial"/>
+          <w:i/>
+        </w:rPr>
+        <w:t>BRCA1/BRCA2</w:t>
+      </w:r>
+      <w:r>
+        <w:rPr>
+          <w:rFonts w:ascii="Arial" w:hAnsi="Arial"/>
+        </w:rPr>
+        <w:t xml:space="preserve">); a extensão a outros genes é trabalho futuro. </w:t>
+      </w:r>
+      <w:r>
+        <w:rPr>
+          <w:rFonts w:ascii="Arial" w:hAnsi="Arial"/>
+          <w:b/>
+        </w:rPr>
+        <w:t>(ii)</w:t>
+      </w:r>
+      <w:r>
+        <w:rPr>
+          <w:rFonts w:ascii="Arial" w:hAnsi="Arial"/>
+        </w:rPr>
+        <w:t xml:space="preserve"> As fronteiras de domínio são aproximações baseadas em literatura e no UniProt; refinamentos estruturais podem melhorar a granularidade. </w:t>
+      </w:r>
+      <w:r>
+        <w:rPr>
+          <w:rFonts w:ascii="Arial" w:hAnsi="Arial"/>
+          <w:b/>
+        </w:rPr>
+        <w:t>(iii)</w:t>
+      </w:r>
+      <w:r>
+        <w:rPr>
+          <w:rFonts w:ascii="Arial" w:hAnsi="Arial"/>
+        </w:rPr>
+        <w:t xml:space="preserve"> A generalização é </w:t>
+      </w:r>
+      <w:r>
+        <w:rPr>
+          <w:rFonts w:ascii="Arial" w:hAnsi="Arial"/>
+          <w:b/>
+        </w:rPr>
+        <w:t>heterogênea</w:t>
+      </w:r>
+      <w:r>
+        <w:rPr>
+          <w:rFonts w:ascii="Arial" w:hAnsi="Arial"/>
+        </w:rPr>
+        <w:t xml:space="preserve"> (I² = 88%): forte nas coortes de painel especialista, mas fraca em uma coorte externa de BRCA1, o que exige cautela e mais coortes para caracterizar os limites de aplicabilidade. </w:t>
+      </w:r>
+      <w:r>
+        <w:rPr>
+          <w:rFonts w:ascii="Arial" w:hAnsi="Arial"/>
+          <w:b/>
+        </w:rPr>
+        <w:t>(iv)</w:t>
+      </w:r>
+      <w:r>
+        <w:rPr>
+          <w:rFonts w:ascii="Arial" w:hAnsi="Arial"/>
+        </w:rPr>
+        <w:t xml:space="preserve"> Não há, ainda, </w:t>
+      </w:r>
+      <w:r>
+        <w:rPr>
+          <w:rFonts w:ascii="Arial" w:hAnsi="Arial"/>
+          <w:b/>
+        </w:rPr>
+        <w:t>confirmação funcional experimental</w:t>
+      </w:r>
+      <w:r>
+        <w:rPr>
+          <w:rFonts w:ascii="Arial" w:hAnsi="Arial"/>
+        </w:rPr>
+        <w:t xml:space="preserve"> das priorizações — o sistema apoia pesquisa, não substitui ensaio funcional (por exemplo, </w:t>
+      </w:r>
+      <w:r>
+        <w:rPr>
+          <w:rFonts w:ascii="Arial" w:hAnsi="Arial"/>
+          <w:i/>
+        </w:rPr>
+        <w:t>saturation genome editing</w:t>
+      </w:r>
+      <w:r>
+        <w:rPr>
+          <w:rFonts w:ascii="Arial" w:hAnsi="Arial"/>
+        </w:rPr>
+        <w:t>) nem julgamento clínico. Nenhuma dessas limitações compromete o achado central; todas apontam caminhos concretos de continuidade.</w:t>
       </w:r>
     </w:p>
     <w:p>
       <w:pPr>
-        <w:jc w:val="both"/>
-      </w:pPr>
-      <w:r>
-        <w:rPr>
-          <w:rFonts w:ascii="Arial" w:hAnsi="Arial"/>
-        </w:rPr>
-        <w:t>O acesso à interpretação de variantes genéticas é profundamente desigual no Brasil. A expertise concentra-se em poucos centros; laboratórios públicos, hospitais universitários e grupos de pesquisa em regiões menos assistidas frequentemente não dispõem de ferramentas abertas e adaptáveis. O resultado é que exames genéticos, quando realizados, muitas vezes retornam VUS sem suporte para conduzir a decisão — e o custo desse impasse recai desproporcionalmente sobre quem depende do sistema público.</w:t>
+        <w:pStyle w:val="Heading2"/>
+      </w:pPr>
+      <w:r>
+        <w:t>4.5 Trabalhos futuros</w:t>
       </w:r>
     </w:p>
     <w:p>
@@ -5902,298 +6393,300 @@
         <w:rPr>
           <w:rFonts w:ascii="Arial" w:hAnsi="Arial"/>
         </w:rPr>
-        <w:t>A literatura nacional documenta essa realidade. Recomendações específicas para avançar o diagnóstico e o manejo do câncer de mama e ovário hereditário no Brasil apontam lacunas de acesso e de infraestrutura (Achatz et al., 2020). Estudos de aconselhamento genético e de perfil de risco em serviços brasileiros (Palmero et al., 2007; Fernandes et al., 2019), avaliações do conhecimento médico sobre testagem para síndrome de câncer de mama e ovário hereditário (Lasta et al., 2023) e caracterizações moleculares em serviços públicos de medicina de precisão (Ribeiro et al., 2025), bem como achados de variantes específicas em populações regionais (Noronha et al., 2026), reforçam a necessidade de ferramentas abertas, auditáveis e de baixo custo computacional — exatamente o nicho que o PrimeVarClass busca ocupar como apoio à pesquisa e à formação.</w:t>
+        <w:t xml:space="preserve">Três direções decorrem naturalmente deste trabalho. </w:t>
+      </w:r>
+      <w:r>
+        <w:rPr>
+          <w:rFonts w:ascii="Arial" w:hAnsi="Arial"/>
+          <w:b/>
+        </w:rPr>
+        <w:t>Primeiro</w:t>
+      </w:r>
+      <w:r>
+        <w:rPr>
+          <w:rFonts w:ascii="Arial" w:hAnsi="Arial"/>
+        </w:rPr>
+        <w:t xml:space="preserve">, estender a anotação consciente de domínio e a pontuação ESM-2 a </w:t>
+      </w:r>
+      <w:r>
+        <w:rPr>
+          <w:rFonts w:ascii="Arial" w:hAnsi="Arial"/>
+          <w:b/>
+        </w:rPr>
+        <w:t>outros genes</w:t>
+      </w:r>
+      <w:r>
+        <w:rPr>
+          <w:rFonts w:ascii="Arial" w:hAnsi="Arial"/>
+        </w:rPr>
+        <w:t xml:space="preserve"> de predisposição (por exemplo, </w:t>
+      </w:r>
+      <w:r>
+        <w:rPr>
+          <w:rFonts w:ascii="Arial" w:hAnsi="Arial"/>
+          <w:i/>
+        </w:rPr>
+        <w:t>TP53</w:t>
+      </w:r>
+      <w:r>
+        <w:rPr>
+          <w:rFonts w:ascii="Arial" w:hAnsi="Arial"/>
+        </w:rPr>
+        <w:t xml:space="preserve">, </w:t>
+      </w:r>
+      <w:r>
+        <w:rPr>
+          <w:rFonts w:ascii="Arial" w:hAnsi="Arial"/>
+          <w:i/>
+        </w:rPr>
+        <w:t>PALB2</w:t>
+      </w:r>
+      <w:r>
+        <w:rPr>
+          <w:rFonts w:ascii="Arial" w:hAnsi="Arial"/>
+        </w:rPr>
+        <w:t xml:space="preserve">, </w:t>
+      </w:r>
+      <w:r>
+        <w:rPr>
+          <w:rFonts w:ascii="Arial" w:hAnsi="Arial"/>
+          <w:i/>
+        </w:rPr>
+        <w:t>CHEK2</w:t>
+      </w:r>
+      <w:r>
+        <w:rPr>
+          <w:rFonts w:ascii="Arial" w:hAnsi="Arial"/>
+        </w:rPr>
+        <w:t xml:space="preserve">), verificando se o ganho de generalização se replica. </w:t>
+      </w:r>
+      <w:r>
+        <w:rPr>
+          <w:rFonts w:ascii="Arial" w:hAnsi="Arial"/>
+          <w:b/>
+        </w:rPr>
+        <w:t>Segundo</w:t>
+      </w:r>
+      <w:r>
+        <w:rPr>
+          <w:rFonts w:ascii="Arial" w:hAnsi="Arial"/>
+        </w:rPr>
+        <w:t xml:space="preserve">, aplicar </w:t>
+      </w:r>
+      <w:r>
+        <w:rPr>
+          <w:rFonts w:ascii="Arial" w:hAnsi="Arial"/>
+          <w:b/>
+        </w:rPr>
+        <w:t>calibração formal ACMG/AMP</w:t>
+      </w:r>
+      <w:r>
+        <w:rPr>
+          <w:rFonts w:ascii="Arial" w:hAnsi="Arial"/>
+        </w:rPr>
+        <w:t xml:space="preserve"> (Pejaver et al., 2022) para converter as probabilidades do modelo-carro-chefe em forças de evidência utilizáveis por comissões de classificação. </w:t>
+      </w:r>
+      <w:r>
+        <w:rPr>
+          <w:rFonts w:ascii="Arial" w:hAnsi="Arial"/>
+          <w:b/>
+        </w:rPr>
+        <w:t>Terceiro</w:t>
+      </w:r>
+      <w:r>
+        <w:rPr>
+          <w:rFonts w:ascii="Arial" w:hAnsi="Arial"/>
+        </w:rPr>
+        <w:t xml:space="preserve">, buscar </w:t>
+      </w:r>
+      <w:r>
+        <w:rPr>
+          <w:rFonts w:ascii="Arial" w:hAnsi="Arial"/>
+          <w:b/>
+        </w:rPr>
+        <w:t>validação funcional</w:t>
+      </w:r>
+      <w:r>
+        <w:rPr>
+          <w:rFonts w:ascii="Arial" w:hAnsi="Arial"/>
+        </w:rPr>
+        <w:t xml:space="preserve"> convergente com ensaios de alto rendimento — </w:t>
+      </w:r>
+      <w:r>
+        <w:rPr>
+          <w:rFonts w:ascii="Arial" w:hAnsi="Arial"/>
+          <w:i/>
+        </w:rPr>
+        <w:t>saturation genome editing</w:t>
+      </w:r>
+      <w:r>
+        <w:rPr>
+          <w:rFonts w:ascii="Arial" w:hAnsi="Arial"/>
+        </w:rPr>
+        <w:t xml:space="preserve"> (Findlay et al., 2014) e ensaios de reparo — para as variantes priorizadas, fechando o ciclo entre predição e evidência experimental. A heterogeneidade observada entre coortes (§3.5) torna prioritário, ainda, ampliar o número de coortes externas para caracterizar os limites de aplicabilidade do método.</w:t>
       </w:r>
     </w:p>
     <w:p>
       <w:pPr>
-        <w:pStyle w:val="Heading2"/>
-      </w:pPr>
-      <w:r>
-        <w:t>5.2 Como o PrimeVarClass contribui</w:t>
+        <w:pStyle w:val="Heading1"/>
+      </w:pPr>
+      <w:r>
+        <w:t>5. Impacto social e aplicação</w:t>
       </w:r>
     </w:p>
     <w:p>
       <w:pPr>
-        <w:jc w:val="both"/>
-      </w:pPr>
-      <w:r>
-        <w:rPr>
-          <w:rFonts w:ascii="Arial" w:hAnsi="Arial"/>
-        </w:rPr>
-        <w:t xml:space="preserve">O sistema é posicionado explicitamente </w:t>
-      </w:r>
-      <w:r>
-        <w:rPr>
-          <w:rFonts w:ascii="Arial" w:hAnsi="Arial"/>
-          <w:b/>
-        </w:rPr>
-        <w:t>não como diagnóstico clínico automático</w:t>
-      </w:r>
-      <w:r>
-        <w:rPr>
-          <w:rFonts w:ascii="Arial" w:hAnsi="Arial"/>
-        </w:rPr>
-        <w:t xml:space="preserve">, mas como </w:t>
-      </w:r>
-      <w:r>
-        <w:rPr>
-          <w:rFonts w:ascii="Arial" w:hAnsi="Arial"/>
-          <w:b/>
-        </w:rPr>
-        <w:t>ferramenta de aceleração de pesquisa responsável</w:t>
-      </w:r>
-      <w:r>
-        <w:rPr>
-          <w:rFonts w:ascii="Arial" w:hAnsi="Arial"/>
-        </w:rPr>
-        <w:t>:</w:t>
+        <w:pStyle w:val="Heading2"/>
+      </w:pPr>
+      <w:r>
+        <w:t>5.1 O problema brasileiro concreto</w:t>
       </w:r>
     </w:p>
     <w:p>
       <w:pPr>
-        <w:pStyle w:val="ListBullet"/>
-      </w:pPr>
-      <w:r>
-        <w:rPr>
-          <w:rFonts w:ascii="Arial" w:hAnsi="Arial"/>
-          <w:b/>
-        </w:rPr>
-        <w:t>Apoio a laboratórios públicos e universitários</w:t>
-      </w:r>
-      <w:r>
-        <w:rPr>
-          <w:rFonts w:ascii="Arial" w:hAnsi="Arial"/>
-        </w:rPr>
-        <w:t>: uma plataforma aberta e auditável para priorizar variantes candidatas e organizar evidência pública (ClinVar, gnomAD), reduzindo o tempo de análise inicial.</w:t>
+        <w:jc w:val="both"/>
+      </w:pPr>
+      <w:r>
+        <w:rPr>
+          <w:rFonts w:ascii="Arial" w:hAnsi="Arial"/>
+        </w:rPr>
+        <w:t>O acesso à interpretação de variantes genéticas é profundamente desigual no Brasil. A expertise concentra-se em poucos centros; laboratórios públicos, hospitais universitários e grupos de pesquisa em regiões menos assistidas frequentemente não dispõem de ferramentas abertas e adaptáveis. O resultado é que exames genéticos, quando realizados, muitas vezes retornam VUS sem suporte para conduzir a decisão — e o custo desse impasse recai desproporcionalmente sobre quem depende do sistema público.</w:t>
       </w:r>
     </w:p>
     <w:p>
       <w:pPr>
-        <w:pStyle w:val="ListBullet"/>
-      </w:pPr>
-      <w:r>
-        <w:rPr>
-          <w:rFonts w:ascii="Arial" w:hAnsi="Arial"/>
-          <w:b/>
-        </w:rPr>
-        <w:t>Formação de pesquisadores</w:t>
-      </w:r>
-      <w:r>
-        <w:rPr>
-          <w:rFonts w:ascii="Arial" w:hAnsi="Arial"/>
-        </w:rPr>
-        <w:t>: por ser explicável e reprodutível, serve de instrumento didático sobre boas práticas — validação externa, prevenção de vazamento, honestidade sobre limites.</w:t>
+        <w:jc w:val="both"/>
+      </w:pPr>
+      <w:r>
+        <w:rPr>
+          <w:rFonts w:ascii="Arial" w:hAnsi="Arial"/>
+        </w:rPr>
+        <w:t>A literatura nacional documenta essa realidade. Recomendações específicas para avançar o diagnóstico e o manejo do câncer de mama e ovário hereditário no Brasil apontam lacunas de acesso e de infraestrutura (Achatz et al., 2020). Estudos de aconselhamento genético e de perfil de risco em serviços brasileiros (Palmero et al., 2007; Fernandes et al., 2019), avaliações do conhecimento médico sobre testagem para síndrome de câncer de mama e ovário hereditário (Lasta et al., 2023) e caracterizações moleculares em serviços públicos de medicina de precisão (Ribeiro et al., 2025), bem como achados de variantes específicas em populações regionais (Noronha et al., 2026), reforçam a necessidade de ferramentas abertas, auditáveis e de baixo custo computacional — exatamente o nicho que o PrimeVarClass busca ocupar como apoio à pesquisa e à formação.</w:t>
       </w:r>
     </w:p>
     <w:p>
       <w:pPr>
-        <w:pStyle w:val="ListBullet"/>
-      </w:pPr>
-      <w:r>
-        <w:rPr>
-          <w:rFonts w:ascii="Arial" w:hAnsi="Arial"/>
-          <w:b/>
-        </w:rPr>
-        <w:t>Suporte à pesquisa translacional nacional</w:t>
-      </w:r>
-      <w:r>
-        <w:rPr>
-          <w:rFonts w:ascii="Arial" w:hAnsi="Arial"/>
-        </w:rPr>
-        <w:t>: geração de hipóteses funcionais rastreáveis para priorizar quais variantes merecem investigação experimental.</w:t>
+        <w:pStyle w:val="Heading2"/>
+      </w:pPr>
+      <w:r>
+        <w:t>5.2 Como o PrimeVarClass contribui</w:t>
       </w:r>
     </w:p>
     <w:p>
       <w:pPr>
-        <w:pStyle w:val="ListBullet"/>
-      </w:pPr>
+        <w:jc w:val="both"/>
+      </w:pPr>
+      <w:r>
+        <w:rPr>
+          <w:rFonts w:ascii="Arial" w:hAnsi="Arial"/>
+        </w:rPr>
+        <w:t xml:space="preserve">O sistema é posicionado explicitamente </w:t>
+      </w:r>
       <w:r>
         <w:rPr>
           <w:rFonts w:ascii="Arial" w:hAnsi="Arial"/>
           <w:b/>
         </w:rPr>
-        <w:t>Equidade</w:t>
-      </w:r>
-      <w:r>
-        <w:rPr>
-          <w:rFonts w:ascii="Arial" w:hAnsi="Arial"/>
-        </w:rPr>
-        <w:t>: por ser software aberto e de baixo custo computacional (não exige GPU para o núcleo), pode ser executado em infraestrutura modesta.</w:t>
+        <w:t>não como diagnóstico clínico automático</w:t>
+      </w:r>
+      <w:r>
+        <w:rPr>
+          <w:rFonts w:ascii="Arial" w:hAnsi="Arial"/>
+        </w:rPr>
+        <w:t xml:space="preserve">, mas como </w:t>
+      </w:r>
+      <w:r>
+        <w:rPr>
+          <w:rFonts w:ascii="Arial" w:hAnsi="Arial"/>
+          <w:b/>
+        </w:rPr>
+        <w:t>ferramenta de aceleração de pesquisa responsável</w:t>
+      </w:r>
+      <w:r>
+        <w:rPr>
+          <w:rFonts w:ascii="Arial" w:hAnsi="Arial"/>
+        </w:rPr>
+        <w:t>:</w:t>
       </w:r>
     </w:p>
     <w:p>
       <w:pPr>
-        <w:pStyle w:val="Heading2"/>
-      </w:pPr>
-      <w:r>
-        <w:t>5.3 O que o sistema deliberadamente **não** faz</w:t>
+        <w:pStyle w:val="ListBullet"/>
+      </w:pPr>
+      <w:r>
+        <w:rPr>
+          <w:rFonts w:ascii="Arial" w:hAnsi="Arial"/>
+          <w:b/>
+        </w:rPr>
+        <w:t>Apoio a laboratórios públicos e universitários</w:t>
+      </w:r>
+      <w:r>
+        <w:rPr>
+          <w:rFonts w:ascii="Arial" w:hAnsi="Arial"/>
+        </w:rPr>
+        <w:t>: uma plataforma aberta e auditável para priorizar variantes candidatas e organizar evidência pública (ClinVar, gnomAD), reduzindo o tempo de análise inicial.</w:t>
       </w:r>
     </w:p>
     <w:p>
       <w:pPr>
-        <w:jc w:val="both"/>
-      </w:pPr>
-      <w:r>
-        <w:rPr>
-          <w:rFonts w:ascii="Arial" w:hAnsi="Arial"/>
-        </w:rPr>
-        <w:t>Não emite laudo clínico, não substitui aconselhamento genético humano e não afirma validade terapêutica. Essa contenção é parte do design responsável e alinha o projeto ao espírito de "IA para o bem comum".</w:t>
+        <w:pStyle w:val="ListBullet"/>
+      </w:pPr>
+      <w:r>
+        <w:rPr>
+          <w:rFonts w:ascii="Arial" w:hAnsi="Arial"/>
+          <w:b/>
+        </w:rPr>
+        <w:t>Formação de pesquisadores</w:t>
+      </w:r>
+      <w:r>
+        <w:rPr>
+          <w:rFonts w:ascii="Arial" w:hAnsi="Arial"/>
+        </w:rPr>
+        <w:t>: por ser explicável e reprodutível, serve de instrumento didático sobre boas práticas — validação externa, prevenção de vazamento, honestidade sobre limites.</w:t>
       </w:r>
     </w:p>
     <w:p>
       <w:pPr>
-        <w:pStyle w:val="Heading2"/>
-      </w:pPr>
-      <w:r>
-        <w:t>5.4 A plataforma como aplicação prática concreta</w:t>
+        <w:pStyle w:val="ListBullet"/>
+      </w:pPr>
+      <w:r>
+        <w:rPr>
+          <w:rFonts w:ascii="Arial" w:hAnsi="Arial"/>
+          <w:b/>
+        </w:rPr>
+        <w:t>Suporte à pesquisa translacional nacional</w:t>
+      </w:r>
+      <w:r>
+        <w:rPr>
+          <w:rFonts w:ascii="Arial" w:hAnsi="Arial"/>
+        </w:rPr>
+        <w:t>: geração de hipóteses funcionais rastreáveis para priorizar quais variantes merecem investigação experimental.</w:t>
       </w:r>
     </w:p>
     <w:p>
       <w:pPr>
-        <w:jc w:val="both"/>
-      </w:pPr>
-      <w:r>
-        <w:rPr>
-          <w:rFonts w:ascii="Arial" w:hAnsi="Arial"/>
-        </w:rPr>
-        <w:t xml:space="preserve">O trabalho não se limita a um resultado estatístico: entrega um </w:t>
-      </w:r>
+        <w:pStyle w:val="ListBullet"/>
+      </w:pPr>
       <w:r>
         <w:rPr>
           <w:rFonts w:ascii="Arial" w:hAnsi="Arial"/>
           <w:b/>
         </w:rPr>
-        <w:t>sistema funcional e reprodutível</w:t>
-      </w:r>
-      <w:r>
-        <w:rPr>
-          <w:rFonts w:ascii="Arial" w:hAnsi="Arial"/>
-        </w:rPr>
-        <w:t xml:space="preserve">, com resultados finais. Os componentes são: </w:t>
-      </w:r>
-      <w:r>
-        <w:rPr>
-          <w:rFonts w:ascii="Arial" w:hAnsi="Arial"/>
-          <w:b/>
-        </w:rPr>
-        <w:t>(a)</w:t>
-      </w:r>
-      <w:r>
-        <w:rPr>
-          <w:rFonts w:ascii="Arial" w:hAnsi="Arial"/>
-        </w:rPr>
-        <w:t xml:space="preserve"> um pacote de software aberto e auditável que implementa todo o pipeline — codificação de características, anotação consciente de domínio (</w:t>
-      </w:r>
-      <w:r>
-        <w:rPr>
-          <w:rFonts w:ascii="Consolas" w:hAnsi="Consolas"/>
-        </w:rPr>
-        <w:t>domain_annotation.py</w:t>
-      </w:r>
-      <w:r>
-        <w:rPr>
-          <w:rFonts w:ascii="Arial" w:hAnsi="Arial"/>
-        </w:rPr>
-        <w:t>), treino e validação, e ingestão de escores ESM-2 (</w:t>
-      </w:r>
-      <w:r>
-        <w:rPr>
-          <w:rFonts w:ascii="Consolas" w:hAnsi="Consolas"/>
-        </w:rPr>
-        <w:t>esm_scores.py</w:t>
-      </w:r>
-      <w:r>
-        <w:rPr>
-          <w:rFonts w:ascii="Arial" w:hAnsi="Arial"/>
-        </w:rPr>
-        <w:t xml:space="preserve">) — com </w:t>
-      </w:r>
-      <w:r>
-        <w:rPr>
-          <w:rFonts w:ascii="Arial" w:hAnsi="Arial"/>
-          <w:b/>
-        </w:rPr>
-        <w:t>testes automatizados</w:t>
-      </w:r>
-      <w:r>
-        <w:rPr>
-          <w:rFonts w:ascii="Arial" w:hAnsi="Arial"/>
-        </w:rPr>
-        <w:t xml:space="preserve"> garantindo reprodutibilidade; </w:t>
-      </w:r>
-      <w:r>
-        <w:rPr>
-          <w:rFonts w:ascii="Arial" w:hAnsi="Arial"/>
-          <w:b/>
-        </w:rPr>
-        <w:t>(b)</w:t>
-      </w:r>
-      <w:r>
-        <w:rPr>
-          <w:rFonts w:ascii="Arial" w:hAnsi="Arial"/>
-        </w:rPr>
-        <w:t xml:space="preserve"> uma </w:t>
-      </w:r>
-      <w:r>
-        <w:rPr>
-          <w:rFonts w:ascii="Arial" w:hAnsi="Arial"/>
-          <w:b/>
-        </w:rPr>
-        <w:t>interface programática (API)</w:t>
-      </w:r>
-      <w:r>
-        <w:rPr>
-          <w:rFonts w:ascii="Arial" w:hAnsi="Arial"/>
-        </w:rPr>
-        <w:t xml:space="preserve"> para pontuar variantes e organizar evidência pública; </w:t>
-      </w:r>
-      <w:r>
-        <w:rPr>
-          <w:rFonts w:ascii="Arial" w:hAnsi="Arial"/>
-          <w:b/>
-        </w:rPr>
-        <w:t>(c)</w:t>
-      </w:r>
-      <w:r>
-        <w:rPr>
-          <w:rFonts w:ascii="Arial" w:hAnsi="Arial"/>
-        </w:rPr>
-        <w:t xml:space="preserve"> um </w:t>
-      </w:r>
-      <w:r>
-        <w:rPr>
-          <w:rFonts w:ascii="Arial" w:hAnsi="Arial"/>
-          <w:b/>
-        </w:rPr>
-        <w:t>protótipo de sistema de apoio à decisão</w:t>
-      </w:r>
-      <w:r>
-        <w:rPr>
-          <w:rFonts w:ascii="Arial" w:hAnsi="Arial"/>
-        </w:rPr>
-        <w:t xml:space="preserve"> para priorização de variantes candidatas, voltado a laboratórios de pesquisa. Todos os números e figuras deste artigo são gerados por scripts reexecutáveis incluídos no sistema, o que torna a aplicação </w:t>
-      </w:r>
-      <w:r>
-        <w:rPr>
-          <w:rFonts w:ascii="Arial" w:hAnsi="Arial"/>
-          <w:b/>
-        </w:rPr>
-        <w:t>verificável de ponta a ponta</w:t>
-      </w:r>
-      <w:r>
-        <w:rPr>
-          <w:rFonts w:ascii="Arial" w:hAnsi="Arial"/>
-        </w:rPr>
-        <w:t>. Assim, o PrimeVarClass responde diretamente ao critério de aplicação prática: é uma ferramenta concreta, de baixo custo computacional, pronta para apoiar pesquisa genética responsável no Brasil.</w:t>
+        <w:t>Equidade</w:t>
+      </w:r>
+      <w:r>
+        <w:rPr>
+          <w:rFonts w:ascii="Arial" w:hAnsi="Arial"/>
+        </w:rPr>
+        <w:t>: por ser software aberto e de baixo custo computacional (não exige GPU para o núcleo), pode ser executado em infraestrutura modesta.</w:t>
       </w:r>
     </w:p>
     <w:p>
       <w:pPr>
-        <w:pStyle w:val="Heading1"/>
-      </w:pPr>
-      <w:r>
-        <w:t>6. Ética e uso de inteligência artificial</w:t>
+        <w:pStyle w:val="Heading2"/>
+      </w:pPr>
+      <w:r>
+        <w:t>5.3 O que o sistema deliberadamente **não** faz</w:t>
       </w:r>
     </w:p>
     <w:p>
@@ -6204,205 +6697,216 @@
         <w:rPr>
           <w:rFonts w:ascii="Arial" w:hAnsi="Arial"/>
         </w:rPr>
-        <w:t>Em conformidade com o item 2.2.2 (Nota 4) do Edital, declaramos de forma transparente o uso de ferramentas de Inteligência Artificial neste trabalho:</w:t>
+        <w:t>Não emite laudo clínico, não substitui aconselhamento genético humano e não afirma validade terapêutica. Essa contenção é parte do design responsável e alinha o projeto ao espírito de "IA para o bem comum".</w:t>
       </w:r>
     </w:p>
     <w:p>
       <w:pPr>
-        <w:pStyle w:val="ListBullet"/>
-      </w:pPr>
-      <w:r>
-        <w:rPr>
-          <w:rFonts w:ascii="Arial" w:hAnsi="Arial"/>
-          <w:b/>
-        </w:rPr>
-        <w:t>Ferramenta utilizada:</w:t>
-      </w:r>
-      <w:r>
-        <w:rPr>
-          <w:rFonts w:ascii="Arial" w:hAnsi="Arial"/>
-        </w:rPr>
-        <w:t xml:space="preserve"> assistente de programação e redação baseado em modelo de linguagem de grande porte (Claude, da Anthropic), operado via interface de linha de comando para desenvolvimento de software.</w:t>
+        <w:pStyle w:val="Heading2"/>
+      </w:pPr>
+      <w:r>
+        <w:t>5.4 A plataforma como aplicação prática concreta</w:t>
       </w:r>
     </w:p>
     <w:p>
       <w:pPr>
-        <w:pStyle w:val="ListBullet"/>
-      </w:pPr>
+        <w:jc w:val="both"/>
+      </w:pPr>
+      <w:r>
+        <w:rPr>
+          <w:rFonts w:ascii="Arial" w:hAnsi="Arial"/>
+        </w:rPr>
+        <w:t xml:space="preserve">O trabalho não se limita a um resultado estatístico: entrega um </w:t>
+      </w:r>
       <w:r>
         <w:rPr>
           <w:rFonts w:ascii="Arial" w:hAnsi="Arial"/>
           <w:b/>
         </w:rPr>
-        <w:t>Finalidades:</w:t>
-      </w:r>
-      <w:r>
-        <w:rPr>
-          <w:rFonts w:ascii="Arial" w:hAnsi="Arial"/>
-        </w:rPr>
-        <w:t xml:space="preserve"> (a) apoio à escrita, depuração e refatoração do código-fonte; (b) execução e organização de análises estatísticas (validação, Monte Carlo, meta-análise) sobre dados reais; (c) apoio à revisão sistemática da literatura e à formatação de referências; (d) redação e edição assistidas do texto em português. </w:t>
+        <w:t>sistema funcional e reprodutível</w:t>
+      </w:r>
+      <w:r>
+        <w:rPr>
+          <w:rFonts w:ascii="Arial" w:hAnsi="Arial"/>
+        </w:rPr>
+        <w:t xml:space="preserve">, com resultados finais. Os componentes são: </w:t>
       </w:r>
       <w:r>
         <w:rPr>
           <w:rFonts w:ascii="Arial" w:hAnsi="Arial"/>
           <w:b/>
         </w:rPr>
-        <w:t>Toda a concepção científica, a verificação dos resultados e a responsabilidade final são do(a) autor(a) humano(a).</w:t>
+        <w:t>(a)</w:t>
+      </w:r>
+      <w:r>
+        <w:rPr>
+          <w:rFonts w:ascii="Arial" w:hAnsi="Arial"/>
+        </w:rPr>
+        <w:t xml:space="preserve"> um pacote de software aberto e auditável que implementa todo o pipeline — codificação de características, anotação consciente de domínio (</w:t>
+      </w:r>
+      <w:r>
+        <w:rPr>
+          <w:rFonts w:ascii="Consolas" w:hAnsi="Consolas"/>
+        </w:rPr>
+        <w:t>domain_annotation.py</w:t>
+      </w:r>
+      <w:r>
+        <w:rPr>
+          <w:rFonts w:ascii="Arial" w:hAnsi="Arial"/>
+        </w:rPr>
+        <w:t>), treino e validação, e ingestão de escores ESM-2 (</w:t>
+      </w:r>
+      <w:r>
+        <w:rPr>
+          <w:rFonts w:ascii="Consolas" w:hAnsi="Consolas"/>
+        </w:rPr>
+        <w:t>esm_scores.py</w:t>
+      </w:r>
+      <w:r>
+        <w:rPr>
+          <w:rFonts w:ascii="Arial" w:hAnsi="Arial"/>
+        </w:rPr>
+        <w:t xml:space="preserve">) — com </w:t>
+      </w:r>
+      <w:r>
+        <w:rPr>
+          <w:rFonts w:ascii="Arial" w:hAnsi="Arial"/>
+          <w:b/>
+        </w:rPr>
+        <w:t>testes automatizados</w:t>
+      </w:r>
+      <w:r>
+        <w:rPr>
+          <w:rFonts w:ascii="Arial" w:hAnsi="Arial"/>
+        </w:rPr>
+        <w:t xml:space="preserve"> garantindo reprodutibilidade; </w:t>
+      </w:r>
+      <w:r>
+        <w:rPr>
+          <w:rFonts w:ascii="Arial" w:hAnsi="Arial"/>
+          <w:b/>
+        </w:rPr>
+        <w:t>(b)</w:t>
+      </w:r>
+      <w:r>
+        <w:rPr>
+          <w:rFonts w:ascii="Arial" w:hAnsi="Arial"/>
+        </w:rPr>
+        <w:t xml:space="preserve"> uma </w:t>
+      </w:r>
+      <w:r>
+        <w:rPr>
+          <w:rFonts w:ascii="Arial" w:hAnsi="Arial"/>
+          <w:b/>
+        </w:rPr>
+        <w:t>interface programática (API)</w:t>
+      </w:r>
+      <w:r>
+        <w:rPr>
+          <w:rFonts w:ascii="Arial" w:hAnsi="Arial"/>
+        </w:rPr>
+        <w:t xml:space="preserve"> para pontuar variantes e organizar evidência pública; </w:t>
+      </w:r>
+      <w:r>
+        <w:rPr>
+          <w:rFonts w:ascii="Arial" w:hAnsi="Arial"/>
+          <w:b/>
+        </w:rPr>
+        <w:t>(c)</w:t>
+      </w:r>
+      <w:r>
+        <w:rPr>
+          <w:rFonts w:ascii="Arial" w:hAnsi="Arial"/>
+        </w:rPr>
+        <w:t xml:space="preserve"> um </w:t>
+      </w:r>
+      <w:r>
+        <w:rPr>
+          <w:rFonts w:ascii="Arial" w:hAnsi="Arial"/>
+          <w:b/>
+        </w:rPr>
+        <w:t>protótipo de sistema de apoio à decisão</w:t>
+      </w:r>
+      <w:r>
+        <w:rPr>
+          <w:rFonts w:ascii="Arial" w:hAnsi="Arial"/>
+        </w:rPr>
+        <w:t xml:space="preserve"> para priorização de variantes candidatas, voltado a laboratórios de pesquisa. Todos os números e figuras deste artigo são gerados por scripts reexecutáveis incluídos no sistema, o que torna a aplicação </w:t>
+      </w:r>
+      <w:r>
+        <w:rPr>
+          <w:rFonts w:ascii="Arial" w:hAnsi="Arial"/>
+          <w:b/>
+        </w:rPr>
+        <w:t>verificável de ponta a ponta</w:t>
+      </w:r>
+      <w:r>
+        <w:rPr>
+          <w:rFonts w:ascii="Arial" w:hAnsi="Arial"/>
+        </w:rPr>
+        <w:t>. Assim, o PrimeVarClass responde diretamente ao critério de aplicação prática: é uma ferramenta concreta, de baixo custo computacional, pronta para apoiar pesquisa genética responsável no Brasil.</w:t>
       </w:r>
     </w:p>
     <w:p>
       <w:pPr>
-        <w:jc w:val="both"/>
-      </w:pPr>
-      <w:r>
-        <w:rPr>
-          <w:rFonts w:ascii="Arial" w:hAnsi="Arial"/>
-        </w:rPr>
-        <w:t xml:space="preserve">Declaramos ainda que: </w:t>
-      </w:r>
-      <w:r>
-        <w:rPr>
-          <w:rFonts w:ascii="Arial" w:hAnsi="Arial"/>
-          <w:b/>
-        </w:rPr>
-        <w:t>(i)</w:t>
-      </w:r>
-      <w:r>
-        <w:rPr>
-          <w:rFonts w:ascii="Arial" w:hAnsi="Arial"/>
-        </w:rPr>
-        <w:t xml:space="preserve"> todos os dados são públicos e auditáveis, sem informação de pacientes identificáveis; </w:t>
-      </w:r>
-      <w:r>
-        <w:rPr>
-          <w:rFonts w:ascii="Arial" w:hAnsi="Arial"/>
-          <w:b/>
-        </w:rPr>
-        <w:t>(ii)</w:t>
-      </w:r>
-      <w:r>
-        <w:rPr>
-          <w:rFonts w:ascii="Arial" w:hAnsi="Arial"/>
-        </w:rPr>
-        <w:t xml:space="preserve"> </w:t>
-      </w:r>
-      <w:r>
-        <w:rPr>
-          <w:rFonts w:ascii="Arial" w:hAnsi="Arial"/>
-          <w:b/>
-        </w:rPr>
-        <w:t>nenhum resultado, figura ou métrica deste trabalho foi fabricado ou simulado</w:t>
-      </w:r>
-      <w:r>
-        <w:rPr>
-          <w:rFonts w:ascii="Arial" w:hAnsi="Arial"/>
-        </w:rPr>
-        <w:t xml:space="preserve"> — todos derivam de execução real sobre dados reais, com código de validação reexecutável; </w:t>
-      </w:r>
-      <w:r>
-        <w:rPr>
-          <w:rFonts w:ascii="Arial" w:hAnsi="Arial"/>
-          <w:b/>
-        </w:rPr>
-        <w:t>(iii)</w:t>
-      </w:r>
-      <w:r>
-        <w:rPr>
-          <w:rFonts w:ascii="Arial" w:hAnsi="Arial"/>
-        </w:rPr>
-        <w:t xml:space="preserve"> reconhecemos vieses potenciais (representatividade populacional dos bancos de dados) e a necessidade de validação experimental independente antes de qualquer uso clínico. A governança do projeto prioriza reprodutibilidade, prudência e não-maleficência, e nenhuma prática de uso antiético de IA (item 4.1 do Edital) foi empregada.</w:t>
+        <w:pStyle w:val="Heading1"/>
+      </w:pPr>
+      <w:r>
+        <w:t>6. Ética e uso de inteligência artificial</w:t>
       </w:r>
     </w:p>
     <w:p>
       <w:pPr>
-        <w:pStyle w:val="Heading1"/>
-      </w:pPr>
-      <w:r>
-        <w:t>7. Conclusão</w:t>
+        <w:jc w:val="both"/>
+      </w:pPr>
+      <w:r>
+        <w:rPr>
+          <w:rFonts w:ascii="Arial" w:hAnsi="Arial"/>
+        </w:rPr>
+        <w:t>Em conformidade com o item 2.2.2 (Nota 4) do Edital, declaramos de forma transparente o uso de ferramentas de Inteligência Artificial neste trabalho:</w:t>
       </w:r>
     </w:p>
     <w:p>
       <w:pPr>
-        <w:jc w:val="both"/>
-      </w:pPr>
-      <w:r>
-        <w:rPr>
-          <w:rFonts w:ascii="Arial" w:hAnsi="Arial"/>
-        </w:rPr>
-        <w:t xml:space="preserve">Uma hipótese ousada — codificar aminoácidos como números primos — foi testada com rigor e </w:t>
-      </w:r>
+        <w:pStyle w:val="ListBullet"/>
+      </w:pPr>
       <w:r>
         <w:rPr>
           <w:rFonts w:ascii="Arial" w:hAnsi="Arial"/>
           <w:b/>
         </w:rPr>
-        <w:t>refutada com transparência</w:t>
-      </w:r>
-      <w:r>
-        <w:rPr>
-          <w:rFonts w:ascii="Arial" w:hAnsi="Arial"/>
-        </w:rPr>
-        <w:t xml:space="preserve">. Esse resultado negativo, longe de ser um fracasso, conduziu a dois avanços concretos: o </w:t>
-      </w:r>
-      <w:r>
-        <w:rPr>
-          <w:rFonts w:ascii="Arial" w:hAnsi="Arial"/>
-          <w:b/>
-        </w:rPr>
-        <w:t>diagnóstico da armadilha de vazamento posicional</w:t>
-      </w:r>
-      <w:r>
-        <w:rPr>
-          <w:rFonts w:ascii="Arial" w:hAnsi="Arial"/>
-        </w:rPr>
-        <w:t xml:space="preserve"> em benchmarks de patogenicidade e a construção de um </w:t>
-      </w:r>
-      <w:r>
-        <w:rPr>
-          <w:rFonts w:ascii="Arial" w:hAnsi="Arial"/>
-          <w:b/>
-        </w:rPr>
-        <w:t>classificador consciente de domínio funcional</w:t>
-      </w:r>
-      <w:r>
-        <w:rPr>
-          <w:rFonts w:ascii="Arial" w:hAnsi="Arial"/>
-        </w:rPr>
-        <w:t xml:space="preserve"> que </w:t>
-      </w:r>
-      <w:r>
-        <w:rPr>
-          <w:rFonts w:ascii="Arial" w:hAnsi="Arial"/>
-          <w:b/>
-        </w:rPr>
-        <w:t>generaliza para coortes externas independentes</w:t>
-      </w:r>
-      <w:r>
-        <w:rPr>
-          <w:rFonts w:ascii="Arial" w:hAnsi="Arial"/>
-        </w:rPr>
-        <w:t xml:space="preserve"> (AUC 0,847; DeLong p = 1,8 × 10⁻¹³), superando modelos que apenas memorizam. O PrimeVarClass entrega esse método de forma aberta, explicável, auditável e eticamente contida, com aplicação direta ao contexto brasileiro de saúde de precisão e formação científica. Sua maior força não é um número, mas um </w:t>
-      </w:r>
-      <w:r>
-        <w:rPr>
-          <w:rFonts w:ascii="Arial" w:hAnsi="Arial"/>
-          <w:b/>
-        </w:rPr>
-        <w:t>compromisso com a ciência honesta</w:t>
-      </w:r>
-      <w:r>
-        <w:rPr>
-          <w:rFonts w:ascii="Arial" w:hAnsi="Arial"/>
-        </w:rPr>
-        <w:t xml:space="preserve"> — o tipo de trabalho que a comunidade pode confiar, reproduzir e construir em cima.</w:t>
+        <w:t>Ferramenta utilizada:</w:t>
+      </w:r>
+      <w:r>
+        <w:rPr>
+          <w:rFonts w:ascii="Arial" w:hAnsi="Arial"/>
+        </w:rPr>
+        <w:t xml:space="preserve"> assistente de programação e redação baseado em modelo de linguagem de grande porte (Claude, da Anthropic), operado via interface de linha de comando para desenvolvimento de software.</w:t>
       </w:r>
     </w:p>
     <w:p>
       <w:pPr>
-        <w:pStyle w:val="Heading1"/>
-      </w:pPr>
-      <w:r>
-        <w:t>Reprodutibilidade e disponibilidade de dados</w:t>
+        <w:pStyle w:val="ListBullet"/>
+      </w:pPr>
+      <w:r>
+        <w:rPr>
+          <w:rFonts w:ascii="Arial" w:hAnsi="Arial"/>
+          <w:b/>
+        </w:rPr>
+        <w:t>Finalidades:</w:t>
+      </w:r>
+      <w:r>
+        <w:rPr>
+          <w:rFonts w:ascii="Arial" w:hAnsi="Arial"/>
+        </w:rPr>
+        <w:t xml:space="preserve"> (a) apoio à escrita, depuração e refatoração do código-fonte; (b) execução e organização de análises estatísticas (validação, Monte Carlo, meta-análise) sobre dados reais; (c) apoio à revisão sistemática da literatura e à formatação de referências; (d) redação e edição assistidas do texto em português. </w:t>
+      </w:r>
+      <w:r>
+        <w:rPr>
+          <w:rFonts w:ascii="Arial" w:hAnsi="Arial"/>
+          <w:b/>
+        </w:rPr>
+        <w:t>Toda a concepção científica, a verificação dos resultados e a responsabilidade final são do(a) autor(a) humano(a).</w:t>
       </w:r>
     </w:p>
     <w:p>
@@ -6413,161 +6917,59 @@
         <w:rPr>
           <w:rFonts w:ascii="Arial" w:hAnsi="Arial"/>
         </w:rPr>
-        <w:t xml:space="preserve">Todos os resultados derivam de dados </w:t>
+        <w:t xml:space="preserve">Declaramos ainda que: </w:t>
       </w:r>
       <w:r>
         <w:rPr>
           <w:rFonts w:ascii="Arial" w:hAnsi="Arial"/>
           <w:b/>
         </w:rPr>
-        <w:t>públicos</w:t>
-      </w:r>
-      <w:r>
-        <w:rPr>
-          <w:rFonts w:ascii="Arial" w:hAnsi="Arial"/>
-        </w:rPr>
-        <w:t xml:space="preserve"> (ClinVar, painéis de especialistas ENIGMA/ClinGen, gnomAD) e de código </w:t>
+        <w:t>(i)</w:t>
+      </w:r>
+      <w:r>
+        <w:rPr>
+          <w:rFonts w:ascii="Arial" w:hAnsi="Arial"/>
+        </w:rPr>
+        <w:t xml:space="preserve"> todos os dados são públicos e auditáveis, sem informação de pacientes identificáveis; </w:t>
       </w:r>
       <w:r>
         <w:rPr>
           <w:rFonts w:ascii="Arial" w:hAnsi="Arial"/>
           <w:b/>
         </w:rPr>
-        <w:t>reexecutável</w:t>
-      </w:r>
-      <w:r>
-        <w:rPr>
-          <w:rFonts w:ascii="Arial" w:hAnsi="Arial"/>
-        </w:rPr>
-        <w:t>. O núcleo de anotação de domínio (</w:t>
-      </w:r>
-      <w:r>
-        <w:rPr>
-          <w:rFonts w:ascii="Consolas" w:hAnsi="Consolas"/>
-        </w:rPr>
-        <w:t>domain_annotation.py</w:t>
-      </w:r>
-      <w:r>
-        <w:rPr>
-          <w:rFonts w:ascii="Arial" w:hAnsi="Arial"/>
-        </w:rPr>
-        <w:t>), a construção de características (</w:t>
-      </w:r>
-      <w:r>
-        <w:rPr>
-          <w:rFonts w:ascii="Consolas" w:hAnsi="Consolas"/>
-        </w:rPr>
-        <w:t>core.py</w:t>
-      </w:r>
-      <w:r>
-        <w:rPr>
-          <w:rFonts w:ascii="Arial" w:hAnsi="Arial"/>
-        </w:rPr>
-        <w:t>), a ingestão de escores ESM-2 (</w:t>
-      </w:r>
-      <w:r>
-        <w:rPr>
-          <w:rFonts w:ascii="Consolas" w:hAnsi="Consolas"/>
-        </w:rPr>
-        <w:t>esm_scores.py</w:t>
-      </w:r>
-      <w:r>
-        <w:rPr>
-          <w:rFonts w:ascii="Arial" w:hAnsi="Arial"/>
-        </w:rPr>
-        <w:t>), a validação ponta-a-ponta (</w:t>
-      </w:r>
-      <w:r>
-        <w:rPr>
-          <w:rFonts w:ascii="Consolas" w:hAnsi="Consolas"/>
-        </w:rPr>
-        <w:t>validate_domain_integration.py</w:t>
-      </w:r>
-      <w:r>
-        <w:rPr>
-          <w:rFonts w:ascii="Arial" w:hAnsi="Arial"/>
-        </w:rPr>
-        <w:t>), a bateria de robustez Monte Carlo (</w:t>
-      </w:r>
-      <w:r>
-        <w:rPr>
-          <w:rFonts w:ascii="Consolas" w:hAnsi="Consolas"/>
-        </w:rPr>
-        <w:t>monte_carlo_robustness.py</w:t>
-      </w:r>
-      <w:r>
-        <w:rPr>
-          <w:rFonts w:ascii="Arial" w:hAnsi="Arial"/>
-        </w:rPr>
-        <w:t>), a meta-análise (</w:t>
-      </w:r>
-      <w:r>
-        <w:rPr>
-          <w:rFonts w:ascii="Consolas" w:hAnsi="Consolas"/>
-        </w:rPr>
-        <w:t>meta_analysis.py</w:t>
-      </w:r>
-      <w:r>
-        <w:rPr>
-          <w:rFonts w:ascii="Arial" w:hAnsi="Arial"/>
-        </w:rPr>
-        <w:t>) e a geração das figuras (</w:t>
-      </w:r>
-      <w:r>
-        <w:rPr>
-          <w:rFonts w:ascii="Consolas" w:hAnsi="Consolas"/>
-        </w:rPr>
-        <w:t>figures_domains.py</w:t>
-      </w:r>
-      <w:r>
-        <w:rPr>
-          <w:rFonts w:ascii="Arial" w:hAnsi="Arial"/>
-        </w:rPr>
-        <w:t xml:space="preserve">) estão versionados e cobertos por testes automatizados. O código-fonte completo, os testes, os scripts de análise e as figuras estão disponíveis no repositório público do projeto: </w:t>
+        <w:t>(ii)</w:t>
+      </w:r>
+      <w:r>
+        <w:rPr>
+          <w:rFonts w:ascii="Arial" w:hAnsi="Arial"/>
+        </w:rPr>
+        <w:t xml:space="preserve"> </w:t>
       </w:r>
       <w:r>
         <w:rPr>
           <w:rFonts w:ascii="Arial" w:hAnsi="Arial"/>
           <w:b/>
         </w:rPr>
-        <w:t>https://github.com/WesleyCapucho/primevarclass</w:t>
-      </w:r>
-      <w:r>
-        <w:rPr>
-          <w:rFonts w:ascii="Arial" w:hAnsi="Arial"/>
-        </w:rPr>
-        <w:t>. Os artefatos numéricos (</w:t>
-      </w:r>
-      <w:r>
-        <w:rPr>
-          <w:rFonts w:ascii="Consolas" w:hAnsi="Consolas"/>
-        </w:rPr>
-        <w:t>results.json</w:t>
-      </w:r>
-      <w:r>
-        <w:rPr>
-          <w:rFonts w:ascii="Arial" w:hAnsi="Arial"/>
-        </w:rPr>
-        <w:t xml:space="preserve">, </w:t>
-      </w:r>
-      <w:r>
-        <w:rPr>
-          <w:rFonts w:ascii="Consolas" w:hAnsi="Consolas"/>
-        </w:rPr>
-        <w:t>meta_analysis.json</w:t>
-      </w:r>
-      <w:r>
-        <w:rPr>
-          <w:rFonts w:ascii="Arial" w:hAnsi="Arial"/>
-        </w:rPr>
-        <w:t xml:space="preserve">) e as figuras em alta resolução acompanham o material suplementar. Sementes aleatórias são fixadas para reprodutibilidade determinística. </w:t>
+        <w:t>nenhum resultado, figura ou métrica deste trabalho foi fabricado ou simulado</w:t>
+      </w:r>
+      <w:r>
+        <w:rPr>
+          <w:rFonts w:ascii="Arial" w:hAnsi="Arial"/>
+        </w:rPr>
+        <w:t xml:space="preserve"> — todos derivam de execução real sobre dados reais, com código de validação reexecutável; </w:t>
       </w:r>
       <w:r>
         <w:rPr>
           <w:rFonts w:ascii="Arial" w:hAnsi="Arial"/>
           <w:b/>
         </w:rPr>
-        <w:t>Nenhum dado, figura ou métrica foi fabricado ou simulado.</w:t>
+        <w:t>(iii)</w:t>
+      </w:r>
+      <w:r>
+        <w:rPr>
+          <w:rFonts w:ascii="Arial" w:hAnsi="Arial"/>
+        </w:rPr>
+        <w:t xml:space="preserve"> reconhecemos vieses potenciais (representatividade populacional dos bancos de dados) e a necessidade de validação experimental independente antes de qualquer uso clínico. A governança do projeto prioriza reprodutibilidade, prudência e não-maleficência, e nenhuma prática de uso antiético de IA (item 4.1 do Edital) foi empregada.</w:t>
       </w:r>
     </w:p>
     <w:p>
@@ -6575,79 +6977,182 @@
         <w:pStyle w:val="Heading1"/>
       </w:pPr>
       <w:r>
-        <w:t>Lista de Figuras e Tabelas</w:t>
+        <w:t>7. Conclusão</w:t>
       </w:r>
     </w:p>
     <w:p>
       <w:pPr>
-        <w:pStyle w:val="ListBullet"/>
-      </w:pPr>
+        <w:jc w:val="both"/>
+      </w:pPr>
+      <w:r>
+        <w:rPr>
+          <w:rFonts w:ascii="Arial" w:hAnsi="Arial"/>
+        </w:rPr>
+        <w:t xml:space="preserve">Uma hipótese ousada — codificar aminoácidos como números primos — foi testada com rigor e </w:t>
+      </w:r>
       <w:r>
         <w:rPr>
           <w:rFonts w:ascii="Arial" w:hAnsi="Arial"/>
           <w:b/>
         </w:rPr>
-        <w:t>Figura 1.</w:t>
-      </w:r>
-      <w:r>
-        <w:rPr>
-          <w:rFonts w:ascii="Arial" w:hAnsi="Arial"/>
-        </w:rPr>
-        <w:t xml:space="preserve"> Mecanismo BRCA1/BRCA2 no reparo do DNA e o câncer hereditário de mama e ovário (HBOC).</w:t>
+        <w:t>refutada com transparência</w:t>
+      </w:r>
+      <w:r>
+        <w:rPr>
+          <w:rFonts w:ascii="Arial" w:hAnsi="Arial"/>
+        </w:rPr>
+        <w:t xml:space="preserve">. Esse resultado negativo, longe de ser um fracasso, conduziu a dois avanços concretos: o </w:t>
+      </w:r>
+      <w:r>
+        <w:rPr>
+          <w:rFonts w:ascii="Arial" w:hAnsi="Arial"/>
+          <w:b/>
+        </w:rPr>
+        <w:t>diagnóstico da armadilha de vazamento posicional</w:t>
+      </w:r>
+      <w:r>
+        <w:rPr>
+          <w:rFonts w:ascii="Arial" w:hAnsi="Arial"/>
+        </w:rPr>
+        <w:t xml:space="preserve"> em benchmarks de patogenicidade e a construção de um </w:t>
+      </w:r>
+      <w:r>
+        <w:rPr>
+          <w:rFonts w:ascii="Arial" w:hAnsi="Arial"/>
+          <w:b/>
+        </w:rPr>
+        <w:t>classificador consciente de domínio funcional</w:t>
+      </w:r>
+      <w:r>
+        <w:rPr>
+          <w:rFonts w:ascii="Arial" w:hAnsi="Arial"/>
+        </w:rPr>
+        <w:t xml:space="preserve"> que </w:t>
+      </w:r>
+      <w:r>
+        <w:rPr>
+          <w:rFonts w:ascii="Arial" w:hAnsi="Arial"/>
+          <w:b/>
+        </w:rPr>
+        <w:t>generaliza para coortes externas independentes</w:t>
+      </w:r>
+      <w:r>
+        <w:rPr>
+          <w:rFonts w:ascii="Arial" w:hAnsi="Arial"/>
+        </w:rPr>
+        <w:t xml:space="preserve"> (AUC 0,847; DeLong p = 1,8 × 10⁻¹³), superando modelos que apenas memorizam. Combinado a um modelo de linguagem de proteínas autêntico (ESM-2), o modelo-carro-chefe alcança </w:t>
+      </w:r>
+      <w:r>
+        <w:rPr>
+          <w:rFonts w:ascii="Arial" w:hAnsi="Arial"/>
+          <w:b/>
+        </w:rPr>
+        <w:t>AUC externa de 0,909</w:t>
+      </w:r>
+      <w:r>
+        <w:rPr>
+          <w:rFonts w:ascii="Arial" w:hAnsi="Arial"/>
+        </w:rPr>
+        <w:t xml:space="preserve">, com explicabilidade demonstrada por valores de Shapley. O PrimeVarClass entrega esse método de forma aberta, explicável, auditável e eticamente contida, com aplicação direta ao contexto brasileiro de saúde de precisão e formação científica. Sua maior força não é um número, mas um </w:t>
+      </w:r>
+      <w:r>
+        <w:rPr>
+          <w:rFonts w:ascii="Arial" w:hAnsi="Arial"/>
+          <w:b/>
+        </w:rPr>
+        <w:t>compromisso com a ciência honesta</w:t>
+      </w:r>
+      <w:r>
+        <w:rPr>
+          <w:rFonts w:ascii="Arial" w:hAnsi="Arial"/>
+        </w:rPr>
+        <w:t xml:space="preserve"> — o tipo de trabalho que a comunidade pode confiar, reproduzir e construir em cima.</w:t>
       </w:r>
     </w:p>
     <w:p>
       <w:pPr>
-        <w:pStyle w:val="ListBullet"/>
-      </w:pPr>
-      <w:r>
-        <w:rPr>
-          <w:rFonts w:ascii="Arial" w:hAnsi="Arial"/>
-          <w:b/>
-        </w:rPr>
-        <w:t>Figura 2.</w:t>
-      </w:r>
-      <w:r>
-        <w:rPr>
-          <w:rFonts w:ascii="Arial" w:hAnsi="Arial"/>
-        </w:rPr>
-        <w:t xml:space="preserve"> Estruturas 3D experimentais das proteínas-alvo (BRCA1 RING/BRCT; BRCA2 DBD–DSS1–ssDNA).</w:t>
+        <w:pStyle w:val="Heading1"/>
+      </w:pPr>
+      <w:r>
+        <w:t>Reprodutibilidade e disponibilidade de dados</w:t>
       </w:r>
     </w:p>
     <w:p>
       <w:pPr>
-        <w:pStyle w:val="ListBullet"/>
-      </w:pPr>
+        <w:jc w:val="both"/>
+      </w:pPr>
+      <w:r>
+        <w:rPr>
+          <w:rFonts w:ascii="Arial" w:hAnsi="Arial"/>
+        </w:rPr>
+        <w:t xml:space="preserve">Todos os resultados derivam de dados </w:t>
+      </w:r>
       <w:r>
         <w:rPr>
           <w:rFonts w:ascii="Arial" w:hAnsi="Arial"/>
           <w:b/>
         </w:rPr>
-        <w:t>Figura 3.</w:t>
-      </w:r>
-      <w:r>
-        <w:rPr>
-          <w:rFonts w:ascii="Arial" w:hAnsi="Arial"/>
-        </w:rPr>
-        <w:t xml:space="preserve"> Consequência estrutural de variantes patogênicas (sítio de zinco do RING; mutante BRCT M1775R).</w:t>
+        <w:t>públicos</w:t>
+      </w:r>
+      <w:r>
+        <w:rPr>
+          <w:rFonts w:ascii="Arial" w:hAnsi="Arial"/>
+        </w:rPr>
+        <w:t xml:space="preserve"> (ClinVar, painéis de especialistas ENIGMA/ClinGen, gnomAD) e de código </w:t>
+      </w:r>
+      <w:r>
+        <w:rPr>
+          <w:rFonts w:ascii="Arial" w:hAnsi="Arial"/>
+          <w:b/>
+        </w:rPr>
+        <w:t>aberto e reexecutável</w:t>
+      </w:r>
+      <w:r>
+        <w:rPr>
+          <w:rFonts w:ascii="Arial" w:hAnsi="Arial"/>
+        </w:rPr>
+        <w:t xml:space="preserve">, disponível no repositório público do projeto — </w:t>
+      </w:r>
+      <w:r>
+        <w:rPr>
+          <w:rFonts w:ascii="Arial" w:hAnsi="Arial"/>
+          <w:b/>
+        </w:rPr>
+        <w:t>https://github.com/WesleyCapucho/primevarclass</w:t>
+      </w:r>
+      <w:r>
+        <w:rPr>
+          <w:rFonts w:ascii="Arial" w:hAnsi="Arial"/>
+        </w:rPr>
+        <w:t xml:space="preserve"> — com testes automatizados e integração contínua (CI). Todos os números e figuras deste artigo são gerados por </w:t>
+      </w:r>
+      <w:r>
+        <w:rPr>
+          <w:rFonts w:ascii="Arial" w:hAnsi="Arial"/>
+          <w:i/>
+        </w:rPr>
+        <w:t>scripts</w:t>
+      </w:r>
+      <w:r>
+        <w:rPr>
+          <w:rFonts w:ascii="Arial" w:hAnsi="Arial"/>
+        </w:rPr>
+        <w:t xml:space="preserve"> versionados (anotação de domínio, pontuação ESM-2, validação anti-vazamento, robustez Monte Carlo, meta-análise, SHAP e geração de figuras), com sementes aleatórias fixadas para reprodutibilidade determinística. </w:t>
+      </w:r>
+      <w:r>
+        <w:rPr>
+          <w:rFonts w:ascii="Arial" w:hAnsi="Arial"/>
+          <w:b/>
+        </w:rPr>
+        <w:t>Nenhum dado, figura ou métrica foi fabricado ou simulado.</w:t>
       </w:r>
     </w:p>
     <w:p>
       <w:pPr>
-        <w:pStyle w:val="ListBullet"/>
-      </w:pPr>
-      <w:r>
-        <w:rPr>
-          <w:rFonts w:ascii="Arial" w:hAnsi="Arial"/>
-          <w:b/>
-        </w:rPr>
-        <w:t>Figura 4.</w:t>
-      </w:r>
-      <w:r>
-        <w:rPr>
-          <w:rFonts w:ascii="Arial" w:hAnsi="Arial"/>
-        </w:rPr>
-        <w:t xml:space="preserve"> Arquitetura de domínios funcionais de BRCA1/BRCA2 com variantes sobrepostas.</w:t>
+        <w:pStyle w:val="Heading1"/>
+      </w:pPr>
+      <w:r>
+        <w:t>Lista de Figuras e Tabelas</w:t>
       </w:r>
     </w:p>
     <w:p>
@@ -6659,13 +7164,13 @@
           <w:rFonts w:ascii="Arial" w:hAnsi="Arial"/>
           <w:b/>
         </w:rPr>
-        <w:t>Figura 5.</w:t>
-      </w:r>
-      <w:r>
-        <w:rPr>
-          <w:rFonts w:ascii="Arial" w:hAnsi="Arial"/>
-        </w:rPr>
-        <w:t xml:space="preserve"> Fração de variantes patogênicas por região funcional.</w:t>
+        <w:t>Figura 1.</w:t>
+      </w:r>
+      <w:r>
+        <w:rPr>
+          <w:rFonts w:ascii="Arial" w:hAnsi="Arial"/>
+        </w:rPr>
+        <w:t xml:space="preserve"> Mecanismo BRCA1/BRCA2 no reparo do DNA e o câncer hereditário de mama e ovário (HBOC).</w:t>
       </w:r>
     </w:p>
     <w:p>
@@ -6677,13 +7182,13 @@
           <w:rFonts w:ascii="Arial" w:hAnsi="Arial"/>
           <w:b/>
         </w:rPr>
-        <w:t>Figura 6.</w:t>
-      </w:r>
-      <w:r>
-        <w:rPr>
-          <w:rFonts w:ascii="Arial" w:hAnsi="Arial"/>
-        </w:rPr>
-        <w:t xml:space="preserve"> Distribuição bootstrap (B = 2000) da AUC externa.</w:t>
+        <w:t>Figura 2.</w:t>
+      </w:r>
+      <w:r>
+        <w:rPr>
+          <w:rFonts w:ascii="Arial" w:hAnsi="Arial"/>
+        </w:rPr>
+        <w:t xml:space="preserve"> Estruturas 3D experimentais das proteínas-alvo (BRCA1 RING/BRCT; BRCA2 DBD–DSS1–ssDNA).</w:t>
       </w:r>
     </w:p>
     <w:p>
@@ -6695,13 +7200,13 @@
           <w:rFonts w:ascii="Arial" w:hAnsi="Arial"/>
           <w:b/>
         </w:rPr>
-        <w:t>Figura 7.</w:t>
-      </w:r>
-      <w:r>
-        <w:rPr>
-          <w:rFonts w:ascii="Arial" w:hAnsi="Arial"/>
-        </w:rPr>
-        <w:t xml:space="preserve"> Teste de permutação (N = 2000).</w:t>
+        <w:t>Figura 3.</w:t>
+      </w:r>
+      <w:r>
+        <w:rPr>
+          <w:rFonts w:ascii="Arial" w:hAnsi="Arial"/>
+        </w:rPr>
+        <w:t xml:space="preserve"> Consequência estrutural de variantes patogênicas (sítio de zinco do RING; mutante BRCT M1775R).</w:t>
       </w:r>
     </w:p>
     <w:p>
@@ -6713,13 +7218,13 @@
           <w:rFonts w:ascii="Arial" w:hAnsi="Arial"/>
           <w:b/>
         </w:rPr>
-        <w:t>Figura 8.</w:t>
-      </w:r>
-      <w:r>
-        <w:rPr>
-          <w:rFonts w:ascii="Arial" w:hAnsi="Arial"/>
-        </w:rPr>
-        <w:t xml:space="preserve"> Estabilidade da AUC em 12 sementes de validação cruzada.</w:t>
+        <w:t>Figura 4.</w:t>
+      </w:r>
+      <w:r>
+        <w:rPr>
+          <w:rFonts w:ascii="Arial" w:hAnsi="Arial"/>
+        </w:rPr>
+        <w:t xml:space="preserve"> Arquitetura de domínios funcionais de BRCA1/BRCA2 com variantes sobrepostas.</w:t>
       </w:r>
     </w:p>
     <w:p>
@@ -6731,13 +7236,13 @@
           <w:rFonts w:ascii="Arial" w:hAnsi="Arial"/>
           <w:b/>
         </w:rPr>
-        <w:t>Figura 9.</w:t>
-      </w:r>
-      <w:r>
-        <w:rPr>
-          <w:rFonts w:ascii="Arial" w:hAnsi="Arial"/>
-        </w:rPr>
-        <w:t xml:space="preserve"> Curva de calibração e escore de Brier.</w:t>
+        <w:t>Figura 5.</w:t>
+      </w:r>
+      <w:r>
+        <w:rPr>
+          <w:rFonts w:ascii="Arial" w:hAnsi="Arial"/>
+        </w:rPr>
+        <w:t xml:space="preserve"> Fração de variantes patogênicas por região funcional.</w:t>
       </w:r>
     </w:p>
     <w:p>
@@ -6749,13 +7254,13 @@
           <w:rFonts w:ascii="Arial" w:hAnsi="Arial"/>
           <w:b/>
         </w:rPr>
-        <w:t>Figura 10.</w:t>
-      </w:r>
-      <w:r>
-        <w:rPr>
-          <w:rFonts w:ascii="Arial" w:hAnsi="Arial"/>
-        </w:rPr>
-        <w:t xml:space="preserve"> Curvas ROC nas coortes externas.</w:t>
+        <w:t>Figura 6.</w:t>
+      </w:r>
+      <w:r>
+        <w:rPr>
+          <w:rFonts w:ascii="Arial" w:hAnsi="Arial"/>
+        </w:rPr>
+        <w:t xml:space="preserve"> Distribuição bootstrap (B = 2000) da AUC externa.</w:t>
       </w:r>
     </w:p>
     <w:p>
@@ -6767,13 +7272,13 @@
           <w:rFonts w:ascii="Arial" w:hAnsi="Arial"/>
           <w:b/>
         </w:rPr>
-        <w:t>Figura 11.</w:t>
-      </w:r>
-      <w:r>
-        <w:rPr>
-          <w:rFonts w:ascii="Arial" w:hAnsi="Arial"/>
-        </w:rPr>
-        <w:t xml:space="preserve"> Forest plot da meta-análise de generalização externa.</w:t>
+        <w:t>Figura 7.</w:t>
+      </w:r>
+      <w:r>
+        <w:rPr>
+          <w:rFonts w:ascii="Arial" w:hAnsi="Arial"/>
+        </w:rPr>
+        <w:t xml:space="preserve"> Teste de permutação (N = 2000).</w:t>
       </w:r>
     </w:p>
     <w:p>
@@ -6785,13 +7290,13 @@
           <w:rFonts w:ascii="Arial" w:hAnsi="Arial"/>
           <w:b/>
         </w:rPr>
-        <w:t>Tabela 1.</w:t>
-      </w:r>
-      <w:r>
-        <w:rPr>
-          <w:rFonts w:ascii="Arial" w:hAnsi="Arial"/>
-        </w:rPr>
-        <w:t xml:space="preserve"> Desempenho por conjunto de características (refutação dos primos).</w:t>
+        <w:t>Figura 8.</w:t>
+      </w:r>
+      <w:r>
+        <w:rPr>
+          <w:rFonts w:ascii="Arial" w:hAnsi="Arial"/>
+        </w:rPr>
+        <w:t xml:space="preserve"> Estabilidade da AUC em 12 sementes de validação cruzada.</w:t>
       </w:r>
     </w:p>
     <w:p>
@@ -6803,13 +7308,13 @@
           <w:rFonts w:ascii="Arial" w:hAnsi="Arial"/>
           <w:b/>
         </w:rPr>
-        <w:t>Tabela 2.</w:t>
-      </w:r>
-      <w:r>
-        <w:rPr>
-          <w:rFonts w:ascii="Arial" w:hAnsi="Arial"/>
-        </w:rPr>
-        <w:t xml:space="preserve"> Comparações pareadas (DeLong).</w:t>
+        <w:t>Figura 9.</w:t>
+      </w:r>
+      <w:r>
+        <w:rPr>
+          <w:rFonts w:ascii="Arial" w:hAnsi="Arial"/>
+        </w:rPr>
+        <w:t xml:space="preserve"> Curva de calibração e escore de Brier.</w:t>
       </w:r>
     </w:p>
     <w:p>
@@ -6821,13 +7326,13 @@
           <w:rFonts w:ascii="Arial" w:hAnsi="Arial"/>
           <w:b/>
         </w:rPr>
-        <w:t>Tabela 3.</w:t>
-      </w:r>
-      <w:r>
-        <w:rPr>
-          <w:rFonts w:ascii="Arial" w:hAnsi="Arial"/>
-        </w:rPr>
-        <w:t xml:space="preserve"> Modelo consciente de domínio: CV bloqueada por posição e generalização externa.</w:t>
+        <w:t>Figura 10.</w:t>
+      </w:r>
+      <w:r>
+        <w:rPr>
+          <w:rFonts w:ascii="Arial" w:hAnsi="Arial"/>
+        </w:rPr>
+        <w:t xml:space="preserve"> Curvas ROC nas coortes externas.</w:t>
       </w:r>
     </w:p>
     <w:p>
@@ -6839,6 +7344,96 @@
           <w:rFonts w:ascii="Arial" w:hAnsi="Arial"/>
           <w:b/>
         </w:rPr>
+        <w:t>Figura 11.</w:t>
+      </w:r>
+      <w:r>
+        <w:rPr>
+          <w:rFonts w:ascii="Arial" w:hAnsi="Arial"/>
+        </w:rPr>
+        <w:t xml:space="preserve"> Forest plot da meta-análise de generalização externa.</w:t>
+      </w:r>
+    </w:p>
+    <w:p>
+      <w:pPr>
+        <w:pStyle w:val="ListBullet"/>
+      </w:pPr>
+      <w:r>
+        <w:rPr>
+          <w:rFonts w:ascii="Arial" w:hAnsi="Arial"/>
+          <w:b/>
+        </w:rPr>
+        <w:t>Figura 12.</w:t>
+      </w:r>
+      <w:r>
+        <w:rPr>
+          <w:rFonts w:ascii="Arial" w:hAnsi="Arial"/>
+        </w:rPr>
+        <w:t xml:space="preserve"> Explicabilidade (SHAP) do modelo domínio + ESM-2.</w:t>
+      </w:r>
+    </w:p>
+    <w:p>
+      <w:pPr>
+        <w:pStyle w:val="ListBullet"/>
+      </w:pPr>
+      <w:r>
+        <w:rPr>
+          <w:rFonts w:ascii="Arial" w:hAnsi="Arial"/>
+          <w:b/>
+        </w:rPr>
+        <w:t>Tabela 1.</w:t>
+      </w:r>
+      <w:r>
+        <w:rPr>
+          <w:rFonts w:ascii="Arial" w:hAnsi="Arial"/>
+        </w:rPr>
+        <w:t xml:space="preserve"> Desempenho por conjunto de características (refutação dos primos).</w:t>
+      </w:r>
+    </w:p>
+    <w:p>
+      <w:pPr>
+        <w:pStyle w:val="ListBullet"/>
+      </w:pPr>
+      <w:r>
+        <w:rPr>
+          <w:rFonts w:ascii="Arial" w:hAnsi="Arial"/>
+          <w:b/>
+        </w:rPr>
+        <w:t>Tabela 2.</w:t>
+      </w:r>
+      <w:r>
+        <w:rPr>
+          <w:rFonts w:ascii="Arial" w:hAnsi="Arial"/>
+        </w:rPr>
+        <w:t xml:space="preserve"> Comparações pareadas (DeLong).</w:t>
+      </w:r>
+    </w:p>
+    <w:p>
+      <w:pPr>
+        <w:pStyle w:val="ListBullet"/>
+      </w:pPr>
+      <w:r>
+        <w:rPr>
+          <w:rFonts w:ascii="Arial" w:hAnsi="Arial"/>
+          <w:b/>
+        </w:rPr>
+        <w:t>Tabela 3.</w:t>
+      </w:r>
+      <w:r>
+        <w:rPr>
+          <w:rFonts w:ascii="Arial" w:hAnsi="Arial"/>
+        </w:rPr>
+        <w:t xml:space="preserve"> Modelo consciente de domínio: CV bloqueada por posição e generalização externa.</w:t>
+      </w:r>
+    </w:p>
+    <w:p>
+      <w:pPr>
+        <w:pStyle w:val="ListBullet"/>
+      </w:pPr>
+      <w:r>
+        <w:rPr>
+          <w:rFonts w:ascii="Arial" w:hAnsi="Arial"/>
+          <w:b/>
+        </w:rPr>
         <w:t>Tabela 4.</w:t>
       </w:r>
       <w:r>
@@ -6846,6 +7441,24 @@
           <w:rFonts w:ascii="Arial" w:hAnsi="Arial"/>
         </w:rPr>
         <w:t xml:space="preserve"> Meta-análise da AUC externa por coorte.</w:t>
+      </w:r>
+    </w:p>
+    <w:p>
+      <w:pPr>
+        <w:pStyle w:val="ListBullet"/>
+      </w:pPr>
+      <w:r>
+        <w:rPr>
+          <w:rFonts w:ascii="Arial" w:hAnsi="Arial"/>
+          <w:b/>
+        </w:rPr>
+        <w:t>Tabela 5.</w:t>
+      </w:r>
+      <w:r>
+        <w:rPr>
+          <w:rFonts w:ascii="Arial" w:hAnsi="Arial"/>
+        </w:rPr>
+        <w:t xml:space="preserve"> Modelo-carro-chefe domínio + ESM-2 sob o protocolo anti-vazamento.</w:t>
       </w:r>
     </w:p>
     <w:p>

--- a/docs/manuscrito/PrimeVarClass_Artigo_Premio_Jovem_Cientista.docx
+++ b/docs/manuscrito/PrimeVarClass_Artigo_Premio_Jovem_Cientista.docx
@@ -1616,7 +1616,7 @@
       <w:r>
         <w:drawing>
           <wp:inline xmlns:a="http://schemas.openxmlformats.org/drawingml/2006/main" xmlns:pic="http://schemas.openxmlformats.org/drawingml/2006/picture">
-            <wp:extent cx="3780000" cy="1846664"/>
+            <wp:extent cx="3780000" cy="1996981"/>
             <wp:docPr id="3" name="Picture 3"/>
             <wp:cNvGraphicFramePr>
               <a:graphicFrameLocks noChangeAspect="1"/>
@@ -1625,7 +1625,7 @@
               <a:graphicData uri="http://schemas.openxmlformats.org/drawingml/2006/picture">
                 <pic:pic>
                   <pic:nvPicPr>
-                    <pic:cNvPr id="0" name="fig_mutation_consequence.png"/>
+                    <pic:cNvPr id="0" name="fig_variants_3d.png"/>
                     <pic:cNvPicPr/>
                   </pic:nvPicPr>
                   <pic:blipFill>
@@ -1637,7 +1637,7 @@
                   <pic:spPr>
                     <a:xfrm>
                       <a:off x="0" y="0"/>
-                      <a:ext cx="3780000" cy="1846664"/>
+                      <a:ext cx="3780000" cy="1996981"/>
                     </a:xfrm>
                     <a:prstGeom prst="rect"/>
                   </pic:spPr>
@@ -1667,7 +1667,7 @@
           <w:i/>
           <w:sz w:val="20"/>
         </w:rPr>
-        <w:t xml:space="preserve"> Consequência estrutural de variantes patogênicas nos domínios críticos do BRCA1, a partir de estruturas experimentais reais (renderização com PyMOL open-source). </w:t>
+        <w:t xml:space="preserve"> Consequência estrutural, em três dimensões, de duas variantes patogênicas de BRCA1 que o classificador-carro-chefe pontua como deletérias — renderizadas a partir de coordenadas experimentais reais do Protein Data Bank (PyMOL open-source; sem átomos modelados ou fabricados). </w:t>
       </w:r>
       <w:r>
         <w:rPr>
@@ -1676,7 +1676,7 @@
           <w:i/>
           <w:sz w:val="20"/>
         </w:rPr>
-        <w:t>(A)</w:t>
+        <w:t>(A) p.Cys61Gly — domínio RING (PDB 1JM7).</w:t>
       </w:r>
       <w:r>
         <w:rPr>
@@ -1684,7 +1684,7 @@
           <w:i/>
           <w:sz w:val="20"/>
         </w:rPr>
-        <w:t xml:space="preserve"> Sítio de coordenação de zinco no domínio RING (PDB 1JM7): o íon Zn²⁺ (esfera roxa) é mantido por cisteínas, entre elas Cys61 e Cys64 (bastões vermelhos, rotulados). Variantes patogênicas clássicas como p.Cys61Gly e p.Cys64Gly substituem essas cisteínas, abolindo a coordenação do zinco e desestruturando o domínio. </w:t>
+        <w:t xml:space="preserve"> A cadeia lateral nativa da Cys61 (bastões verdes; enxofre em amarelo) coordena, pelo grupo tiol, um íon de zinco estrutural (esfera azul; ligação de coordenação tracejada), auxiliada por cisteínas vizinhas (laranja). A substituição por glicina remove o tiol coordenante: o zinco é liberado, o dobramento do RING colapsa e a atividade de E3-ubiquitina-ligase do heterodímero BRCA1–BARD1 é abolida. </w:t>
       </w:r>
       <w:r>
         <w:rPr>
@@ -1693,7 +1693,7 @@
           <w:i/>
           <w:sz w:val="20"/>
         </w:rPr>
-        <w:t>(B)</w:t>
+        <w:t>(B) p.Met1775Arg — domínio BRCT.</w:t>
       </w:r>
       <w:r>
         <w:rPr>
@@ -1701,7 +1701,7 @@
           <w:i/>
           <w:sz w:val="20"/>
         </w:rPr>
-        <w:t xml:space="preserve"> Domínio BRCT (PDB 1N5O) contendo a variante patogênica p.Met1775Arg: o resíduo 1775 (bastões vermelhos) situa-se na interface entre as duas repetições BRCT, e sua substituição desestabiliza o dobramento e compromete a função. Em ambos os casos, a mutação danifica exatamente a região funcional crítica — a mesma informação de região que o modelo utiliza para generalizar.</w:t>
+        <w:t xml:space="preserve"> Sobreposição estrutural verdadeira do BRCT nativo (PDB 1JNX; Met1775 em verde) e do mutante determinado experimentalmente (PDB 1N5O; Arg1775 em vermelho, nitrogênios em azul), no núcleo hidrofóbico da interface entre as duas repetições (resíduos vizinhos em cinza). A metionina nativa, compacta e apolar, é substituída por uma arginina longa e positivamente carregada que não se acomoda no núcleo do domínio, desestabilizando o dobramento e comprometendo o reconhecimento de fosfopeptídeos (parceiros como BACH1/BRIP1 e CtIP). Os escores de razão de verossimilhança logarítmica do ESM-2 (LLR; Seção 2.9) — −10,9 e −12,0, respectivamente — confirmam, de forma independente e sem rótulos, o forte sinal patogênico dessas variantes. Em ambos os casos, a mutação danifica exatamente a região funcional crítica que o modelo consciente de domínio identifica.</w:t>
       </w:r>
     </w:p>
     <w:p>
@@ -7206,7 +7206,7 @@
         <w:rPr>
           <w:rFonts w:ascii="Arial" w:hAnsi="Arial"/>
         </w:rPr>
-        <w:t xml:space="preserve"> Consequência estrutural de variantes patogênicas (sítio de zinco do RING; mutante BRCT M1775R).</w:t>
+        <w:t xml:space="preserve"> Consequência estrutural 3D das variantes que o modelo pontua como patogênicas: Cys61Gly no sítio de zinco do RING e sobreposição nativo×mutante de Met1775Arg no BRCT.</w:t>
       </w:r>
     </w:p>
     <w:p>
